--- a/пояснительная записка.docx
+++ b/пояснительная записка.docx
@@ -49,7 +49,23 @@
           <w:color w:val="auto"/>
           <w:sz w:val="24"/>
         </w:rPr>
-        <w:t>ФГАОУ ВО «СЕВЕРО-КАВКАЗСКИЙ ФЕДЕРАЛЬНЫЙ УНИВЕРСИТЕТ»</w:t>
+        <w:t>ФГАОУ ВО «</w:t>
+      </w:r>
+      <w:proofErr w:type="gramStart"/>
+      <w:r>
+        <w:rPr>
+          <w:color w:val="auto"/>
+          <w:sz w:val="24"/>
+        </w:rPr>
+        <w:t>СЕВЕРО-КАВКАЗСКИЙ</w:t>
+      </w:r>
+      <w:proofErr w:type="gramEnd"/>
+      <w:r>
+        <w:rPr>
+          <w:color w:val="auto"/>
+          <w:sz w:val="24"/>
+        </w:rPr>
+        <w:t xml:space="preserve"> ФЕДЕРАЛЬНЫЙ УНИВЕРСИТЕТ»</w:t>
       </w:r>
     </w:p>
     <w:p>
@@ -171,7 +187,30 @@
           <w:color w:val="auto"/>
           <w:sz w:val="24"/>
         </w:rPr>
-        <w:t>«Разработка мобильного приложения для информационной системы библиотеки»</w:t>
+        <w:t xml:space="preserve">«Разработка мобильного приложения для информационной системы </w:t>
+      </w:r>
+      <w:bookmarkStart w:id="1" w:name="_GoBack"/>
+      <w:r>
+        <w:rPr>
+          <w:color w:val="auto"/>
+          <w:sz w:val="24"/>
+        </w:rPr>
+        <w:t>таксопарк</w:t>
+      </w:r>
+      <w:bookmarkEnd w:id="1"/>
+      <w:r>
+        <w:rPr>
+          <w:color w:val="auto"/>
+          <w:sz w:val="24"/>
+        </w:rPr>
+        <w:t>а</w:t>
+      </w:r>
+      <w:r>
+        <w:rPr>
+          <w:color w:val="auto"/>
+          <w:sz w:val="24"/>
+        </w:rPr>
+        <w:t>»</w:t>
       </w:r>
     </w:p>
     <w:p>
@@ -566,14 +605,29 @@
           <w:color w:val="auto"/>
           <w:sz w:val="24"/>
         </w:rPr>
-        <w:t xml:space="preserve">защищена с оценкой  </w:t>
-      </w:r>
+        <w:t xml:space="preserve">защищена с </w:t>
+      </w:r>
+      <w:proofErr w:type="gramStart"/>
       <w:r>
         <w:rPr>
           <w:color w:val="auto"/>
           <w:sz w:val="24"/>
         </w:rPr>
+        <w:t xml:space="preserve">оценкой  </w:t>
+      </w:r>
+      <w:r>
+        <w:rPr>
+          <w:color w:val="auto"/>
+          <w:sz w:val="24"/>
+        </w:rPr>
         <w:tab/>
+      </w:r>
+      <w:proofErr w:type="gramEnd"/>
+      <w:r>
+        <w:rPr>
+          <w:color w:val="auto"/>
+          <w:sz w:val="24"/>
+        </w:rPr>
         <w:t>____________________</w:t>
       </w:r>
       <w:r>
@@ -923,16 +977,26 @@
           <w:sz w:val="24"/>
           <w:u w:val="single"/>
         </w:rPr>
-        <w:t xml:space="preserve">доцент МИБК  </w:t>
-      </w:r>
+        <w:t xml:space="preserve">доцент </w:t>
+      </w:r>
+      <w:proofErr w:type="gramStart"/>
       <w:r>
         <w:rPr>
           <w:color w:val="auto"/>
           <w:sz w:val="24"/>
           <w:u w:val="single"/>
         </w:rPr>
+        <w:t xml:space="preserve">МИБК  </w:t>
+      </w:r>
+      <w:r>
+        <w:rPr>
+          <w:color w:val="auto"/>
+          <w:sz w:val="24"/>
+          <w:u w:val="single"/>
+        </w:rPr>
         <w:tab/>
       </w:r>
+      <w:proofErr w:type="gramEnd"/>
       <w:r>
         <w:rPr>
           <w:color w:val="auto"/>
@@ -1146,12 +1210,12 @@
         <w:pageBreakBefore/>
         <w:spacing w:before="0" w:line="360" w:lineRule="auto"/>
       </w:pPr>
-      <w:bookmarkStart w:id="1" w:name="_Toc233287937"/>
+      <w:bookmarkStart w:id="2" w:name="_Toc233287937"/>
       <w:r>
         <w:lastRenderedPageBreak/>
         <w:t>СОДЕРЖАНИЕ</w:t>
       </w:r>
-      <w:bookmarkEnd w:id="1"/>
+      <w:bookmarkEnd w:id="2"/>
     </w:p>
     <w:sdt>
       <w:sdtPr>
@@ -6534,23 +6598,23 @@
         <w:pageBreakBefore/>
         <w:spacing w:before="0" w:line="360" w:lineRule="auto"/>
       </w:pPr>
-      <w:bookmarkStart w:id="2" w:name="_Toc233287938"/>
+      <w:bookmarkStart w:id="3" w:name="_Toc233287938"/>
       <w:r>
         <w:lastRenderedPageBreak/>
         <w:t>ПАСПОРТ ПРОЕКТА</w:t>
       </w:r>
-      <w:bookmarkEnd w:id="2"/>
+      <w:bookmarkEnd w:id="3"/>
     </w:p>
     <w:p>
       <w:pPr>
         <w:pStyle w:val="2"/>
         <w:spacing w:line="360" w:lineRule="auto"/>
       </w:pPr>
-      <w:bookmarkStart w:id="3" w:name="_Toc233287939"/>
+      <w:bookmarkStart w:id="4" w:name="_Toc233287939"/>
       <w:r>
         <w:t>1. ОБЩАЯ ИНФОРМАЦИЯ</w:t>
       </w:r>
-      <w:bookmarkEnd w:id="3"/>
+      <w:bookmarkEnd w:id="4"/>
     </w:p>
     <w:p>
       <w:pPr>
@@ -6624,21 +6688,13 @@
         <w:jc w:val="both"/>
       </w:pPr>
       <w:r>
-        <w:t xml:space="preserve">Дата начала: </w:t>
-      </w:r>
-      <w:bookmarkStart w:id="4" w:name="_GoBack"/>
-      <w:r>
-        <w:t>01.03.2026.</w:t>
+        <w:t>Дата начала: 01.03.2026.</w:t>
       </w:r>
       <w:r>
         <w:t xml:space="preserve"> Плановая дата завершения: 20.06</w:t>
       </w:r>
       <w:r>
-        <w:t>.2026</w:t>
-      </w:r>
-      <w:bookmarkEnd w:id="4"/>
-      <w:r>
-        <w:t>.</w:t>
+        <w:t>.2026.</w:t>
       </w:r>
     </w:p>
     <w:p>
@@ -6729,7 +6785,15 @@
       </w:pPr>
       <w:r>
         <w:lastRenderedPageBreak/>
-        <w:t>Обеспечить покрытие тестами серверной части &gt; 40% (JUnit 5 + Mockito).</w:t>
+        <w:t xml:space="preserve">Обеспечить покрытие тестами серверной </w:t>
+      </w:r>
+      <w:proofErr w:type="gramStart"/>
+      <w:r>
+        <w:t>части &gt;</w:t>
+      </w:r>
+      <w:proofErr w:type="gramEnd"/>
+      <w:r>
+        <w:t xml:space="preserve"> 40% (JUnit 5 + Mockito).</w:t>
       </w:r>
     </w:p>
     <w:p>
@@ -6782,7 +6846,15 @@
         <w:jc w:val="both"/>
       </w:pPr>
       <w:r>
-        <w:t>Покрытие тестами серверной части: целевое значение &gt; 40%, достигнуто &gt; 40% (JaCoCo).</w:t>
+        <w:t xml:space="preserve">Покрытие тестами серверной части: целевое </w:t>
+      </w:r>
+      <w:proofErr w:type="gramStart"/>
+      <w:r>
+        <w:t>значение &gt;</w:t>
+      </w:r>
+      <w:proofErr w:type="gramEnd"/>
+      <w:r>
+        <w:t xml:space="preserve"> 40%, достигнуто &gt; 40% (JaCoCo).</w:t>
       </w:r>
     </w:p>
     <w:p>
@@ -6858,7 +6930,15 @@
         <w:jc w:val="both"/>
       </w:pPr>
       <w:r>
-        <w:t>Ошибки подключения к БД — неверный порт/пароль (высокая вероятность, высокое влияние): проверка порта PostgreSQL в pgAdmin; документирование конфигурации в application.properties.</w:t>
+        <w:t xml:space="preserve">Ошибки подключения к БД — неверный порт/пароль (высокая вероятность, высокое влияние): проверка порта PostgreSQL в pgAdmin; документирование конфигурации в </w:t>
+      </w:r>
+      <w:proofErr w:type="gramStart"/>
+      <w:r>
+        <w:t>application.properties</w:t>
+      </w:r>
+      <w:proofErr w:type="gramEnd"/>
+      <w:r>
+        <w:t>.</w:t>
       </w:r>
     </w:p>
     <w:p>
@@ -7072,7 +7152,15 @@
         </w:numPr>
       </w:pPr>
       <w:r>
-        <w:t>провести тестирование: 17 модульных тестов (JUnit 5 + Mockito), покрытие &gt; 40%;</w:t>
+        <w:t xml:space="preserve">провести тестирование: 17 модульных тестов (JUnit 5 + Mockito), </w:t>
+      </w:r>
+      <w:proofErr w:type="gramStart"/>
+      <w:r>
+        <w:t>покрытие &gt;</w:t>
+      </w:r>
+      <w:proofErr w:type="gramEnd"/>
+      <w:r>
+        <w:t xml:space="preserve"> 40%;</w:t>
       </w:r>
     </w:p>
     <w:p>
@@ -16247,7 +16335,27 @@
           <w:szCs w:val="20"/>
           <w:lang w:val="en-US"/>
         </w:rPr>
-        <w:t xml:space="preserve">    List&lt;Driver&gt; getAllDrivers();</w:t>
+        <w:t xml:space="preserve">    List&lt;Driver&gt; </w:t>
+      </w:r>
+      <w:proofErr w:type="gramStart"/>
+      <w:r>
+        <w:rPr>
+          <w:rFonts w:ascii="Courier New" w:eastAsia="Courier New" w:hAnsi="Courier New" w:cs="Courier New"/>
+          <w:sz w:val="20"/>
+          <w:szCs w:val="20"/>
+          <w:lang w:val="en-US"/>
+        </w:rPr>
+        <w:t>getAllDrivers(</w:t>
+      </w:r>
+      <w:proofErr w:type="gramEnd"/>
+      <w:r>
+        <w:rPr>
+          <w:rFonts w:ascii="Courier New" w:eastAsia="Courier New" w:hAnsi="Courier New" w:cs="Courier New"/>
+          <w:sz w:val="20"/>
+          <w:szCs w:val="20"/>
+          <w:lang w:val="en-US"/>
+        </w:rPr>
+        <w:t>);</w:t>
       </w:r>
     </w:p>
     <w:p>
@@ -16264,7 +16372,27 @@
           <w:szCs w:val="20"/>
           <w:lang w:val="en-US"/>
         </w:rPr>
-        <w:t xml:space="preserve">    Driver getDriverById(Long id);</w:t>
+        <w:t xml:space="preserve">    Driver </w:t>
+      </w:r>
+      <w:proofErr w:type="gramStart"/>
+      <w:r>
+        <w:rPr>
+          <w:rFonts w:ascii="Courier New" w:eastAsia="Courier New" w:hAnsi="Courier New" w:cs="Courier New"/>
+          <w:sz w:val="20"/>
+          <w:szCs w:val="20"/>
+          <w:lang w:val="en-US"/>
+        </w:rPr>
+        <w:t>getDriverById(</w:t>
+      </w:r>
+      <w:proofErr w:type="gramEnd"/>
+      <w:r>
+        <w:rPr>
+          <w:rFonts w:ascii="Courier New" w:eastAsia="Courier New" w:hAnsi="Courier New" w:cs="Courier New"/>
+          <w:sz w:val="20"/>
+          <w:szCs w:val="20"/>
+          <w:lang w:val="en-US"/>
+        </w:rPr>
+        <w:t>Long id);</w:t>
       </w:r>
     </w:p>
     <w:p>
@@ -16281,7 +16409,27 @@
           <w:szCs w:val="20"/>
           <w:lang w:val="en-US"/>
         </w:rPr>
-        <w:t xml:space="preserve">    Driver createDriver(Driver driver);</w:t>
+        <w:t xml:space="preserve">    Driver </w:t>
+      </w:r>
+      <w:proofErr w:type="gramStart"/>
+      <w:r>
+        <w:rPr>
+          <w:rFonts w:ascii="Courier New" w:eastAsia="Courier New" w:hAnsi="Courier New" w:cs="Courier New"/>
+          <w:sz w:val="20"/>
+          <w:szCs w:val="20"/>
+          <w:lang w:val="en-US"/>
+        </w:rPr>
+        <w:t>createDriver(</w:t>
+      </w:r>
+      <w:proofErr w:type="gramEnd"/>
+      <w:r>
+        <w:rPr>
+          <w:rFonts w:ascii="Courier New" w:eastAsia="Courier New" w:hAnsi="Courier New" w:cs="Courier New"/>
+          <w:sz w:val="20"/>
+          <w:szCs w:val="20"/>
+          <w:lang w:val="en-US"/>
+        </w:rPr>
+        <w:t>Driver driver);</w:t>
       </w:r>
     </w:p>
     <w:p>
@@ -16298,7 +16446,27 @@
           <w:szCs w:val="20"/>
           <w:lang w:val="en-US"/>
         </w:rPr>
-        <w:t xml:space="preserve">    Driver updateDriver(Long id, Driver driver);</w:t>
+        <w:t xml:space="preserve">    Driver </w:t>
+      </w:r>
+      <w:proofErr w:type="gramStart"/>
+      <w:r>
+        <w:rPr>
+          <w:rFonts w:ascii="Courier New" w:eastAsia="Courier New" w:hAnsi="Courier New" w:cs="Courier New"/>
+          <w:sz w:val="20"/>
+          <w:szCs w:val="20"/>
+          <w:lang w:val="en-US"/>
+        </w:rPr>
+        <w:t>updateDriver(</w:t>
+      </w:r>
+      <w:proofErr w:type="gramEnd"/>
+      <w:r>
+        <w:rPr>
+          <w:rFonts w:ascii="Courier New" w:eastAsia="Courier New" w:hAnsi="Courier New" w:cs="Courier New"/>
+          <w:sz w:val="20"/>
+          <w:szCs w:val="20"/>
+          <w:lang w:val="en-US"/>
+        </w:rPr>
+        <w:t>Long id, Driver driver);</w:t>
       </w:r>
     </w:p>
     <w:p>
@@ -16315,7 +16483,27 @@
           <w:szCs w:val="20"/>
           <w:lang w:val="en-US"/>
         </w:rPr>
-        <w:t xml:space="preserve">    void deleteDriver(Long id);</w:t>
+        <w:t xml:space="preserve">    void </w:t>
+      </w:r>
+      <w:proofErr w:type="gramStart"/>
+      <w:r>
+        <w:rPr>
+          <w:rFonts w:ascii="Courier New" w:eastAsia="Courier New" w:hAnsi="Courier New" w:cs="Courier New"/>
+          <w:sz w:val="20"/>
+          <w:szCs w:val="20"/>
+          <w:lang w:val="en-US"/>
+        </w:rPr>
+        <w:t>deleteDriver(</w:t>
+      </w:r>
+      <w:proofErr w:type="gramEnd"/>
+      <w:r>
+        <w:rPr>
+          <w:rFonts w:ascii="Courier New" w:eastAsia="Courier New" w:hAnsi="Courier New" w:cs="Courier New"/>
+          <w:sz w:val="20"/>
+          <w:szCs w:val="20"/>
+          <w:lang w:val="en-US"/>
+        </w:rPr>
+        <w:t>Long id);</w:t>
       </w:r>
     </w:p>
     <w:p>
@@ -16332,7 +16520,27 @@
           <w:szCs w:val="20"/>
           <w:lang w:val="en-US"/>
         </w:rPr>
-        <w:t xml:space="preserve">    List&lt;Driver&gt; getFreeDrivers();</w:t>
+        <w:t xml:space="preserve">    List&lt;Driver&gt; </w:t>
+      </w:r>
+      <w:proofErr w:type="gramStart"/>
+      <w:r>
+        <w:rPr>
+          <w:rFonts w:ascii="Courier New" w:eastAsia="Courier New" w:hAnsi="Courier New" w:cs="Courier New"/>
+          <w:sz w:val="20"/>
+          <w:szCs w:val="20"/>
+          <w:lang w:val="en-US"/>
+        </w:rPr>
+        <w:t>getFreeDrivers(</w:t>
+      </w:r>
+      <w:proofErr w:type="gramEnd"/>
+      <w:r>
+        <w:rPr>
+          <w:rFonts w:ascii="Courier New" w:eastAsia="Courier New" w:hAnsi="Courier New" w:cs="Courier New"/>
+          <w:sz w:val="20"/>
+          <w:szCs w:val="20"/>
+          <w:lang w:val="en-US"/>
+        </w:rPr>
+        <w:t>);</w:t>
       </w:r>
     </w:p>
     <w:p>
@@ -16400,7 +16608,27 @@
           <w:szCs w:val="20"/>
           <w:lang w:val="en-US"/>
         </w:rPr>
-        <w:t xml:space="preserve">    List&lt;Order&gt; getAllOrders();</w:t>
+        <w:t xml:space="preserve">    List&lt;Order&gt; </w:t>
+      </w:r>
+      <w:proofErr w:type="gramStart"/>
+      <w:r>
+        <w:rPr>
+          <w:rFonts w:ascii="Courier New" w:eastAsia="Courier New" w:hAnsi="Courier New" w:cs="Courier New"/>
+          <w:sz w:val="20"/>
+          <w:szCs w:val="20"/>
+          <w:lang w:val="en-US"/>
+        </w:rPr>
+        <w:t>getAllOrders(</w:t>
+      </w:r>
+      <w:proofErr w:type="gramEnd"/>
+      <w:r>
+        <w:rPr>
+          <w:rFonts w:ascii="Courier New" w:eastAsia="Courier New" w:hAnsi="Courier New" w:cs="Courier New"/>
+          <w:sz w:val="20"/>
+          <w:szCs w:val="20"/>
+          <w:lang w:val="en-US"/>
+        </w:rPr>
+        <w:t>);</w:t>
       </w:r>
     </w:p>
     <w:p>
@@ -16417,7 +16645,27 @@
           <w:szCs w:val="20"/>
           <w:lang w:val="en-US"/>
         </w:rPr>
-        <w:t xml:space="preserve">    Order createOrder(Order order);</w:t>
+        <w:t xml:space="preserve">    Order </w:t>
+      </w:r>
+      <w:proofErr w:type="gramStart"/>
+      <w:r>
+        <w:rPr>
+          <w:rFonts w:ascii="Courier New" w:eastAsia="Courier New" w:hAnsi="Courier New" w:cs="Courier New"/>
+          <w:sz w:val="20"/>
+          <w:szCs w:val="20"/>
+          <w:lang w:val="en-US"/>
+        </w:rPr>
+        <w:t>createOrder(</w:t>
+      </w:r>
+      <w:proofErr w:type="gramEnd"/>
+      <w:r>
+        <w:rPr>
+          <w:rFonts w:ascii="Courier New" w:eastAsia="Courier New" w:hAnsi="Courier New" w:cs="Courier New"/>
+          <w:sz w:val="20"/>
+          <w:szCs w:val="20"/>
+          <w:lang w:val="en-US"/>
+        </w:rPr>
+        <w:t>Order order);</w:t>
       </w:r>
     </w:p>
     <w:p>
@@ -16434,7 +16682,27 @@
           <w:szCs w:val="20"/>
           <w:lang w:val="en-US"/>
         </w:rPr>
-        <w:t xml:space="preserve">    Order assignDriver(Long orderId, Long driverId);</w:t>
+        <w:t xml:space="preserve">    Order </w:t>
+      </w:r>
+      <w:proofErr w:type="gramStart"/>
+      <w:r>
+        <w:rPr>
+          <w:rFonts w:ascii="Courier New" w:eastAsia="Courier New" w:hAnsi="Courier New" w:cs="Courier New"/>
+          <w:sz w:val="20"/>
+          <w:szCs w:val="20"/>
+          <w:lang w:val="en-US"/>
+        </w:rPr>
+        <w:t>assignDriver(</w:t>
+      </w:r>
+      <w:proofErr w:type="gramEnd"/>
+      <w:r>
+        <w:rPr>
+          <w:rFonts w:ascii="Courier New" w:eastAsia="Courier New" w:hAnsi="Courier New" w:cs="Courier New"/>
+          <w:sz w:val="20"/>
+          <w:szCs w:val="20"/>
+          <w:lang w:val="en-US"/>
+        </w:rPr>
+        <w:t>Long orderId, Long driverId);</w:t>
       </w:r>
     </w:p>
     <w:p>
@@ -16451,7 +16719,27 @@
           <w:szCs w:val="20"/>
           <w:lang w:val="en-US"/>
         </w:rPr>
-        <w:t xml:space="preserve">    Order changeStatus(Long id, OrderStatus status);</w:t>
+        <w:t xml:space="preserve">    Order </w:t>
+      </w:r>
+      <w:proofErr w:type="gramStart"/>
+      <w:r>
+        <w:rPr>
+          <w:rFonts w:ascii="Courier New" w:eastAsia="Courier New" w:hAnsi="Courier New" w:cs="Courier New"/>
+          <w:sz w:val="20"/>
+          <w:szCs w:val="20"/>
+          <w:lang w:val="en-US"/>
+        </w:rPr>
+        <w:t>changeStatus(</w:t>
+      </w:r>
+      <w:proofErr w:type="gramEnd"/>
+      <w:r>
+        <w:rPr>
+          <w:rFonts w:ascii="Courier New" w:eastAsia="Courier New" w:hAnsi="Courier New" w:cs="Courier New"/>
+          <w:sz w:val="20"/>
+          <w:szCs w:val="20"/>
+          <w:lang w:val="en-US"/>
+        </w:rPr>
+        <w:t>Long id, OrderStatus status);</w:t>
       </w:r>
     </w:p>
     <w:p>
@@ -16519,7 +16807,27 @@
           <w:szCs w:val="20"/>
           <w:lang w:val="en-US"/>
         </w:rPr>
-        <w:t xml:space="preserve">    List&lt;Driver&gt; findByStatus(DriverStatus status);</w:t>
+        <w:t xml:space="preserve">    List&lt;Driver&gt; </w:t>
+      </w:r>
+      <w:proofErr w:type="gramStart"/>
+      <w:r>
+        <w:rPr>
+          <w:rFonts w:ascii="Courier New" w:eastAsia="Courier New" w:hAnsi="Courier New" w:cs="Courier New"/>
+          <w:sz w:val="20"/>
+          <w:szCs w:val="20"/>
+          <w:lang w:val="en-US"/>
+        </w:rPr>
+        <w:t>findByStatus(</w:t>
+      </w:r>
+      <w:proofErr w:type="gramEnd"/>
+      <w:r>
+        <w:rPr>
+          <w:rFonts w:ascii="Courier New" w:eastAsia="Courier New" w:hAnsi="Courier New" w:cs="Courier New"/>
+          <w:sz w:val="20"/>
+          <w:szCs w:val="20"/>
+          <w:lang w:val="en-US"/>
+        </w:rPr>
+        <w:t>DriverStatus status);</w:t>
       </w:r>
     </w:p>
     <w:p>
@@ -16536,7 +16844,27 @@
           <w:szCs w:val="20"/>
           <w:lang w:val="en-US"/>
         </w:rPr>
-        <w:t xml:space="preserve">    boolean existsByLicenseNumber(String licenseNumber);</w:t>
+        <w:t xml:space="preserve">    boolean </w:t>
+      </w:r>
+      <w:proofErr w:type="gramStart"/>
+      <w:r>
+        <w:rPr>
+          <w:rFonts w:ascii="Courier New" w:eastAsia="Courier New" w:hAnsi="Courier New" w:cs="Courier New"/>
+          <w:sz w:val="20"/>
+          <w:szCs w:val="20"/>
+          <w:lang w:val="en-US"/>
+        </w:rPr>
+        <w:t>existsByLicenseNumber(</w:t>
+      </w:r>
+      <w:proofErr w:type="gramEnd"/>
+      <w:r>
+        <w:rPr>
+          <w:rFonts w:ascii="Courier New" w:eastAsia="Courier New" w:hAnsi="Courier New" w:cs="Courier New"/>
+          <w:sz w:val="20"/>
+          <w:szCs w:val="20"/>
+          <w:lang w:val="en-US"/>
+        </w:rPr>
+        <w:t>String licenseNumber);</w:t>
       </w:r>
     </w:p>
     <w:p>
@@ -18175,7 +18503,27 @@
           <w:szCs w:val="20"/>
           <w:lang w:val="en-US"/>
         </w:rPr>
-        <w:t xml:space="preserve">    id           BIGSERIAL  PRIMARY KEY,</w:t>
+        <w:t xml:space="preserve">    id           </w:t>
+      </w:r>
+      <w:proofErr w:type="gramStart"/>
+      <w:r>
+        <w:rPr>
+          <w:rFonts w:ascii="Courier New" w:eastAsia="Courier New" w:hAnsi="Courier New" w:cs="Courier New"/>
+          <w:sz w:val="20"/>
+          <w:szCs w:val="20"/>
+          <w:lang w:val="en-US"/>
+        </w:rPr>
+        <w:t>BIGSERIAL  PRIMARY</w:t>
+      </w:r>
+      <w:proofErr w:type="gramEnd"/>
+      <w:r>
+        <w:rPr>
+          <w:rFonts w:ascii="Courier New" w:eastAsia="Courier New" w:hAnsi="Courier New" w:cs="Courier New"/>
+          <w:sz w:val="20"/>
+          <w:szCs w:val="20"/>
+          <w:lang w:val="en-US"/>
+        </w:rPr>
+        <w:t xml:space="preserve"> KEY,</w:t>
       </w:r>
     </w:p>
     <w:p>
@@ -18295,7 +18643,27 @@
           <w:szCs w:val="20"/>
           <w:lang w:val="en-US"/>
         </w:rPr>
-        <w:t xml:space="preserve">    assigned_at  TIMESTAMP  NOT NULL DEFAULT NOW(),</w:t>
+        <w:t xml:space="preserve">    assigned_</w:t>
+      </w:r>
+      <w:proofErr w:type="gramStart"/>
+      <w:r>
+        <w:rPr>
+          <w:rFonts w:ascii="Courier New" w:eastAsia="Courier New" w:hAnsi="Courier New" w:cs="Courier New"/>
+          <w:sz w:val="20"/>
+          <w:szCs w:val="20"/>
+          <w:lang w:val="en-US"/>
+        </w:rPr>
+        <w:t>at  TIMESTAMP</w:t>
+      </w:r>
+      <w:proofErr w:type="gramEnd"/>
+      <w:r>
+        <w:rPr>
+          <w:rFonts w:ascii="Courier New" w:eastAsia="Courier New" w:hAnsi="Courier New" w:cs="Courier New"/>
+          <w:sz w:val="20"/>
+          <w:szCs w:val="20"/>
+          <w:lang w:val="en-US"/>
+        </w:rPr>
+        <w:t xml:space="preserve">  NOT NULL DEFAULT NOW(),</w:t>
       </w:r>
     </w:p>
     <w:p>
@@ -20292,7 +20660,15 @@
         <w:jc w:val="both"/>
       </w:pPr>
       <w:r>
-        <w:t>UC-10: заполнение формы → валидация → POST /api/orders + JWT → OrderService.createOrder() → order.setStatus(NEW) → save() → обновление списка.</w:t>
+        <w:t xml:space="preserve">UC-10: заполнение формы → валидация → POST /api/orders + JWT → OrderService.createOrder() → </w:t>
+      </w:r>
+      <w:proofErr w:type="gramStart"/>
+      <w:r>
+        <w:t>order.setStatus</w:t>
+      </w:r>
+      <w:proofErr w:type="gramEnd"/>
+      <w:r>
+        <w:t>(NEW) → save() → обновление списка.</w:t>
       </w:r>
     </w:p>
     <w:p>
@@ -20371,7 +20747,21 @@
         <w:rPr>
           <w:lang w:val="en-US"/>
         </w:rPr>
-        <w:t xml:space="preserve">UC-11: GET /api/drivers?status=FREE → </w:t>
+        <w:t>UC-11: GET /api/</w:t>
+      </w:r>
+      <w:proofErr w:type="gramStart"/>
+      <w:r>
+        <w:rPr>
+          <w:lang w:val="en-US"/>
+        </w:rPr>
+        <w:t>drivers?status</w:t>
+      </w:r>
+      <w:proofErr w:type="gramEnd"/>
+      <w:r>
+        <w:rPr>
+          <w:lang w:val="en-US"/>
+        </w:rPr>
+        <w:t xml:space="preserve">=FREE → </w:t>
       </w:r>
       <w:r>
         <w:t>выбор</w:t>
@@ -21885,13 +22275,23 @@
       <w:pPr>
         <w:ind w:left="720"/>
       </w:pPr>
-      <w:r>
-        <w:rPr>
-          <w:rFonts w:ascii="Courier New" w:eastAsia="Courier New" w:hAnsi="Courier New" w:cs="Courier New"/>
-          <w:sz w:val="20"/>
-          <w:szCs w:val="20"/>
-        </w:rPr>
-        <w:t>ru.taxifleet/</w:t>
+      <w:proofErr w:type="gramStart"/>
+      <w:r>
+        <w:rPr>
+          <w:rFonts w:ascii="Courier New" w:eastAsia="Courier New" w:hAnsi="Courier New" w:cs="Courier New"/>
+          <w:sz w:val="20"/>
+          <w:szCs w:val="20"/>
+        </w:rPr>
+        <w:t>ru.taxifleet</w:t>
+      </w:r>
+      <w:proofErr w:type="gramEnd"/>
+      <w:r>
+        <w:rPr>
+          <w:rFonts w:ascii="Courier New" w:eastAsia="Courier New" w:hAnsi="Courier New" w:cs="Courier New"/>
+          <w:sz w:val="20"/>
+          <w:szCs w:val="20"/>
+        </w:rPr>
+        <w:t>/</w:t>
       </w:r>
     </w:p>
     <w:p>
@@ -22323,7 +22723,27 @@
           <w:szCs w:val="20"/>
           <w:lang w:val="en-US"/>
         </w:rPr>
-        <w:t>@Entity @Table(name = "drivers")</w:t>
+        <w:t>@Entity @</w:t>
+      </w:r>
+      <w:proofErr w:type="gramStart"/>
+      <w:r>
+        <w:rPr>
+          <w:rFonts w:ascii="Courier New" w:eastAsia="Courier New" w:hAnsi="Courier New" w:cs="Courier New"/>
+          <w:sz w:val="20"/>
+          <w:szCs w:val="20"/>
+          <w:lang w:val="en-US"/>
+        </w:rPr>
+        <w:t>Table(</w:t>
+      </w:r>
+      <w:proofErr w:type="gramEnd"/>
+      <w:r>
+        <w:rPr>
+          <w:rFonts w:ascii="Courier New" w:eastAsia="Courier New" w:hAnsi="Courier New" w:cs="Courier New"/>
+          <w:sz w:val="20"/>
+          <w:szCs w:val="20"/>
+          <w:lang w:val="en-US"/>
+        </w:rPr>
+        <w:t>name = "drivers")</w:t>
       </w:r>
     </w:p>
     <w:p>
@@ -22340,7 +22760,27 @@
           <w:szCs w:val="20"/>
           <w:lang w:val="en-US"/>
         </w:rPr>
-        <w:t>@JsonIgnoreProperties({"hibernateLazyInitializer", "handler"})</w:t>
+        <w:t>@</w:t>
+      </w:r>
+      <w:proofErr w:type="gramStart"/>
+      <w:r>
+        <w:rPr>
+          <w:rFonts w:ascii="Courier New" w:eastAsia="Courier New" w:hAnsi="Courier New" w:cs="Courier New"/>
+          <w:sz w:val="20"/>
+          <w:szCs w:val="20"/>
+          <w:lang w:val="en-US"/>
+        </w:rPr>
+        <w:t>JsonIgnoreProperties(</w:t>
+      </w:r>
+      <w:proofErr w:type="gramEnd"/>
+      <w:r>
+        <w:rPr>
+          <w:rFonts w:ascii="Courier New" w:eastAsia="Courier New" w:hAnsi="Courier New" w:cs="Courier New"/>
+          <w:sz w:val="20"/>
+          <w:szCs w:val="20"/>
+          <w:lang w:val="en-US"/>
+        </w:rPr>
+        <w:t>{"hibernateLazyInitializer", "handler"})</w:t>
       </w:r>
     </w:p>
     <w:p>
@@ -22374,7 +22814,27 @@
           <w:szCs w:val="20"/>
           <w:lang w:val="en-US"/>
         </w:rPr>
-        <w:t xml:space="preserve">    @Enumerated(EnumType.STRING)</w:t>
+        <w:t xml:space="preserve">    @</w:t>
+      </w:r>
+      <w:proofErr w:type="gramStart"/>
+      <w:r>
+        <w:rPr>
+          <w:rFonts w:ascii="Courier New" w:eastAsia="Courier New" w:hAnsi="Courier New" w:cs="Courier New"/>
+          <w:sz w:val="20"/>
+          <w:szCs w:val="20"/>
+          <w:lang w:val="en-US"/>
+        </w:rPr>
+        <w:t>Enumerated(</w:t>
+      </w:r>
+      <w:proofErr w:type="gramEnd"/>
+      <w:r>
+        <w:rPr>
+          <w:rFonts w:ascii="Courier New" w:eastAsia="Courier New" w:hAnsi="Courier New" w:cs="Courier New"/>
+          <w:sz w:val="20"/>
+          <w:szCs w:val="20"/>
+          <w:lang w:val="en-US"/>
+        </w:rPr>
+        <w:t>EnumType.STRING)</w:t>
       </w:r>
     </w:p>
     <w:p>
@@ -22408,7 +22868,27 @@
           <w:szCs w:val="20"/>
           <w:lang w:val="en-US"/>
         </w:rPr>
-        <w:t xml:space="preserve">    @ManyToOne(fetch = FetchType.EAGER)</w:t>
+        <w:t xml:space="preserve">    @</w:t>
+      </w:r>
+      <w:proofErr w:type="gramStart"/>
+      <w:r>
+        <w:rPr>
+          <w:rFonts w:ascii="Courier New" w:eastAsia="Courier New" w:hAnsi="Courier New" w:cs="Courier New"/>
+          <w:sz w:val="20"/>
+          <w:szCs w:val="20"/>
+          <w:lang w:val="en-US"/>
+        </w:rPr>
+        <w:t>ManyToOne(</w:t>
+      </w:r>
+      <w:proofErr w:type="gramEnd"/>
+      <w:r>
+        <w:rPr>
+          <w:rFonts w:ascii="Courier New" w:eastAsia="Courier New" w:hAnsi="Courier New" w:cs="Courier New"/>
+          <w:sz w:val="20"/>
+          <w:szCs w:val="20"/>
+          <w:lang w:val="en-US"/>
+        </w:rPr>
+        <w:t>fetch = FetchType.EAGER)</w:t>
       </w:r>
     </w:p>
     <w:p>
@@ -22425,7 +22905,27 @@
           <w:szCs w:val="20"/>
           <w:lang w:val="en-US"/>
         </w:rPr>
-        <w:t xml:space="preserve">    @JoinColumn(name = "car_id")</w:t>
+        <w:t xml:space="preserve">    @</w:t>
+      </w:r>
+      <w:proofErr w:type="gramStart"/>
+      <w:r>
+        <w:rPr>
+          <w:rFonts w:ascii="Courier New" w:eastAsia="Courier New" w:hAnsi="Courier New" w:cs="Courier New"/>
+          <w:sz w:val="20"/>
+          <w:szCs w:val="20"/>
+          <w:lang w:val="en-US"/>
+        </w:rPr>
+        <w:t>JoinColumn(</w:t>
+      </w:r>
+      <w:proofErr w:type="gramEnd"/>
+      <w:r>
+        <w:rPr>
+          <w:rFonts w:ascii="Courier New" w:eastAsia="Courier New" w:hAnsi="Courier New" w:cs="Courier New"/>
+          <w:sz w:val="20"/>
+          <w:szCs w:val="20"/>
+          <w:lang w:val="en-US"/>
+        </w:rPr>
+        <w:t>name = "car_id")</w:t>
       </w:r>
     </w:p>
     <w:p>
@@ -22459,7 +22959,27 @@
           <w:szCs w:val="20"/>
           <w:lang w:val="en-US"/>
         </w:rPr>
-        <w:t xml:space="preserve">    public boolean isFree() { return status == DriverStatus.FREE; }</w:t>
+        <w:t xml:space="preserve">    public boolean </w:t>
+      </w:r>
+      <w:proofErr w:type="gramStart"/>
+      <w:r>
+        <w:rPr>
+          <w:rFonts w:ascii="Courier New" w:eastAsia="Courier New" w:hAnsi="Courier New" w:cs="Courier New"/>
+          <w:sz w:val="20"/>
+          <w:szCs w:val="20"/>
+          <w:lang w:val="en-US"/>
+        </w:rPr>
+        <w:t>isFree(</w:t>
+      </w:r>
+      <w:proofErr w:type="gramEnd"/>
+      <w:r>
+        <w:rPr>
+          <w:rFonts w:ascii="Courier New" w:eastAsia="Courier New" w:hAnsi="Courier New" w:cs="Courier New"/>
+          <w:sz w:val="20"/>
+          <w:szCs w:val="20"/>
+          <w:lang w:val="en-US"/>
+        </w:rPr>
+        <w:t>) { return status == DriverStatus.FREE; }</w:t>
       </w:r>
     </w:p>
     <w:p>
@@ -22476,7 +22996,27 @@
           <w:szCs w:val="20"/>
           <w:lang w:val="en-US"/>
         </w:rPr>
-        <w:t xml:space="preserve">    public void occupy()    { status = DriverStatus.BUSY; }</w:t>
+        <w:t xml:space="preserve">    public void </w:t>
+      </w:r>
+      <w:proofErr w:type="gramStart"/>
+      <w:r>
+        <w:rPr>
+          <w:rFonts w:ascii="Courier New" w:eastAsia="Courier New" w:hAnsi="Courier New" w:cs="Courier New"/>
+          <w:sz w:val="20"/>
+          <w:szCs w:val="20"/>
+          <w:lang w:val="en-US"/>
+        </w:rPr>
+        <w:t>occupy(</w:t>
+      </w:r>
+      <w:proofErr w:type="gramEnd"/>
+      <w:r>
+        <w:rPr>
+          <w:rFonts w:ascii="Courier New" w:eastAsia="Courier New" w:hAnsi="Courier New" w:cs="Courier New"/>
+          <w:sz w:val="20"/>
+          <w:szCs w:val="20"/>
+          <w:lang w:val="en-US"/>
+        </w:rPr>
+        <w:t>)    { status = DriverStatus.BUSY; }</w:t>
       </w:r>
     </w:p>
     <w:p>
@@ -22493,7 +23033,27 @@
           <w:szCs w:val="20"/>
           <w:lang w:val="en-US"/>
         </w:rPr>
-        <w:t xml:space="preserve">    public void release()   { status = DriverStatus.FREE; }</w:t>
+        <w:t xml:space="preserve">    public void </w:t>
+      </w:r>
+      <w:proofErr w:type="gramStart"/>
+      <w:r>
+        <w:rPr>
+          <w:rFonts w:ascii="Courier New" w:eastAsia="Courier New" w:hAnsi="Courier New" w:cs="Courier New"/>
+          <w:sz w:val="20"/>
+          <w:szCs w:val="20"/>
+          <w:lang w:val="en-US"/>
+        </w:rPr>
+        <w:t>release(</w:t>
+      </w:r>
+      <w:proofErr w:type="gramEnd"/>
+      <w:r>
+        <w:rPr>
+          <w:rFonts w:ascii="Courier New" w:eastAsia="Courier New" w:hAnsi="Courier New" w:cs="Courier New"/>
+          <w:sz w:val="20"/>
+          <w:szCs w:val="20"/>
+          <w:lang w:val="en-US"/>
+        </w:rPr>
+        <w:t>)   { status = DriverStatus.FREE; }</w:t>
       </w:r>
     </w:p>
     <w:p>
@@ -22661,7 +23221,27 @@
           <w:szCs w:val="20"/>
           <w:lang w:val="en-US"/>
         </w:rPr>
-        <w:t xml:space="preserve">    List&lt;Driver&gt; findByStatus(DriverStatus status);</w:t>
+        <w:t xml:space="preserve">    List&lt;Driver&gt; </w:t>
+      </w:r>
+      <w:proofErr w:type="gramStart"/>
+      <w:r>
+        <w:rPr>
+          <w:rFonts w:ascii="Courier New" w:eastAsia="Courier New" w:hAnsi="Courier New" w:cs="Courier New"/>
+          <w:sz w:val="20"/>
+          <w:szCs w:val="20"/>
+          <w:lang w:val="en-US"/>
+        </w:rPr>
+        <w:t>findByStatus(</w:t>
+      </w:r>
+      <w:proofErr w:type="gramEnd"/>
+      <w:r>
+        <w:rPr>
+          <w:rFonts w:ascii="Courier New" w:eastAsia="Courier New" w:hAnsi="Courier New" w:cs="Courier New"/>
+          <w:sz w:val="20"/>
+          <w:szCs w:val="20"/>
+          <w:lang w:val="en-US"/>
+        </w:rPr>
+        <w:t>DriverStatus status);</w:t>
       </w:r>
     </w:p>
     <w:p>
@@ -22678,7 +23258,27 @@
           <w:szCs w:val="20"/>
           <w:lang w:val="en-US"/>
         </w:rPr>
-        <w:t xml:space="preserve">    Optional&lt;Driver&gt; findByPhone(String phone);</w:t>
+        <w:t xml:space="preserve">    Optional&lt;Driver&gt; </w:t>
+      </w:r>
+      <w:proofErr w:type="gramStart"/>
+      <w:r>
+        <w:rPr>
+          <w:rFonts w:ascii="Courier New" w:eastAsia="Courier New" w:hAnsi="Courier New" w:cs="Courier New"/>
+          <w:sz w:val="20"/>
+          <w:szCs w:val="20"/>
+          <w:lang w:val="en-US"/>
+        </w:rPr>
+        <w:t>findByPhone(</w:t>
+      </w:r>
+      <w:proofErr w:type="gramEnd"/>
+      <w:r>
+        <w:rPr>
+          <w:rFonts w:ascii="Courier New" w:eastAsia="Courier New" w:hAnsi="Courier New" w:cs="Courier New"/>
+          <w:sz w:val="20"/>
+          <w:szCs w:val="20"/>
+          <w:lang w:val="en-US"/>
+        </w:rPr>
+        <w:t>String phone);</w:t>
       </w:r>
     </w:p>
     <w:p>
@@ -22695,7 +23295,27 @@
           <w:szCs w:val="20"/>
           <w:lang w:val="en-US"/>
         </w:rPr>
-        <w:t xml:space="preserve">    boolean existsByLicenseNumber(String licenseNumber);</w:t>
+        <w:t xml:space="preserve">    boolean </w:t>
+      </w:r>
+      <w:proofErr w:type="gramStart"/>
+      <w:r>
+        <w:rPr>
+          <w:rFonts w:ascii="Courier New" w:eastAsia="Courier New" w:hAnsi="Courier New" w:cs="Courier New"/>
+          <w:sz w:val="20"/>
+          <w:szCs w:val="20"/>
+          <w:lang w:val="en-US"/>
+        </w:rPr>
+        <w:t>existsByLicenseNumber(</w:t>
+      </w:r>
+      <w:proofErr w:type="gramEnd"/>
+      <w:r>
+        <w:rPr>
+          <w:rFonts w:ascii="Courier New" w:eastAsia="Courier New" w:hAnsi="Courier New" w:cs="Courier New"/>
+          <w:sz w:val="20"/>
+          <w:szCs w:val="20"/>
+          <w:lang w:val="en-US"/>
+        </w:rPr>
+        <w:t>String licenseNumber);</w:t>
       </w:r>
     </w:p>
     <w:p>
@@ -22801,7 +23421,27 @@
           <w:szCs w:val="20"/>
           <w:lang w:val="en-US"/>
         </w:rPr>
-        <w:t>public Order assignDriver(Long orderId, Long driverId) {</w:t>
+        <w:t xml:space="preserve">public Order </w:t>
+      </w:r>
+      <w:proofErr w:type="gramStart"/>
+      <w:r>
+        <w:rPr>
+          <w:rFonts w:ascii="Courier New" w:eastAsia="Courier New" w:hAnsi="Courier New" w:cs="Courier New"/>
+          <w:sz w:val="20"/>
+          <w:szCs w:val="20"/>
+          <w:lang w:val="en-US"/>
+        </w:rPr>
+        <w:t>assignDriver(</w:t>
+      </w:r>
+      <w:proofErr w:type="gramEnd"/>
+      <w:r>
+        <w:rPr>
+          <w:rFonts w:ascii="Courier New" w:eastAsia="Courier New" w:hAnsi="Courier New" w:cs="Courier New"/>
+          <w:sz w:val="20"/>
+          <w:szCs w:val="20"/>
+          <w:lang w:val="en-US"/>
+        </w:rPr>
+        <w:t>Long orderId, Long driverId) {</w:t>
       </w:r>
     </w:p>
     <w:p>
@@ -22835,7 +23475,27 @@
           <w:szCs w:val="20"/>
           <w:lang w:val="en-US"/>
         </w:rPr>
-        <w:t xml:space="preserve">        .orElseThrow(() -&gt; new ResourceNotFoundException(...));</w:t>
+        <w:t xml:space="preserve">        </w:t>
+      </w:r>
+      <w:proofErr w:type="gramStart"/>
+      <w:r>
+        <w:rPr>
+          <w:rFonts w:ascii="Courier New" w:eastAsia="Courier New" w:hAnsi="Courier New" w:cs="Courier New"/>
+          <w:sz w:val="20"/>
+          <w:szCs w:val="20"/>
+          <w:lang w:val="en-US"/>
+        </w:rPr>
+        <w:t>.orElseThrow</w:t>
+      </w:r>
+      <w:proofErr w:type="gramEnd"/>
+      <w:r>
+        <w:rPr>
+          <w:rFonts w:ascii="Courier New" w:eastAsia="Courier New" w:hAnsi="Courier New" w:cs="Courier New"/>
+          <w:sz w:val="20"/>
+          <w:szCs w:val="20"/>
+          <w:lang w:val="en-US"/>
+        </w:rPr>
+        <w:t>(() -&gt; new ResourceNotFoundException(...));</w:t>
       </w:r>
     </w:p>
     <w:p>
@@ -22852,7 +23512,27 @@
           <w:szCs w:val="20"/>
           <w:lang w:val="en-US"/>
         </w:rPr>
-        <w:t xml:space="preserve">    if (!order.isNew()) throw new BusinessException("</w:t>
+        <w:t xml:space="preserve">    if </w:t>
+      </w:r>
+      <w:proofErr w:type="gramStart"/>
+      <w:r>
+        <w:rPr>
+          <w:rFonts w:ascii="Courier New" w:eastAsia="Courier New" w:hAnsi="Courier New" w:cs="Courier New"/>
+          <w:sz w:val="20"/>
+          <w:szCs w:val="20"/>
+          <w:lang w:val="en-US"/>
+        </w:rPr>
+        <w:t>(!order</w:t>
+      </w:r>
+      <w:proofErr w:type="gramEnd"/>
+      <w:r>
+        <w:rPr>
+          <w:rFonts w:ascii="Courier New" w:eastAsia="Courier New" w:hAnsi="Courier New" w:cs="Courier New"/>
+          <w:sz w:val="20"/>
+          <w:szCs w:val="20"/>
+          <w:lang w:val="en-US"/>
+        </w:rPr>
+        <w:t>.isNew()) throw new BusinessException("</w:t>
       </w:r>
       <w:r>
         <w:rPr>
@@ -22954,7 +23634,27 @@
           <w:szCs w:val="20"/>
           <w:lang w:val="en-US"/>
         </w:rPr>
-        <w:t xml:space="preserve">        .orElseThrow(() -&gt; new ResourceNotFoundException(...));</w:t>
+        <w:t xml:space="preserve">        </w:t>
+      </w:r>
+      <w:proofErr w:type="gramStart"/>
+      <w:r>
+        <w:rPr>
+          <w:rFonts w:ascii="Courier New" w:eastAsia="Courier New" w:hAnsi="Courier New" w:cs="Courier New"/>
+          <w:sz w:val="20"/>
+          <w:szCs w:val="20"/>
+          <w:lang w:val="en-US"/>
+        </w:rPr>
+        <w:t>.orElseThrow</w:t>
+      </w:r>
+      <w:proofErr w:type="gramEnd"/>
+      <w:r>
+        <w:rPr>
+          <w:rFonts w:ascii="Courier New" w:eastAsia="Courier New" w:hAnsi="Courier New" w:cs="Courier New"/>
+          <w:sz w:val="20"/>
+          <w:szCs w:val="20"/>
+          <w:lang w:val="en-US"/>
+        </w:rPr>
+        <w:t>(() -&gt; new ResourceNotFoundException(...));</w:t>
       </w:r>
     </w:p>
     <w:p>
@@ -22971,7 +23671,27 @@
           <w:szCs w:val="20"/>
           <w:lang w:val="en-US"/>
         </w:rPr>
-        <w:t xml:space="preserve">    if (!driver.isFree()) throw new BusinessException("</w:t>
+        <w:t xml:space="preserve">    if </w:t>
+      </w:r>
+      <w:proofErr w:type="gramStart"/>
+      <w:r>
+        <w:rPr>
+          <w:rFonts w:ascii="Courier New" w:eastAsia="Courier New" w:hAnsi="Courier New" w:cs="Courier New"/>
+          <w:sz w:val="20"/>
+          <w:szCs w:val="20"/>
+          <w:lang w:val="en-US"/>
+        </w:rPr>
+        <w:t>(!driver</w:t>
+      </w:r>
+      <w:proofErr w:type="gramEnd"/>
+      <w:r>
+        <w:rPr>
+          <w:rFonts w:ascii="Courier New" w:eastAsia="Courier New" w:hAnsi="Courier New" w:cs="Courier New"/>
+          <w:sz w:val="20"/>
+          <w:szCs w:val="20"/>
+          <w:lang w:val="en-US"/>
+        </w:rPr>
+        <w:t>.isFree()) throw new BusinessException("</w:t>
       </w:r>
       <w:r>
         <w:rPr>
@@ -23039,7 +23759,27 @@
           <w:szCs w:val="20"/>
           <w:lang w:val="en-US"/>
         </w:rPr>
-        <w:t xml:space="preserve">    if (driver.getCar() == null) throw new BusinessException("</w:t>
+        <w:t xml:space="preserve">    if (</w:t>
+      </w:r>
+      <w:proofErr w:type="gramStart"/>
+      <w:r>
+        <w:rPr>
+          <w:rFonts w:ascii="Courier New" w:eastAsia="Courier New" w:hAnsi="Courier New" w:cs="Courier New"/>
+          <w:sz w:val="20"/>
+          <w:szCs w:val="20"/>
+          <w:lang w:val="en-US"/>
+        </w:rPr>
+        <w:t>driver.getCar</w:t>
+      </w:r>
+      <w:proofErr w:type="gramEnd"/>
+      <w:r>
+        <w:rPr>
+          <w:rFonts w:ascii="Courier New" w:eastAsia="Courier New" w:hAnsi="Courier New" w:cs="Courier New"/>
+          <w:sz w:val="20"/>
+          <w:szCs w:val="20"/>
+          <w:lang w:val="en-US"/>
+        </w:rPr>
+        <w:t>() == null) throw new BusinessException("</w:t>
       </w:r>
       <w:r>
         <w:rPr>
@@ -23090,7 +23830,27 @@
           <w:szCs w:val="20"/>
           <w:lang w:val="en-US"/>
         </w:rPr>
-        <w:t xml:space="preserve">    Assignment a = new Assignment();</w:t>
+        <w:t xml:space="preserve">    Assignment a = new </w:t>
+      </w:r>
+      <w:proofErr w:type="gramStart"/>
+      <w:r>
+        <w:rPr>
+          <w:rFonts w:ascii="Courier New" w:eastAsia="Courier New" w:hAnsi="Courier New" w:cs="Courier New"/>
+          <w:sz w:val="20"/>
+          <w:szCs w:val="20"/>
+          <w:lang w:val="en-US"/>
+        </w:rPr>
+        <w:t>Assignment(</w:t>
+      </w:r>
+      <w:proofErr w:type="gramEnd"/>
+      <w:r>
+        <w:rPr>
+          <w:rFonts w:ascii="Courier New" w:eastAsia="Courier New" w:hAnsi="Courier New" w:cs="Courier New"/>
+          <w:sz w:val="20"/>
+          <w:szCs w:val="20"/>
+          <w:lang w:val="en-US"/>
+        </w:rPr>
+        <w:t>);</w:t>
       </w:r>
     </w:p>
     <w:p>
@@ -23107,7 +23867,27 @@
           <w:szCs w:val="20"/>
           <w:lang w:val="en-US"/>
         </w:rPr>
-        <w:t xml:space="preserve">    a.setOrder(order); a.setDriver(driver); a.setCar(driver.getCar());</w:t>
+        <w:t xml:space="preserve">    </w:t>
+      </w:r>
+      <w:proofErr w:type="gramStart"/>
+      <w:r>
+        <w:rPr>
+          <w:rFonts w:ascii="Courier New" w:eastAsia="Courier New" w:hAnsi="Courier New" w:cs="Courier New"/>
+          <w:sz w:val="20"/>
+          <w:szCs w:val="20"/>
+          <w:lang w:val="en-US"/>
+        </w:rPr>
+        <w:t>a.setOrder</w:t>
+      </w:r>
+      <w:proofErr w:type="gramEnd"/>
+      <w:r>
+        <w:rPr>
+          <w:rFonts w:ascii="Courier New" w:eastAsia="Courier New" w:hAnsi="Courier New" w:cs="Courier New"/>
+          <w:sz w:val="20"/>
+          <w:szCs w:val="20"/>
+          <w:lang w:val="en-US"/>
+        </w:rPr>
+        <w:t>(order); a.setDriver(driver); a.setCar(driver.getCar());</w:t>
       </w:r>
     </w:p>
     <w:p>
@@ -23141,7 +23921,27 @@
           <w:szCs w:val="20"/>
           <w:lang w:val="en-US"/>
         </w:rPr>
-        <w:t xml:space="preserve">    order.setStatus(OrderStatus.ASSIGNED);</w:t>
+        <w:t xml:space="preserve">    </w:t>
+      </w:r>
+      <w:proofErr w:type="gramStart"/>
+      <w:r>
+        <w:rPr>
+          <w:rFonts w:ascii="Courier New" w:eastAsia="Courier New" w:hAnsi="Courier New" w:cs="Courier New"/>
+          <w:sz w:val="20"/>
+          <w:szCs w:val="20"/>
+          <w:lang w:val="en-US"/>
+        </w:rPr>
+        <w:t>order.setStatus</w:t>
+      </w:r>
+      <w:proofErr w:type="gramEnd"/>
+      <w:r>
+        <w:rPr>
+          <w:rFonts w:ascii="Courier New" w:eastAsia="Courier New" w:hAnsi="Courier New" w:cs="Courier New"/>
+          <w:sz w:val="20"/>
+          <w:szCs w:val="20"/>
+          <w:lang w:val="en-US"/>
+        </w:rPr>
+        <w:t>(OrderStatus.ASSIGNED);</w:t>
       </w:r>
     </w:p>
     <w:p>
@@ -23158,7 +23958,27 @@
           <w:szCs w:val="20"/>
           <w:lang w:val="en-US"/>
         </w:rPr>
-        <w:t xml:space="preserve">    driver.occupy();</w:t>
+        <w:t xml:space="preserve">    </w:t>
+      </w:r>
+      <w:proofErr w:type="gramStart"/>
+      <w:r>
+        <w:rPr>
+          <w:rFonts w:ascii="Courier New" w:eastAsia="Courier New" w:hAnsi="Courier New" w:cs="Courier New"/>
+          <w:sz w:val="20"/>
+          <w:szCs w:val="20"/>
+          <w:lang w:val="en-US"/>
+        </w:rPr>
+        <w:t>driver.occupy</w:t>
+      </w:r>
+      <w:proofErr w:type="gramEnd"/>
+      <w:r>
+        <w:rPr>
+          <w:rFonts w:ascii="Courier New" w:eastAsia="Courier New" w:hAnsi="Courier New" w:cs="Courier New"/>
+          <w:sz w:val="20"/>
+          <w:szCs w:val="20"/>
+          <w:lang w:val="en-US"/>
+        </w:rPr>
+        <w:t>();</w:t>
       </w:r>
     </w:p>
     <w:p>
@@ -23175,7 +23995,27 @@
           <w:szCs w:val="20"/>
           <w:lang w:val="en-US"/>
         </w:rPr>
-        <w:t xml:space="preserve">    driver.getCar().setStatus(CarStatus.ON_TRIP);</w:t>
+        <w:t xml:space="preserve">    </w:t>
+      </w:r>
+      <w:proofErr w:type="gramStart"/>
+      <w:r>
+        <w:rPr>
+          <w:rFonts w:ascii="Courier New" w:eastAsia="Courier New" w:hAnsi="Courier New" w:cs="Courier New"/>
+          <w:sz w:val="20"/>
+          <w:szCs w:val="20"/>
+          <w:lang w:val="en-US"/>
+        </w:rPr>
+        <w:t>driver.getCar</w:t>
+      </w:r>
+      <w:proofErr w:type="gramEnd"/>
+      <w:r>
+        <w:rPr>
+          <w:rFonts w:ascii="Courier New" w:eastAsia="Courier New" w:hAnsi="Courier New" w:cs="Courier New"/>
+          <w:sz w:val="20"/>
+          <w:szCs w:val="20"/>
+          <w:lang w:val="en-US"/>
+        </w:rPr>
+        <w:t>().setStatus(CarStatus.ON_TRIP);</w:t>
       </w:r>
     </w:p>
     <w:p>
@@ -23776,7 +24616,15 @@
       </w:pPr>
       <w:r>
         <w:lastRenderedPageBreak/>
-        <w:t>Identity Map: реализован через кэш Spring Data JPA — при повторном вызове findById() в рамках одной сессии Hibernate возвращает тот же объект без повторного SQL-запроса. Это предотвращает дублирование объектов в памяти.</w:t>
+        <w:t xml:space="preserve">Identity Map: реализован через кэш Spring Data JPA — при повторном вызове </w:t>
+      </w:r>
+      <w:proofErr w:type="gramStart"/>
+      <w:r>
+        <w:t>findById(</w:t>
+      </w:r>
+      <w:proofErr w:type="gramEnd"/>
+      <w:r>
+        <w:t>) в рамках одной сессии Hibernate возвращает тот же объект без повторного SQL-запроса. Это предотвращает дублирование объектов в памяти.</w:t>
       </w:r>
     </w:p>
     <w:p>
@@ -23797,7 +24645,15 @@
         <w:jc w:val="both"/>
       </w:pPr>
       <w:r>
-        <w:t>Для оптимизации производительности созданы индексы на часто фильтруемых полях: drivers.status, orders.status, orders.created_at, assignments.driver_id. Использование FetchType.EAGER для Car в Driver позволяет избежать N+1 проблемы при получении списка водителей.</w:t>
+        <w:t xml:space="preserve">Для оптимизации производительности созданы индексы на часто фильтруемых полях: </w:t>
+      </w:r>
+      <w:proofErr w:type="gramStart"/>
+      <w:r>
+        <w:t>drivers.status</w:t>
+      </w:r>
+      <w:proofErr w:type="gramEnd"/>
+      <w:r>
+        <w:t>, orders.status, orders.created_at, assignments.driver_id. Использование FetchType.EAGER для Car в Driver позволяет избежать N+1 проблемы при получении списка водителей.</w:t>
       </w:r>
     </w:p>
     <w:p>
@@ -23855,7 +24711,25 @@
           <w:sz w:val="20"/>
           <w:szCs w:val="20"/>
         </w:rPr>
-        <w:t>├── main.dart                    # Точка входа, Provider, GoRouter</w:t>
+        <w:t xml:space="preserve">├── </w:t>
+      </w:r>
+      <w:proofErr w:type="gramStart"/>
+      <w:r>
+        <w:rPr>
+          <w:rFonts w:ascii="Courier New" w:eastAsia="Courier New" w:hAnsi="Courier New" w:cs="Courier New"/>
+          <w:sz w:val="20"/>
+          <w:szCs w:val="20"/>
+        </w:rPr>
+        <w:t>main.dart</w:t>
+      </w:r>
+      <w:proofErr w:type="gramEnd"/>
+      <w:r>
+        <w:rPr>
+          <w:rFonts w:ascii="Courier New" w:eastAsia="Courier New" w:hAnsi="Courier New" w:cs="Courier New"/>
+          <w:sz w:val="20"/>
+          <w:szCs w:val="20"/>
+        </w:rPr>
+        <w:t xml:space="preserve">                    # Точка входа, Provider, GoRouter</w:t>
       </w:r>
     </w:p>
     <w:p>
@@ -23885,7 +24759,27 @@
           <w:szCs w:val="20"/>
           <w:lang w:val="en-US"/>
         </w:rPr>
-        <w:t xml:space="preserve">│   ├── constants/app_constants.dart  # baseUrl, </w:t>
+        <w:t xml:space="preserve">│   ├── </w:t>
+      </w:r>
+      <w:proofErr w:type="gramStart"/>
+      <w:r>
+        <w:rPr>
+          <w:rFonts w:ascii="Courier New" w:eastAsia="Courier New" w:hAnsi="Courier New" w:cs="Courier New"/>
+          <w:sz w:val="20"/>
+          <w:szCs w:val="20"/>
+          <w:lang w:val="en-US"/>
+        </w:rPr>
+        <w:t>constants/app_constants.dart  #</w:t>
+      </w:r>
+      <w:proofErr w:type="gramEnd"/>
+      <w:r>
+        <w:rPr>
+          <w:rFonts w:ascii="Courier New" w:eastAsia="Courier New" w:hAnsi="Courier New" w:cs="Courier New"/>
+          <w:sz w:val="20"/>
+          <w:szCs w:val="20"/>
+          <w:lang w:val="en-US"/>
+        </w:rPr>
+        <w:t xml:space="preserve"> baseUrl, </w:t>
       </w:r>
       <w:r>
         <w:rPr>
@@ -23969,7 +24863,27 @@
           <w:szCs w:val="20"/>
           <w:lang w:val="en-US"/>
         </w:rPr>
-        <w:t>├── models/driver.dart, car.dart, order.dart</w:t>
+        <w:t xml:space="preserve">├── models/driver.dart, </w:t>
+      </w:r>
+      <w:proofErr w:type="gramStart"/>
+      <w:r>
+        <w:rPr>
+          <w:rFonts w:ascii="Courier New" w:eastAsia="Courier New" w:hAnsi="Courier New" w:cs="Courier New"/>
+          <w:sz w:val="20"/>
+          <w:szCs w:val="20"/>
+          <w:lang w:val="en-US"/>
+        </w:rPr>
+        <w:t>car.dart</w:t>
+      </w:r>
+      <w:proofErr w:type="gramEnd"/>
+      <w:r>
+        <w:rPr>
+          <w:rFonts w:ascii="Courier New" w:eastAsia="Courier New" w:hAnsi="Courier New" w:cs="Courier New"/>
+          <w:sz w:val="20"/>
+          <w:szCs w:val="20"/>
+          <w:lang w:val="en-US"/>
+        </w:rPr>
+        <w:t>, order.dart</w:t>
       </w:r>
     </w:p>
     <w:p>
@@ -24003,7 +24917,27 @@
           <w:szCs w:val="20"/>
           <w:lang w:val="en-US"/>
         </w:rPr>
-        <w:t>│   ├── api_service.dart         # Dio + JWT-</w:t>
+        <w:t>│   ├── api_</w:t>
+      </w:r>
+      <w:proofErr w:type="gramStart"/>
+      <w:r>
+        <w:rPr>
+          <w:rFonts w:ascii="Courier New" w:eastAsia="Courier New" w:hAnsi="Courier New" w:cs="Courier New"/>
+          <w:sz w:val="20"/>
+          <w:szCs w:val="20"/>
+          <w:lang w:val="en-US"/>
+        </w:rPr>
+        <w:t>service.dart</w:t>
+      </w:r>
+      <w:proofErr w:type="gramEnd"/>
+      <w:r>
+        <w:rPr>
+          <w:rFonts w:ascii="Courier New" w:eastAsia="Courier New" w:hAnsi="Courier New" w:cs="Courier New"/>
+          <w:sz w:val="20"/>
+          <w:szCs w:val="20"/>
+          <w:lang w:val="en-US"/>
+        </w:rPr>
+        <w:t xml:space="preserve">         # Dio + JWT-</w:t>
       </w:r>
       <w:r>
         <w:rPr>
@@ -24028,7 +24962,27 @@
           <w:szCs w:val="20"/>
           <w:lang w:val="en-US"/>
         </w:rPr>
-        <w:t>│   └── storage_service.dart     # SharedPreferences</w:t>
+        <w:t>│   └── storage_</w:t>
+      </w:r>
+      <w:proofErr w:type="gramStart"/>
+      <w:r>
+        <w:rPr>
+          <w:rFonts w:ascii="Courier New" w:eastAsia="Courier New" w:hAnsi="Courier New" w:cs="Courier New"/>
+          <w:sz w:val="20"/>
+          <w:szCs w:val="20"/>
+          <w:lang w:val="en-US"/>
+        </w:rPr>
+        <w:t>service.dart</w:t>
+      </w:r>
+      <w:proofErr w:type="gramEnd"/>
+      <w:r>
+        <w:rPr>
+          <w:rFonts w:ascii="Courier New" w:eastAsia="Courier New" w:hAnsi="Courier New" w:cs="Courier New"/>
+          <w:sz w:val="20"/>
+          <w:szCs w:val="20"/>
+          <w:lang w:val="en-US"/>
+        </w:rPr>
+        <w:t xml:space="preserve">     # SharedPreferences</w:t>
       </w:r>
     </w:p>
     <w:p>
@@ -24062,7 +25016,27 @@
           <w:szCs w:val="20"/>
           <w:lang w:val="en-US"/>
         </w:rPr>
-        <w:t>│   ├── auth_provider.dart, drivers_provider.dart ...</w:t>
+        <w:t>│   ├── auth_</w:t>
+      </w:r>
+      <w:proofErr w:type="gramStart"/>
+      <w:r>
+        <w:rPr>
+          <w:rFonts w:ascii="Courier New" w:eastAsia="Courier New" w:hAnsi="Courier New" w:cs="Courier New"/>
+          <w:sz w:val="20"/>
+          <w:szCs w:val="20"/>
+          <w:lang w:val="en-US"/>
+        </w:rPr>
+        <w:t>provider.dart</w:t>
+      </w:r>
+      <w:proofErr w:type="gramEnd"/>
+      <w:r>
+        <w:rPr>
+          <w:rFonts w:ascii="Courier New" w:eastAsia="Courier New" w:hAnsi="Courier New" w:cs="Courier New"/>
+          <w:sz w:val="20"/>
+          <w:szCs w:val="20"/>
+          <w:lang w:val="en-US"/>
+        </w:rPr>
+        <w:t>, drivers_provider.dart ...</w:t>
       </w:r>
     </w:p>
     <w:p>
@@ -24962,14 +25936,25 @@
           <w:lang w:val="en-US"/>
         </w:rPr>
       </w:pPr>
-      <w:r>
-        <w:rPr>
-          <w:rFonts w:ascii="Courier New" w:eastAsia="Courier New" w:hAnsi="Courier New" w:cs="Courier New"/>
-          <w:sz w:val="20"/>
-          <w:szCs w:val="20"/>
-          <w:lang w:val="en-US"/>
-        </w:rPr>
-        <w:t>_dio.interceptors.add(InterceptorsWrapper(</w:t>
+      <w:proofErr w:type="gramStart"/>
+      <w:r>
+        <w:rPr>
+          <w:rFonts w:ascii="Courier New" w:eastAsia="Courier New" w:hAnsi="Courier New" w:cs="Courier New"/>
+          <w:sz w:val="20"/>
+          <w:szCs w:val="20"/>
+          <w:lang w:val="en-US"/>
+        </w:rPr>
+        <w:t>_dio.interceptors.add(</w:t>
+      </w:r>
+      <w:proofErr w:type="gramEnd"/>
+      <w:r>
+        <w:rPr>
+          <w:rFonts w:ascii="Courier New" w:eastAsia="Courier New" w:hAnsi="Courier New" w:cs="Courier New"/>
+          <w:sz w:val="20"/>
+          <w:szCs w:val="20"/>
+          <w:lang w:val="en-US"/>
+        </w:rPr>
+        <w:t>InterceptorsWrapper(</w:t>
       </w:r>
     </w:p>
     <w:p>
@@ -25020,7 +26005,27 @@
           <w:szCs w:val="20"/>
           <w:lang w:val="en-US"/>
         </w:rPr>
-        <w:t xml:space="preserve">    if (token != null) {</w:t>
+        <w:t xml:space="preserve">    if (</w:t>
+      </w:r>
+      <w:proofErr w:type="gramStart"/>
+      <w:r>
+        <w:rPr>
+          <w:rFonts w:ascii="Courier New" w:eastAsia="Courier New" w:hAnsi="Courier New" w:cs="Courier New"/>
+          <w:sz w:val="20"/>
+          <w:szCs w:val="20"/>
+          <w:lang w:val="en-US"/>
+        </w:rPr>
+        <w:t>token !</w:t>
+      </w:r>
+      <w:proofErr w:type="gramEnd"/>
+      <w:r>
+        <w:rPr>
+          <w:rFonts w:ascii="Courier New" w:eastAsia="Courier New" w:hAnsi="Courier New" w:cs="Courier New"/>
+          <w:sz w:val="20"/>
+          <w:szCs w:val="20"/>
+          <w:lang w:val="en-US"/>
+        </w:rPr>
+        <w:t>= null) {</w:t>
       </w:r>
     </w:p>
     <w:p>
@@ -25038,7 +26043,27 @@
           <w:lang w:val="en-US"/>
         </w:rPr>
         <w:lastRenderedPageBreak/>
-        <w:t xml:space="preserve">      options.headers['Authorization'] = 'Bearer $token';</w:t>
+        <w:t xml:space="preserve">      </w:t>
+      </w:r>
+      <w:proofErr w:type="gramStart"/>
+      <w:r>
+        <w:rPr>
+          <w:rFonts w:ascii="Courier New" w:eastAsia="Courier New" w:hAnsi="Courier New" w:cs="Courier New"/>
+          <w:sz w:val="20"/>
+          <w:szCs w:val="20"/>
+          <w:lang w:val="en-US"/>
+        </w:rPr>
+        <w:t>options.headers</w:t>
+      </w:r>
+      <w:proofErr w:type="gramEnd"/>
+      <w:r>
+        <w:rPr>
+          <w:rFonts w:ascii="Courier New" w:eastAsia="Courier New" w:hAnsi="Courier New" w:cs="Courier New"/>
+          <w:sz w:val="20"/>
+          <w:szCs w:val="20"/>
+          <w:lang w:val="en-US"/>
+        </w:rPr>
+        <w:t>['Authorization'] = 'Bearer $token';</w:t>
       </w:r>
     </w:p>
     <w:p>
@@ -25072,7 +26097,27 @@
           <w:szCs w:val="20"/>
           <w:lang w:val="en-US"/>
         </w:rPr>
-        <w:t xml:space="preserve">    handler.next(options);</w:t>
+        <w:t xml:space="preserve">    </w:t>
+      </w:r>
+      <w:proofErr w:type="gramStart"/>
+      <w:r>
+        <w:rPr>
+          <w:rFonts w:ascii="Courier New" w:eastAsia="Courier New" w:hAnsi="Courier New" w:cs="Courier New"/>
+          <w:sz w:val="20"/>
+          <w:szCs w:val="20"/>
+          <w:lang w:val="en-US"/>
+        </w:rPr>
+        <w:t>handler.next</w:t>
+      </w:r>
+      <w:proofErr w:type="gramEnd"/>
+      <w:r>
+        <w:rPr>
+          <w:rFonts w:ascii="Courier New" w:eastAsia="Courier New" w:hAnsi="Courier New" w:cs="Courier New"/>
+          <w:sz w:val="20"/>
+          <w:szCs w:val="20"/>
+          <w:lang w:val="en-US"/>
+        </w:rPr>
+        <w:t>(options);</w:t>
       </w:r>
     </w:p>
     <w:p>
@@ -25123,7 +26168,27 @@
           <w:szCs w:val="20"/>
           <w:lang w:val="en-US"/>
         </w:rPr>
-        <w:t xml:space="preserve">    if (error.response?.statusCode == 401) onUnauthorized?.call();</w:t>
+        <w:t xml:space="preserve">    if (</w:t>
+      </w:r>
+      <w:proofErr w:type="gramStart"/>
+      <w:r>
+        <w:rPr>
+          <w:rFonts w:ascii="Courier New" w:eastAsia="Courier New" w:hAnsi="Courier New" w:cs="Courier New"/>
+          <w:sz w:val="20"/>
+          <w:szCs w:val="20"/>
+          <w:lang w:val="en-US"/>
+        </w:rPr>
+        <w:t>error.response</w:t>
+      </w:r>
+      <w:proofErr w:type="gramEnd"/>
+      <w:r>
+        <w:rPr>
+          <w:rFonts w:ascii="Courier New" w:eastAsia="Courier New" w:hAnsi="Courier New" w:cs="Courier New"/>
+          <w:sz w:val="20"/>
+          <w:szCs w:val="20"/>
+          <w:lang w:val="en-US"/>
+        </w:rPr>
+        <w:t>?.statusCode == 401) onUnauthorized?.call();</w:t>
       </w:r>
     </w:p>
     <w:p>
@@ -25139,13 +26204,23 @@
         </w:rPr>
         <w:t xml:space="preserve">    </w:t>
       </w:r>
-      <w:r>
-        <w:rPr>
-          <w:rFonts w:ascii="Courier New" w:eastAsia="Courier New" w:hAnsi="Courier New" w:cs="Courier New"/>
-          <w:sz w:val="20"/>
-          <w:szCs w:val="20"/>
-        </w:rPr>
-        <w:t>handler.next(error);</w:t>
+      <w:proofErr w:type="gramStart"/>
+      <w:r>
+        <w:rPr>
+          <w:rFonts w:ascii="Courier New" w:eastAsia="Courier New" w:hAnsi="Courier New" w:cs="Courier New"/>
+          <w:sz w:val="20"/>
+          <w:szCs w:val="20"/>
+        </w:rPr>
+        <w:t>handler.next</w:t>
+      </w:r>
+      <w:proofErr w:type="gramEnd"/>
+      <w:r>
+        <w:rPr>
+          <w:rFonts w:ascii="Courier New" w:eastAsia="Courier New" w:hAnsi="Courier New" w:cs="Courier New"/>
+          <w:sz w:val="20"/>
+          <w:szCs w:val="20"/>
+        </w:rPr>
+        <w:t>(error);</w:t>
       </w:r>
     </w:p>
     <w:p>
@@ -27395,8 +28470,19 @@
           <w:szCs w:val="20"/>
           <w:lang w:val="en-US"/>
         </w:rPr>
-        <w:t xml:space="preserve">    public ResponseEntity&lt;Order&gt; assignDriver(</w:t>
-      </w:r>
+        <w:t xml:space="preserve">    public ResponseEntity&lt;Order&gt; </w:t>
+      </w:r>
+      <w:proofErr w:type="gramStart"/>
+      <w:r>
+        <w:rPr>
+          <w:rFonts w:ascii="Courier New" w:eastAsia="Courier New" w:hAnsi="Courier New" w:cs="Courier New"/>
+          <w:sz w:val="20"/>
+          <w:szCs w:val="20"/>
+          <w:lang w:val="en-US"/>
+        </w:rPr>
+        <w:t>assignDriver(</w:t>
+      </w:r>
+      <w:proofErr w:type="gramEnd"/>
     </w:p>
     <w:p>
       <w:pPr>
@@ -28647,7 +29733,25 @@
           <w:sz w:val="20"/>
           <w:szCs w:val="20"/>
         </w:rPr>
-        <w:t>@ExtendWith(MockitoExtension.class)</w:t>
+        <w:t>@</w:t>
+      </w:r>
+      <w:proofErr w:type="gramStart"/>
+      <w:r>
+        <w:rPr>
+          <w:rFonts w:ascii="Courier New" w:eastAsia="Courier New" w:hAnsi="Courier New" w:cs="Courier New"/>
+          <w:sz w:val="20"/>
+          <w:szCs w:val="20"/>
+        </w:rPr>
+        <w:t>ExtendWith(</w:t>
+      </w:r>
+      <w:proofErr w:type="gramEnd"/>
+      <w:r>
+        <w:rPr>
+          <w:rFonts w:ascii="Courier New" w:eastAsia="Courier New" w:hAnsi="Courier New" w:cs="Courier New"/>
+          <w:sz w:val="20"/>
+          <w:szCs w:val="20"/>
+        </w:rPr>
+        <w:t>MockitoExtension.class)</w:t>
       </w:r>
     </w:p>
     <w:p>
@@ -28725,7 +29829,25 @@
           <w:sz w:val="20"/>
           <w:szCs w:val="20"/>
         </w:rPr>
-        <w:t xml:space="preserve">    void createDriver_DuplicateLicense_ThrowsException() {</w:t>
+        <w:t xml:space="preserve">    void createDriver_DuplicateLicense_</w:t>
+      </w:r>
+      <w:proofErr w:type="gramStart"/>
+      <w:r>
+        <w:rPr>
+          <w:rFonts w:ascii="Courier New" w:eastAsia="Courier New" w:hAnsi="Courier New" w:cs="Courier New"/>
+          <w:sz w:val="20"/>
+          <w:szCs w:val="20"/>
+        </w:rPr>
+        <w:t>ThrowsException(</w:t>
+      </w:r>
+      <w:proofErr w:type="gramEnd"/>
+      <w:r>
+        <w:rPr>
+          <w:rFonts w:ascii="Courier New" w:eastAsia="Courier New" w:hAnsi="Courier New" w:cs="Courier New"/>
+          <w:sz w:val="20"/>
+          <w:szCs w:val="20"/>
+        </w:rPr>
+        <w:t>) {</w:t>
       </w:r>
     </w:p>
     <w:p>
@@ -28751,7 +29873,25 @@
           <w:sz w:val="20"/>
           <w:szCs w:val="20"/>
         </w:rPr>
-        <w:t xml:space="preserve">            .thenReturn(true);</w:t>
+        <w:t xml:space="preserve">            </w:t>
+      </w:r>
+      <w:proofErr w:type="gramStart"/>
+      <w:r>
+        <w:rPr>
+          <w:rFonts w:ascii="Courier New" w:eastAsia="Courier New" w:hAnsi="Courier New" w:cs="Courier New"/>
+          <w:sz w:val="20"/>
+          <w:szCs w:val="20"/>
+        </w:rPr>
+        <w:t>.thenReturn</w:t>
+      </w:r>
+      <w:proofErr w:type="gramEnd"/>
+      <w:r>
+        <w:rPr>
+          <w:rFonts w:ascii="Courier New" w:eastAsia="Courier New" w:hAnsi="Courier New" w:cs="Courier New"/>
+          <w:sz w:val="20"/>
+          <w:szCs w:val="20"/>
+        </w:rPr>
+        <w:t>(true);</w:t>
       </w:r>
     </w:p>
     <w:p>
@@ -28764,7 +29904,25 @@
           <w:sz w:val="20"/>
           <w:szCs w:val="20"/>
         </w:rPr>
-        <w:t xml:space="preserve">        assertThrows(BusinessException.class,</w:t>
+        <w:t xml:space="preserve">        </w:t>
+      </w:r>
+      <w:proofErr w:type="gramStart"/>
+      <w:r>
+        <w:rPr>
+          <w:rFonts w:ascii="Courier New" w:eastAsia="Courier New" w:hAnsi="Courier New" w:cs="Courier New"/>
+          <w:sz w:val="20"/>
+          <w:szCs w:val="20"/>
+        </w:rPr>
+        <w:t>assertThrows(</w:t>
+      </w:r>
+      <w:proofErr w:type="gramEnd"/>
+      <w:r>
+        <w:rPr>
+          <w:rFonts w:ascii="Courier New" w:eastAsia="Courier New" w:hAnsi="Courier New" w:cs="Courier New"/>
+          <w:sz w:val="20"/>
+          <w:szCs w:val="20"/>
+        </w:rPr>
+        <w:t>BusinessException.class,</w:t>
       </w:r>
     </w:p>
     <w:p>
@@ -28794,7 +29952,27 @@
           <w:szCs w:val="20"/>
           <w:lang w:val="en-US"/>
         </w:rPr>
-        <w:t xml:space="preserve">        verify(driverRepository, never()).save(any());</w:t>
+        <w:t xml:space="preserve">        </w:t>
+      </w:r>
+      <w:proofErr w:type="gramStart"/>
+      <w:r>
+        <w:rPr>
+          <w:rFonts w:ascii="Courier New" w:eastAsia="Courier New" w:hAnsi="Courier New" w:cs="Courier New"/>
+          <w:sz w:val="20"/>
+          <w:szCs w:val="20"/>
+          <w:lang w:val="en-US"/>
+        </w:rPr>
+        <w:t>verify(</w:t>
+      </w:r>
+      <w:proofErr w:type="gramEnd"/>
+      <w:r>
+        <w:rPr>
+          <w:rFonts w:ascii="Courier New" w:eastAsia="Courier New" w:hAnsi="Courier New" w:cs="Courier New"/>
+          <w:sz w:val="20"/>
+          <w:szCs w:val="20"/>
+          <w:lang w:val="en-US"/>
+        </w:rPr>
+        <w:t>driverRepository, never()).save(any());</w:t>
       </w:r>
     </w:p>
     <w:p>
@@ -29375,7 +30553,15 @@
         </w:rPr>
       </w:pPr>
       <w:r>
-        <w:t>Общее покрытие &gt; 40% соответствует требованиям методических указаний. Запуск</w:t>
+        <w:t xml:space="preserve">Общее </w:t>
+      </w:r>
+      <w:proofErr w:type="gramStart"/>
+      <w:r>
+        <w:t>покрытие &gt;</w:t>
+      </w:r>
+      <w:proofErr w:type="gramEnd"/>
+      <w:r>
+        <w:t xml:space="preserve"> 40% соответствует требованиям методических указаний. Запуск</w:t>
       </w:r>
       <w:r>
         <w:rPr>
@@ -31285,7 +32471,27 @@
           <w:szCs w:val="20"/>
           <w:lang w:val="en-US"/>
         </w:rPr>
-        <w:t xml:space="preserve">    build: ./taxifleet_backend</w:t>
+        <w:t xml:space="preserve">    build</w:t>
+      </w:r>
+      <w:proofErr w:type="gramStart"/>
+      <w:r>
+        <w:rPr>
+          <w:rFonts w:ascii="Courier New" w:eastAsia="Courier New" w:hAnsi="Courier New" w:cs="Courier New"/>
+          <w:sz w:val="20"/>
+          <w:szCs w:val="20"/>
+          <w:lang w:val="en-US"/>
+        </w:rPr>
+        <w:t>: .</w:t>
+      </w:r>
+      <w:proofErr w:type="gramEnd"/>
+      <w:r>
+        <w:rPr>
+          <w:rFonts w:ascii="Courier New" w:eastAsia="Courier New" w:hAnsi="Courier New" w:cs="Courier New"/>
+          <w:sz w:val="20"/>
+          <w:szCs w:val="20"/>
+          <w:lang w:val="en-US"/>
+        </w:rPr>
+        <w:t>/taxifleet_backend</w:t>
       </w:r>
     </w:p>
     <w:p>
@@ -31353,8 +32559,19 @@
           <w:szCs w:val="20"/>
           <w:lang w:val="en-US"/>
         </w:rPr>
-        <w:t xml:space="preserve">      SPRING_DATASOURCE_URL: jdbc:postgresql://db:5432/taxifleet</w:t>
-      </w:r>
+        <w:t xml:space="preserve">      SPRING_DATASOURCE_URL: </w:t>
+      </w:r>
+      <w:proofErr w:type="gramStart"/>
+      <w:r>
+        <w:rPr>
+          <w:rFonts w:ascii="Courier New" w:eastAsia="Courier New" w:hAnsi="Courier New" w:cs="Courier New"/>
+          <w:sz w:val="20"/>
+          <w:szCs w:val="20"/>
+          <w:lang w:val="en-US"/>
+        </w:rPr>
+        <w:t>jdbc:postgresql://db:5432/taxifleet</w:t>
+      </w:r>
+      <w:proofErr w:type="gramEnd"/>
     </w:p>
     <w:p>
       <w:pPr>
@@ -31478,6 +32695,7 @@
         </w:rPr>
         <w:t>: flutter run -d chrome (</w:t>
       </w:r>
+      <w:proofErr w:type="gramStart"/>
       <w:r>
         <w:t>для</w:t>
       </w:r>
@@ -31490,6 +32708,7 @@
       <w:r>
         <w:t>веб</w:t>
       </w:r>
+      <w:proofErr w:type="gramEnd"/>
       <w:r>
         <w:rPr>
           <w:lang w:val="en-US"/>
@@ -31576,7 +32795,21 @@
         <w:rPr>
           <w:lang w:val="en-US"/>
         </w:rPr>
-        <w:t xml:space="preserve"> DDL: psql taxifleet &lt; docs/04-database/schema.sql;</w:t>
+        <w:t xml:space="preserve"> DDL: psql taxifleet </w:t>
+      </w:r>
+      <w:proofErr w:type="gramStart"/>
+      <w:r>
+        <w:rPr>
+          <w:lang w:val="en-US"/>
+        </w:rPr>
+        <w:t>&lt; docs/04-database/schema.sql</w:t>
+      </w:r>
+      <w:proofErr w:type="gramEnd"/>
+      <w:r>
+        <w:rPr>
+          <w:lang w:val="en-US"/>
+        </w:rPr>
+        <w:t>;</w:t>
       </w:r>
     </w:p>
     <w:p>
@@ -31597,7 +32830,21 @@
         <w:rPr>
           <w:lang w:val="en-US"/>
         </w:rPr>
-        <w:t>: mvn spring-boot:run;</w:t>
+        <w:t>: mvn spring-</w:t>
+      </w:r>
+      <w:proofErr w:type="gramStart"/>
+      <w:r>
+        <w:rPr>
+          <w:lang w:val="en-US"/>
+        </w:rPr>
+        <w:t>boot:run</w:t>
+      </w:r>
+      <w:proofErr w:type="gramEnd"/>
+      <w:r>
+        <w:rPr>
+          <w:lang w:val="en-US"/>
+        </w:rPr>
+        <w:t>;</w:t>
       </w:r>
     </w:p>
     <w:p>
@@ -31674,8 +32921,19 @@
           <w:szCs w:val="20"/>
           <w:lang w:val="en-US"/>
         </w:rPr>
-        <w:t>spring.datasource.url=jdbc:postgresql://localhost:5434/taxifleet</w:t>
-      </w:r>
+        <w:t>spring.datasource.url=</w:t>
+      </w:r>
+      <w:proofErr w:type="gramStart"/>
+      <w:r>
+        <w:rPr>
+          <w:rFonts w:ascii="Courier New" w:eastAsia="Courier New" w:hAnsi="Courier New" w:cs="Courier New"/>
+          <w:sz w:val="20"/>
+          <w:szCs w:val="20"/>
+          <w:lang w:val="en-US"/>
+        </w:rPr>
+        <w:t>jdbc:postgresql://localhost:5434/taxifleet</w:t>
+      </w:r>
+      <w:proofErr w:type="gramEnd"/>
     </w:p>
     <w:p>
       <w:pPr>
@@ -31684,6 +32942,7 @@
           <w:lang w:val="en-US"/>
         </w:rPr>
       </w:pPr>
+      <w:proofErr w:type="gramStart"/>
       <w:r>
         <w:rPr>
           <w:rFonts w:ascii="Courier New" w:eastAsia="Courier New" w:hAnsi="Courier New" w:cs="Courier New"/>
@@ -31692,7 +32951,17 @@
           <w:lang w:val="en-US"/>
         </w:rPr>
         <w:lastRenderedPageBreak/>
-        <w:t>spring.datasource.username=postgres</w:t>
+        <w:t>spring.datasource</w:t>
+      </w:r>
+      <w:proofErr w:type="gramEnd"/>
+      <w:r>
+        <w:rPr>
+          <w:rFonts w:ascii="Courier New" w:eastAsia="Courier New" w:hAnsi="Courier New" w:cs="Courier New"/>
+          <w:sz w:val="20"/>
+          <w:szCs w:val="20"/>
+          <w:lang w:val="en-US"/>
+        </w:rPr>
+        <w:t>.username=postgres</w:t>
       </w:r>
     </w:p>
     <w:p>
@@ -31702,14 +32971,25 @@
           <w:lang w:val="en-US"/>
         </w:rPr>
       </w:pPr>
-      <w:r>
-        <w:rPr>
-          <w:rFonts w:ascii="Courier New" w:eastAsia="Courier New" w:hAnsi="Courier New" w:cs="Courier New"/>
-          <w:sz w:val="20"/>
-          <w:szCs w:val="20"/>
-          <w:lang w:val="en-US"/>
-        </w:rPr>
-        <w:t>spring.datasource.password=YOUR_PASSWORD</w:t>
+      <w:proofErr w:type="gramStart"/>
+      <w:r>
+        <w:rPr>
+          <w:rFonts w:ascii="Courier New" w:eastAsia="Courier New" w:hAnsi="Courier New" w:cs="Courier New"/>
+          <w:sz w:val="20"/>
+          <w:szCs w:val="20"/>
+          <w:lang w:val="en-US"/>
+        </w:rPr>
+        <w:t>spring.datasource</w:t>
+      </w:r>
+      <w:proofErr w:type="gramEnd"/>
+      <w:r>
+        <w:rPr>
+          <w:rFonts w:ascii="Courier New" w:eastAsia="Courier New" w:hAnsi="Courier New" w:cs="Courier New"/>
+          <w:sz w:val="20"/>
+          <w:szCs w:val="20"/>
+          <w:lang w:val="en-US"/>
+        </w:rPr>
+        <w:t>.password=YOUR_PASSWORD</w:t>
       </w:r>
     </w:p>
     <w:p>
@@ -31719,14 +32999,25 @@
           <w:lang w:val="en-US"/>
         </w:rPr>
       </w:pPr>
-      <w:r>
-        <w:rPr>
-          <w:rFonts w:ascii="Courier New" w:eastAsia="Courier New" w:hAnsi="Courier New" w:cs="Courier New"/>
-          <w:sz w:val="20"/>
-          <w:szCs w:val="20"/>
-          <w:lang w:val="en-US"/>
-        </w:rPr>
-        <w:t>jwt.secret=taxifleet-secret-key-256-bits</w:t>
+      <w:proofErr w:type="gramStart"/>
+      <w:r>
+        <w:rPr>
+          <w:rFonts w:ascii="Courier New" w:eastAsia="Courier New" w:hAnsi="Courier New" w:cs="Courier New"/>
+          <w:sz w:val="20"/>
+          <w:szCs w:val="20"/>
+          <w:lang w:val="en-US"/>
+        </w:rPr>
+        <w:t>jwt.secret</w:t>
+      </w:r>
+      <w:proofErr w:type="gramEnd"/>
+      <w:r>
+        <w:rPr>
+          <w:rFonts w:ascii="Courier New" w:eastAsia="Courier New" w:hAnsi="Courier New" w:cs="Courier New"/>
+          <w:sz w:val="20"/>
+          <w:szCs w:val="20"/>
+          <w:lang w:val="en-US"/>
+        </w:rPr>
+        <w:t>=taxifleet-secret-key-256-bits</w:t>
       </w:r>
     </w:p>
     <w:p>
@@ -31736,14 +33027,25 @@
           <w:lang w:val="en-US"/>
         </w:rPr>
       </w:pPr>
-      <w:r>
-        <w:rPr>
-          <w:rFonts w:ascii="Courier New" w:eastAsia="Courier New" w:hAnsi="Courier New" w:cs="Courier New"/>
-          <w:sz w:val="20"/>
-          <w:szCs w:val="20"/>
-          <w:lang w:val="en-US"/>
-        </w:rPr>
-        <w:t>jwt.expiration=86400000</w:t>
+      <w:proofErr w:type="gramStart"/>
+      <w:r>
+        <w:rPr>
+          <w:rFonts w:ascii="Courier New" w:eastAsia="Courier New" w:hAnsi="Courier New" w:cs="Courier New"/>
+          <w:sz w:val="20"/>
+          <w:szCs w:val="20"/>
+          <w:lang w:val="en-US"/>
+        </w:rPr>
+        <w:t>jwt.expiration</w:t>
+      </w:r>
+      <w:proofErr w:type="gramEnd"/>
+      <w:r>
+        <w:rPr>
+          <w:rFonts w:ascii="Courier New" w:eastAsia="Courier New" w:hAnsi="Courier New" w:cs="Courier New"/>
+          <w:sz w:val="20"/>
+          <w:szCs w:val="20"/>
+          <w:lang w:val="en-US"/>
+        </w:rPr>
+        <w:t>=86400000</w:t>
       </w:r>
     </w:p>
     <w:p>
@@ -31767,13 +33069,23 @@
       <w:pPr>
         <w:ind w:left="720"/>
       </w:pPr>
-      <w:r>
-        <w:rPr>
-          <w:rFonts w:ascii="Courier New" w:eastAsia="Courier New" w:hAnsi="Courier New" w:cs="Courier New"/>
-          <w:sz w:val="20"/>
-          <w:szCs w:val="20"/>
-        </w:rPr>
-        <w:t>spring.sql.init.mode=never</w:t>
+      <w:proofErr w:type="gramStart"/>
+      <w:r>
+        <w:rPr>
+          <w:rFonts w:ascii="Courier New" w:eastAsia="Courier New" w:hAnsi="Courier New" w:cs="Courier New"/>
+          <w:sz w:val="20"/>
+          <w:szCs w:val="20"/>
+        </w:rPr>
+        <w:t>spring.sql.init</w:t>
+      </w:r>
+      <w:proofErr w:type="gramEnd"/>
+      <w:r>
+        <w:rPr>
+          <w:rFonts w:ascii="Courier New" w:eastAsia="Courier New" w:hAnsi="Courier New" w:cs="Courier New"/>
+          <w:sz w:val="20"/>
+          <w:szCs w:val="20"/>
+        </w:rPr>
+        <w:t>.mode=never</w:t>
       </w:r>
     </w:p>
     <w:p>
@@ -32551,7 +33863,25 @@
           <w:sz w:val="20"/>
           <w:szCs w:val="20"/>
         </w:rPr>
-        <w:t>├── пояснительная_записка.docx  # Пояснительная записка</w:t>
+        <w:t xml:space="preserve">├── </w:t>
+      </w:r>
+      <w:proofErr w:type="gramStart"/>
+      <w:r>
+        <w:rPr>
+          <w:rFonts w:ascii="Courier New" w:eastAsia="Courier New" w:hAnsi="Courier New" w:cs="Courier New"/>
+          <w:sz w:val="20"/>
+          <w:szCs w:val="20"/>
+        </w:rPr>
+        <w:t>пояснительная_записка.docx  #</w:t>
+      </w:r>
+      <w:proofErr w:type="gramEnd"/>
+      <w:r>
+        <w:rPr>
+          <w:rFonts w:ascii="Courier New" w:eastAsia="Courier New" w:hAnsi="Courier New" w:cs="Courier New"/>
+          <w:sz w:val="20"/>
+          <w:szCs w:val="20"/>
+        </w:rPr>
+        <w:t xml:space="preserve"> Пояснительная записка</w:t>
       </w:r>
     </w:p>
     <w:p>
@@ -34095,7 +35425,15 @@
         <w:jc w:val="both"/>
       </w:pPr>
       <w:r>
-        <w:t>E = 2,4 × (2,5)^1,05 ≈ 6,2 человеко-месяца</w:t>
+        <w:t>E = 2,4 × (2,</w:t>
+      </w:r>
+      <w:proofErr w:type="gramStart"/>
+      <w:r>
+        <w:t>5)^</w:t>
+      </w:r>
+      <w:proofErr w:type="gramEnd"/>
+      <w:r>
+        <w:t>1,05 ≈ 6,2 человеко-месяца</w:t>
       </w:r>
     </w:p>
     <w:p>
@@ -35139,7 +36477,15 @@
       </w:pPr>
       <w:r>
         <w:lastRenderedPageBreak/>
-        <w:t>Тестирование: 17 модульных тестов (JUnit 5 + Mockito), покрытие &gt; 40%, 17/17 PASSED.</w:t>
+        <w:t xml:space="preserve">Тестирование: 17 модульных тестов (JUnit 5 + Mockito), </w:t>
+      </w:r>
+      <w:proofErr w:type="gramStart"/>
+      <w:r>
+        <w:t>покрытие &gt;</w:t>
+      </w:r>
+      <w:proofErr w:type="gramEnd"/>
+      <w:r>
+        <w:t xml:space="preserve"> 40%, 17/17 PASSED.</w:t>
       </w:r>
     </w:p>
     <w:p>
@@ -35406,7 +36752,27 @@
           <w:szCs w:val="20"/>
           <w:lang w:val="en-US"/>
         </w:rPr>
-        <w:t xml:space="preserve">    name          VARCHAR(100)  NOT NULL,</w:t>
+        <w:t xml:space="preserve">    name          </w:t>
+      </w:r>
+      <w:proofErr w:type="gramStart"/>
+      <w:r>
+        <w:rPr>
+          <w:rFonts w:ascii="Courier New" w:eastAsia="Courier New" w:hAnsi="Courier New" w:cs="Courier New"/>
+          <w:sz w:val="20"/>
+          <w:szCs w:val="20"/>
+          <w:lang w:val="en-US"/>
+        </w:rPr>
+        <w:t>VARCHAR(</w:t>
+      </w:r>
+      <w:proofErr w:type="gramEnd"/>
+      <w:r>
+        <w:rPr>
+          <w:rFonts w:ascii="Courier New" w:eastAsia="Courier New" w:hAnsi="Courier New" w:cs="Courier New"/>
+          <w:sz w:val="20"/>
+          <w:szCs w:val="20"/>
+          <w:lang w:val="en-US"/>
+        </w:rPr>
+        <w:t>100)  NOT NULL,</w:t>
       </w:r>
     </w:p>
     <w:p>
@@ -35423,7 +36789,27 @@
           <w:szCs w:val="20"/>
           <w:lang w:val="en-US"/>
         </w:rPr>
-        <w:t xml:space="preserve">    email         VARCHAR(100)  NOT NULL UNIQUE,</w:t>
+        <w:t xml:space="preserve">    email         </w:t>
+      </w:r>
+      <w:proofErr w:type="gramStart"/>
+      <w:r>
+        <w:rPr>
+          <w:rFonts w:ascii="Courier New" w:eastAsia="Courier New" w:hAnsi="Courier New" w:cs="Courier New"/>
+          <w:sz w:val="20"/>
+          <w:szCs w:val="20"/>
+          <w:lang w:val="en-US"/>
+        </w:rPr>
+        <w:t>VARCHAR(</w:t>
+      </w:r>
+      <w:proofErr w:type="gramEnd"/>
+      <w:r>
+        <w:rPr>
+          <w:rFonts w:ascii="Courier New" w:eastAsia="Courier New" w:hAnsi="Courier New" w:cs="Courier New"/>
+          <w:sz w:val="20"/>
+          <w:szCs w:val="20"/>
+          <w:lang w:val="en-US"/>
+        </w:rPr>
+        <w:t>100)  NOT NULL UNIQUE,</w:t>
       </w:r>
     </w:p>
     <w:p>
@@ -35440,7 +36826,27 @@
           <w:szCs w:val="20"/>
           <w:lang w:val="en-US"/>
         </w:rPr>
-        <w:t xml:space="preserve">    password_hash VARCHAR(255)  NOT NULL,</w:t>
+        <w:t xml:space="preserve">    password_hash </w:t>
+      </w:r>
+      <w:proofErr w:type="gramStart"/>
+      <w:r>
+        <w:rPr>
+          <w:rFonts w:ascii="Courier New" w:eastAsia="Courier New" w:hAnsi="Courier New" w:cs="Courier New"/>
+          <w:sz w:val="20"/>
+          <w:szCs w:val="20"/>
+          <w:lang w:val="en-US"/>
+        </w:rPr>
+        <w:t>VARCHAR(</w:t>
+      </w:r>
+      <w:proofErr w:type="gramEnd"/>
+      <w:r>
+        <w:rPr>
+          <w:rFonts w:ascii="Courier New" w:eastAsia="Courier New" w:hAnsi="Courier New" w:cs="Courier New"/>
+          <w:sz w:val="20"/>
+          <w:szCs w:val="20"/>
+          <w:lang w:val="en-US"/>
+        </w:rPr>
+        <w:t>255)  NOT NULL,</w:t>
       </w:r>
     </w:p>
     <w:p>
@@ -35457,7 +36863,27 @@
           <w:szCs w:val="20"/>
           <w:lang w:val="en-US"/>
         </w:rPr>
-        <w:t xml:space="preserve">    created_at    TIMESTAMP     NOT NULL DEFAULT NOW()</w:t>
+        <w:t xml:space="preserve">    created_at    TIMESTAMP     NOT NULL DEFAULT </w:t>
+      </w:r>
+      <w:proofErr w:type="gramStart"/>
+      <w:r>
+        <w:rPr>
+          <w:rFonts w:ascii="Courier New" w:eastAsia="Courier New" w:hAnsi="Courier New" w:cs="Courier New"/>
+          <w:sz w:val="20"/>
+          <w:szCs w:val="20"/>
+          <w:lang w:val="en-US"/>
+        </w:rPr>
+        <w:t>NOW(</w:t>
+      </w:r>
+      <w:proofErr w:type="gramEnd"/>
+      <w:r>
+        <w:rPr>
+          <w:rFonts w:ascii="Courier New" w:eastAsia="Courier New" w:hAnsi="Courier New" w:cs="Courier New"/>
+          <w:sz w:val="20"/>
+          <w:szCs w:val="20"/>
+          <w:lang w:val="en-US"/>
+        </w:rPr>
+        <w:t>)</w:t>
       </w:r>
     </w:p>
     <w:p>
@@ -35525,7 +36951,27 @@
           <w:szCs w:val="20"/>
           <w:lang w:val="en-US"/>
         </w:rPr>
-        <w:t xml:space="preserve">    license_plate VARCHAR(20)  NOT NULL UNIQUE,</w:t>
+        <w:t xml:space="preserve">    license_plate </w:t>
+      </w:r>
+      <w:proofErr w:type="gramStart"/>
+      <w:r>
+        <w:rPr>
+          <w:rFonts w:ascii="Courier New" w:eastAsia="Courier New" w:hAnsi="Courier New" w:cs="Courier New"/>
+          <w:sz w:val="20"/>
+          <w:szCs w:val="20"/>
+          <w:lang w:val="en-US"/>
+        </w:rPr>
+        <w:t>VARCHAR(</w:t>
+      </w:r>
+      <w:proofErr w:type="gramEnd"/>
+      <w:r>
+        <w:rPr>
+          <w:rFonts w:ascii="Courier New" w:eastAsia="Courier New" w:hAnsi="Courier New" w:cs="Courier New"/>
+          <w:sz w:val="20"/>
+          <w:szCs w:val="20"/>
+          <w:lang w:val="en-US"/>
+        </w:rPr>
+        <w:t>20)  NOT NULL UNIQUE,</w:t>
       </w:r>
     </w:p>
     <w:p>
@@ -35542,7 +36988,27 @@
           <w:szCs w:val="20"/>
           <w:lang w:val="en-US"/>
         </w:rPr>
-        <w:t xml:space="preserve">    brand         VARCHAR(50)  NOT NULL,</w:t>
+        <w:t xml:space="preserve">    brand         </w:t>
+      </w:r>
+      <w:proofErr w:type="gramStart"/>
+      <w:r>
+        <w:rPr>
+          <w:rFonts w:ascii="Courier New" w:eastAsia="Courier New" w:hAnsi="Courier New" w:cs="Courier New"/>
+          <w:sz w:val="20"/>
+          <w:szCs w:val="20"/>
+          <w:lang w:val="en-US"/>
+        </w:rPr>
+        <w:t>VARCHAR(</w:t>
+      </w:r>
+      <w:proofErr w:type="gramEnd"/>
+      <w:r>
+        <w:rPr>
+          <w:rFonts w:ascii="Courier New" w:eastAsia="Courier New" w:hAnsi="Courier New" w:cs="Courier New"/>
+          <w:sz w:val="20"/>
+          <w:szCs w:val="20"/>
+          <w:lang w:val="en-US"/>
+        </w:rPr>
+        <w:t>50)  NOT NULL,</w:t>
       </w:r>
     </w:p>
     <w:p>
@@ -35559,7 +37025,27 @@
           <w:szCs w:val="20"/>
           <w:lang w:val="en-US"/>
         </w:rPr>
-        <w:t xml:space="preserve">    model         VARCHAR(50)  NOT NULL,</w:t>
+        <w:t xml:space="preserve">    model         </w:t>
+      </w:r>
+      <w:proofErr w:type="gramStart"/>
+      <w:r>
+        <w:rPr>
+          <w:rFonts w:ascii="Courier New" w:eastAsia="Courier New" w:hAnsi="Courier New" w:cs="Courier New"/>
+          <w:sz w:val="20"/>
+          <w:szCs w:val="20"/>
+          <w:lang w:val="en-US"/>
+        </w:rPr>
+        <w:t>VARCHAR(</w:t>
+      </w:r>
+      <w:proofErr w:type="gramEnd"/>
+      <w:r>
+        <w:rPr>
+          <w:rFonts w:ascii="Courier New" w:eastAsia="Courier New" w:hAnsi="Courier New" w:cs="Courier New"/>
+          <w:sz w:val="20"/>
+          <w:szCs w:val="20"/>
+          <w:lang w:val="en-US"/>
+        </w:rPr>
+        <w:t>50)  NOT NULL,</w:t>
       </w:r>
     </w:p>
     <w:p>
@@ -35593,7 +37079,27 @@
           <w:szCs w:val="20"/>
           <w:lang w:val="en-US"/>
         </w:rPr>
-        <w:t xml:space="preserve">    status        VARCHAR(20)  NOT NULL DEFAULT 'AVAILABLE'</w:t>
+        <w:t xml:space="preserve">    status        </w:t>
+      </w:r>
+      <w:proofErr w:type="gramStart"/>
+      <w:r>
+        <w:rPr>
+          <w:rFonts w:ascii="Courier New" w:eastAsia="Courier New" w:hAnsi="Courier New" w:cs="Courier New"/>
+          <w:sz w:val="20"/>
+          <w:szCs w:val="20"/>
+          <w:lang w:val="en-US"/>
+        </w:rPr>
+        <w:t>VARCHAR(</w:t>
+      </w:r>
+      <w:proofErr w:type="gramEnd"/>
+      <w:r>
+        <w:rPr>
+          <w:rFonts w:ascii="Courier New" w:eastAsia="Courier New" w:hAnsi="Courier New" w:cs="Courier New"/>
+          <w:sz w:val="20"/>
+          <w:szCs w:val="20"/>
+          <w:lang w:val="en-US"/>
+        </w:rPr>
+        <w:t>20)  NOT NULL DEFAULT 'AVAILABLE'</w:t>
       </w:r>
     </w:p>
     <w:p>
@@ -35695,7 +37201,27 @@
           <w:szCs w:val="20"/>
           <w:lang w:val="en-US"/>
         </w:rPr>
-        <w:t xml:space="preserve">    full_name      VARCHAR(150) NOT NULL,</w:t>
+        <w:t xml:space="preserve">    full_name      </w:t>
+      </w:r>
+      <w:proofErr w:type="gramStart"/>
+      <w:r>
+        <w:rPr>
+          <w:rFonts w:ascii="Courier New" w:eastAsia="Courier New" w:hAnsi="Courier New" w:cs="Courier New"/>
+          <w:sz w:val="20"/>
+          <w:szCs w:val="20"/>
+          <w:lang w:val="en-US"/>
+        </w:rPr>
+        <w:t>VARCHAR(</w:t>
+      </w:r>
+      <w:proofErr w:type="gramEnd"/>
+      <w:r>
+        <w:rPr>
+          <w:rFonts w:ascii="Courier New" w:eastAsia="Courier New" w:hAnsi="Courier New" w:cs="Courier New"/>
+          <w:sz w:val="20"/>
+          <w:szCs w:val="20"/>
+          <w:lang w:val="en-US"/>
+        </w:rPr>
+        <w:t>150) NOT NULL,</w:t>
       </w:r>
     </w:p>
     <w:p>
@@ -35712,7 +37238,27 @@
           <w:szCs w:val="20"/>
           <w:lang w:val="en-US"/>
         </w:rPr>
-        <w:t xml:space="preserve">    phone          VARCHAR(20)  NOT NULL UNIQUE,</w:t>
+        <w:t xml:space="preserve">    phone          </w:t>
+      </w:r>
+      <w:proofErr w:type="gramStart"/>
+      <w:r>
+        <w:rPr>
+          <w:rFonts w:ascii="Courier New" w:eastAsia="Courier New" w:hAnsi="Courier New" w:cs="Courier New"/>
+          <w:sz w:val="20"/>
+          <w:szCs w:val="20"/>
+          <w:lang w:val="en-US"/>
+        </w:rPr>
+        <w:t>VARCHAR(</w:t>
+      </w:r>
+      <w:proofErr w:type="gramEnd"/>
+      <w:r>
+        <w:rPr>
+          <w:rFonts w:ascii="Courier New" w:eastAsia="Courier New" w:hAnsi="Courier New" w:cs="Courier New"/>
+          <w:sz w:val="20"/>
+          <w:szCs w:val="20"/>
+          <w:lang w:val="en-US"/>
+        </w:rPr>
+        <w:t>20)  NOT NULL UNIQUE,</w:t>
       </w:r>
     </w:p>
     <w:p>
@@ -35729,7 +37275,27 @@
           <w:szCs w:val="20"/>
           <w:lang w:val="en-US"/>
         </w:rPr>
-        <w:t xml:space="preserve">    license_number VARCHAR(50)  NOT NULL UNIQUE,</w:t>
+        <w:t xml:space="preserve">    license_number </w:t>
+      </w:r>
+      <w:proofErr w:type="gramStart"/>
+      <w:r>
+        <w:rPr>
+          <w:rFonts w:ascii="Courier New" w:eastAsia="Courier New" w:hAnsi="Courier New" w:cs="Courier New"/>
+          <w:sz w:val="20"/>
+          <w:szCs w:val="20"/>
+          <w:lang w:val="en-US"/>
+        </w:rPr>
+        <w:t>VARCHAR(</w:t>
+      </w:r>
+      <w:proofErr w:type="gramEnd"/>
+      <w:r>
+        <w:rPr>
+          <w:rFonts w:ascii="Courier New" w:eastAsia="Courier New" w:hAnsi="Courier New" w:cs="Courier New"/>
+          <w:sz w:val="20"/>
+          <w:szCs w:val="20"/>
+          <w:lang w:val="en-US"/>
+        </w:rPr>
+        <w:t>50)  NOT NULL UNIQUE,</w:t>
       </w:r>
     </w:p>
     <w:p>
@@ -35746,7 +37312,27 @@
           <w:szCs w:val="20"/>
           <w:lang w:val="en-US"/>
         </w:rPr>
-        <w:t xml:space="preserve">    status         VARCHAR(20)  NOT NULL DEFAULT 'FREE'</w:t>
+        <w:t xml:space="preserve">    status         </w:t>
+      </w:r>
+      <w:proofErr w:type="gramStart"/>
+      <w:r>
+        <w:rPr>
+          <w:rFonts w:ascii="Courier New" w:eastAsia="Courier New" w:hAnsi="Courier New" w:cs="Courier New"/>
+          <w:sz w:val="20"/>
+          <w:szCs w:val="20"/>
+          <w:lang w:val="en-US"/>
+        </w:rPr>
+        <w:t>VARCHAR(</w:t>
+      </w:r>
+      <w:proofErr w:type="gramEnd"/>
+      <w:r>
+        <w:rPr>
+          <w:rFonts w:ascii="Courier New" w:eastAsia="Courier New" w:hAnsi="Courier New" w:cs="Courier New"/>
+          <w:sz w:val="20"/>
+          <w:szCs w:val="20"/>
+          <w:lang w:val="en-US"/>
+        </w:rPr>
+        <w:t>20)  NOT NULL DEFAULT 'FREE'</w:t>
       </w:r>
     </w:p>
     <w:p>
@@ -35865,7 +37451,27 @@
           <w:szCs w:val="20"/>
           <w:lang w:val="en-US"/>
         </w:rPr>
-        <w:t xml:space="preserve">    address_from VARCHAR(255)   NOT NULL,</w:t>
+        <w:t xml:space="preserve">    address_from </w:t>
+      </w:r>
+      <w:proofErr w:type="gramStart"/>
+      <w:r>
+        <w:rPr>
+          <w:rFonts w:ascii="Courier New" w:eastAsia="Courier New" w:hAnsi="Courier New" w:cs="Courier New"/>
+          <w:sz w:val="20"/>
+          <w:szCs w:val="20"/>
+          <w:lang w:val="en-US"/>
+        </w:rPr>
+        <w:t>VARCHAR(</w:t>
+      </w:r>
+      <w:proofErr w:type="gramEnd"/>
+      <w:r>
+        <w:rPr>
+          <w:rFonts w:ascii="Courier New" w:eastAsia="Courier New" w:hAnsi="Courier New" w:cs="Courier New"/>
+          <w:sz w:val="20"/>
+          <w:szCs w:val="20"/>
+          <w:lang w:val="en-US"/>
+        </w:rPr>
+        <w:t>255)   NOT NULL,</w:t>
       </w:r>
     </w:p>
     <w:p>
@@ -35882,7 +37488,27 @@
           <w:szCs w:val="20"/>
           <w:lang w:val="en-US"/>
         </w:rPr>
-        <w:t xml:space="preserve">    address_to   VARCHAR(255)   NOT NULL,</w:t>
+        <w:t xml:space="preserve">    address_to   </w:t>
+      </w:r>
+      <w:proofErr w:type="gramStart"/>
+      <w:r>
+        <w:rPr>
+          <w:rFonts w:ascii="Courier New" w:eastAsia="Courier New" w:hAnsi="Courier New" w:cs="Courier New"/>
+          <w:sz w:val="20"/>
+          <w:szCs w:val="20"/>
+          <w:lang w:val="en-US"/>
+        </w:rPr>
+        <w:t>VARCHAR(</w:t>
+      </w:r>
+      <w:proofErr w:type="gramEnd"/>
+      <w:r>
+        <w:rPr>
+          <w:rFonts w:ascii="Courier New" w:eastAsia="Courier New" w:hAnsi="Courier New" w:cs="Courier New"/>
+          <w:sz w:val="20"/>
+          <w:szCs w:val="20"/>
+          <w:lang w:val="en-US"/>
+        </w:rPr>
+        <w:t>255)   NOT NULL,</w:t>
       </w:r>
     </w:p>
     <w:p>
@@ -35899,7 +37525,27 @@
           <w:szCs w:val="20"/>
           <w:lang w:val="en-US"/>
         </w:rPr>
-        <w:t xml:space="preserve">    client_name  VARCHAR(100)   NOT NULL,</w:t>
+        <w:t xml:space="preserve">    client_</w:t>
+      </w:r>
+      <w:proofErr w:type="gramStart"/>
+      <w:r>
+        <w:rPr>
+          <w:rFonts w:ascii="Courier New" w:eastAsia="Courier New" w:hAnsi="Courier New" w:cs="Courier New"/>
+          <w:sz w:val="20"/>
+          <w:szCs w:val="20"/>
+          <w:lang w:val="en-US"/>
+        </w:rPr>
+        <w:t>name  VARCHAR</w:t>
+      </w:r>
+      <w:proofErr w:type="gramEnd"/>
+      <w:r>
+        <w:rPr>
+          <w:rFonts w:ascii="Courier New" w:eastAsia="Courier New" w:hAnsi="Courier New" w:cs="Courier New"/>
+          <w:sz w:val="20"/>
+          <w:szCs w:val="20"/>
+          <w:lang w:val="en-US"/>
+        </w:rPr>
+        <w:t>(100)   NOT NULL,</w:t>
       </w:r>
     </w:p>
     <w:p>
@@ -35916,7 +37562,27 @@
           <w:szCs w:val="20"/>
           <w:lang w:val="en-US"/>
         </w:rPr>
-        <w:t xml:space="preserve">    client_phone VARCHAR(20)    NOT NULL,</w:t>
+        <w:t xml:space="preserve">    client_phone </w:t>
+      </w:r>
+      <w:proofErr w:type="gramStart"/>
+      <w:r>
+        <w:rPr>
+          <w:rFonts w:ascii="Courier New" w:eastAsia="Courier New" w:hAnsi="Courier New" w:cs="Courier New"/>
+          <w:sz w:val="20"/>
+          <w:szCs w:val="20"/>
+          <w:lang w:val="en-US"/>
+        </w:rPr>
+        <w:t>VARCHAR(</w:t>
+      </w:r>
+      <w:proofErr w:type="gramEnd"/>
+      <w:r>
+        <w:rPr>
+          <w:rFonts w:ascii="Courier New" w:eastAsia="Courier New" w:hAnsi="Courier New" w:cs="Courier New"/>
+          <w:sz w:val="20"/>
+          <w:szCs w:val="20"/>
+          <w:lang w:val="en-US"/>
+        </w:rPr>
+        <w:t>20)    NOT NULL,</w:t>
       </w:r>
     </w:p>
     <w:p>
@@ -35933,7 +37599,27 @@
           <w:szCs w:val="20"/>
           <w:lang w:val="en-US"/>
         </w:rPr>
-        <w:t xml:space="preserve">    status       VARCHAR(20)    NOT NULL DEFAULT 'NEW'</w:t>
+        <w:t xml:space="preserve">    status       </w:t>
+      </w:r>
+      <w:proofErr w:type="gramStart"/>
+      <w:r>
+        <w:rPr>
+          <w:rFonts w:ascii="Courier New" w:eastAsia="Courier New" w:hAnsi="Courier New" w:cs="Courier New"/>
+          <w:sz w:val="20"/>
+          <w:szCs w:val="20"/>
+          <w:lang w:val="en-US"/>
+        </w:rPr>
+        <w:t>VARCHAR(</w:t>
+      </w:r>
+      <w:proofErr w:type="gramEnd"/>
+      <w:r>
+        <w:rPr>
+          <w:rFonts w:ascii="Courier New" w:eastAsia="Courier New" w:hAnsi="Courier New" w:cs="Courier New"/>
+          <w:sz w:val="20"/>
+          <w:szCs w:val="20"/>
+          <w:lang w:val="en-US"/>
+        </w:rPr>
+        <w:t>20)    NOT NULL DEFAULT 'NEW'</w:t>
       </w:r>
     </w:p>
     <w:p>
@@ -35967,7 +37653,27 @@
           <w:szCs w:val="20"/>
           <w:lang w:val="en-US"/>
         </w:rPr>
-        <w:t xml:space="preserve">    cost         DECIMAL(10,2),</w:t>
+        <w:t xml:space="preserve">    cost         </w:t>
+      </w:r>
+      <w:proofErr w:type="gramStart"/>
+      <w:r>
+        <w:rPr>
+          <w:rFonts w:ascii="Courier New" w:eastAsia="Courier New" w:hAnsi="Courier New" w:cs="Courier New"/>
+          <w:sz w:val="20"/>
+          <w:szCs w:val="20"/>
+          <w:lang w:val="en-US"/>
+        </w:rPr>
+        <w:t>DECIMAL(</w:t>
+      </w:r>
+      <w:proofErr w:type="gramEnd"/>
+      <w:r>
+        <w:rPr>
+          <w:rFonts w:ascii="Courier New" w:eastAsia="Courier New" w:hAnsi="Courier New" w:cs="Courier New"/>
+          <w:sz w:val="20"/>
+          <w:szCs w:val="20"/>
+          <w:lang w:val="en-US"/>
+        </w:rPr>
+        <w:t>10,2),</w:t>
       </w:r>
     </w:p>
     <w:p>
@@ -35984,7 +37690,27 @@
           <w:szCs w:val="20"/>
           <w:lang w:val="en-US"/>
         </w:rPr>
-        <w:t xml:space="preserve">    created_at   TIMESTAMP      NOT NULL DEFAULT NOW(),</w:t>
+        <w:t xml:space="preserve">    created_at   TIMESTAMP      NOT NULL DEFAULT </w:t>
+      </w:r>
+      <w:proofErr w:type="gramStart"/>
+      <w:r>
+        <w:rPr>
+          <w:rFonts w:ascii="Courier New" w:eastAsia="Courier New" w:hAnsi="Courier New" w:cs="Courier New"/>
+          <w:sz w:val="20"/>
+          <w:szCs w:val="20"/>
+          <w:lang w:val="en-US"/>
+        </w:rPr>
+        <w:t>NOW(</w:t>
+      </w:r>
+      <w:proofErr w:type="gramEnd"/>
+      <w:r>
+        <w:rPr>
+          <w:rFonts w:ascii="Courier New" w:eastAsia="Courier New" w:hAnsi="Courier New" w:cs="Courier New"/>
+          <w:sz w:val="20"/>
+          <w:szCs w:val="20"/>
+          <w:lang w:val="en-US"/>
+        </w:rPr>
+        <w:t>),</w:t>
       </w:r>
     </w:p>
     <w:p>
@@ -36052,7 +37778,27 @@
           <w:szCs w:val="20"/>
           <w:lang w:val="en-US"/>
         </w:rPr>
-        <w:t xml:space="preserve">    id           BIGSERIAL  PRIMARY KEY,</w:t>
+        <w:t xml:space="preserve">    id           </w:t>
+      </w:r>
+      <w:proofErr w:type="gramStart"/>
+      <w:r>
+        <w:rPr>
+          <w:rFonts w:ascii="Courier New" w:eastAsia="Courier New" w:hAnsi="Courier New" w:cs="Courier New"/>
+          <w:sz w:val="20"/>
+          <w:szCs w:val="20"/>
+          <w:lang w:val="en-US"/>
+        </w:rPr>
+        <w:t>BIGSERIAL  PRIMARY</w:t>
+      </w:r>
+      <w:proofErr w:type="gramEnd"/>
+      <w:r>
+        <w:rPr>
+          <w:rFonts w:ascii="Courier New" w:eastAsia="Courier New" w:hAnsi="Courier New" w:cs="Courier New"/>
+          <w:sz w:val="20"/>
+          <w:szCs w:val="20"/>
+          <w:lang w:val="en-US"/>
+        </w:rPr>
+        <w:t xml:space="preserve"> KEY,</w:t>
       </w:r>
     </w:p>
     <w:p>
@@ -36120,7 +37866,27 @@
           <w:szCs w:val="20"/>
           <w:lang w:val="en-US"/>
         </w:rPr>
-        <w:t xml:space="preserve">    assigned_at  TIMESTAMP  NOT NULL DEFAULT NOW(),</w:t>
+        <w:t xml:space="preserve">    assigned_</w:t>
+      </w:r>
+      <w:proofErr w:type="gramStart"/>
+      <w:r>
+        <w:rPr>
+          <w:rFonts w:ascii="Courier New" w:eastAsia="Courier New" w:hAnsi="Courier New" w:cs="Courier New"/>
+          <w:sz w:val="20"/>
+          <w:szCs w:val="20"/>
+          <w:lang w:val="en-US"/>
+        </w:rPr>
+        <w:t>at  TIMESTAMP</w:t>
+      </w:r>
+      <w:proofErr w:type="gramEnd"/>
+      <w:r>
+        <w:rPr>
+          <w:rFonts w:ascii="Courier New" w:eastAsia="Courier New" w:hAnsi="Courier New" w:cs="Courier New"/>
+          <w:sz w:val="20"/>
+          <w:szCs w:val="20"/>
+          <w:lang w:val="en-US"/>
+        </w:rPr>
+        <w:t xml:space="preserve">  NOT NULL DEFAULT NOW(),</w:t>
       </w:r>
     </w:p>
     <w:p>
@@ -36536,7 +38302,27 @@
           <w:szCs w:val="20"/>
           <w:lang w:val="en-US"/>
         </w:rPr>
-        <w:t>UC11 ..&gt; UC09 : &lt;&lt;include&gt;&gt;</w:t>
+        <w:t>UC11</w:t>
+      </w:r>
+      <w:proofErr w:type="gramStart"/>
+      <w:r>
+        <w:rPr>
+          <w:rFonts w:ascii="Courier New" w:eastAsia="Courier New" w:hAnsi="Courier New" w:cs="Courier New"/>
+          <w:sz w:val="20"/>
+          <w:szCs w:val="20"/>
+          <w:lang w:val="en-US"/>
+        </w:rPr>
+        <w:t xml:space="preserve"> ..</w:t>
+      </w:r>
+      <w:proofErr w:type="gramEnd"/>
+      <w:r>
+        <w:rPr>
+          <w:rFonts w:ascii="Courier New" w:eastAsia="Courier New" w:hAnsi="Courier New" w:cs="Courier New"/>
+          <w:sz w:val="20"/>
+          <w:szCs w:val="20"/>
+          <w:lang w:val="en-US"/>
+        </w:rPr>
+        <w:t>&gt; UC09 : &lt;&lt;include&gt;&gt;</w:t>
       </w:r>
     </w:p>
     <w:p>
@@ -36553,7 +38339,27 @@
           <w:szCs w:val="20"/>
           <w:lang w:val="en-US"/>
         </w:rPr>
-        <w:t>UC11 ..&gt; UC02 : &lt;&lt;include&gt;&gt;</w:t>
+        <w:t>UC11</w:t>
+      </w:r>
+      <w:proofErr w:type="gramStart"/>
+      <w:r>
+        <w:rPr>
+          <w:rFonts w:ascii="Courier New" w:eastAsia="Courier New" w:hAnsi="Courier New" w:cs="Courier New"/>
+          <w:sz w:val="20"/>
+          <w:szCs w:val="20"/>
+          <w:lang w:val="en-US"/>
+        </w:rPr>
+        <w:t xml:space="preserve"> ..</w:t>
+      </w:r>
+      <w:proofErr w:type="gramEnd"/>
+      <w:r>
+        <w:rPr>
+          <w:rFonts w:ascii="Courier New" w:eastAsia="Courier New" w:hAnsi="Courier New" w:cs="Courier New"/>
+          <w:sz w:val="20"/>
+          <w:szCs w:val="20"/>
+          <w:lang w:val="en-US"/>
+        </w:rPr>
+        <w:t>&gt; UC02 : &lt;&lt;include&gt;&gt;</w:t>
       </w:r>
     </w:p>
     <w:p>
@@ -36679,7 +38485,27 @@
           <w:szCs w:val="20"/>
           <w:lang w:val="en-US"/>
         </w:rPr>
-        <w:t xml:space="preserve">  package "Control" { [AuthController]; [DriverController]; [OrderController] }</w:t>
+        <w:t xml:space="preserve">  package "Control" </w:t>
+      </w:r>
+      <w:proofErr w:type="gramStart"/>
+      <w:r>
+        <w:rPr>
+          <w:rFonts w:ascii="Courier New" w:eastAsia="Courier New" w:hAnsi="Courier New" w:cs="Courier New"/>
+          <w:sz w:val="20"/>
+          <w:szCs w:val="20"/>
+          <w:lang w:val="en-US"/>
+        </w:rPr>
+        <w:t>{ [</w:t>
+      </w:r>
+      <w:proofErr w:type="gramEnd"/>
+      <w:r>
+        <w:rPr>
+          <w:rFonts w:ascii="Courier New" w:eastAsia="Courier New" w:hAnsi="Courier New" w:cs="Courier New"/>
+          <w:sz w:val="20"/>
+          <w:szCs w:val="20"/>
+          <w:lang w:val="en-US"/>
+        </w:rPr>
+        <w:t>AuthController]; [DriverController]; [OrderController] }</w:t>
       </w:r>
     </w:p>
     <w:p>
@@ -36696,7 +38522,27 @@
           <w:szCs w:val="20"/>
           <w:lang w:val="en-US"/>
         </w:rPr>
-        <w:t xml:space="preserve">  package "Mediator" { [DriverService]; [OrderService] }</w:t>
+        <w:t xml:space="preserve">  package "Mediator" </w:t>
+      </w:r>
+      <w:proofErr w:type="gramStart"/>
+      <w:r>
+        <w:rPr>
+          <w:rFonts w:ascii="Courier New" w:eastAsia="Courier New" w:hAnsi="Courier New" w:cs="Courier New"/>
+          <w:sz w:val="20"/>
+          <w:szCs w:val="20"/>
+          <w:lang w:val="en-US"/>
+        </w:rPr>
+        <w:t>{ [</w:t>
+      </w:r>
+      <w:proofErr w:type="gramEnd"/>
+      <w:r>
+        <w:rPr>
+          <w:rFonts w:ascii="Courier New" w:eastAsia="Courier New" w:hAnsi="Courier New" w:cs="Courier New"/>
+          <w:sz w:val="20"/>
+          <w:szCs w:val="20"/>
+          <w:lang w:val="en-US"/>
+        </w:rPr>
+        <w:t>DriverService]; [OrderService] }</w:t>
       </w:r>
     </w:p>
     <w:p>
@@ -36713,7 +38559,27 @@
           <w:szCs w:val="20"/>
           <w:lang w:val="en-US"/>
         </w:rPr>
-        <w:t xml:space="preserve">  package "Entity" { [Driver]; [Car]; [Order]; [Assignment] }</w:t>
+        <w:t xml:space="preserve">  package "Entity" </w:t>
+      </w:r>
+      <w:proofErr w:type="gramStart"/>
+      <w:r>
+        <w:rPr>
+          <w:rFonts w:ascii="Courier New" w:eastAsia="Courier New" w:hAnsi="Courier New" w:cs="Courier New"/>
+          <w:sz w:val="20"/>
+          <w:szCs w:val="20"/>
+          <w:lang w:val="en-US"/>
+        </w:rPr>
+        <w:t>{ [</w:t>
+      </w:r>
+      <w:proofErr w:type="gramEnd"/>
+      <w:r>
+        <w:rPr>
+          <w:rFonts w:ascii="Courier New" w:eastAsia="Courier New" w:hAnsi="Courier New" w:cs="Courier New"/>
+          <w:sz w:val="20"/>
+          <w:szCs w:val="20"/>
+          <w:lang w:val="en-US"/>
+        </w:rPr>
+        <w:t>Driver]; [Car]; [Order]; [Assignment] }</w:t>
       </w:r>
     </w:p>
     <w:p>
@@ -36730,7 +38596,27 @@
           <w:szCs w:val="20"/>
           <w:lang w:val="en-US"/>
         </w:rPr>
-        <w:t xml:space="preserve">  package "Foundation" { [DriverRepository]; [OrderRepository] }</w:t>
+        <w:t xml:space="preserve">  package "Foundation" </w:t>
+      </w:r>
+      <w:proofErr w:type="gramStart"/>
+      <w:r>
+        <w:rPr>
+          <w:rFonts w:ascii="Courier New" w:eastAsia="Courier New" w:hAnsi="Courier New" w:cs="Courier New"/>
+          <w:sz w:val="20"/>
+          <w:szCs w:val="20"/>
+          <w:lang w:val="en-US"/>
+        </w:rPr>
+        <w:t>{ [</w:t>
+      </w:r>
+      <w:proofErr w:type="gramEnd"/>
+      <w:r>
+        <w:rPr>
+          <w:rFonts w:ascii="Courier New" w:eastAsia="Courier New" w:hAnsi="Courier New" w:cs="Courier New"/>
+          <w:sz w:val="20"/>
+          <w:szCs w:val="20"/>
+          <w:lang w:val="en-US"/>
+        </w:rPr>
+        <w:t>DriverRepository]; [OrderRepository] }</w:t>
       </w:r>
     </w:p>
     <w:p>
@@ -36781,7 +38667,27 @@
           <w:szCs w:val="20"/>
           <w:lang w:val="en-US"/>
         </w:rPr>
-        <w:t>Flutter --&gt; Control : REST/JSON/JWT</w:t>
+        <w:t xml:space="preserve">Flutter --&gt; </w:t>
+      </w:r>
+      <w:proofErr w:type="gramStart"/>
+      <w:r>
+        <w:rPr>
+          <w:rFonts w:ascii="Courier New" w:eastAsia="Courier New" w:hAnsi="Courier New" w:cs="Courier New"/>
+          <w:sz w:val="20"/>
+          <w:szCs w:val="20"/>
+          <w:lang w:val="en-US"/>
+        </w:rPr>
+        <w:t>Control :</w:t>
+      </w:r>
+      <w:proofErr w:type="gramEnd"/>
+      <w:r>
+        <w:rPr>
+          <w:rFonts w:ascii="Courier New" w:eastAsia="Courier New" w:hAnsi="Courier New" w:cs="Courier New"/>
+          <w:sz w:val="20"/>
+          <w:szCs w:val="20"/>
+          <w:lang w:val="en-US"/>
+        </w:rPr>
+        <w:t xml:space="preserve"> REST/JSON/JWT</w:t>
       </w:r>
     </w:p>
     <w:p>
@@ -37837,7 +39743,7 @@
       <w:rPr>
         <w:noProof/>
       </w:rPr>
-      <w:t>18</w:t>
+      <w:t>21</w:t>
     </w:r>
     <w:r>
       <w:fldChar w:fldCharType="end"/>
@@ -38951,7 +40857,7 @@
 </file>
 
 <file path=customXml/itemProps1.xml><?xml version="1.0" encoding="utf-8"?>
-<ds:datastoreItem xmlns:ds="http://schemas.openxmlformats.org/officeDocument/2006/customXml" ds:itemID="{3D90A169-E275-4CF2-9A4A-C921A2F99F72}">
+<ds:datastoreItem xmlns:ds="http://schemas.openxmlformats.org/officeDocument/2006/customXml" ds:itemID="{AA920977-593A-4ED2-AD52-FA1D3931E592}">
   <ds:schemaRefs>
     <ds:schemaRef ds:uri="http://schemas.openxmlformats.org/officeDocument/2006/bibliography"/>
   </ds:schemaRefs>

--- a/пояснительная записка.docx
+++ b/пояснительная записка.docx
@@ -7,7 +7,6 @@
         <w:jc w:val="center"/>
         <w:rPr>
           <w:color w:val="auto"/>
-          <w:sz w:val="24"/>
         </w:rPr>
       </w:pPr>
       <w:bookmarkStart w:id="0" w:name="_Hlk166341132"/>
@@ -15,7 +14,6 @@
       <w:r>
         <w:rPr>
           <w:color w:val="auto"/>
-          <w:sz w:val="24"/>
         </w:rPr>
         <w:t xml:space="preserve">МИНИСТЕРСТВО НАУКИ И ВЫСШЕГО ОБРАЗОВАНИЯ </w:t>
       </w:r>
@@ -25,13 +23,11 @@
         <w:jc w:val="center"/>
         <w:rPr>
           <w:color w:val="auto"/>
-          <w:sz w:val="24"/>
         </w:rPr>
       </w:pPr>
       <w:r>
         <w:rPr>
           <w:color w:val="auto"/>
-          <w:sz w:val="24"/>
         </w:rPr>
         <w:t>РОССИЙСКОЙ ФЕДЕРАЦИИ</w:t>
       </w:r>
@@ -41,13 +37,11 @@
         <w:jc w:val="center"/>
         <w:rPr>
           <w:color w:val="auto"/>
-          <w:sz w:val="24"/>
         </w:rPr>
       </w:pPr>
       <w:r>
         <w:rPr>
           <w:color w:val="auto"/>
-          <w:sz w:val="24"/>
         </w:rPr>
         <w:t>ФГАОУ ВО «</w:t>
       </w:r>
@@ -55,7 +49,6 @@
       <w:r>
         <w:rPr>
           <w:color w:val="auto"/>
-          <w:sz w:val="24"/>
         </w:rPr>
         <w:t>СЕВЕРО-КАВКАЗСКИЙ</w:t>
       </w:r>
@@ -63,7 +56,6 @@
       <w:r>
         <w:rPr>
           <w:color w:val="auto"/>
-          <w:sz w:val="24"/>
         </w:rPr>
         <w:t xml:space="preserve"> ФЕДЕРАЛЬНЫЙ УНИВЕРСИТЕТ»</w:t>
       </w:r>
@@ -73,13 +65,11 @@
         <w:jc w:val="center"/>
         <w:rPr>
           <w:color w:val="auto"/>
-          <w:sz w:val="24"/>
         </w:rPr>
       </w:pPr>
       <w:r>
         <w:rPr>
           <w:color w:val="auto"/>
-          <w:sz w:val="24"/>
         </w:rPr>
         <w:t>ИНСТИТУТ ПЕРСПЕКТИВНОЙ ИНЖЕНЕРИИ</w:t>
       </w:r>
@@ -89,13 +79,11 @@
         <w:jc w:val="center"/>
         <w:rPr>
           <w:color w:val="auto"/>
-          <w:sz w:val="24"/>
         </w:rPr>
       </w:pPr>
       <w:r>
         <w:rPr>
           <w:color w:val="auto"/>
-          <w:sz w:val="24"/>
         </w:rPr>
         <w:t>МЕЖИНСТИТУТСКАЯ БАЗОВАЯ КАФЕДРА</w:t>
       </w:r>
@@ -104,7 +92,6 @@
       <w:pPr>
         <w:rPr>
           <w:color w:val="auto"/>
-          <w:sz w:val="24"/>
         </w:rPr>
       </w:pPr>
     </w:p>
@@ -114,14 +101,12 @@
         <w:rPr>
           <w:b/>
           <w:color w:val="auto"/>
-          <w:sz w:val="24"/>
         </w:rPr>
       </w:pPr>
       <w:r>
         <w:rPr>
           <w:b/>
           <w:color w:val="auto"/>
-          <w:sz w:val="24"/>
         </w:rPr>
         <w:t>КУРСОВОЙ ПРОЕКТ</w:t>
       </w:r>
@@ -131,13 +116,11 @@
         <w:jc w:val="center"/>
         <w:rPr>
           <w:color w:val="auto"/>
-          <w:sz w:val="24"/>
         </w:rPr>
       </w:pPr>
       <w:r>
         <w:rPr>
           <w:color w:val="auto"/>
-          <w:sz w:val="24"/>
         </w:rPr>
         <w:t>по дисциплине</w:t>
       </w:r>
@@ -147,15 +130,13 @@
         <w:jc w:val="center"/>
         <w:rPr>
           <w:color w:val="auto"/>
-          <w:sz w:val="24"/>
         </w:rPr>
       </w:pPr>
       <w:r>
         <w:rPr>
           <w:color w:val="auto"/>
-          <w:sz w:val="24"/>
-        </w:rPr>
-        <w:t>«Междисциплинарный проектный практикум»</w:t>
+        </w:rPr>
+        <w:t>«Программная инженерия»</w:t>
       </w:r>
     </w:p>
     <w:p>
@@ -163,13 +144,11 @@
         <w:jc w:val="center"/>
         <w:rPr>
           <w:color w:val="auto"/>
-          <w:sz w:val="24"/>
         </w:rPr>
       </w:pPr>
       <w:r>
         <w:rPr>
           <w:color w:val="auto"/>
-          <w:sz w:val="24"/>
         </w:rPr>
         <w:t>на тему:</w:t>
       </w:r>
@@ -179,51 +158,36 @@
         <w:jc w:val="center"/>
         <w:rPr>
           <w:color w:val="auto"/>
-          <w:sz w:val="24"/>
         </w:rPr>
       </w:pPr>
       <w:r>
         <w:rPr>
           <w:color w:val="auto"/>
-          <w:sz w:val="24"/>
         </w:rPr>
         <w:t xml:space="preserve">«Разработка мобильного приложения для информационной системы </w:t>
       </w:r>
-      <w:bookmarkStart w:id="1" w:name="_GoBack"/>
       <w:r>
         <w:rPr>
           <w:color w:val="auto"/>
-          <w:sz w:val="24"/>
-        </w:rPr>
-        <w:t>таксопарк</w:t>
-      </w:r>
-      <w:bookmarkEnd w:id="1"/>
+        </w:rPr>
+        <w:t>таксопарка</w:t>
+      </w:r>
       <w:r>
         <w:rPr>
           <w:color w:val="auto"/>
-          <w:sz w:val="24"/>
-        </w:rPr>
-        <w:t>а</w:t>
-      </w:r>
-      <w:r>
+        </w:rPr>
+        <w:t>»</w:t>
+      </w:r>
+    </w:p>
+    <w:p>
+      <w:pPr>
         <w:rPr>
           <w:color w:val="auto"/>
-          <w:sz w:val="24"/>
-        </w:rPr>
-        <w:t>»</w:t>
-      </w:r>
-    </w:p>
-    <w:p>
-      <w:pPr>
+        </w:rPr>
+      </w:pPr>
+      <w:r>
         <w:rPr>
           <w:color w:val="auto"/>
-          <w:sz w:val="24"/>
-        </w:rPr>
-      </w:pPr>
-      <w:r>
-        <w:rPr>
-          <w:color w:val="auto"/>
-          <w:sz w:val="24"/>
         </w:rPr>
         <w:tab/>
       </w:r>
@@ -234,14 +198,12 @@
         <w:rPr>
           <w:b/>
           <w:color w:val="auto"/>
-          <w:sz w:val="24"/>
         </w:rPr>
       </w:pPr>
       <w:r>
         <w:rPr>
           <w:b/>
           <w:color w:val="auto"/>
-          <w:sz w:val="24"/>
         </w:rPr>
         <w:t>Выполнил:</w:t>
       </w:r>
@@ -249,211 +211,185 @@
     <w:p>
       <w:pPr>
         <w:ind w:left="4962"/>
+      </w:pPr>
+      <w:r>
+        <w:t>Борсов</w:t>
+      </w:r>
+      <w:r>
+        <w:t xml:space="preserve"> </w:t>
+      </w:r>
+      <w:r>
+        <w:t>Беслан</w:t>
+      </w:r>
+      <w:r>
+        <w:t xml:space="preserve"> </w:t>
+      </w:r>
+      <w:r>
+        <w:t>Мухамедо</w:t>
+      </w:r>
+      <w:bookmarkStart w:id="1" w:name="_GoBack"/>
+      <w:bookmarkEnd w:id="1"/>
+      <w:r>
+        <w:t>вич</w:t>
+      </w:r>
+    </w:p>
+    <w:p>
+      <w:pPr>
+        <w:ind w:left="4962"/>
         <w:rPr>
           <w:color w:val="auto"/>
-          <w:sz w:val="24"/>
         </w:rPr>
       </w:pPr>
       <w:r>
         <w:rPr>
           <w:color w:val="auto"/>
-          <w:sz w:val="24"/>
-        </w:rPr>
-        <w:t>Борсов</w:t>
+        </w:rPr>
+        <w:t xml:space="preserve">студент </w:t>
       </w:r>
       <w:r>
         <w:rPr>
           <w:color w:val="auto"/>
-          <w:sz w:val="24"/>
+          <w:u w:val="single"/>
+        </w:rPr>
+        <w:t xml:space="preserve">     3   </w:t>
+      </w:r>
+      <w:r>
+        <w:rPr>
+          <w:color w:val="auto"/>
+        </w:rPr>
+        <w:t xml:space="preserve"> курса </w:t>
+      </w:r>
+    </w:p>
+    <w:p>
+      <w:pPr>
+        <w:ind w:left="4962"/>
+        <w:rPr>
+          <w:color w:val="auto"/>
+        </w:rPr>
+      </w:pPr>
+      <w:r>
+        <w:rPr>
+          <w:color w:val="auto"/>
+        </w:rPr>
+        <w:t>группы ___</w:t>
+      </w:r>
+      <w:r>
+        <w:rPr>
+          <w:color w:val="auto"/>
+          <w:u w:val="single"/>
+        </w:rPr>
+        <w:t>ПИЖ-б-о-23-1(</w:t>
+      </w:r>
+      <w:proofErr w:type="gramStart"/>
+      <w:r>
+        <w:rPr>
+          <w:color w:val="auto"/>
+          <w:u w:val="single"/>
+        </w:rPr>
+        <w:t>1)</w:t>
+      </w:r>
+      <w:r>
+        <w:rPr>
+          <w:color w:val="auto"/>
+        </w:rPr>
+        <w:t>_</w:t>
+      </w:r>
+      <w:proofErr w:type="gramEnd"/>
+      <w:r>
+        <w:rPr>
+          <w:color w:val="auto"/>
+        </w:rPr>
+        <w:t>_____</w:t>
+      </w:r>
+    </w:p>
+    <w:p>
+      <w:pPr>
+        <w:ind w:left="4962"/>
+        <w:rPr>
+          <w:color w:val="auto"/>
+        </w:rPr>
+      </w:pPr>
+      <w:r>
+        <w:rPr>
+          <w:color w:val="auto"/>
+        </w:rPr>
+        <w:t>направления подготовки 09.03.04 «Программная инженерия»</w:t>
+      </w:r>
+      <w:r>
+        <w:rPr>
+          <w:color w:val="auto"/>
+        </w:rPr>
+        <w:tab/>
+      </w:r>
+    </w:p>
+    <w:p>
+      <w:pPr>
+        <w:ind w:left="4962"/>
+        <w:rPr>
+          <w:color w:val="auto"/>
+        </w:rPr>
+      </w:pPr>
+      <w:r>
+        <w:rPr>
+          <w:color w:val="auto"/>
+        </w:rPr>
+        <w:t>направленность (профиль) «Разработка и сопровождение программного обеспечения»</w:t>
+      </w:r>
+    </w:p>
+    <w:p>
+      <w:pPr>
+        <w:ind w:left="4962"/>
+        <w:rPr>
+          <w:color w:val="auto"/>
+        </w:rPr>
+      </w:pPr>
+      <w:r>
+        <w:rPr>
+          <w:color w:val="auto"/>
+        </w:rPr>
+        <w:t>очной</w:t>
+      </w:r>
+      <w:r>
+        <w:rPr>
+          <w:color w:val="auto"/>
+          <w:u w:val="single"/>
         </w:rPr>
         <w:t xml:space="preserve"> </w:t>
       </w:r>
       <w:r>
         <w:rPr>
           <w:color w:val="auto"/>
-          <w:sz w:val="24"/>
-        </w:rPr>
-        <w:t>Беслан</w:t>
-      </w:r>
-      <w:r>
+        </w:rPr>
+        <w:t>формы обучения</w:t>
+      </w:r>
+    </w:p>
+    <w:p>
+      <w:pPr>
+        <w:ind w:left="4962"/>
         <w:rPr>
           <w:color w:val="auto"/>
-          <w:sz w:val="24"/>
-        </w:rPr>
-        <w:t xml:space="preserve"> </w:t>
-      </w:r>
+        </w:rPr>
+      </w:pPr>
       <w:r>
         <w:rPr>
           <w:color w:val="auto"/>
-          <w:sz w:val="24"/>
-        </w:rPr>
-        <w:t>Мухамедо</w:t>
-      </w:r>
-      <w:r>
+        </w:rPr>
+        <w:t>________________________</w:t>
+      </w:r>
+    </w:p>
+    <w:p>
+      <w:pPr>
+        <w:ind w:left="4962"/>
         <w:rPr>
           <w:color w:val="auto"/>
-          <w:sz w:val="24"/>
-        </w:rPr>
-        <w:t>вич</w:t>
-      </w:r>
-    </w:p>
-    <w:p>
-      <w:pPr>
-        <w:ind w:left="4962"/>
+        </w:rPr>
+      </w:pPr>
+      <w:r>
         <w:rPr>
           <w:color w:val="auto"/>
-          <w:sz w:val="24"/>
-        </w:rPr>
-      </w:pPr>
-      <w:r>
-        <w:rPr>
-          <w:color w:val="auto"/>
-          <w:sz w:val="24"/>
-        </w:rPr>
-        <w:t xml:space="preserve">студент </w:t>
-      </w:r>
-      <w:r>
-        <w:rPr>
-          <w:color w:val="auto"/>
-          <w:sz w:val="24"/>
-          <w:u w:val="single"/>
-        </w:rPr>
-        <w:t xml:space="preserve">  3        </w:t>
-      </w:r>
-      <w:r>
-        <w:rPr>
-          <w:color w:val="auto"/>
-          <w:sz w:val="24"/>
-        </w:rPr>
-        <w:t xml:space="preserve"> курса </w:t>
-      </w:r>
-    </w:p>
-    <w:p>
-      <w:pPr>
-        <w:ind w:left="4962"/>
-        <w:rPr>
-          <w:color w:val="auto"/>
-          <w:sz w:val="24"/>
-        </w:rPr>
-      </w:pPr>
-      <w:r>
-        <w:rPr>
-          <w:color w:val="auto"/>
-          <w:sz w:val="24"/>
-        </w:rPr>
-        <w:t>группы ПИЖ-б-о-23-1</w:t>
-      </w:r>
-    </w:p>
-    <w:p>
-      <w:pPr>
-        <w:ind w:left="4962"/>
-        <w:rPr>
-          <w:color w:val="auto"/>
-          <w:sz w:val="24"/>
-        </w:rPr>
-      </w:pPr>
-      <w:r>
-        <w:rPr>
-          <w:color w:val="auto"/>
-          <w:sz w:val="24"/>
-        </w:rPr>
-        <w:t>направления подготовки 09.03.04 «Программная инженерия»</w:t>
-      </w:r>
-      <w:r>
-        <w:rPr>
-          <w:color w:val="auto"/>
-          <w:sz w:val="24"/>
-        </w:rPr>
-        <w:tab/>
-      </w:r>
-    </w:p>
-    <w:p>
-      <w:pPr>
-        <w:ind w:left="4962"/>
-        <w:rPr>
-          <w:color w:val="auto"/>
-          <w:sz w:val="24"/>
-        </w:rPr>
-      </w:pPr>
-      <w:r>
-        <w:rPr>
-          <w:color w:val="auto"/>
-          <w:sz w:val="24"/>
-        </w:rPr>
-        <w:t>направленность (профиль) «Разработка и сопровождение программного обеспечения»</w:t>
-      </w:r>
-    </w:p>
-    <w:p>
-      <w:pPr>
-        <w:ind w:left="4962"/>
-        <w:rPr>
-          <w:color w:val="auto"/>
-          <w:sz w:val="24"/>
-        </w:rPr>
-      </w:pPr>
-      <w:r>
-        <w:rPr>
-          <w:color w:val="auto"/>
-          <w:sz w:val="24"/>
-        </w:rPr>
-        <w:t>очной</w:t>
-      </w:r>
-      <w:r>
-        <w:rPr>
-          <w:color w:val="auto"/>
-          <w:sz w:val="24"/>
-          <w:u w:val="single"/>
-        </w:rPr>
-        <w:t xml:space="preserve"> </w:t>
-      </w:r>
-      <w:r>
-        <w:rPr>
-          <w:color w:val="auto"/>
-          <w:sz w:val="24"/>
-        </w:rPr>
-        <w:t>формы обучения</w:t>
-      </w:r>
-    </w:p>
-    <w:p>
-      <w:pPr>
-        <w:ind w:left="4962"/>
-        <w:rPr>
-          <w:color w:val="auto"/>
-          <w:sz w:val="24"/>
-        </w:rPr>
-      </w:pPr>
-      <w:r>
-        <w:rPr>
-          <w:color w:val="auto"/>
-          <w:sz w:val="24"/>
-        </w:rPr>
-        <w:t>________________________</w:t>
-      </w:r>
-    </w:p>
-    <w:p>
-      <w:pPr>
-        <w:ind w:left="4962"/>
-        <w:rPr>
-          <w:color w:val="auto"/>
-          <w:sz w:val="24"/>
-        </w:rPr>
-      </w:pPr>
-      <w:r>
-        <w:rPr>
-          <w:color w:val="auto"/>
-          <w:sz w:val="24"/>
         </w:rPr>
         <w:t>(подпись)</w:t>
       </w:r>
-    </w:p>
-    <w:p>
-      <w:pPr>
-        <w:ind w:left="4962"/>
-        <w:rPr>
-          <w:color w:val="auto"/>
-          <w:sz w:val="24"/>
-        </w:rPr>
-      </w:pPr>
     </w:p>
     <w:p>
       <w:pPr>
@@ -461,14 +397,12 @@
         <w:rPr>
           <w:b/>
           <w:color w:val="auto"/>
-          <w:sz w:val="24"/>
         </w:rPr>
       </w:pPr>
       <w:r>
         <w:rPr>
           <w:b/>
           <w:color w:val="auto"/>
-          <w:sz w:val="24"/>
         </w:rPr>
         <w:t>Руководитель проекта:</w:t>
       </w:r>
@@ -478,15 +412,13 @@
         <w:ind w:left="4962"/>
         <w:rPr>
           <w:color w:val="auto"/>
-          <w:sz w:val="24"/>
         </w:rPr>
       </w:pPr>
       <w:r>
         <w:rPr>
           <w:color w:val="auto"/>
-          <w:sz w:val="24"/>
-        </w:rPr>
-        <w:t>Новикова Е.Н., канд. физ.-мат. наук, заведующий межинститутской базовой кафедры</w:t>
+        </w:rPr>
+        <w:t>Свистунов И.В., доцент межинститутской базовой кафедры</w:t>
       </w:r>
     </w:p>
     <w:p>
@@ -494,7 +426,6 @@
         <w:ind w:left="4962"/>
         <w:rPr>
           <w:color w:val="auto"/>
-          <w:sz w:val="24"/>
         </w:rPr>
       </w:pPr>
     </w:p>
@@ -502,20 +433,17 @@
       <w:pPr>
         <w:rPr>
           <w:color w:val="auto"/>
-          <w:sz w:val="24"/>
         </w:rPr>
       </w:pPr>
       <w:r>
         <w:rPr>
           <w:color w:val="auto"/>
-          <w:sz w:val="24"/>
         </w:rPr>
         <w:t>Работа допущена к защите</w:t>
       </w:r>
       <w:r>
         <w:rPr>
           <w:color w:val="auto"/>
-          <w:sz w:val="24"/>
         </w:rPr>
         <w:tab/>
         <w:t xml:space="preserve">_______________________   </w:t>
@@ -523,7 +451,6 @@
       <w:r>
         <w:rPr>
           <w:color w:val="auto"/>
-          <w:sz w:val="24"/>
         </w:rPr>
         <w:tab/>
         <w:t>______________</w:t>
@@ -533,45 +460,40 @@
       <w:pPr>
         <w:rPr>
           <w:color w:val="auto"/>
-          <w:sz w:val="24"/>
+          <w:sz w:val="22"/>
+          <w:szCs w:val="22"/>
+        </w:rPr>
+      </w:pPr>
+      <w:r>
+        <w:rPr>
+          <w:color w:val="auto"/>
+        </w:rPr>
+        <w:tab/>
+      </w:r>
+      <w:r>
+        <w:rPr>
+          <w:color w:val="auto"/>
           <w:szCs w:val="24"/>
         </w:rPr>
-      </w:pPr>
+        <w:t xml:space="preserve">                                                             (подпись руководителя)</w:t>
+      </w:r>
       <w:r>
         <w:rPr>
           <w:color w:val="auto"/>
-          <w:sz w:val="24"/>
+          <w:szCs w:val="24"/>
         </w:rPr>
         <w:tab/>
       </w:r>
       <w:r>
         <w:rPr>
           <w:color w:val="auto"/>
-          <w:sz w:val="24"/>
           <w:szCs w:val="24"/>
         </w:rPr>
-        <w:t xml:space="preserve">                                                             (подпись руководителя)</w:t>
+        <w:tab/>
       </w:r>
       <w:r>
         <w:rPr>
           <w:color w:val="auto"/>
-          <w:sz w:val="24"/>
-          <w:szCs w:val="24"/>
-        </w:rPr>
-        <w:tab/>
-      </w:r>
-      <w:r>
-        <w:rPr>
-          <w:color w:val="auto"/>
-          <w:sz w:val="24"/>
-          <w:szCs w:val="24"/>
-        </w:rPr>
-        <w:tab/>
-      </w:r>
-      <w:r>
-        <w:rPr>
-          <w:color w:val="auto"/>
-          <w:sz w:val="24"/>
           <w:szCs w:val="24"/>
         </w:rPr>
         <w:tab/>
@@ -582,13 +504,11 @@
       <w:pPr>
         <w:rPr>
           <w:color w:val="auto"/>
-          <w:sz w:val="24"/>
         </w:rPr>
       </w:pPr>
       <w:r>
         <w:rPr>
           <w:color w:val="auto"/>
-          <w:sz w:val="24"/>
         </w:rPr>
         <w:t>Работа выполнена и</w:t>
       </w:r>
@@ -597,13 +517,11 @@
       <w:pPr>
         <w:rPr>
           <w:color w:val="auto"/>
-          <w:sz w:val="24"/>
         </w:rPr>
       </w:pPr>
       <w:r>
         <w:rPr>
           <w:color w:val="auto"/>
-          <w:sz w:val="24"/>
         </w:rPr>
         <w:t xml:space="preserve">защищена с </w:t>
       </w:r>
@@ -611,14 +529,12 @@
       <w:r>
         <w:rPr>
           <w:color w:val="auto"/>
-          <w:sz w:val="24"/>
         </w:rPr>
         <w:t xml:space="preserve">оценкой  </w:t>
       </w:r>
       <w:r>
         <w:rPr>
           <w:color w:val="auto"/>
-          <w:sz w:val="24"/>
         </w:rPr>
         <w:tab/>
       </w:r>
@@ -626,21 +542,18 @@
       <w:r>
         <w:rPr>
           <w:color w:val="auto"/>
-          <w:sz w:val="24"/>
         </w:rPr>
         <w:t>____________________</w:t>
       </w:r>
       <w:r>
         <w:rPr>
           <w:color w:val="auto"/>
-          <w:sz w:val="24"/>
         </w:rPr>
         <w:tab/>
       </w:r>
       <w:r>
         <w:rPr>
           <w:color w:val="auto"/>
-          <w:sz w:val="24"/>
         </w:rPr>
         <w:tab/>
         <w:t>Дата защиты</w:t>
@@ -648,7 +561,6 @@
       <w:r>
         <w:rPr>
           <w:color w:val="auto"/>
-          <w:sz w:val="24"/>
           <w:u w:val="single"/>
         </w:rPr>
         <w:tab/>
@@ -656,7 +568,6 @@
       <w:r>
         <w:rPr>
           <w:color w:val="auto"/>
-          <w:sz w:val="24"/>
           <w:u w:val="single"/>
         </w:rPr>
         <w:tab/>
@@ -666,7 +577,6 @@
       <w:pPr>
         <w:rPr>
           <w:color w:val="auto"/>
-          <w:sz w:val="24"/>
         </w:rPr>
       </w:pPr>
     </w:p>
@@ -674,13 +584,11 @@
       <w:pPr>
         <w:rPr>
           <w:color w:val="auto"/>
-          <w:sz w:val="24"/>
         </w:rPr>
       </w:pPr>
       <w:r>
         <w:rPr>
           <w:color w:val="auto"/>
-          <w:sz w:val="24"/>
         </w:rPr>
         <w:t xml:space="preserve">Члены комиссии:  </w:t>
       </w:r>
@@ -689,13 +597,11 @@
       <w:pPr>
         <w:rPr>
           <w:color w:val="auto"/>
-          <w:sz w:val="24"/>
         </w:rPr>
       </w:pPr>
       <w:r>
         <w:rPr>
           <w:color w:val="auto"/>
-          <w:sz w:val="24"/>
         </w:rPr>
         <w:t xml:space="preserve">зав. межинститутской </w:t>
       </w:r>
@@ -704,21 +610,18 @@
       <w:pPr>
         <w:rPr>
           <w:color w:val="auto"/>
-          <w:sz w:val="24"/>
           <w:u w:val="single"/>
         </w:rPr>
       </w:pPr>
       <w:r>
         <w:rPr>
           <w:color w:val="auto"/>
-          <w:sz w:val="24"/>
         </w:rPr>
         <w:t xml:space="preserve">базовой кафедрой </w:t>
       </w:r>
       <w:r>
         <w:rPr>
           <w:color w:val="auto"/>
-          <w:sz w:val="24"/>
         </w:rPr>
         <w:tab/>
         <w:t xml:space="preserve">         </w:t>
@@ -726,14 +629,12 @@
       <w:r>
         <w:rPr>
           <w:color w:val="auto"/>
-          <w:sz w:val="24"/>
         </w:rPr>
         <w:tab/>
       </w:r>
       <w:r>
         <w:rPr>
           <w:color w:val="auto"/>
-          <w:sz w:val="24"/>
           <w:u w:val="single"/>
         </w:rPr>
         <w:t xml:space="preserve">            </w:t>
@@ -741,7 +642,6 @@
       <w:r>
         <w:rPr>
           <w:color w:val="auto"/>
-          <w:sz w:val="24"/>
           <w:u w:val="single"/>
         </w:rPr>
         <w:tab/>
@@ -750,14 +650,12 @@
       <w:r>
         <w:rPr>
           <w:color w:val="auto"/>
-          <w:sz w:val="24"/>
         </w:rPr>
         <w:t>Е. Н. Новикова</w:t>
       </w:r>
       <w:r>
         <w:rPr>
           <w:color w:val="auto"/>
-          <w:sz w:val="24"/>
           <w:u w:val="single"/>
         </w:rPr>
         <w:t xml:space="preserve">    </w:t>
@@ -767,22 +665,27 @@
       <w:pPr>
         <w:rPr>
           <w:color w:val="auto"/>
-          <w:sz w:val="24"/>
+          <w:sz w:val="22"/>
+          <w:szCs w:val="22"/>
+        </w:rPr>
+      </w:pPr>
+      <w:r>
+        <w:rPr>
+          <w:color w:val="auto"/>
           <w:szCs w:val="24"/>
         </w:rPr>
-      </w:pPr>
+        <w:t xml:space="preserve">                   </w:t>
+      </w:r>
       <w:r>
         <w:rPr>
           <w:color w:val="auto"/>
-          <w:sz w:val="24"/>
           <w:szCs w:val="24"/>
         </w:rPr>
-        <w:t xml:space="preserve">                   </w:t>
+        <w:tab/>
       </w:r>
       <w:r>
         <w:rPr>
           <w:color w:val="auto"/>
-          <w:sz w:val="24"/>
           <w:szCs w:val="24"/>
         </w:rPr>
         <w:tab/>
@@ -790,32 +693,21 @@
       <w:r>
         <w:rPr>
           <w:color w:val="auto"/>
-          <w:sz w:val="24"/>
           <w:szCs w:val="24"/>
         </w:rPr>
         <w:tab/>
+        <w:t xml:space="preserve">                   (подпись)</w:t>
       </w:r>
       <w:r>
         <w:rPr>
           <w:color w:val="auto"/>
-          <w:sz w:val="24"/>
           <w:szCs w:val="24"/>
         </w:rPr>
         <w:tab/>
-        <w:t xml:space="preserve">                        (подпись)</w:t>
       </w:r>
       <w:r>
         <w:rPr>
           <w:color w:val="auto"/>
-          <w:sz w:val="24"/>
-          <w:szCs w:val="24"/>
-        </w:rPr>
-        <w:tab/>
-      </w:r>
-      <w:r>
-        <w:rPr>
-          <w:color w:val="auto"/>
-          <w:sz w:val="24"/>
           <w:szCs w:val="24"/>
         </w:rPr>
         <w:tab/>
@@ -826,27 +718,24 @@
       <w:pPr>
         <w:rPr>
           <w:color w:val="auto"/>
-          <w:sz w:val="24"/>
+          <w:lang w:eastAsia="en-US"/>
         </w:rPr>
       </w:pPr>
       <w:r>
         <w:rPr>
           <w:color w:val="auto"/>
-          <w:sz w:val="24"/>
         </w:rPr>
         <w:t xml:space="preserve">доцент МИБК </w:t>
       </w:r>
       <w:r>
         <w:rPr>
           <w:color w:val="auto"/>
-          <w:sz w:val="24"/>
         </w:rPr>
         <w:tab/>
       </w:r>
       <w:r>
         <w:rPr>
           <w:color w:val="auto"/>
-          <w:sz w:val="24"/>
         </w:rPr>
         <w:tab/>
         <w:t xml:space="preserve">          </w:t>
@@ -854,7 +743,6 @@
       <w:r>
         <w:rPr>
           <w:color w:val="auto"/>
-          <w:sz w:val="24"/>
           <w:u w:val="single"/>
         </w:rPr>
         <w:tab/>
@@ -862,7 +750,6 @@
       <w:r>
         <w:rPr>
           <w:color w:val="auto"/>
-          <w:sz w:val="24"/>
           <w:u w:val="single"/>
         </w:rPr>
         <w:tab/>
@@ -871,28 +758,24 @@
       <w:r>
         <w:rPr>
           <w:color w:val="auto"/>
-          <w:sz w:val="24"/>
         </w:rPr>
         <w:t>И.В. Свистунов</w:t>
       </w:r>
       <w:r>
         <w:rPr>
           <w:color w:val="auto"/>
-          <w:sz w:val="24"/>
         </w:rPr>
         <w:tab/>
       </w:r>
       <w:r>
         <w:rPr>
           <w:color w:val="auto"/>
-          <w:sz w:val="24"/>
         </w:rPr>
         <w:tab/>
       </w:r>
       <w:r>
         <w:rPr>
           <w:color w:val="auto"/>
-          <w:sz w:val="24"/>
         </w:rPr>
         <w:tab/>
       </w:r>
@@ -901,41 +784,35 @@
       <w:pPr>
         <w:rPr>
           <w:color w:val="auto"/>
-          <w:sz w:val="24"/>
         </w:rPr>
       </w:pPr>
       <w:r>
         <w:rPr>
           <w:color w:val="auto"/>
-          <w:sz w:val="24"/>
         </w:rPr>
         <w:t xml:space="preserve">               </w:t>
       </w:r>
       <w:r>
         <w:rPr>
           <w:color w:val="auto"/>
-          <w:sz w:val="24"/>
         </w:rPr>
         <w:tab/>
       </w:r>
       <w:r>
         <w:rPr>
           <w:color w:val="auto"/>
-          <w:sz w:val="24"/>
         </w:rPr>
         <w:tab/>
       </w:r>
       <w:r>
         <w:rPr>
           <w:color w:val="auto"/>
-          <w:sz w:val="24"/>
         </w:rPr>
         <w:tab/>
       </w:r>
       <w:r>
         <w:rPr>
           <w:color w:val="auto"/>
-          <w:sz w:val="24"/>
         </w:rPr>
         <w:tab/>
         <w:t xml:space="preserve">         (</w:t>
@@ -943,7 +820,6 @@
       <w:r>
         <w:rPr>
           <w:color w:val="auto"/>
-          <w:sz w:val="24"/>
           <w:szCs w:val="24"/>
         </w:rPr>
         <w:t>подпись)</w:t>
@@ -951,14 +827,12 @@
       <w:r>
         <w:rPr>
           <w:color w:val="auto"/>
-          <w:sz w:val="24"/>
         </w:rPr>
         <w:tab/>
       </w:r>
       <w:r>
         <w:rPr>
           <w:color w:val="auto"/>
-          <w:sz w:val="24"/>
         </w:rPr>
         <w:tab/>
         <w:t xml:space="preserve">  </w:t>
@@ -968,13 +842,12 @@
       <w:pPr>
         <w:rPr>
           <w:color w:val="auto"/>
-          <w:sz w:val="24"/>
+          <w:lang w:eastAsia="en-US"/>
         </w:rPr>
       </w:pPr>
       <w:r>
         <w:rPr>
           <w:color w:val="auto"/>
-          <w:sz w:val="24"/>
           <w:u w:val="single"/>
         </w:rPr>
         <w:t xml:space="preserve">доцент </w:t>
@@ -983,7 +856,6 @@
       <w:r>
         <w:rPr>
           <w:color w:val="auto"/>
-          <w:sz w:val="24"/>
           <w:u w:val="single"/>
         </w:rPr>
         <w:t xml:space="preserve">МИБК  </w:t>
@@ -991,7 +863,6 @@
       <w:r>
         <w:rPr>
           <w:color w:val="auto"/>
-          <w:sz w:val="24"/>
           <w:u w:val="single"/>
         </w:rPr>
         <w:tab/>
@@ -1000,7 +871,6 @@
       <w:r>
         <w:rPr>
           <w:color w:val="auto"/>
-          <w:sz w:val="24"/>
         </w:rPr>
         <w:tab/>
         <w:t xml:space="preserve">           </w:t>
@@ -1008,7 +878,6 @@
       <w:r>
         <w:rPr>
           <w:color w:val="auto"/>
-          <w:sz w:val="24"/>
           <w:u w:val="single"/>
         </w:rPr>
         <w:tab/>
@@ -1016,7 +885,6 @@
       <w:r>
         <w:rPr>
           <w:color w:val="auto"/>
-          <w:sz w:val="24"/>
           <w:u w:val="single"/>
         </w:rPr>
         <w:tab/>
@@ -1025,7 +893,6 @@
       <w:r>
         <w:rPr>
           <w:color w:val="auto"/>
-          <w:sz w:val="24"/>
           <w:u w:val="single"/>
         </w:rPr>
         <w:tab/>
@@ -1033,7 +900,6 @@
       <w:r>
         <w:rPr>
           <w:color w:val="auto"/>
-          <w:sz w:val="24"/>
         </w:rPr>
         <w:t xml:space="preserve">  З.М. Альбекова</w:t>
       </w:r>
@@ -1042,34 +908,29 @@
       <w:pPr>
         <w:rPr>
           <w:color w:val="auto"/>
-          <w:sz w:val="24"/>
         </w:rPr>
       </w:pPr>
       <w:r>
         <w:rPr>
           <w:color w:val="auto"/>
-          <w:sz w:val="24"/>
         </w:rPr>
         <w:tab/>
       </w:r>
       <w:r>
         <w:rPr>
           <w:color w:val="auto"/>
-          <w:sz w:val="24"/>
         </w:rPr>
         <w:tab/>
       </w:r>
       <w:r>
         <w:rPr>
           <w:color w:val="auto"/>
-          <w:sz w:val="24"/>
         </w:rPr>
         <w:tab/>
       </w:r>
       <w:r>
         <w:rPr>
           <w:color w:val="auto"/>
-          <w:sz w:val="24"/>
         </w:rPr>
         <w:tab/>
         <w:t xml:space="preserve">                   </w:t>
@@ -1077,7 +938,6 @@
       <w:r>
         <w:rPr>
           <w:color w:val="auto"/>
-          <w:sz w:val="24"/>
           <w:szCs w:val="24"/>
         </w:rPr>
         <w:t>(подпись)</w:t>
@@ -1085,7 +945,6 @@
       <w:r>
         <w:rPr>
           <w:color w:val="auto"/>
-          <w:sz w:val="24"/>
           <w:szCs w:val="24"/>
         </w:rPr>
         <w:tab/>
@@ -1093,7 +952,6 @@
       <w:r>
         <w:rPr>
           <w:color w:val="auto"/>
-          <w:sz w:val="24"/>
         </w:rPr>
         <w:tab/>
         <w:t xml:space="preserve">  </w:t>
@@ -1104,81 +962,14 @@
         <w:jc w:val="center"/>
         <w:rPr>
           <w:color w:val="auto"/>
-          <w:sz w:val="24"/>
-        </w:rPr>
-      </w:pPr>
-    </w:p>
-    <w:p>
-      <w:pPr>
-        <w:jc w:val="center"/>
+        </w:rPr>
+      </w:pPr>
+      <w:r>
         <w:rPr>
           <w:color w:val="auto"/>
-          <w:sz w:val="24"/>
-        </w:rPr>
-      </w:pPr>
-    </w:p>
-    <w:p>
-      <w:pPr>
-        <w:jc w:val="center"/>
-        <w:rPr>
-          <w:color w:val="auto"/>
-          <w:sz w:val="24"/>
-        </w:rPr>
-      </w:pPr>
-    </w:p>
-    <w:p>
-      <w:pPr>
-        <w:jc w:val="center"/>
-        <w:rPr>
-          <w:color w:val="auto"/>
-          <w:sz w:val="24"/>
-        </w:rPr>
-      </w:pPr>
-    </w:p>
-    <w:p>
-      <w:pPr>
-        <w:jc w:val="center"/>
-        <w:rPr>
-          <w:color w:val="auto"/>
-          <w:sz w:val="24"/>
-        </w:rPr>
-      </w:pPr>
-    </w:p>
-    <w:p>
-      <w:pPr>
-        <w:jc w:val="center"/>
-        <w:rPr>
-          <w:color w:val="auto"/>
-          <w:sz w:val="24"/>
-        </w:rPr>
-      </w:pPr>
-    </w:p>
-    <w:p>
-      <w:pPr>
-        <w:jc w:val="center"/>
-        <w:rPr>
-          <w:color w:val="auto"/>
-          <w:sz w:val="24"/>
-        </w:rPr>
-      </w:pPr>
-    </w:p>
-    <w:p>
-      <w:pPr>
-        <w:jc w:val="center"/>
-        <w:rPr>
-          <w:color w:val="auto"/>
-          <w:sz w:val="24"/>
-        </w:rPr>
-      </w:pPr>
-    </w:p>
-    <w:p>
-      <w:pPr>
-        <w:jc w:val="center"/>
-        <w:rPr>
-          <w:color w:val="auto"/>
-          <w:sz w:val="24"/>
-        </w:rPr>
-      </w:pPr>
+        </w:rPr>
+        <w:t>Ставрополь, 2026 г.</w:t>
+      </w:r>
     </w:p>
     <w:p>
       <w:pPr>
@@ -1196,13 +987,6 @@
           <w:docGrid w:linePitch="360"/>
         </w:sectPr>
       </w:pPr>
-      <w:r>
-        <w:rPr>
-          <w:color w:val="auto"/>
-          <w:sz w:val="24"/>
-        </w:rPr>
-        <w:t xml:space="preserve">Ставрополь, 2026 </w:t>
-      </w:r>
     </w:p>
     <w:p>
       <w:pPr>
@@ -1222,6 +1006,7 @@
         <w:alias w:val="Содержание"/>
         <w:id w:val="-1375455617"/>
       </w:sdtPr>
+      <w:sdtEndPr/>
       <w:sdtContent>
         <w:p>
           <w:pPr>
@@ -24704,12 +24489,16 @@
     <w:p>
       <w:pPr>
         <w:ind w:left="720"/>
-      </w:pPr>
-      <w:r>
-        <w:rPr>
-          <w:rFonts w:ascii="Courier New" w:eastAsia="Courier New" w:hAnsi="Courier New" w:cs="Courier New"/>
-          <w:sz w:val="20"/>
-          <w:szCs w:val="20"/>
+        <w:rPr>
+          <w:lang w:val="en-US"/>
+        </w:rPr>
+      </w:pPr>
+      <w:r>
+        <w:rPr>
+          <w:rFonts w:ascii="Courier New" w:eastAsia="Courier New" w:hAnsi="Courier New" w:cs="Courier New"/>
+          <w:sz w:val="20"/>
+          <w:szCs w:val="20"/>
+          <w:lang w:val="en-US"/>
         </w:rPr>
         <w:t xml:space="preserve">├── </w:t>
       </w:r>
@@ -24719,6 +24508,7 @@
           <w:rFonts w:ascii="Courier New" w:eastAsia="Courier New" w:hAnsi="Courier New" w:cs="Courier New"/>
           <w:sz w:val="20"/>
           <w:szCs w:val="20"/>
+          <w:lang w:val="en-US"/>
         </w:rPr>
         <w:t>main.dart</w:t>
       </w:r>
@@ -24728,8 +24518,43 @@
           <w:rFonts w:ascii="Courier New" w:eastAsia="Courier New" w:hAnsi="Courier New" w:cs="Courier New"/>
           <w:sz w:val="20"/>
           <w:szCs w:val="20"/>
-        </w:rPr>
-        <w:t xml:space="preserve">                    # Точка входа, Provider, GoRouter</w:t>
+          <w:lang w:val="en-US"/>
+        </w:rPr>
+        <w:t xml:space="preserve">                    # </w:t>
+      </w:r>
+      <w:r>
+        <w:rPr>
+          <w:rFonts w:ascii="Courier New" w:eastAsia="Courier New" w:hAnsi="Courier New" w:cs="Courier New"/>
+          <w:sz w:val="20"/>
+          <w:szCs w:val="20"/>
+        </w:rPr>
+        <w:t>Точка</w:t>
+      </w:r>
+      <w:r>
+        <w:rPr>
+          <w:rFonts w:ascii="Courier New" w:eastAsia="Courier New" w:hAnsi="Courier New" w:cs="Courier New"/>
+          <w:sz w:val="20"/>
+          <w:szCs w:val="20"/>
+          <w:lang w:val="en-US"/>
+        </w:rPr>
+        <w:t xml:space="preserve"> </w:t>
+      </w:r>
+      <w:r>
+        <w:rPr>
+          <w:rFonts w:ascii="Courier New" w:eastAsia="Courier New" w:hAnsi="Courier New" w:cs="Courier New"/>
+          <w:sz w:val="20"/>
+          <w:szCs w:val="20"/>
+        </w:rPr>
+        <w:t>входа</w:t>
+      </w:r>
+      <w:r>
+        <w:rPr>
+          <w:rFonts w:ascii="Courier New" w:eastAsia="Courier New" w:hAnsi="Courier New" w:cs="Courier New"/>
+          <w:sz w:val="20"/>
+          <w:szCs w:val="20"/>
+          <w:lang w:val="en-US"/>
+        </w:rPr>
+        <w:t>, Provider, GoRouter</w:t>
       </w:r>
     </w:p>
     <w:p>
@@ -29866,6 +29691,9 @@
     <w:p>
       <w:pPr>
         <w:ind w:left="720"/>
+        <w:rPr>
+          <w:lang w:val="en-US"/>
+        </w:rPr>
       </w:pPr>
       <w:r>
         <w:rPr>
@@ -29881,6 +29709,7 @@
           <w:rFonts w:ascii="Courier New" w:eastAsia="Courier New" w:hAnsi="Courier New" w:cs="Courier New"/>
           <w:sz w:val="20"/>
           <w:szCs w:val="20"/>
+          <w:lang w:val="en-US"/>
         </w:rPr>
         <w:t>.thenReturn</w:t>
       </w:r>
@@ -29890,6 +29719,7 @@
           <w:rFonts w:ascii="Courier New" w:eastAsia="Courier New" w:hAnsi="Courier New" w:cs="Courier New"/>
           <w:sz w:val="20"/>
           <w:szCs w:val="20"/>
+          <w:lang w:val="en-US"/>
         </w:rPr>
         <w:t>(true);</w:t>
       </w:r>
@@ -29897,12 +29727,16 @@
     <w:p>
       <w:pPr>
         <w:ind w:left="720"/>
-      </w:pPr>
-      <w:r>
-        <w:rPr>
-          <w:rFonts w:ascii="Courier New" w:eastAsia="Courier New" w:hAnsi="Courier New" w:cs="Courier New"/>
-          <w:sz w:val="20"/>
-          <w:szCs w:val="20"/>
+        <w:rPr>
+          <w:lang w:val="en-US"/>
+        </w:rPr>
+      </w:pPr>
+      <w:r>
+        <w:rPr>
+          <w:rFonts w:ascii="Courier New" w:eastAsia="Courier New" w:hAnsi="Courier New" w:cs="Courier New"/>
+          <w:sz w:val="20"/>
+          <w:szCs w:val="20"/>
+          <w:lang w:val="en-US"/>
         </w:rPr>
         <w:t xml:space="preserve">        </w:t>
       </w:r>
@@ -29912,6 +29746,7 @@
           <w:rFonts w:ascii="Courier New" w:eastAsia="Courier New" w:hAnsi="Courier New" w:cs="Courier New"/>
           <w:sz w:val="20"/>
           <w:szCs w:val="20"/>
+          <w:lang w:val="en-US"/>
         </w:rPr>
         <w:t>assertThrows(</w:t>
       </w:r>
@@ -29921,6 +29756,7 @@
           <w:rFonts w:ascii="Courier New" w:eastAsia="Courier New" w:hAnsi="Courier New" w:cs="Courier New"/>
           <w:sz w:val="20"/>
           <w:szCs w:val="20"/>
+          <w:lang w:val="en-US"/>
         </w:rPr>
         <w:t>BusinessException.class,</w:t>
       </w:r>
@@ -29934,8 +29770,17 @@
           <w:rFonts w:ascii="Courier New" w:eastAsia="Courier New" w:hAnsi="Courier New" w:cs="Courier New"/>
           <w:sz w:val="20"/>
           <w:szCs w:val="20"/>
-        </w:rPr>
-        <w:t xml:space="preserve">            () -&gt; driverService.createDriver(testDriver));</w:t>
+          <w:lang w:val="en-US"/>
+        </w:rPr>
+        <w:t xml:space="preserve">            </w:t>
+      </w:r>
+      <w:r>
+        <w:rPr>
+          <w:rFonts w:ascii="Courier New" w:eastAsia="Courier New" w:hAnsi="Courier New" w:cs="Courier New"/>
+          <w:sz w:val="20"/>
+          <w:szCs w:val="20"/>
+        </w:rPr>
+        <w:t>() -&gt; driverService.createDriver(testDriver));</w:t>
       </w:r>
     </w:p>
     <w:p>
@@ -39692,6 +39537,7 @@
         <w:docPartUnique/>
       </w:docPartObj>
     </w:sdtPr>
+    <w:sdtEndPr/>
     <w:sdtContent>
       <w:p>
         <w:pPr>
@@ -40857,7 +40703,7 @@
 </file>
 
 <file path=customXml/itemProps1.xml><?xml version="1.0" encoding="utf-8"?>
-<ds:datastoreItem xmlns:ds="http://schemas.openxmlformats.org/officeDocument/2006/customXml" ds:itemID="{AA920977-593A-4ED2-AD52-FA1D3931E592}">
+<ds:datastoreItem xmlns:ds="http://schemas.openxmlformats.org/officeDocument/2006/customXml" ds:itemID="{79DED9E1-1C43-421C-9D4A-794B2D9BE49F}">
   <ds:schemaRefs>
     <ds:schemaRef ds:uri="http://schemas.openxmlformats.org/officeDocument/2006/bibliography"/>
   </ds:schemaRefs>

--- a/пояснительная записка.docx
+++ b/пояснительная записка.docx
@@ -43,21 +43,7 @@
         <w:rPr>
           <w:color w:val="auto"/>
         </w:rPr>
-        <w:t>ФГАОУ ВО «</w:t>
-      </w:r>
-      <w:proofErr w:type="gramStart"/>
-      <w:r>
-        <w:rPr>
-          <w:color w:val="auto"/>
-        </w:rPr>
-        <w:t>СЕВЕРО-КАВКАЗСКИЙ</w:t>
-      </w:r>
-      <w:proofErr w:type="gramEnd"/>
-      <w:r>
-        <w:rPr>
-          <w:color w:val="auto"/>
-        </w:rPr>
-        <w:t xml:space="preserve"> ФЕДЕРАЛЬНЫЙ УНИВЕРСИТЕТ»</w:t>
+        <w:t>ФГАОУ ВО «СЕВЕРО-КАВКАЗСКИЙ ФЕДЕРАЛЬНЫЙ УНИВЕРСИТЕТ»</w:t>
       </w:r>
     </w:p>
     <w:p>
@@ -227,8 +213,6 @@
       <w:r>
         <w:t>Мухамедо</w:t>
       </w:r>
-      <w:bookmarkStart w:id="1" w:name="_GoBack"/>
-      <w:bookmarkEnd w:id="1"/>
       <w:r>
         <w:t>вич</w:t>
       </w:r>
@@ -278,28 +262,13 @@
           <w:color w:val="auto"/>
           <w:u w:val="single"/>
         </w:rPr>
-        <w:t>ПИЖ-б-о-23-1(</w:t>
-      </w:r>
-      <w:proofErr w:type="gramStart"/>
+        <w:t>ПИЖ-б-о-23-1(1)</w:t>
+      </w:r>
       <w:r>
         <w:rPr>
           <w:color w:val="auto"/>
-          <w:u w:val="single"/>
-        </w:rPr>
-        <w:t>1)</w:t>
-      </w:r>
-      <w:r>
-        <w:rPr>
-          <w:color w:val="auto"/>
-        </w:rPr>
-        <w:t>_</w:t>
-      </w:r>
-      <w:proofErr w:type="gramEnd"/>
-      <w:r>
-        <w:rPr>
-          <w:color w:val="auto"/>
-        </w:rPr>
-        <w:t>_____</w:t>
+        </w:rPr>
+        <w:t>______</w:t>
       </w:r>
     </w:p>
     <w:p>
@@ -523,26 +492,13 @@
         <w:rPr>
           <w:color w:val="auto"/>
         </w:rPr>
-        <w:t xml:space="preserve">защищена с </w:t>
-      </w:r>
-      <w:proofErr w:type="gramStart"/>
+        <w:t xml:space="preserve">защищена с оценкой  </w:t>
+      </w:r>
       <w:r>
         <w:rPr>
           <w:color w:val="auto"/>
         </w:rPr>
-        <w:t xml:space="preserve">оценкой  </w:t>
-      </w:r>
-      <w:r>
-        <w:rPr>
-          <w:color w:val="auto"/>
-        </w:rPr>
         <w:tab/>
-      </w:r>
-      <w:proofErr w:type="gramEnd"/>
-      <w:r>
-        <w:rPr>
-          <w:color w:val="auto"/>
-        </w:rPr>
         <w:t>____________________</w:t>
       </w:r>
       <w:r>
@@ -850,15 +806,21 @@
           <w:color w:val="auto"/>
           <w:u w:val="single"/>
         </w:rPr>
-        <w:t xml:space="preserve">доцент </w:t>
-      </w:r>
-      <w:proofErr w:type="gramStart"/>
+        <w:t xml:space="preserve">доцент МИБК  </w:t>
+      </w:r>
       <w:r>
         <w:rPr>
           <w:color w:val="auto"/>
           <w:u w:val="single"/>
         </w:rPr>
-        <w:t xml:space="preserve">МИБК  </w:t>
+        <w:tab/>
+      </w:r>
+      <w:r>
+        <w:rPr>
+          <w:color w:val="auto"/>
+        </w:rPr>
+        <w:tab/>
+        <w:t xml:space="preserve">           </w:t>
       </w:r>
       <w:r>
         <w:rPr>
@@ -867,20 +829,13 @@
         </w:rPr>
         <w:tab/>
       </w:r>
-      <w:proofErr w:type="gramEnd"/>
-      <w:r>
-        <w:rPr>
-          <w:color w:val="auto"/>
-        </w:rPr>
-        <w:tab/>
-        <w:t xml:space="preserve">           </w:t>
-      </w:r>
       <w:r>
         <w:rPr>
           <w:color w:val="auto"/>
           <w:u w:val="single"/>
         </w:rPr>
         <w:tab/>
+        <w:t xml:space="preserve">   </w:t>
       </w:r>
       <w:r>
         <w:rPr>
@@ -888,21 +843,39 @@
           <w:u w:val="single"/>
         </w:rPr>
         <w:tab/>
-        <w:t xml:space="preserve">   </w:t>
       </w:r>
       <w:r>
         <w:rPr>
           <w:color w:val="auto"/>
-          <w:u w:val="single"/>
-        </w:rPr>
-        <w:tab/>
+        </w:rPr>
+        <w:t xml:space="preserve">  Ф.В</w:t>
       </w:r>
       <w:r>
         <w:rPr>
           <w:color w:val="auto"/>
         </w:rPr>
-        <w:t xml:space="preserve">  З.М. Альбекова</w:t>
-      </w:r>
+        <w:t xml:space="preserve">. </w:t>
+      </w:r>
+      <w:r>
+        <w:rPr>
+          <w:color w:val="auto"/>
+        </w:rPr>
+        <w:t>С</w:t>
+      </w:r>
+      <w:r>
+        <w:rPr>
+          <w:color w:val="auto"/>
+        </w:rPr>
+        <w:t>а</w:t>
+      </w:r>
+      <w:r>
+        <w:rPr>
+          <w:color w:val="auto"/>
+        </w:rPr>
+        <w:t>мойлов</w:t>
+      </w:r>
+      <w:bookmarkStart w:id="1" w:name="_GoBack"/>
+      <w:bookmarkEnd w:id="1"/>
     </w:p>
     <w:p>
       <w:pPr>
@@ -6570,15 +6543,7 @@
       </w:pPr>
       <w:r>
         <w:lastRenderedPageBreak/>
-        <w:t xml:space="preserve">Обеспечить покрытие тестами серверной </w:t>
-      </w:r>
-      <w:proofErr w:type="gramStart"/>
-      <w:r>
-        <w:t>части &gt;</w:t>
-      </w:r>
-      <w:proofErr w:type="gramEnd"/>
-      <w:r>
-        <w:t xml:space="preserve"> 40% (JUnit 5 + Mockito).</w:t>
+        <w:t>Обеспечить покрытие тестами серверной части &gt; 40% (JUnit 5 + Mockito).</w:t>
       </w:r>
     </w:p>
     <w:p>
@@ -6631,15 +6596,7 @@
         <w:jc w:val="both"/>
       </w:pPr>
       <w:r>
-        <w:t xml:space="preserve">Покрытие тестами серверной части: целевое </w:t>
-      </w:r>
-      <w:proofErr w:type="gramStart"/>
-      <w:r>
-        <w:t>значение &gt;</w:t>
-      </w:r>
-      <w:proofErr w:type="gramEnd"/>
-      <w:r>
-        <w:t xml:space="preserve"> 40%, достигнуто &gt; 40% (JaCoCo).</w:t>
+        <w:t>Покрытие тестами серверной части: целевое значение &gt; 40%, достигнуто &gt; 40% (JaCoCo).</w:t>
       </w:r>
     </w:p>
     <w:p>
@@ -6715,15 +6672,7 @@
         <w:jc w:val="both"/>
       </w:pPr>
       <w:r>
-        <w:t xml:space="preserve">Ошибки подключения к БД — неверный порт/пароль (высокая вероятность, высокое влияние): проверка порта PostgreSQL в pgAdmin; документирование конфигурации в </w:t>
-      </w:r>
-      <w:proofErr w:type="gramStart"/>
-      <w:r>
-        <w:t>application.properties</w:t>
-      </w:r>
-      <w:proofErr w:type="gramEnd"/>
-      <w:r>
-        <w:t>.</w:t>
+        <w:t>Ошибки подключения к БД — неверный порт/пароль (высокая вероятность, высокое влияние): проверка порта PostgreSQL в pgAdmin; документирование конфигурации в application.properties.</w:t>
       </w:r>
     </w:p>
     <w:p>
@@ -6937,15 +6886,7 @@
         </w:numPr>
       </w:pPr>
       <w:r>
-        <w:t xml:space="preserve">провести тестирование: 17 модульных тестов (JUnit 5 + Mockito), </w:t>
-      </w:r>
-      <w:proofErr w:type="gramStart"/>
-      <w:r>
-        <w:t>покрытие &gt;</w:t>
-      </w:r>
-      <w:proofErr w:type="gramEnd"/>
-      <w:r>
-        <w:t xml:space="preserve"> 40%;</w:t>
+        <w:t>провести тестирование: 17 модульных тестов (JUnit 5 + Mockito), покрытие &gt; 40%;</w:t>
       </w:r>
     </w:p>
     <w:p>
@@ -16120,9 +16061,16 @@
           <w:szCs w:val="20"/>
           <w:lang w:val="en-US"/>
         </w:rPr>
-        <w:t xml:space="preserve">    List&lt;Driver&gt; </w:t>
-      </w:r>
-      <w:proofErr w:type="gramStart"/>
+        <w:t xml:space="preserve">    List&lt;Driver&gt; getAllDrivers();</w:t>
+      </w:r>
+    </w:p>
+    <w:p>
+      <w:pPr>
+        <w:ind w:left="720"/>
+        <w:rPr>
+          <w:lang w:val="en-US"/>
+        </w:rPr>
+      </w:pPr>
       <w:r>
         <w:rPr>
           <w:rFonts w:ascii="Courier New" w:eastAsia="Courier New" w:hAnsi="Courier New" w:cs="Courier New"/>
@@ -16130,9 +16078,16 @@
           <w:szCs w:val="20"/>
           <w:lang w:val="en-US"/>
         </w:rPr>
-        <w:t>getAllDrivers(</w:t>
-      </w:r>
-      <w:proofErr w:type="gramEnd"/>
+        <w:t xml:space="preserve">    Driver getDriverById(Long id);</w:t>
+      </w:r>
+    </w:p>
+    <w:p>
+      <w:pPr>
+        <w:ind w:left="720"/>
+        <w:rPr>
+          <w:lang w:val="en-US"/>
+        </w:rPr>
+      </w:pPr>
       <w:r>
         <w:rPr>
           <w:rFonts w:ascii="Courier New" w:eastAsia="Courier New" w:hAnsi="Courier New" w:cs="Courier New"/>
@@ -16140,7 +16095,7 @@
           <w:szCs w:val="20"/>
           <w:lang w:val="en-US"/>
         </w:rPr>
-        <w:t>);</w:t>
+        <w:t xml:space="preserve">    Driver createDriver(Driver driver);</w:t>
       </w:r>
     </w:p>
     <w:p>
@@ -16157,9 +16112,16 @@
           <w:szCs w:val="20"/>
           <w:lang w:val="en-US"/>
         </w:rPr>
-        <w:t xml:space="preserve">    Driver </w:t>
-      </w:r>
-      <w:proofErr w:type="gramStart"/>
+        <w:t xml:space="preserve">    Driver updateDriver(Long id, Driver driver);</w:t>
+      </w:r>
+    </w:p>
+    <w:p>
+      <w:pPr>
+        <w:ind w:left="720"/>
+        <w:rPr>
+          <w:lang w:val="en-US"/>
+        </w:rPr>
+      </w:pPr>
       <w:r>
         <w:rPr>
           <w:rFonts w:ascii="Courier New" w:eastAsia="Courier New" w:hAnsi="Courier New" w:cs="Courier New"/>
@@ -16167,9 +16129,16 @@
           <w:szCs w:val="20"/>
           <w:lang w:val="en-US"/>
         </w:rPr>
-        <w:t>getDriverById(</w:t>
-      </w:r>
-      <w:proofErr w:type="gramEnd"/>
+        <w:t xml:space="preserve">    void deleteDriver(Long id);</w:t>
+      </w:r>
+    </w:p>
+    <w:p>
+      <w:pPr>
+        <w:ind w:left="720"/>
+        <w:rPr>
+          <w:lang w:val="en-US"/>
+        </w:rPr>
+      </w:pPr>
       <w:r>
         <w:rPr>
           <w:rFonts w:ascii="Courier New" w:eastAsia="Courier New" w:hAnsi="Courier New" w:cs="Courier New"/>
@@ -16177,7 +16146,7 @@
           <w:szCs w:val="20"/>
           <w:lang w:val="en-US"/>
         </w:rPr>
-        <w:t>Long id);</w:t>
+        <w:t xml:space="preserve">    List&lt;Driver&gt; getFreeDrivers();</w:t>
       </w:r>
     </w:p>
     <w:p>
@@ -16194,9 +16163,16 @@
           <w:szCs w:val="20"/>
           <w:lang w:val="en-US"/>
         </w:rPr>
-        <w:t xml:space="preserve">    Driver </w:t>
-      </w:r>
-      <w:proofErr w:type="gramStart"/>
+        <w:t>}</w:t>
+      </w:r>
+    </w:p>
+    <w:p>
+      <w:pPr>
+        <w:ind w:left="720"/>
+        <w:rPr>
+          <w:lang w:val="en-US"/>
+        </w:rPr>
+      </w:pPr>
       <w:r>
         <w:rPr>
           <w:rFonts w:ascii="Courier New" w:eastAsia="Courier New" w:hAnsi="Courier New" w:cs="Courier New"/>
@@ -16204,9 +16180,16 @@
           <w:szCs w:val="20"/>
           <w:lang w:val="en-US"/>
         </w:rPr>
-        <w:t>createDriver(</w:t>
-      </w:r>
-      <w:proofErr w:type="gramEnd"/>
+        <w:t>// IOrderService (C → M)</w:t>
+      </w:r>
+    </w:p>
+    <w:p>
+      <w:pPr>
+        <w:ind w:left="720"/>
+        <w:rPr>
+          <w:lang w:val="en-US"/>
+        </w:rPr>
+      </w:pPr>
       <w:r>
         <w:rPr>
           <w:rFonts w:ascii="Courier New" w:eastAsia="Courier New" w:hAnsi="Courier New" w:cs="Courier New"/>
@@ -16214,7 +16197,7 @@
           <w:szCs w:val="20"/>
           <w:lang w:val="en-US"/>
         </w:rPr>
-        <w:t>Driver driver);</w:t>
+        <w:t>public interface IOrderService {</w:t>
       </w:r>
     </w:p>
     <w:p>
@@ -16231,9 +16214,16 @@
           <w:szCs w:val="20"/>
           <w:lang w:val="en-US"/>
         </w:rPr>
-        <w:t xml:space="preserve">    Driver </w:t>
-      </w:r>
-      <w:proofErr w:type="gramStart"/>
+        <w:t xml:space="preserve">    List&lt;Order&gt; getAllOrders();</w:t>
+      </w:r>
+    </w:p>
+    <w:p>
+      <w:pPr>
+        <w:ind w:left="720"/>
+        <w:rPr>
+          <w:lang w:val="en-US"/>
+        </w:rPr>
+      </w:pPr>
       <w:r>
         <w:rPr>
           <w:rFonts w:ascii="Courier New" w:eastAsia="Courier New" w:hAnsi="Courier New" w:cs="Courier New"/>
@@ -16241,9 +16231,16 @@
           <w:szCs w:val="20"/>
           <w:lang w:val="en-US"/>
         </w:rPr>
-        <w:t>updateDriver(</w:t>
-      </w:r>
-      <w:proofErr w:type="gramEnd"/>
+        <w:t xml:space="preserve">    Order createOrder(Order order);</w:t>
+      </w:r>
+    </w:p>
+    <w:p>
+      <w:pPr>
+        <w:ind w:left="720"/>
+        <w:rPr>
+          <w:lang w:val="en-US"/>
+        </w:rPr>
+      </w:pPr>
       <w:r>
         <w:rPr>
           <w:rFonts w:ascii="Courier New" w:eastAsia="Courier New" w:hAnsi="Courier New" w:cs="Courier New"/>
@@ -16251,7 +16248,7 @@
           <w:szCs w:val="20"/>
           <w:lang w:val="en-US"/>
         </w:rPr>
-        <w:t>Long id, Driver driver);</w:t>
+        <w:t xml:space="preserve">    Order assignDriver(Long orderId, Long driverId);</w:t>
       </w:r>
     </w:p>
     <w:p>
@@ -16268,9 +16265,16 @@
           <w:szCs w:val="20"/>
           <w:lang w:val="en-US"/>
         </w:rPr>
-        <w:t xml:space="preserve">    void </w:t>
-      </w:r>
-      <w:proofErr w:type="gramStart"/>
+        <w:t xml:space="preserve">    Order changeStatus(Long id, OrderStatus status);</w:t>
+      </w:r>
+    </w:p>
+    <w:p>
+      <w:pPr>
+        <w:ind w:left="720"/>
+        <w:rPr>
+          <w:lang w:val="en-US"/>
+        </w:rPr>
+      </w:pPr>
       <w:r>
         <w:rPr>
           <w:rFonts w:ascii="Courier New" w:eastAsia="Courier New" w:hAnsi="Courier New" w:cs="Courier New"/>
@@ -16278,9 +16282,16 @@
           <w:szCs w:val="20"/>
           <w:lang w:val="en-US"/>
         </w:rPr>
-        <w:t>deleteDriver(</w:t>
-      </w:r>
-      <w:proofErr w:type="gramEnd"/>
+        <w:t>}</w:t>
+      </w:r>
+    </w:p>
+    <w:p>
+      <w:pPr>
+        <w:ind w:left="720"/>
+        <w:rPr>
+          <w:lang w:val="en-US"/>
+        </w:rPr>
+      </w:pPr>
       <w:r>
         <w:rPr>
           <w:rFonts w:ascii="Courier New" w:eastAsia="Courier New" w:hAnsi="Courier New" w:cs="Courier New"/>
@@ -16288,7 +16299,7 @@
           <w:szCs w:val="20"/>
           <w:lang w:val="en-US"/>
         </w:rPr>
-        <w:t>Long id);</w:t>
+        <w:t>// IDriverRepository (M → F)</w:t>
       </w:r>
     </w:p>
     <w:p>
@@ -16305,9 +16316,16 @@
           <w:szCs w:val="20"/>
           <w:lang w:val="en-US"/>
         </w:rPr>
-        <w:t xml:space="preserve">    List&lt;Driver&gt; </w:t>
-      </w:r>
-      <w:proofErr w:type="gramStart"/>
+        <w:t>public interface IDriverRepository extends JpaRepository&lt;Driver, Long&gt; {</w:t>
+      </w:r>
+    </w:p>
+    <w:p>
+      <w:pPr>
+        <w:ind w:left="720"/>
+        <w:rPr>
+          <w:lang w:val="en-US"/>
+        </w:rPr>
+      </w:pPr>
       <w:r>
         <w:rPr>
           <w:rFonts w:ascii="Courier New" w:eastAsia="Courier New" w:hAnsi="Courier New" w:cs="Courier New"/>
@@ -16315,9 +16333,16 @@
           <w:szCs w:val="20"/>
           <w:lang w:val="en-US"/>
         </w:rPr>
-        <w:t>getFreeDrivers(</w:t>
-      </w:r>
-      <w:proofErr w:type="gramEnd"/>
+        <w:t xml:space="preserve">    List&lt;Driver&gt; findByStatus(DriverStatus status);</w:t>
+      </w:r>
+    </w:p>
+    <w:p>
+      <w:pPr>
+        <w:ind w:left="720"/>
+        <w:rPr>
+          <w:lang w:val="en-US"/>
+        </w:rPr>
+      </w:pPr>
       <w:r>
         <w:rPr>
           <w:rFonts w:ascii="Courier New" w:eastAsia="Courier New" w:hAnsi="Courier New" w:cs="Courier New"/>
@@ -16325,331 +16350,7 @@
           <w:szCs w:val="20"/>
           <w:lang w:val="en-US"/>
         </w:rPr>
-        <w:t>);</w:t>
-      </w:r>
-    </w:p>
-    <w:p>
-      <w:pPr>
-        <w:ind w:left="720"/>
-        <w:rPr>
-          <w:lang w:val="en-US"/>
-        </w:rPr>
-      </w:pPr>
-      <w:r>
-        <w:rPr>
-          <w:rFonts w:ascii="Courier New" w:eastAsia="Courier New" w:hAnsi="Courier New" w:cs="Courier New"/>
-          <w:sz w:val="20"/>
-          <w:szCs w:val="20"/>
-          <w:lang w:val="en-US"/>
-        </w:rPr>
-        <w:t>}</w:t>
-      </w:r>
-    </w:p>
-    <w:p>
-      <w:pPr>
-        <w:ind w:left="720"/>
-        <w:rPr>
-          <w:lang w:val="en-US"/>
-        </w:rPr>
-      </w:pPr>
-      <w:r>
-        <w:rPr>
-          <w:rFonts w:ascii="Courier New" w:eastAsia="Courier New" w:hAnsi="Courier New" w:cs="Courier New"/>
-          <w:sz w:val="20"/>
-          <w:szCs w:val="20"/>
-          <w:lang w:val="en-US"/>
-        </w:rPr>
-        <w:t>// IOrderService (C → M)</w:t>
-      </w:r>
-    </w:p>
-    <w:p>
-      <w:pPr>
-        <w:ind w:left="720"/>
-        <w:rPr>
-          <w:lang w:val="en-US"/>
-        </w:rPr>
-      </w:pPr>
-      <w:r>
-        <w:rPr>
-          <w:rFonts w:ascii="Courier New" w:eastAsia="Courier New" w:hAnsi="Courier New" w:cs="Courier New"/>
-          <w:sz w:val="20"/>
-          <w:szCs w:val="20"/>
-          <w:lang w:val="en-US"/>
-        </w:rPr>
-        <w:t>public interface IOrderService {</w:t>
-      </w:r>
-    </w:p>
-    <w:p>
-      <w:pPr>
-        <w:ind w:left="720"/>
-        <w:rPr>
-          <w:lang w:val="en-US"/>
-        </w:rPr>
-      </w:pPr>
-      <w:r>
-        <w:rPr>
-          <w:rFonts w:ascii="Courier New" w:eastAsia="Courier New" w:hAnsi="Courier New" w:cs="Courier New"/>
-          <w:sz w:val="20"/>
-          <w:szCs w:val="20"/>
-          <w:lang w:val="en-US"/>
-        </w:rPr>
-        <w:t xml:space="preserve">    List&lt;Order&gt; </w:t>
-      </w:r>
-      <w:proofErr w:type="gramStart"/>
-      <w:r>
-        <w:rPr>
-          <w:rFonts w:ascii="Courier New" w:eastAsia="Courier New" w:hAnsi="Courier New" w:cs="Courier New"/>
-          <w:sz w:val="20"/>
-          <w:szCs w:val="20"/>
-          <w:lang w:val="en-US"/>
-        </w:rPr>
-        <w:t>getAllOrders(</w:t>
-      </w:r>
-      <w:proofErr w:type="gramEnd"/>
-      <w:r>
-        <w:rPr>
-          <w:rFonts w:ascii="Courier New" w:eastAsia="Courier New" w:hAnsi="Courier New" w:cs="Courier New"/>
-          <w:sz w:val="20"/>
-          <w:szCs w:val="20"/>
-          <w:lang w:val="en-US"/>
-        </w:rPr>
-        <w:t>);</w:t>
-      </w:r>
-    </w:p>
-    <w:p>
-      <w:pPr>
-        <w:ind w:left="720"/>
-        <w:rPr>
-          <w:lang w:val="en-US"/>
-        </w:rPr>
-      </w:pPr>
-      <w:r>
-        <w:rPr>
-          <w:rFonts w:ascii="Courier New" w:eastAsia="Courier New" w:hAnsi="Courier New" w:cs="Courier New"/>
-          <w:sz w:val="20"/>
-          <w:szCs w:val="20"/>
-          <w:lang w:val="en-US"/>
-        </w:rPr>
-        <w:t xml:space="preserve">    Order </w:t>
-      </w:r>
-      <w:proofErr w:type="gramStart"/>
-      <w:r>
-        <w:rPr>
-          <w:rFonts w:ascii="Courier New" w:eastAsia="Courier New" w:hAnsi="Courier New" w:cs="Courier New"/>
-          <w:sz w:val="20"/>
-          <w:szCs w:val="20"/>
-          <w:lang w:val="en-US"/>
-        </w:rPr>
-        <w:t>createOrder(</w:t>
-      </w:r>
-      <w:proofErr w:type="gramEnd"/>
-      <w:r>
-        <w:rPr>
-          <w:rFonts w:ascii="Courier New" w:eastAsia="Courier New" w:hAnsi="Courier New" w:cs="Courier New"/>
-          <w:sz w:val="20"/>
-          <w:szCs w:val="20"/>
-          <w:lang w:val="en-US"/>
-        </w:rPr>
-        <w:t>Order order);</w:t>
-      </w:r>
-    </w:p>
-    <w:p>
-      <w:pPr>
-        <w:ind w:left="720"/>
-        <w:rPr>
-          <w:lang w:val="en-US"/>
-        </w:rPr>
-      </w:pPr>
-      <w:r>
-        <w:rPr>
-          <w:rFonts w:ascii="Courier New" w:eastAsia="Courier New" w:hAnsi="Courier New" w:cs="Courier New"/>
-          <w:sz w:val="20"/>
-          <w:szCs w:val="20"/>
-          <w:lang w:val="en-US"/>
-        </w:rPr>
-        <w:t xml:space="preserve">    Order </w:t>
-      </w:r>
-      <w:proofErr w:type="gramStart"/>
-      <w:r>
-        <w:rPr>
-          <w:rFonts w:ascii="Courier New" w:eastAsia="Courier New" w:hAnsi="Courier New" w:cs="Courier New"/>
-          <w:sz w:val="20"/>
-          <w:szCs w:val="20"/>
-          <w:lang w:val="en-US"/>
-        </w:rPr>
-        <w:t>assignDriver(</w:t>
-      </w:r>
-      <w:proofErr w:type="gramEnd"/>
-      <w:r>
-        <w:rPr>
-          <w:rFonts w:ascii="Courier New" w:eastAsia="Courier New" w:hAnsi="Courier New" w:cs="Courier New"/>
-          <w:sz w:val="20"/>
-          <w:szCs w:val="20"/>
-          <w:lang w:val="en-US"/>
-        </w:rPr>
-        <w:t>Long orderId, Long driverId);</w:t>
-      </w:r>
-    </w:p>
-    <w:p>
-      <w:pPr>
-        <w:ind w:left="720"/>
-        <w:rPr>
-          <w:lang w:val="en-US"/>
-        </w:rPr>
-      </w:pPr>
-      <w:r>
-        <w:rPr>
-          <w:rFonts w:ascii="Courier New" w:eastAsia="Courier New" w:hAnsi="Courier New" w:cs="Courier New"/>
-          <w:sz w:val="20"/>
-          <w:szCs w:val="20"/>
-          <w:lang w:val="en-US"/>
-        </w:rPr>
-        <w:t xml:space="preserve">    Order </w:t>
-      </w:r>
-      <w:proofErr w:type="gramStart"/>
-      <w:r>
-        <w:rPr>
-          <w:rFonts w:ascii="Courier New" w:eastAsia="Courier New" w:hAnsi="Courier New" w:cs="Courier New"/>
-          <w:sz w:val="20"/>
-          <w:szCs w:val="20"/>
-          <w:lang w:val="en-US"/>
-        </w:rPr>
-        <w:t>changeStatus(</w:t>
-      </w:r>
-      <w:proofErr w:type="gramEnd"/>
-      <w:r>
-        <w:rPr>
-          <w:rFonts w:ascii="Courier New" w:eastAsia="Courier New" w:hAnsi="Courier New" w:cs="Courier New"/>
-          <w:sz w:val="20"/>
-          <w:szCs w:val="20"/>
-          <w:lang w:val="en-US"/>
-        </w:rPr>
-        <w:t>Long id, OrderStatus status);</w:t>
-      </w:r>
-    </w:p>
-    <w:p>
-      <w:pPr>
-        <w:ind w:left="720"/>
-        <w:rPr>
-          <w:lang w:val="en-US"/>
-        </w:rPr>
-      </w:pPr>
-      <w:r>
-        <w:rPr>
-          <w:rFonts w:ascii="Courier New" w:eastAsia="Courier New" w:hAnsi="Courier New" w:cs="Courier New"/>
-          <w:sz w:val="20"/>
-          <w:szCs w:val="20"/>
-          <w:lang w:val="en-US"/>
-        </w:rPr>
-        <w:t>}</w:t>
-      </w:r>
-    </w:p>
-    <w:p>
-      <w:pPr>
-        <w:ind w:left="720"/>
-        <w:rPr>
-          <w:lang w:val="en-US"/>
-        </w:rPr>
-      </w:pPr>
-      <w:r>
-        <w:rPr>
-          <w:rFonts w:ascii="Courier New" w:eastAsia="Courier New" w:hAnsi="Courier New" w:cs="Courier New"/>
-          <w:sz w:val="20"/>
-          <w:szCs w:val="20"/>
-          <w:lang w:val="en-US"/>
-        </w:rPr>
-        <w:t>// IDriverRepository (M → F)</w:t>
-      </w:r>
-    </w:p>
-    <w:p>
-      <w:pPr>
-        <w:ind w:left="720"/>
-        <w:rPr>
-          <w:lang w:val="en-US"/>
-        </w:rPr>
-      </w:pPr>
-      <w:r>
-        <w:rPr>
-          <w:rFonts w:ascii="Courier New" w:eastAsia="Courier New" w:hAnsi="Courier New" w:cs="Courier New"/>
-          <w:sz w:val="20"/>
-          <w:szCs w:val="20"/>
-          <w:lang w:val="en-US"/>
-        </w:rPr>
-        <w:t>public interface IDriverRepository extends JpaRepository&lt;Driver, Long&gt; {</w:t>
-      </w:r>
-    </w:p>
-    <w:p>
-      <w:pPr>
-        <w:ind w:left="720"/>
-        <w:rPr>
-          <w:lang w:val="en-US"/>
-        </w:rPr>
-      </w:pPr>
-      <w:r>
-        <w:rPr>
-          <w:rFonts w:ascii="Courier New" w:eastAsia="Courier New" w:hAnsi="Courier New" w:cs="Courier New"/>
-          <w:sz w:val="20"/>
-          <w:szCs w:val="20"/>
-          <w:lang w:val="en-US"/>
-        </w:rPr>
-        <w:t xml:space="preserve">    List&lt;Driver&gt; </w:t>
-      </w:r>
-      <w:proofErr w:type="gramStart"/>
-      <w:r>
-        <w:rPr>
-          <w:rFonts w:ascii="Courier New" w:eastAsia="Courier New" w:hAnsi="Courier New" w:cs="Courier New"/>
-          <w:sz w:val="20"/>
-          <w:szCs w:val="20"/>
-          <w:lang w:val="en-US"/>
-        </w:rPr>
-        <w:t>findByStatus(</w:t>
-      </w:r>
-      <w:proofErr w:type="gramEnd"/>
-      <w:r>
-        <w:rPr>
-          <w:rFonts w:ascii="Courier New" w:eastAsia="Courier New" w:hAnsi="Courier New" w:cs="Courier New"/>
-          <w:sz w:val="20"/>
-          <w:szCs w:val="20"/>
-          <w:lang w:val="en-US"/>
-        </w:rPr>
-        <w:t>DriverStatus status);</w:t>
-      </w:r>
-    </w:p>
-    <w:p>
-      <w:pPr>
-        <w:ind w:left="720"/>
-        <w:rPr>
-          <w:lang w:val="en-US"/>
-        </w:rPr>
-      </w:pPr>
-      <w:r>
-        <w:rPr>
-          <w:rFonts w:ascii="Courier New" w:eastAsia="Courier New" w:hAnsi="Courier New" w:cs="Courier New"/>
-          <w:sz w:val="20"/>
-          <w:szCs w:val="20"/>
-          <w:lang w:val="en-US"/>
-        </w:rPr>
-        <w:t xml:space="preserve">    boolean </w:t>
-      </w:r>
-      <w:proofErr w:type="gramStart"/>
-      <w:r>
-        <w:rPr>
-          <w:rFonts w:ascii="Courier New" w:eastAsia="Courier New" w:hAnsi="Courier New" w:cs="Courier New"/>
-          <w:sz w:val="20"/>
-          <w:szCs w:val="20"/>
-          <w:lang w:val="en-US"/>
-        </w:rPr>
-        <w:t>existsByLicenseNumber(</w:t>
-      </w:r>
-      <w:proofErr w:type="gramEnd"/>
-      <w:r>
-        <w:rPr>
-          <w:rFonts w:ascii="Courier New" w:eastAsia="Courier New" w:hAnsi="Courier New" w:cs="Courier New"/>
-          <w:sz w:val="20"/>
-          <w:szCs w:val="20"/>
-          <w:lang w:val="en-US"/>
-        </w:rPr>
-        <w:t>String licenseNumber);</w:t>
+        <w:t xml:space="preserve">    boolean existsByLicenseNumber(String licenseNumber);</w:t>
       </w:r>
     </w:p>
     <w:p>
@@ -18288,9 +17989,16 @@
           <w:szCs w:val="20"/>
           <w:lang w:val="en-US"/>
         </w:rPr>
-        <w:t xml:space="preserve">    id           </w:t>
-      </w:r>
-      <w:proofErr w:type="gramStart"/>
+        <w:t xml:space="preserve">    id           BIGSERIAL  PRIMARY KEY,</w:t>
+      </w:r>
+    </w:p>
+    <w:p>
+      <w:pPr>
+        <w:ind w:left="720"/>
+        <w:rPr>
+          <w:lang w:val="en-US"/>
+        </w:rPr>
+      </w:pPr>
       <w:r>
         <w:rPr>
           <w:rFonts w:ascii="Courier New" w:eastAsia="Courier New" w:hAnsi="Courier New" w:cs="Courier New"/>
@@ -18298,9 +18006,16 @@
           <w:szCs w:val="20"/>
           <w:lang w:val="en-US"/>
         </w:rPr>
-        <w:t>BIGSERIAL  PRIMARY</w:t>
-      </w:r>
-      <w:proofErr w:type="gramEnd"/>
+        <w:t xml:space="preserve">    order_id     BIGINT     NOT NULL UNIQUE</w:t>
+      </w:r>
+    </w:p>
+    <w:p>
+      <w:pPr>
+        <w:ind w:left="720"/>
+        <w:rPr>
+          <w:lang w:val="en-US"/>
+        </w:rPr>
+      </w:pPr>
       <w:r>
         <w:rPr>
           <w:rFonts w:ascii="Courier New" w:eastAsia="Courier New" w:hAnsi="Courier New" w:cs="Courier New"/>
@@ -18308,7 +18023,7 @@
           <w:szCs w:val="20"/>
           <w:lang w:val="en-US"/>
         </w:rPr>
-        <w:t xml:space="preserve"> KEY,</w:t>
+        <w:t xml:space="preserve">                            REFERENCES orders(id) ON DELETE CASCADE,</w:t>
       </w:r>
     </w:p>
     <w:p>
@@ -18325,7 +18040,7 @@
           <w:szCs w:val="20"/>
           <w:lang w:val="en-US"/>
         </w:rPr>
-        <w:t xml:space="preserve">    order_id     BIGINT     NOT NULL UNIQUE</w:t>
+        <w:t xml:space="preserve">    driver_id    BIGINT     NOT NULL</w:t>
       </w:r>
     </w:p>
     <w:p>
@@ -18342,7 +18057,7 @@
           <w:szCs w:val="20"/>
           <w:lang w:val="en-US"/>
         </w:rPr>
-        <w:t xml:space="preserve">                            REFERENCES orders(id) ON DELETE CASCADE,</w:t>
+        <w:t xml:space="preserve">                            REFERENCES drivers(id) ON DELETE RESTRICT,</w:t>
       </w:r>
     </w:p>
     <w:p>
@@ -18359,7 +18074,7 @@
           <w:szCs w:val="20"/>
           <w:lang w:val="en-US"/>
         </w:rPr>
-        <w:t xml:space="preserve">    driver_id    BIGINT     NOT NULL</w:t>
+        <w:t xml:space="preserve">    car_id       BIGINT     NOT NULL</w:t>
       </w:r>
     </w:p>
     <w:p>
@@ -18376,7 +18091,8 @@
           <w:szCs w:val="20"/>
           <w:lang w:val="en-US"/>
         </w:rPr>
-        <w:t xml:space="preserve">                            REFERENCES drivers(id) ON DELETE RESTRICT,</w:t>
+        <w:lastRenderedPageBreak/>
+        <w:t xml:space="preserve">                            REFERENCES cars(id) ON DELETE RESTRICT,</w:t>
       </w:r>
     </w:p>
     <w:p>
@@ -18393,62 +18109,7 @@
           <w:szCs w:val="20"/>
           <w:lang w:val="en-US"/>
         </w:rPr>
-        <w:t xml:space="preserve">    car_id       BIGINT     NOT NULL</w:t>
-      </w:r>
-    </w:p>
-    <w:p>
-      <w:pPr>
-        <w:ind w:left="720"/>
-        <w:rPr>
-          <w:lang w:val="en-US"/>
-        </w:rPr>
-      </w:pPr>
-      <w:r>
-        <w:rPr>
-          <w:rFonts w:ascii="Courier New" w:eastAsia="Courier New" w:hAnsi="Courier New" w:cs="Courier New"/>
-          <w:sz w:val="20"/>
-          <w:szCs w:val="20"/>
-          <w:lang w:val="en-US"/>
-        </w:rPr>
-        <w:lastRenderedPageBreak/>
-        <w:t xml:space="preserve">                            REFERENCES cars(id) ON DELETE RESTRICT,</w:t>
-      </w:r>
-    </w:p>
-    <w:p>
-      <w:pPr>
-        <w:ind w:left="720"/>
-        <w:rPr>
-          <w:lang w:val="en-US"/>
-        </w:rPr>
-      </w:pPr>
-      <w:r>
-        <w:rPr>
-          <w:rFonts w:ascii="Courier New" w:eastAsia="Courier New" w:hAnsi="Courier New" w:cs="Courier New"/>
-          <w:sz w:val="20"/>
-          <w:szCs w:val="20"/>
-          <w:lang w:val="en-US"/>
-        </w:rPr>
-        <w:t xml:space="preserve">    assigned_</w:t>
-      </w:r>
-      <w:proofErr w:type="gramStart"/>
-      <w:r>
-        <w:rPr>
-          <w:rFonts w:ascii="Courier New" w:eastAsia="Courier New" w:hAnsi="Courier New" w:cs="Courier New"/>
-          <w:sz w:val="20"/>
-          <w:szCs w:val="20"/>
-          <w:lang w:val="en-US"/>
-        </w:rPr>
-        <w:t>at  TIMESTAMP</w:t>
-      </w:r>
-      <w:proofErr w:type="gramEnd"/>
-      <w:r>
-        <w:rPr>
-          <w:rFonts w:ascii="Courier New" w:eastAsia="Courier New" w:hAnsi="Courier New" w:cs="Courier New"/>
-          <w:sz w:val="20"/>
-          <w:szCs w:val="20"/>
-          <w:lang w:val="en-US"/>
-        </w:rPr>
-        <w:t xml:space="preserve">  NOT NULL DEFAULT NOW(),</w:t>
+        <w:t xml:space="preserve">    assigned_at  TIMESTAMP  NOT NULL DEFAULT NOW(),</w:t>
       </w:r>
     </w:p>
     <w:p>
@@ -20445,15 +20106,7 @@
         <w:jc w:val="both"/>
       </w:pPr>
       <w:r>
-        <w:t xml:space="preserve">UC-10: заполнение формы → валидация → POST /api/orders + JWT → OrderService.createOrder() → </w:t>
-      </w:r>
-      <w:proofErr w:type="gramStart"/>
-      <w:r>
-        <w:t>order.setStatus</w:t>
-      </w:r>
-      <w:proofErr w:type="gramEnd"/>
-      <w:r>
-        <w:t>(NEW) → save() → обновление списка.</w:t>
+        <w:t>UC-10: заполнение формы → валидация → POST /api/orders + JWT → OrderService.createOrder() → order.setStatus(NEW) → save() → обновление списка.</w:t>
       </w:r>
     </w:p>
     <w:p>
@@ -20532,21 +20185,7 @@
         <w:rPr>
           <w:lang w:val="en-US"/>
         </w:rPr>
-        <w:t>UC-11: GET /api/</w:t>
-      </w:r>
-      <w:proofErr w:type="gramStart"/>
-      <w:r>
-        <w:rPr>
-          <w:lang w:val="en-US"/>
-        </w:rPr>
-        <w:t>drivers?status</w:t>
-      </w:r>
-      <w:proofErr w:type="gramEnd"/>
-      <w:r>
-        <w:rPr>
-          <w:lang w:val="en-US"/>
-        </w:rPr>
-        <w:t xml:space="preserve">=FREE → </w:t>
+        <w:t xml:space="preserve">UC-11: GET /api/drivers?status=FREE → </w:t>
       </w:r>
       <w:r>
         <w:t>выбор</w:t>
@@ -22060,23 +21699,26 @@
       <w:pPr>
         <w:ind w:left="720"/>
       </w:pPr>
-      <w:proofErr w:type="gramStart"/>
       <w:r>
         <w:rPr>
           <w:rFonts w:ascii="Courier New" w:eastAsia="Courier New" w:hAnsi="Courier New" w:cs="Courier New"/>
           <w:sz w:val="20"/>
           <w:szCs w:val="20"/>
         </w:rPr>
-        <w:t>ru.taxifleet</w:t>
-      </w:r>
-      <w:proofErr w:type="gramEnd"/>
+        <w:t>ru.taxifleet/</w:t>
+      </w:r>
+    </w:p>
+    <w:p>
+      <w:pPr>
+        <w:ind w:left="720"/>
+      </w:pPr>
       <w:r>
         <w:rPr>
           <w:rFonts w:ascii="Courier New" w:eastAsia="Courier New" w:hAnsi="Courier New" w:cs="Courier New"/>
           <w:sz w:val="20"/>
           <w:szCs w:val="20"/>
         </w:rPr>
-        <w:t>/</w:t>
+        <w:t>├── TaxiFleetApplication.java   # Точка входа</w:t>
       </w:r>
     </w:p>
     <w:p>
@@ -22089,7 +21731,7 @@
           <w:sz w:val="20"/>
           <w:szCs w:val="20"/>
         </w:rPr>
-        <w:t>├── TaxiFleetApplication.java   # Точка входа</w:t>
+        <w:t>├── entity/                      # E-слой: JPA-сущности</w:t>
       </w:r>
     </w:p>
     <w:p>
@@ -22102,20 +21744,24 @@
           <w:sz w:val="20"/>
           <w:szCs w:val="20"/>
         </w:rPr>
-        <w:t>├── entity/                      # E-слой: JPA-сущности</w:t>
+        <w:t>│   ├── Admin.java, Driver.java, Car.java, Order.java, Assignment.java</w:t>
       </w:r>
     </w:p>
     <w:p>
       <w:pPr>
         <w:ind w:left="720"/>
+        <w:rPr>
+          <w:lang w:val="en-US"/>
+        </w:rPr>
       </w:pPr>
       <w:r>
         <w:rPr>
           <w:rFonts w:ascii="Courier New" w:eastAsia="Courier New" w:hAnsi="Courier New" w:cs="Courier New"/>
           <w:sz w:val="20"/>
           <w:szCs w:val="20"/>
-        </w:rPr>
-        <w:t>│   ├── Admin.java, Driver.java, Car.java, Order.java, Assignment.java</w:t>
+          <w:lang w:val="en-US"/>
+        </w:rPr>
+        <w:t>├── enums/                       # DriverStatus, CarStatus, OrderStatus</w:t>
       </w:r>
     </w:p>
     <w:p>
@@ -22132,33 +21778,33 @@
           <w:szCs w:val="20"/>
           <w:lang w:val="en-US"/>
         </w:rPr>
-        <w:t>├── enums/                       # DriverStatus, CarStatus, OrderStatus</w:t>
-      </w:r>
-    </w:p>
-    <w:p>
-      <w:pPr>
-        <w:ind w:left="720"/>
-        <w:rPr>
-          <w:lang w:val="en-US"/>
-        </w:rPr>
-      </w:pPr>
+        <w:t>├── repository/                  # F-</w:t>
+      </w:r>
       <w:r>
         <w:rPr>
           <w:rFonts w:ascii="Courier New" w:eastAsia="Courier New" w:hAnsi="Courier New" w:cs="Courier New"/>
           <w:sz w:val="20"/>
           <w:szCs w:val="20"/>
-          <w:lang w:val="en-US"/>
-        </w:rPr>
-        <w:t>├── repository/                  # F-</w:t>
+        </w:rPr>
+        <w:t>слой</w:t>
       </w:r>
       <w:r>
         <w:rPr>
           <w:rFonts w:ascii="Courier New" w:eastAsia="Courier New" w:hAnsi="Courier New" w:cs="Courier New"/>
           <w:sz w:val="20"/>
           <w:szCs w:val="20"/>
-        </w:rPr>
-        <w:t>слой</w:t>
-      </w:r>
+          <w:lang w:val="en-US"/>
+        </w:rPr>
+        <w:t>: Spring Data JPA</w:t>
+      </w:r>
+    </w:p>
+    <w:p>
+      <w:pPr>
+        <w:ind w:left="720"/>
+        <w:rPr>
+          <w:lang w:val="en-US"/>
+        </w:rPr>
+      </w:pPr>
       <w:r>
         <w:rPr>
           <w:rFonts w:ascii="Courier New" w:eastAsia="Courier New" w:hAnsi="Courier New" w:cs="Courier New"/>
@@ -22166,7 +21812,7 @@
           <w:szCs w:val="20"/>
           <w:lang w:val="en-US"/>
         </w:rPr>
-        <w:t>: Spring Data JPA</w:t>
+        <w:t>│   ├── AdminRepository.java, DriverRepository.java ...</w:t>
       </w:r>
     </w:p>
     <w:p>
@@ -22183,66 +21829,66 @@
           <w:szCs w:val="20"/>
           <w:lang w:val="en-US"/>
         </w:rPr>
-        <w:t>│   ├── AdminRepository.java, DriverRepository.java ...</w:t>
-      </w:r>
-    </w:p>
-    <w:p>
-      <w:pPr>
-        <w:ind w:left="720"/>
-        <w:rPr>
-          <w:lang w:val="en-US"/>
-        </w:rPr>
-      </w:pPr>
+        <w:t>├── service/impl/                # M-</w:t>
+      </w:r>
       <w:r>
         <w:rPr>
           <w:rFonts w:ascii="Courier New" w:eastAsia="Courier New" w:hAnsi="Courier New" w:cs="Courier New"/>
           <w:sz w:val="20"/>
           <w:szCs w:val="20"/>
-          <w:lang w:val="en-US"/>
-        </w:rPr>
-        <w:t>├── service/impl/                # M-</w:t>
+        </w:rPr>
+        <w:t>слой</w:t>
       </w:r>
       <w:r>
         <w:rPr>
           <w:rFonts w:ascii="Courier New" w:eastAsia="Courier New" w:hAnsi="Courier New" w:cs="Courier New"/>
           <w:sz w:val="20"/>
           <w:szCs w:val="20"/>
-        </w:rPr>
-        <w:t>слой</w:t>
+          <w:lang w:val="en-US"/>
+        </w:rPr>
+        <w:t xml:space="preserve">: </w:t>
       </w:r>
       <w:r>
         <w:rPr>
           <w:rFonts w:ascii="Courier New" w:eastAsia="Courier New" w:hAnsi="Courier New" w:cs="Courier New"/>
           <w:sz w:val="20"/>
           <w:szCs w:val="20"/>
-          <w:lang w:val="en-US"/>
-        </w:rPr>
-        <w:t xml:space="preserve">: </w:t>
+        </w:rPr>
+        <w:t>бизнес</w:t>
       </w:r>
       <w:r>
         <w:rPr>
           <w:rFonts w:ascii="Courier New" w:eastAsia="Courier New" w:hAnsi="Courier New" w:cs="Courier New"/>
           <w:sz w:val="20"/>
           <w:szCs w:val="20"/>
-        </w:rPr>
-        <w:t>бизнес</w:t>
+          <w:lang w:val="en-US"/>
+        </w:rPr>
+        <w:t>-</w:t>
       </w:r>
       <w:r>
         <w:rPr>
           <w:rFonts w:ascii="Courier New" w:eastAsia="Courier New" w:hAnsi="Courier New" w:cs="Courier New"/>
           <w:sz w:val="20"/>
           <w:szCs w:val="20"/>
-          <w:lang w:val="en-US"/>
-        </w:rPr>
-        <w:t>-</w:t>
-      </w:r>
+        </w:rPr>
+        <w:t>сервисы</w:t>
+      </w:r>
+    </w:p>
+    <w:p>
+      <w:pPr>
+        <w:ind w:left="720"/>
+        <w:rPr>
+          <w:lang w:val="en-US"/>
+        </w:rPr>
+      </w:pPr>
       <w:r>
         <w:rPr>
           <w:rFonts w:ascii="Courier New" w:eastAsia="Courier New" w:hAnsi="Courier New" w:cs="Courier New"/>
           <w:sz w:val="20"/>
           <w:szCs w:val="20"/>
-        </w:rPr>
-        <w:t>сервисы</w:t>
+          <w:lang w:val="en-US"/>
+        </w:rPr>
+        <w:t>│   ├── DriverService.java, OrderService.java, CarService.java</w:t>
       </w:r>
     </w:p>
     <w:p>
@@ -22259,49 +21905,49 @@
           <w:szCs w:val="20"/>
           <w:lang w:val="en-US"/>
         </w:rPr>
-        <w:t>│   ├── DriverService.java, OrderService.java, CarService.java</w:t>
-      </w:r>
-    </w:p>
-    <w:p>
-      <w:pPr>
-        <w:ind w:left="720"/>
-        <w:rPr>
-          <w:lang w:val="en-US"/>
-        </w:rPr>
-      </w:pPr>
+        <w:t>├── controller/                  # C-</w:t>
+      </w:r>
       <w:r>
         <w:rPr>
           <w:rFonts w:ascii="Courier New" w:eastAsia="Courier New" w:hAnsi="Courier New" w:cs="Courier New"/>
           <w:sz w:val="20"/>
           <w:szCs w:val="20"/>
-          <w:lang w:val="en-US"/>
-        </w:rPr>
-        <w:t>├── controller/                  # C-</w:t>
+        </w:rPr>
+        <w:t>слой</w:t>
       </w:r>
       <w:r>
         <w:rPr>
           <w:rFonts w:ascii="Courier New" w:eastAsia="Courier New" w:hAnsi="Courier New" w:cs="Courier New"/>
           <w:sz w:val="20"/>
           <w:szCs w:val="20"/>
-        </w:rPr>
-        <w:t>слой</w:t>
+          <w:lang w:val="en-US"/>
+        </w:rPr>
+        <w:t>: REST-</w:t>
       </w:r>
       <w:r>
         <w:rPr>
           <w:rFonts w:ascii="Courier New" w:eastAsia="Courier New" w:hAnsi="Courier New" w:cs="Courier New"/>
           <w:sz w:val="20"/>
           <w:szCs w:val="20"/>
-          <w:lang w:val="en-US"/>
-        </w:rPr>
-        <w:t>: REST-</w:t>
-      </w:r>
+        </w:rPr>
+        <w:t>контроллеры</w:t>
+      </w:r>
+    </w:p>
+    <w:p>
+      <w:pPr>
+        <w:ind w:left="720"/>
+        <w:rPr>
+          <w:lang w:val="en-US"/>
+        </w:rPr>
+      </w:pPr>
       <w:r>
         <w:rPr>
           <w:rFonts w:ascii="Courier New" w:eastAsia="Courier New" w:hAnsi="Courier New" w:cs="Courier New"/>
           <w:sz w:val="20"/>
           <w:szCs w:val="20"/>
-        </w:rPr>
-        <w:t>контроллеры</w:t>
+          <w:lang w:val="en-US"/>
+        </w:rPr>
+        <w:t>│   ├── AuthController.java, DriverController.java ...</w:t>
       </w:r>
     </w:p>
     <w:p>
@@ -22318,66 +21964,66 @@
           <w:szCs w:val="20"/>
           <w:lang w:val="en-US"/>
         </w:rPr>
-        <w:t>│   ├── AuthController.java, DriverController.java ...</w:t>
-      </w:r>
-    </w:p>
-    <w:p>
-      <w:pPr>
-        <w:ind w:left="720"/>
-        <w:rPr>
-          <w:lang w:val="en-US"/>
-        </w:rPr>
-      </w:pPr>
+        <w:t>├── security/                    # JWT-</w:t>
+      </w:r>
       <w:r>
         <w:rPr>
           <w:rFonts w:ascii="Courier New" w:eastAsia="Courier New" w:hAnsi="Courier New" w:cs="Courier New"/>
           <w:sz w:val="20"/>
           <w:szCs w:val="20"/>
-          <w:lang w:val="en-US"/>
-        </w:rPr>
-        <w:t>├── security/                    # JWT-</w:t>
+        </w:rPr>
+        <w:t>фильтр</w:t>
       </w:r>
       <w:r>
         <w:rPr>
           <w:rFonts w:ascii="Courier New" w:eastAsia="Courier New" w:hAnsi="Courier New" w:cs="Courier New"/>
           <w:sz w:val="20"/>
           <w:szCs w:val="20"/>
-        </w:rPr>
-        <w:t>фильтр</w:t>
+          <w:lang w:val="en-US"/>
+        </w:rPr>
+        <w:t xml:space="preserve"> </w:t>
       </w:r>
       <w:r>
         <w:rPr>
           <w:rFonts w:ascii="Courier New" w:eastAsia="Courier New" w:hAnsi="Courier New" w:cs="Courier New"/>
           <w:sz w:val="20"/>
           <w:szCs w:val="20"/>
-          <w:lang w:val="en-US"/>
-        </w:rPr>
-        <w:t xml:space="preserve"> </w:t>
+        </w:rPr>
+        <w:t>и</w:t>
       </w:r>
       <w:r>
         <w:rPr>
           <w:rFonts w:ascii="Courier New" w:eastAsia="Courier New" w:hAnsi="Courier New" w:cs="Courier New"/>
           <w:sz w:val="20"/>
           <w:szCs w:val="20"/>
-        </w:rPr>
-        <w:t>и</w:t>
+          <w:lang w:val="en-US"/>
+        </w:rPr>
+        <w:t xml:space="preserve"> </w:t>
       </w:r>
       <w:r>
         <w:rPr>
           <w:rFonts w:ascii="Courier New" w:eastAsia="Courier New" w:hAnsi="Courier New" w:cs="Courier New"/>
           <w:sz w:val="20"/>
           <w:szCs w:val="20"/>
-          <w:lang w:val="en-US"/>
-        </w:rPr>
-        <w:t xml:space="preserve"> </w:t>
-      </w:r>
+        </w:rPr>
+        <w:t>сервис</w:t>
+      </w:r>
+    </w:p>
+    <w:p>
+      <w:pPr>
+        <w:ind w:left="720"/>
+        <w:rPr>
+          <w:lang w:val="en-US"/>
+        </w:rPr>
+      </w:pPr>
       <w:r>
         <w:rPr>
           <w:rFonts w:ascii="Courier New" w:eastAsia="Courier New" w:hAnsi="Courier New" w:cs="Courier New"/>
           <w:sz w:val="20"/>
           <w:szCs w:val="20"/>
-        </w:rPr>
-        <w:t>сервис</w:t>
+          <w:lang w:val="en-US"/>
+        </w:rPr>
+        <w:t>│   ├── JwtUtils.java, JwtFilter.java, AdminUserDetailsService.java</w:t>
       </w:r>
     </w:p>
     <w:p>
@@ -22394,66 +22040,87 @@
           <w:szCs w:val="20"/>
           <w:lang w:val="en-US"/>
         </w:rPr>
-        <w:t>│   ├── JwtUtils.java, JwtFilter.java, AdminUserDetailsService.java</w:t>
-      </w:r>
-    </w:p>
-    <w:p>
-      <w:pPr>
-        <w:ind w:left="720"/>
-        <w:rPr>
-          <w:lang w:val="en-US"/>
-        </w:rPr>
-      </w:pPr>
+        <w:t xml:space="preserve">└── exception/                   # </w:t>
+      </w:r>
       <w:r>
         <w:rPr>
           <w:rFonts w:ascii="Courier New" w:eastAsia="Courier New" w:hAnsi="Courier New" w:cs="Courier New"/>
           <w:sz w:val="20"/>
           <w:szCs w:val="20"/>
-          <w:lang w:val="en-US"/>
-        </w:rPr>
-        <w:t xml:space="preserve">└── exception/                   # </w:t>
+        </w:rPr>
+        <w:t>Глобальный</w:t>
       </w:r>
       <w:r>
         <w:rPr>
           <w:rFonts w:ascii="Courier New" w:eastAsia="Courier New" w:hAnsi="Courier New" w:cs="Courier New"/>
           <w:sz w:val="20"/>
           <w:szCs w:val="20"/>
-        </w:rPr>
-        <w:t>Глобальный</w:t>
+          <w:lang w:val="en-US"/>
+        </w:rPr>
+        <w:t xml:space="preserve"> </w:t>
       </w:r>
       <w:r>
         <w:rPr>
           <w:rFonts w:ascii="Courier New" w:eastAsia="Courier New" w:hAnsi="Courier New" w:cs="Courier New"/>
           <w:sz w:val="20"/>
           <w:szCs w:val="20"/>
-          <w:lang w:val="en-US"/>
-        </w:rPr>
-        <w:t xml:space="preserve"> </w:t>
+        </w:rPr>
+        <w:t>обработчик</w:t>
       </w:r>
       <w:r>
         <w:rPr>
           <w:rFonts w:ascii="Courier New" w:eastAsia="Courier New" w:hAnsi="Courier New" w:cs="Courier New"/>
           <w:sz w:val="20"/>
           <w:szCs w:val="20"/>
-        </w:rPr>
-        <w:t>обработчик</w:t>
+          <w:lang w:val="en-US"/>
+        </w:rPr>
+        <w:t xml:space="preserve"> </w:t>
       </w:r>
       <w:r>
         <w:rPr>
           <w:rFonts w:ascii="Courier New" w:eastAsia="Courier New" w:hAnsi="Courier New" w:cs="Courier New"/>
           <w:sz w:val="20"/>
           <w:szCs w:val="20"/>
-          <w:lang w:val="en-US"/>
-        </w:rPr>
-        <w:t xml:space="preserve"> </w:t>
-      </w:r>
+        </w:rPr>
+        <w:t>ошибок</w:t>
+      </w:r>
+    </w:p>
+    <w:p>
+      <w:pPr>
+        <w:ind w:left="720"/>
+        <w:rPr>
+          <w:lang w:val="en-US"/>
+        </w:rPr>
+      </w:pPr>
       <w:r>
         <w:rPr>
           <w:rFonts w:ascii="Courier New" w:eastAsia="Courier New" w:hAnsi="Courier New" w:cs="Courier New"/>
           <w:sz w:val="20"/>
           <w:szCs w:val="20"/>
-        </w:rPr>
-        <w:t>ошибок</w:t>
+          <w:lang w:val="en-US"/>
+        </w:rPr>
+        <w:t xml:space="preserve">    ├── GlobalExceptionHandler.java, BusinessException.java</w:t>
+      </w:r>
+    </w:p>
+    <w:p>
+      <w:pPr>
+        <w:pStyle w:val="3"/>
+        <w:spacing w:line="360" w:lineRule="auto"/>
+      </w:pPr>
+      <w:bookmarkStart w:id="43" w:name="_Toc233287978"/>
+      <w:r>
+        <w:t>3.1.2. Классы-сущности (Entity)</w:t>
+      </w:r>
+      <w:bookmarkEnd w:id="43"/>
+    </w:p>
+    <w:p>
+      <w:pPr>
+        <w:spacing w:line="360" w:lineRule="auto"/>
+        <w:ind w:firstLine="720"/>
+        <w:jc w:val="both"/>
+      </w:pPr>
+      <w:r>
+        <w:t>Классы-сущности реализуют принцип Rich Domain Model — содержат бизнес-методы:</w:t>
       </w:r>
     </w:p>
     <w:p>
@@ -22470,28 +22137,311 @@
           <w:szCs w:val="20"/>
           <w:lang w:val="en-US"/>
         </w:rPr>
-        <w:t xml:space="preserve">    ├── GlobalExceptionHandler.java, BusinessException.java</w:t>
+        <w:t>@Entity @Table(name = "drivers")</w:t>
+      </w:r>
+    </w:p>
+    <w:p>
+      <w:pPr>
+        <w:ind w:left="720"/>
+        <w:rPr>
+          <w:lang w:val="en-US"/>
+        </w:rPr>
+      </w:pPr>
+      <w:r>
+        <w:rPr>
+          <w:rFonts w:ascii="Courier New" w:eastAsia="Courier New" w:hAnsi="Courier New" w:cs="Courier New"/>
+          <w:sz w:val="20"/>
+          <w:szCs w:val="20"/>
+          <w:lang w:val="en-US"/>
+        </w:rPr>
+        <w:t>@JsonIgnoreProperties({"hibernateLazyInitializer", "handler"})</w:t>
+      </w:r>
+    </w:p>
+    <w:p>
+      <w:pPr>
+        <w:ind w:left="720"/>
+        <w:rPr>
+          <w:lang w:val="en-US"/>
+        </w:rPr>
+      </w:pPr>
+      <w:r>
+        <w:rPr>
+          <w:rFonts w:ascii="Courier New" w:eastAsia="Courier New" w:hAnsi="Courier New" w:cs="Courier New"/>
+          <w:sz w:val="20"/>
+          <w:szCs w:val="20"/>
+          <w:lang w:val="en-US"/>
+        </w:rPr>
+        <w:t>public class Driver {</w:t>
+      </w:r>
+    </w:p>
+    <w:p>
+      <w:pPr>
+        <w:ind w:left="720"/>
+        <w:rPr>
+          <w:lang w:val="en-US"/>
+        </w:rPr>
+      </w:pPr>
+      <w:r>
+        <w:rPr>
+          <w:rFonts w:ascii="Courier New" w:eastAsia="Courier New" w:hAnsi="Courier New" w:cs="Courier New"/>
+          <w:sz w:val="20"/>
+          <w:szCs w:val="20"/>
+          <w:lang w:val="en-US"/>
+        </w:rPr>
+        <w:t xml:space="preserve">    @Enumerated(EnumType.STRING)</w:t>
+      </w:r>
+    </w:p>
+    <w:p>
+      <w:pPr>
+        <w:ind w:left="720"/>
+        <w:rPr>
+          <w:lang w:val="en-US"/>
+        </w:rPr>
+      </w:pPr>
+      <w:r>
+        <w:rPr>
+          <w:rFonts w:ascii="Courier New" w:eastAsia="Courier New" w:hAnsi="Courier New" w:cs="Courier New"/>
+          <w:sz w:val="20"/>
+          <w:szCs w:val="20"/>
+          <w:lang w:val="en-US"/>
+        </w:rPr>
+        <w:t xml:space="preserve">    private DriverStatus status = DriverStatus.FREE;</w:t>
+      </w:r>
+    </w:p>
+    <w:p>
+      <w:pPr>
+        <w:ind w:left="720"/>
+        <w:rPr>
+          <w:lang w:val="en-US"/>
+        </w:rPr>
+      </w:pPr>
+      <w:r>
+        <w:rPr>
+          <w:rFonts w:ascii="Courier New" w:eastAsia="Courier New" w:hAnsi="Courier New" w:cs="Courier New"/>
+          <w:sz w:val="20"/>
+          <w:szCs w:val="20"/>
+          <w:lang w:val="en-US"/>
+        </w:rPr>
+        <w:t xml:space="preserve">    @ManyToOne(fetch = FetchType.EAGER)</w:t>
+      </w:r>
+    </w:p>
+    <w:p>
+      <w:pPr>
+        <w:ind w:left="720"/>
+        <w:rPr>
+          <w:lang w:val="en-US"/>
+        </w:rPr>
+      </w:pPr>
+      <w:r>
+        <w:rPr>
+          <w:rFonts w:ascii="Courier New" w:eastAsia="Courier New" w:hAnsi="Courier New" w:cs="Courier New"/>
+          <w:sz w:val="20"/>
+          <w:szCs w:val="20"/>
+          <w:lang w:val="en-US"/>
+        </w:rPr>
+        <w:t xml:space="preserve">    @JoinColumn(name = "car_id")</w:t>
+      </w:r>
+    </w:p>
+    <w:p>
+      <w:pPr>
+        <w:ind w:left="720"/>
+        <w:rPr>
+          <w:lang w:val="en-US"/>
+        </w:rPr>
+      </w:pPr>
+      <w:r>
+        <w:rPr>
+          <w:rFonts w:ascii="Courier New" w:eastAsia="Courier New" w:hAnsi="Courier New" w:cs="Courier New"/>
+          <w:sz w:val="20"/>
+          <w:szCs w:val="20"/>
+          <w:lang w:val="en-US"/>
+        </w:rPr>
+        <w:t xml:space="preserve">    private Car car;</w:t>
+      </w:r>
+    </w:p>
+    <w:p>
+      <w:pPr>
+        <w:ind w:left="720"/>
+        <w:rPr>
+          <w:lang w:val="en-US"/>
+        </w:rPr>
+      </w:pPr>
+      <w:r>
+        <w:rPr>
+          <w:rFonts w:ascii="Courier New" w:eastAsia="Courier New" w:hAnsi="Courier New" w:cs="Courier New"/>
+          <w:sz w:val="20"/>
+          <w:szCs w:val="20"/>
+          <w:lang w:val="en-US"/>
+        </w:rPr>
+        <w:t xml:space="preserve">    public boolean isFree() { return status == DriverStatus.FREE; }</w:t>
+      </w:r>
+    </w:p>
+    <w:p>
+      <w:pPr>
+        <w:ind w:left="720"/>
+        <w:rPr>
+          <w:lang w:val="en-US"/>
+        </w:rPr>
+      </w:pPr>
+      <w:r>
+        <w:rPr>
+          <w:rFonts w:ascii="Courier New" w:eastAsia="Courier New" w:hAnsi="Courier New" w:cs="Courier New"/>
+          <w:sz w:val="20"/>
+          <w:szCs w:val="20"/>
+          <w:lang w:val="en-US"/>
+        </w:rPr>
+        <w:t xml:space="preserve">    public void occupy()    { status = DriverStatus.BUSY; }</w:t>
+      </w:r>
+    </w:p>
+    <w:p>
+      <w:pPr>
+        <w:ind w:left="720"/>
+        <w:rPr>
+          <w:lang w:val="en-US"/>
+        </w:rPr>
+      </w:pPr>
+      <w:r>
+        <w:rPr>
+          <w:rFonts w:ascii="Courier New" w:eastAsia="Courier New" w:hAnsi="Courier New" w:cs="Courier New"/>
+          <w:sz w:val="20"/>
+          <w:szCs w:val="20"/>
+          <w:lang w:val="en-US"/>
+        </w:rPr>
+        <w:t xml:space="preserve">    public void release()   { status = DriverStatus.FREE; }</w:t>
+      </w:r>
+    </w:p>
+    <w:p>
+      <w:pPr>
+        <w:ind w:left="720"/>
+        <w:rPr>
+          <w:lang w:val="en-US"/>
+        </w:rPr>
+      </w:pPr>
+      <w:r>
+        <w:rPr>
+          <w:rFonts w:ascii="Courier New" w:eastAsia="Courier New" w:hAnsi="Courier New" w:cs="Courier New"/>
+          <w:sz w:val="20"/>
+          <w:szCs w:val="20"/>
+          <w:lang w:val="en-US"/>
+        </w:rPr>
+        <w:t>}</w:t>
       </w:r>
     </w:p>
     <w:p>
       <w:pPr>
         <w:pStyle w:val="3"/>
         <w:spacing w:line="360" w:lineRule="auto"/>
-      </w:pPr>
-      <w:bookmarkStart w:id="43" w:name="_Toc233287978"/>
-      <w:r>
-        <w:t>3.1.2. Классы-сущности (Entity)</w:t>
-      </w:r>
-      <w:bookmarkEnd w:id="43"/>
+        <w:rPr>
+          <w:lang w:val="en-US"/>
+        </w:rPr>
+      </w:pPr>
+      <w:bookmarkStart w:id="44" w:name="_Toc233287979"/>
+      <w:r>
+        <w:rPr>
+          <w:lang w:val="en-US"/>
+        </w:rPr>
+        <w:t xml:space="preserve">3.1.3. </w:t>
+      </w:r>
+      <w:r>
+        <w:t>Слой</w:t>
+      </w:r>
+      <w:r>
+        <w:rPr>
+          <w:lang w:val="en-US"/>
+        </w:rPr>
+        <w:t xml:space="preserve"> </w:t>
+      </w:r>
+      <w:r>
+        <w:t>доступа</w:t>
+      </w:r>
+      <w:r>
+        <w:rPr>
+          <w:lang w:val="en-US"/>
+        </w:rPr>
+        <w:t xml:space="preserve"> </w:t>
+      </w:r>
+      <w:r>
+        <w:t>к</w:t>
+      </w:r>
+      <w:r>
+        <w:rPr>
+          <w:lang w:val="en-US"/>
+        </w:rPr>
+        <w:t xml:space="preserve"> </w:t>
+      </w:r>
+      <w:r>
+        <w:t>данным</w:t>
+      </w:r>
+      <w:r>
+        <w:rPr>
+          <w:lang w:val="en-US"/>
+        </w:rPr>
+        <w:t xml:space="preserve"> (Foundation / Repository)</w:t>
+      </w:r>
+      <w:bookmarkEnd w:id="44"/>
     </w:p>
     <w:p>
       <w:pPr>
         <w:spacing w:line="360" w:lineRule="auto"/>
         <w:ind w:firstLine="720"/>
         <w:jc w:val="both"/>
-      </w:pPr>
-      <w:r>
-        <w:t>Классы-сущности реализуют принцип Rich Domain Model — содержат бизнес-методы:</w:t>
+        <w:rPr>
+          <w:lang w:val="en-US"/>
+        </w:rPr>
+      </w:pPr>
+      <w:r>
+        <w:t>Репозитории</w:t>
+      </w:r>
+      <w:r>
+        <w:rPr>
+          <w:lang w:val="en-US"/>
+        </w:rPr>
+        <w:t xml:space="preserve"> </w:t>
+      </w:r>
+      <w:r>
+        <w:t>расширяют</w:t>
+      </w:r>
+      <w:r>
+        <w:rPr>
+          <w:lang w:val="en-US"/>
+        </w:rPr>
+        <w:t xml:space="preserve"> JpaRepository </w:t>
+      </w:r>
+      <w:r>
+        <w:t>и</w:t>
+      </w:r>
+      <w:r>
+        <w:rPr>
+          <w:lang w:val="en-US"/>
+        </w:rPr>
+        <w:t xml:space="preserve"> </w:t>
+      </w:r>
+      <w:r>
+        <w:t>используют</w:t>
+      </w:r>
+      <w:r>
+        <w:rPr>
+          <w:lang w:val="en-US"/>
+        </w:rPr>
+        <w:t xml:space="preserve"> </w:t>
+      </w:r>
+      <w:r>
+        <w:t>производные</w:t>
+      </w:r>
+      <w:r>
+        <w:rPr>
+          <w:lang w:val="en-US"/>
+        </w:rPr>
+        <w:t xml:space="preserve"> </w:t>
+      </w:r>
+      <w:r>
+        <w:t>методы</w:t>
+      </w:r>
+      <w:r>
+        <w:rPr>
+          <w:lang w:val="en-US"/>
+        </w:rPr>
+        <w:t xml:space="preserve"> Spring Data JPA:</w:t>
       </w:r>
     </w:p>
     <w:p>
@@ -22508,9 +22458,16 @@
           <w:szCs w:val="20"/>
           <w:lang w:val="en-US"/>
         </w:rPr>
-        <w:t>@Entity @</w:t>
-      </w:r>
-      <w:proofErr w:type="gramStart"/>
+        <w:t>public interface DriverRepository extends JpaRepository&lt;Driver, Long&gt; {</w:t>
+      </w:r>
+    </w:p>
+    <w:p>
+      <w:pPr>
+        <w:ind w:left="720"/>
+        <w:rPr>
+          <w:lang w:val="en-US"/>
+        </w:rPr>
+      </w:pPr>
       <w:r>
         <w:rPr>
           <w:rFonts w:ascii="Courier New" w:eastAsia="Courier New" w:hAnsi="Courier New" w:cs="Courier New"/>
@@ -22518,9 +22475,16 @@
           <w:szCs w:val="20"/>
           <w:lang w:val="en-US"/>
         </w:rPr>
-        <w:t>Table(</w:t>
-      </w:r>
-      <w:proofErr w:type="gramEnd"/>
+        <w:t xml:space="preserve">    List&lt;Driver&gt; findByStatus(DriverStatus status);</w:t>
+      </w:r>
+    </w:p>
+    <w:p>
+      <w:pPr>
+        <w:ind w:left="720"/>
+        <w:rPr>
+          <w:lang w:val="en-US"/>
+        </w:rPr>
+      </w:pPr>
       <w:r>
         <w:rPr>
           <w:rFonts w:ascii="Courier New" w:eastAsia="Courier New" w:hAnsi="Courier New" w:cs="Courier New"/>
@@ -22528,7 +22492,7 @@
           <w:szCs w:val="20"/>
           <w:lang w:val="en-US"/>
         </w:rPr>
-        <w:t>name = "drivers")</w:t>
+        <w:t xml:space="preserve">    Optional&lt;Driver&gt; findByPhone(String phone);</w:t>
       </w:r>
     </w:p>
     <w:p>
@@ -22545,9 +22509,16 @@
           <w:szCs w:val="20"/>
           <w:lang w:val="en-US"/>
         </w:rPr>
-        <w:t>@</w:t>
-      </w:r>
-      <w:proofErr w:type="gramStart"/>
+        <w:t xml:space="preserve">    boolean existsByLicenseNumber(String licenseNumber);</w:t>
+      </w:r>
+    </w:p>
+    <w:p>
+      <w:pPr>
+        <w:ind w:left="720"/>
+        <w:rPr>
+          <w:lang w:val="en-US"/>
+        </w:rPr>
+      </w:pPr>
       <w:r>
         <w:rPr>
           <w:rFonts w:ascii="Courier New" w:eastAsia="Courier New" w:hAnsi="Courier New" w:cs="Courier New"/>
@@ -22555,9 +22526,71 @@
           <w:szCs w:val="20"/>
           <w:lang w:val="en-US"/>
         </w:rPr>
-        <w:t>JsonIgnoreProperties(</w:t>
-      </w:r>
-      <w:proofErr w:type="gramEnd"/>
+        <w:t>}</w:t>
+      </w:r>
+    </w:p>
+    <w:p>
+      <w:pPr>
+        <w:pStyle w:val="3"/>
+        <w:spacing w:line="360" w:lineRule="auto"/>
+        <w:rPr>
+          <w:lang w:val="en-US"/>
+        </w:rPr>
+      </w:pPr>
+      <w:bookmarkStart w:id="45" w:name="_Toc233287980"/>
+      <w:r>
+        <w:rPr>
+          <w:lang w:val="en-US"/>
+        </w:rPr>
+        <w:lastRenderedPageBreak/>
+        <w:t xml:space="preserve">3.1.4. </w:t>
+      </w:r>
+      <w:r>
+        <w:t>Слой</w:t>
+      </w:r>
+      <w:r>
+        <w:rPr>
+          <w:lang w:val="en-US"/>
+        </w:rPr>
+        <w:t xml:space="preserve"> </w:t>
+      </w:r>
+      <w:r>
+        <w:t>бизнес</w:t>
+      </w:r>
+      <w:r>
+        <w:rPr>
+          <w:lang w:val="en-US"/>
+        </w:rPr>
+        <w:t>-</w:t>
+      </w:r>
+      <w:r>
+        <w:t>логики</w:t>
+      </w:r>
+      <w:r>
+        <w:rPr>
+          <w:lang w:val="en-US"/>
+        </w:rPr>
+        <w:t xml:space="preserve"> (Mediator / Service)</w:t>
+      </w:r>
+      <w:bookmarkEnd w:id="45"/>
+    </w:p>
+    <w:p>
+      <w:pPr>
+        <w:spacing w:line="360" w:lineRule="auto"/>
+        <w:ind w:firstLine="720"/>
+        <w:jc w:val="both"/>
+      </w:pPr>
+      <w:r>
+        <w:t>Ключевой транзакционный метод OrderService.assignDriver() выполняет атомарное обновление трёх сущностей:</w:t>
+      </w:r>
+    </w:p>
+    <w:p>
+      <w:pPr>
+        <w:ind w:left="720"/>
+        <w:rPr>
+          <w:lang w:val="en-US"/>
+        </w:rPr>
+      </w:pPr>
       <w:r>
         <w:rPr>
           <w:rFonts w:ascii="Courier New" w:eastAsia="Courier New" w:hAnsi="Courier New" w:cs="Courier New"/>
@@ -22565,7 +22598,7 @@
           <w:szCs w:val="20"/>
           <w:lang w:val="en-US"/>
         </w:rPr>
-        <w:t>{"hibernateLazyInitializer", "handler"})</w:t>
+        <w:t>@Transactional</w:t>
       </w:r>
     </w:p>
     <w:p>
@@ -22582,7 +22615,7 @@
           <w:szCs w:val="20"/>
           <w:lang w:val="en-US"/>
         </w:rPr>
-        <w:t>public class Driver {</w:t>
+        <w:t>public Order assignDriver(Long orderId, Long driverId) {</w:t>
       </w:r>
     </w:p>
     <w:p>
@@ -22599,9 +22632,16 @@
           <w:szCs w:val="20"/>
           <w:lang w:val="en-US"/>
         </w:rPr>
-        <w:t xml:space="preserve">    @</w:t>
-      </w:r>
-      <w:proofErr w:type="gramStart"/>
+        <w:t xml:space="preserve">    Order order = orderRepository.findById(orderId)</w:t>
+      </w:r>
+    </w:p>
+    <w:p>
+      <w:pPr>
+        <w:ind w:left="720"/>
+        <w:rPr>
+          <w:lang w:val="en-US"/>
+        </w:rPr>
+      </w:pPr>
       <w:r>
         <w:rPr>
           <w:rFonts w:ascii="Courier New" w:eastAsia="Courier New" w:hAnsi="Courier New" w:cs="Courier New"/>
@@ -22609,9 +22649,16 @@
           <w:szCs w:val="20"/>
           <w:lang w:val="en-US"/>
         </w:rPr>
-        <w:t>Enumerated(</w:t>
-      </w:r>
-      <w:proofErr w:type="gramEnd"/>
+        <w:t xml:space="preserve">        .orElseThrow(() -&gt; new ResourceNotFoundException(...));</w:t>
+      </w:r>
+    </w:p>
+    <w:p>
+      <w:pPr>
+        <w:ind w:left="720"/>
+        <w:rPr>
+          <w:lang w:val="en-US"/>
+        </w:rPr>
+      </w:pPr>
       <w:r>
         <w:rPr>
           <w:rFonts w:ascii="Courier New" w:eastAsia="Courier New" w:hAnsi="Courier New" w:cs="Courier New"/>
@@ -22619,33 +22666,16 @@
           <w:szCs w:val="20"/>
           <w:lang w:val="en-US"/>
         </w:rPr>
-        <w:t>EnumType.STRING)</w:t>
-      </w:r>
-    </w:p>
-    <w:p>
-      <w:pPr>
-        <w:ind w:left="720"/>
-        <w:rPr>
-          <w:lang w:val="en-US"/>
-        </w:rPr>
-      </w:pPr>
+        <w:t xml:space="preserve">    if (!order.isNew()) throw new BusinessException("</w:t>
+      </w:r>
       <w:r>
         <w:rPr>
           <w:rFonts w:ascii="Courier New" w:eastAsia="Courier New" w:hAnsi="Courier New" w:cs="Courier New"/>
           <w:sz w:val="20"/>
           <w:szCs w:val="20"/>
-          <w:lang w:val="en-US"/>
-        </w:rPr>
-        <w:t xml:space="preserve">    private DriverStatus status = DriverStatus.FREE;</w:t>
-      </w:r>
-    </w:p>
-    <w:p>
-      <w:pPr>
-        <w:ind w:left="720"/>
-        <w:rPr>
-          <w:lang w:val="en-US"/>
-        </w:rPr>
-      </w:pPr>
+        </w:rPr>
+        <w:t>Заказ</w:t>
+      </w:r>
       <w:r>
         <w:rPr>
           <w:rFonts w:ascii="Courier New" w:eastAsia="Courier New" w:hAnsi="Courier New" w:cs="Courier New"/>
@@ -22653,19 +22683,16 @@
           <w:szCs w:val="20"/>
           <w:lang w:val="en-US"/>
         </w:rPr>
-        <w:t xml:space="preserve">    @</w:t>
-      </w:r>
-      <w:proofErr w:type="gramStart"/>
+        <w:t xml:space="preserve"> </w:t>
+      </w:r>
       <w:r>
         <w:rPr>
           <w:rFonts w:ascii="Courier New" w:eastAsia="Courier New" w:hAnsi="Courier New" w:cs="Courier New"/>
           <w:sz w:val="20"/>
           <w:szCs w:val="20"/>
-          <w:lang w:val="en-US"/>
-        </w:rPr>
-        <w:t>ManyToOne(</w:t>
-      </w:r>
-      <w:proofErr w:type="gramEnd"/>
+        </w:rPr>
+        <w:t>не</w:t>
+      </w:r>
       <w:r>
         <w:rPr>
           <w:rFonts w:ascii="Courier New" w:eastAsia="Courier New" w:hAnsi="Courier New" w:cs="Courier New"/>
@@ -22673,26 +22700,16 @@
           <w:szCs w:val="20"/>
           <w:lang w:val="en-US"/>
         </w:rPr>
-        <w:t>fetch = FetchType.EAGER)</w:t>
-      </w:r>
-    </w:p>
-    <w:p>
-      <w:pPr>
-        <w:ind w:left="720"/>
-        <w:rPr>
-          <w:lang w:val="en-US"/>
-        </w:rPr>
-      </w:pPr>
+        <w:t xml:space="preserve"> </w:t>
+      </w:r>
       <w:r>
         <w:rPr>
           <w:rFonts w:ascii="Courier New" w:eastAsia="Courier New" w:hAnsi="Courier New" w:cs="Courier New"/>
           <w:sz w:val="20"/>
           <w:szCs w:val="20"/>
-          <w:lang w:val="en-US"/>
-        </w:rPr>
-        <w:t xml:space="preserve">    @</w:t>
-      </w:r>
-      <w:proofErr w:type="gramStart"/>
+        </w:rPr>
+        <w:t>в</w:t>
+      </w:r>
       <w:r>
         <w:rPr>
           <w:rFonts w:ascii="Courier New" w:eastAsia="Courier New" w:hAnsi="Courier New" w:cs="Courier New"/>
@@ -22700,26 +22717,16 @@
           <w:szCs w:val="20"/>
           <w:lang w:val="en-US"/>
         </w:rPr>
-        <w:t>JoinColumn(</w:t>
-      </w:r>
-      <w:proofErr w:type="gramEnd"/>
+        <w:t xml:space="preserve"> </w:t>
+      </w:r>
       <w:r>
         <w:rPr>
           <w:rFonts w:ascii="Courier New" w:eastAsia="Courier New" w:hAnsi="Courier New" w:cs="Courier New"/>
           <w:sz w:val="20"/>
           <w:szCs w:val="20"/>
-          <w:lang w:val="en-US"/>
-        </w:rPr>
-        <w:t>name = "car_id")</w:t>
-      </w:r>
-    </w:p>
-    <w:p>
-      <w:pPr>
-        <w:ind w:left="720"/>
-        <w:rPr>
-          <w:lang w:val="en-US"/>
-        </w:rPr>
-      </w:pPr>
+        </w:rPr>
+        <w:t>статусе</w:t>
+      </w:r>
       <w:r>
         <w:rPr>
           <w:rFonts w:ascii="Courier New" w:eastAsia="Courier New" w:hAnsi="Courier New" w:cs="Courier New"/>
@@ -22727,7 +22734,7 @@
           <w:szCs w:val="20"/>
           <w:lang w:val="en-US"/>
         </w:rPr>
-        <w:t xml:space="preserve">    private Car car;</w:t>
+        <w:t xml:space="preserve"> NEW");</w:t>
       </w:r>
     </w:p>
     <w:p>
@@ -22744,9 +22751,16 @@
           <w:szCs w:val="20"/>
           <w:lang w:val="en-US"/>
         </w:rPr>
-        <w:t xml:space="preserve">    public boolean </w:t>
-      </w:r>
-      <w:proofErr w:type="gramStart"/>
+        <w:t xml:space="preserve">    Driver driver = driverRepository.findById(driverId)</w:t>
+      </w:r>
+    </w:p>
+    <w:p>
+      <w:pPr>
+        <w:ind w:left="720"/>
+        <w:rPr>
+          <w:lang w:val="en-US"/>
+        </w:rPr>
+      </w:pPr>
       <w:r>
         <w:rPr>
           <w:rFonts w:ascii="Courier New" w:eastAsia="Courier New" w:hAnsi="Courier New" w:cs="Courier New"/>
@@ -22754,9 +22768,16 @@
           <w:szCs w:val="20"/>
           <w:lang w:val="en-US"/>
         </w:rPr>
-        <w:t>isFree(</w:t>
-      </w:r>
-      <w:proofErr w:type="gramEnd"/>
+        <w:t xml:space="preserve">        .orElseThrow(() -&gt; new ResourceNotFoundException(...));</w:t>
+      </w:r>
+    </w:p>
+    <w:p>
+      <w:pPr>
+        <w:ind w:left="720"/>
+        <w:rPr>
+          <w:lang w:val="en-US"/>
+        </w:rPr>
+      </w:pPr>
       <w:r>
         <w:rPr>
           <w:rFonts w:ascii="Courier New" w:eastAsia="Courier New" w:hAnsi="Courier New" w:cs="Courier New"/>
@@ -22764,26 +22785,16 @@
           <w:szCs w:val="20"/>
           <w:lang w:val="en-US"/>
         </w:rPr>
-        <w:t>) { return status == DriverStatus.FREE; }</w:t>
-      </w:r>
-    </w:p>
-    <w:p>
-      <w:pPr>
-        <w:ind w:left="720"/>
-        <w:rPr>
-          <w:lang w:val="en-US"/>
-        </w:rPr>
-      </w:pPr>
+        <w:t xml:space="preserve">    if (!driver.isFree()) throw new BusinessException("</w:t>
+      </w:r>
       <w:r>
         <w:rPr>
           <w:rFonts w:ascii="Courier New" w:eastAsia="Courier New" w:hAnsi="Courier New" w:cs="Courier New"/>
           <w:sz w:val="20"/>
           <w:szCs w:val="20"/>
-          <w:lang w:val="en-US"/>
-        </w:rPr>
-        <w:t xml:space="preserve">    public void </w:t>
-      </w:r>
-      <w:proofErr w:type="gramStart"/>
+        </w:rPr>
+        <w:t>Водитель</w:t>
+      </w:r>
       <w:r>
         <w:rPr>
           <w:rFonts w:ascii="Courier New" w:eastAsia="Courier New" w:hAnsi="Courier New" w:cs="Courier New"/>
@@ -22791,26 +22802,16 @@
           <w:szCs w:val="20"/>
           <w:lang w:val="en-US"/>
         </w:rPr>
-        <w:t>occupy(</w:t>
-      </w:r>
-      <w:proofErr w:type="gramEnd"/>
+        <w:t xml:space="preserve"> </w:t>
+      </w:r>
       <w:r>
         <w:rPr>
           <w:rFonts w:ascii="Courier New" w:eastAsia="Courier New" w:hAnsi="Courier New" w:cs="Courier New"/>
           <w:sz w:val="20"/>
           <w:szCs w:val="20"/>
-          <w:lang w:val="en-US"/>
-        </w:rPr>
-        <w:t>)    { status = DriverStatus.BUSY; }</w:t>
-      </w:r>
-    </w:p>
-    <w:p>
-      <w:pPr>
-        <w:ind w:left="720"/>
-        <w:rPr>
-          <w:lang w:val="en-US"/>
-        </w:rPr>
-      </w:pPr>
+        </w:rPr>
+        <w:t>не</w:t>
+      </w:r>
       <w:r>
         <w:rPr>
           <w:rFonts w:ascii="Courier New" w:eastAsia="Courier New" w:hAnsi="Courier New" w:cs="Courier New"/>
@@ -22818,19 +22819,16 @@
           <w:szCs w:val="20"/>
           <w:lang w:val="en-US"/>
         </w:rPr>
-        <w:t xml:space="preserve">    public void </w:t>
-      </w:r>
-      <w:proofErr w:type="gramStart"/>
+        <w:t xml:space="preserve"> </w:t>
+      </w:r>
       <w:r>
         <w:rPr>
           <w:rFonts w:ascii="Courier New" w:eastAsia="Courier New" w:hAnsi="Courier New" w:cs="Courier New"/>
           <w:sz w:val="20"/>
           <w:szCs w:val="20"/>
-          <w:lang w:val="en-US"/>
-        </w:rPr>
-        <w:t>release(</w:t>
-      </w:r>
-      <w:proofErr w:type="gramEnd"/>
+        </w:rPr>
+        <w:t>свободен</w:t>
+      </w:r>
       <w:r>
         <w:rPr>
           <w:rFonts w:ascii="Courier New" w:eastAsia="Courier New" w:hAnsi="Courier New" w:cs="Courier New"/>
@@ -22838,7 +22836,7 @@
           <w:szCs w:val="20"/>
           <w:lang w:val="en-US"/>
         </w:rPr>
-        <w:t>)   { status = DriverStatus.FREE; }</w:t>
+        <w:t>");</w:t>
       </w:r>
     </w:p>
     <w:p>
@@ -22855,150 +22853,16 @@
           <w:szCs w:val="20"/>
           <w:lang w:val="en-US"/>
         </w:rPr>
-        <w:t>}</w:t>
-      </w:r>
-    </w:p>
-    <w:p>
-      <w:pPr>
-        <w:pStyle w:val="3"/>
-        <w:spacing w:line="360" w:lineRule="auto"/>
-        <w:rPr>
-          <w:lang w:val="en-US"/>
-        </w:rPr>
-      </w:pPr>
-      <w:bookmarkStart w:id="44" w:name="_Toc233287979"/>
-      <w:r>
-        <w:rPr>
-          <w:lang w:val="en-US"/>
-        </w:rPr>
-        <w:t xml:space="preserve">3.1.3. </w:t>
-      </w:r>
-      <w:r>
-        <w:t>Слой</w:t>
-      </w:r>
-      <w:r>
-        <w:rPr>
-          <w:lang w:val="en-US"/>
-        </w:rPr>
-        <w:t xml:space="preserve"> </w:t>
-      </w:r>
-      <w:r>
-        <w:t>доступа</w:t>
-      </w:r>
-      <w:r>
-        <w:rPr>
-          <w:lang w:val="en-US"/>
-        </w:rPr>
-        <w:t xml:space="preserve"> </w:t>
-      </w:r>
-      <w:r>
-        <w:t>к</w:t>
-      </w:r>
-      <w:r>
-        <w:rPr>
-          <w:lang w:val="en-US"/>
-        </w:rPr>
-        <w:t xml:space="preserve"> </w:t>
-      </w:r>
-      <w:r>
-        <w:t>данным</w:t>
-      </w:r>
-      <w:r>
-        <w:rPr>
-          <w:lang w:val="en-US"/>
-        </w:rPr>
-        <w:t xml:space="preserve"> (Foundation / Repository)</w:t>
-      </w:r>
-      <w:bookmarkEnd w:id="44"/>
-    </w:p>
-    <w:p>
-      <w:pPr>
-        <w:spacing w:line="360" w:lineRule="auto"/>
-        <w:ind w:firstLine="720"/>
-        <w:jc w:val="both"/>
-        <w:rPr>
-          <w:lang w:val="en-US"/>
-        </w:rPr>
-      </w:pPr>
-      <w:r>
-        <w:t>Репозитории</w:t>
-      </w:r>
-      <w:r>
-        <w:rPr>
-          <w:lang w:val="en-US"/>
-        </w:rPr>
-        <w:t xml:space="preserve"> </w:t>
-      </w:r>
-      <w:r>
-        <w:t>расширяют</w:t>
-      </w:r>
-      <w:r>
-        <w:rPr>
-          <w:lang w:val="en-US"/>
-        </w:rPr>
-        <w:t xml:space="preserve"> JpaRepository </w:t>
-      </w:r>
-      <w:r>
-        <w:t>и</w:t>
-      </w:r>
-      <w:r>
-        <w:rPr>
-          <w:lang w:val="en-US"/>
-        </w:rPr>
-        <w:t xml:space="preserve"> </w:t>
-      </w:r>
-      <w:r>
-        <w:t>используют</w:t>
-      </w:r>
-      <w:r>
-        <w:rPr>
-          <w:lang w:val="en-US"/>
-        </w:rPr>
-        <w:t xml:space="preserve"> </w:t>
-      </w:r>
-      <w:r>
-        <w:t>производные</w:t>
-      </w:r>
-      <w:r>
-        <w:rPr>
-          <w:lang w:val="en-US"/>
-        </w:rPr>
-        <w:t xml:space="preserve"> </w:t>
-      </w:r>
-      <w:r>
-        <w:t>методы</w:t>
-      </w:r>
-      <w:r>
-        <w:rPr>
-          <w:lang w:val="en-US"/>
-        </w:rPr>
-        <w:t xml:space="preserve"> Spring Data JPA:</w:t>
-      </w:r>
-    </w:p>
-    <w:p>
-      <w:pPr>
-        <w:ind w:left="720"/>
-        <w:rPr>
-          <w:lang w:val="en-US"/>
-        </w:rPr>
-      </w:pPr>
+        <w:t xml:space="preserve">    if (driver.getCar() == null) throw new BusinessException("</w:t>
+      </w:r>
       <w:r>
         <w:rPr>
           <w:rFonts w:ascii="Courier New" w:eastAsia="Courier New" w:hAnsi="Courier New" w:cs="Courier New"/>
           <w:sz w:val="20"/>
           <w:szCs w:val="20"/>
-          <w:lang w:val="en-US"/>
-        </w:rPr>
-        <w:t>public interface DriverRepository extends JpaRepository&lt;Driver, Long&gt; {</w:t>
-      </w:r>
-    </w:p>
-    <w:p>
-      <w:pPr>
-        <w:ind w:left="720"/>
-        <w:rPr>
-          <w:lang w:val="en-US"/>
-        </w:rPr>
-      </w:pPr>
+        </w:rPr>
+        <w:t>Нет</w:t>
+      </w:r>
       <w:r>
         <w:rPr>
           <w:rFonts w:ascii="Courier New" w:eastAsia="Courier New" w:hAnsi="Courier New" w:cs="Courier New"/>
@@ -23006,19 +22870,16 @@
           <w:szCs w:val="20"/>
           <w:lang w:val="en-US"/>
         </w:rPr>
-        <w:t xml:space="preserve">    List&lt;Driver&gt; </w:t>
-      </w:r>
-      <w:proofErr w:type="gramStart"/>
+        <w:t xml:space="preserve"> </w:t>
+      </w:r>
       <w:r>
         <w:rPr>
           <w:rFonts w:ascii="Courier New" w:eastAsia="Courier New" w:hAnsi="Courier New" w:cs="Courier New"/>
           <w:sz w:val="20"/>
           <w:szCs w:val="20"/>
-          <w:lang w:val="en-US"/>
-        </w:rPr>
-        <w:t>findByStatus(</w:t>
-      </w:r>
-      <w:proofErr w:type="gramEnd"/>
+        </w:rPr>
+        <w:t>автомобиля</w:t>
+      </w:r>
       <w:r>
         <w:rPr>
           <w:rFonts w:ascii="Courier New" w:eastAsia="Courier New" w:hAnsi="Courier New" w:cs="Courier New"/>
@@ -23026,7 +22887,7 @@
           <w:szCs w:val="20"/>
           <w:lang w:val="en-US"/>
         </w:rPr>
-        <w:t>DriverStatus status);</w:t>
+        <w:t>");</w:t>
       </w:r>
     </w:p>
     <w:p>
@@ -23043,9 +22904,16 @@
           <w:szCs w:val="20"/>
           <w:lang w:val="en-US"/>
         </w:rPr>
-        <w:t xml:space="preserve">    Optional&lt;Driver&gt; </w:t>
-      </w:r>
-      <w:proofErr w:type="gramStart"/>
+        <w:t xml:space="preserve">    Assignment a = new Assignment();</w:t>
+      </w:r>
+    </w:p>
+    <w:p>
+      <w:pPr>
+        <w:ind w:left="720"/>
+        <w:rPr>
+          <w:lang w:val="en-US"/>
+        </w:rPr>
+      </w:pPr>
       <w:r>
         <w:rPr>
           <w:rFonts w:ascii="Courier New" w:eastAsia="Courier New" w:hAnsi="Courier New" w:cs="Courier New"/>
@@ -23053,9 +22921,16 @@
           <w:szCs w:val="20"/>
           <w:lang w:val="en-US"/>
         </w:rPr>
-        <w:t>findByPhone(</w:t>
-      </w:r>
-      <w:proofErr w:type="gramEnd"/>
+        <w:t xml:space="preserve">    a.setOrder(order); a.setDriver(driver); a.setCar(driver.getCar());</w:t>
+      </w:r>
+    </w:p>
+    <w:p>
+      <w:pPr>
+        <w:ind w:left="720"/>
+        <w:rPr>
+          <w:lang w:val="en-US"/>
+        </w:rPr>
+      </w:pPr>
       <w:r>
         <w:rPr>
           <w:rFonts w:ascii="Courier New" w:eastAsia="Courier New" w:hAnsi="Courier New" w:cs="Courier New"/>
@@ -23063,7 +22938,7 @@
           <w:szCs w:val="20"/>
           <w:lang w:val="en-US"/>
         </w:rPr>
-        <w:t>String phone);</w:t>
+        <w:t xml:space="preserve">    assignmentRepository.save(a);</w:t>
       </w:r>
     </w:p>
     <w:p>
@@ -23080,9 +22955,16 @@
           <w:szCs w:val="20"/>
           <w:lang w:val="en-US"/>
         </w:rPr>
-        <w:t xml:space="preserve">    boolean </w:t>
-      </w:r>
-      <w:proofErr w:type="gramStart"/>
+        <w:t xml:space="preserve">    order.setStatus(OrderStatus.ASSIGNED);</w:t>
+      </w:r>
+    </w:p>
+    <w:p>
+      <w:pPr>
+        <w:ind w:left="720"/>
+        <w:rPr>
+          <w:lang w:val="en-US"/>
+        </w:rPr>
+      </w:pPr>
       <w:r>
         <w:rPr>
           <w:rFonts w:ascii="Courier New" w:eastAsia="Courier New" w:hAnsi="Courier New" w:cs="Courier New"/>
@@ -23090,9 +22972,16 @@
           <w:szCs w:val="20"/>
           <w:lang w:val="en-US"/>
         </w:rPr>
-        <w:t>existsByLicenseNumber(</w:t>
-      </w:r>
-      <w:proofErr w:type="gramEnd"/>
+        <w:t xml:space="preserve">    driver.occupy();</w:t>
+      </w:r>
+    </w:p>
+    <w:p>
+      <w:pPr>
+        <w:ind w:left="720"/>
+        <w:rPr>
+          <w:lang w:val="en-US"/>
+        </w:rPr>
+      </w:pPr>
       <w:r>
         <w:rPr>
           <w:rFonts w:ascii="Courier New" w:eastAsia="Courier New" w:hAnsi="Courier New" w:cs="Courier New"/>
@@ -23100,707 +22989,7 @@
           <w:szCs w:val="20"/>
           <w:lang w:val="en-US"/>
         </w:rPr>
-        <w:t>String licenseNumber);</w:t>
-      </w:r>
-    </w:p>
-    <w:p>
-      <w:pPr>
-        <w:ind w:left="720"/>
-        <w:rPr>
-          <w:lang w:val="en-US"/>
-        </w:rPr>
-      </w:pPr>
-      <w:r>
-        <w:rPr>
-          <w:rFonts w:ascii="Courier New" w:eastAsia="Courier New" w:hAnsi="Courier New" w:cs="Courier New"/>
-          <w:sz w:val="20"/>
-          <w:szCs w:val="20"/>
-          <w:lang w:val="en-US"/>
-        </w:rPr>
-        <w:t>}</w:t>
-      </w:r>
-    </w:p>
-    <w:p>
-      <w:pPr>
-        <w:pStyle w:val="3"/>
-        <w:spacing w:line="360" w:lineRule="auto"/>
-        <w:rPr>
-          <w:lang w:val="en-US"/>
-        </w:rPr>
-      </w:pPr>
-      <w:bookmarkStart w:id="45" w:name="_Toc233287980"/>
-      <w:r>
-        <w:rPr>
-          <w:lang w:val="en-US"/>
-        </w:rPr>
-        <w:lastRenderedPageBreak/>
-        <w:t xml:space="preserve">3.1.4. </w:t>
-      </w:r>
-      <w:r>
-        <w:t>Слой</w:t>
-      </w:r>
-      <w:r>
-        <w:rPr>
-          <w:lang w:val="en-US"/>
-        </w:rPr>
-        <w:t xml:space="preserve"> </w:t>
-      </w:r>
-      <w:r>
-        <w:t>бизнес</w:t>
-      </w:r>
-      <w:r>
-        <w:rPr>
-          <w:lang w:val="en-US"/>
-        </w:rPr>
-        <w:t>-</w:t>
-      </w:r>
-      <w:r>
-        <w:t>логики</w:t>
-      </w:r>
-      <w:r>
-        <w:rPr>
-          <w:lang w:val="en-US"/>
-        </w:rPr>
-        <w:t xml:space="preserve"> (Mediator / Service)</w:t>
-      </w:r>
-      <w:bookmarkEnd w:id="45"/>
-    </w:p>
-    <w:p>
-      <w:pPr>
-        <w:spacing w:line="360" w:lineRule="auto"/>
-        <w:ind w:firstLine="720"/>
-        <w:jc w:val="both"/>
-      </w:pPr>
-      <w:r>
-        <w:t>Ключевой транзакционный метод OrderService.assignDriver() выполняет атомарное обновление трёх сущностей:</w:t>
-      </w:r>
-    </w:p>
-    <w:p>
-      <w:pPr>
-        <w:ind w:left="720"/>
-        <w:rPr>
-          <w:lang w:val="en-US"/>
-        </w:rPr>
-      </w:pPr>
-      <w:r>
-        <w:rPr>
-          <w:rFonts w:ascii="Courier New" w:eastAsia="Courier New" w:hAnsi="Courier New" w:cs="Courier New"/>
-          <w:sz w:val="20"/>
-          <w:szCs w:val="20"/>
-          <w:lang w:val="en-US"/>
-        </w:rPr>
-        <w:t>@Transactional</w:t>
-      </w:r>
-    </w:p>
-    <w:p>
-      <w:pPr>
-        <w:ind w:left="720"/>
-        <w:rPr>
-          <w:lang w:val="en-US"/>
-        </w:rPr>
-      </w:pPr>
-      <w:r>
-        <w:rPr>
-          <w:rFonts w:ascii="Courier New" w:eastAsia="Courier New" w:hAnsi="Courier New" w:cs="Courier New"/>
-          <w:sz w:val="20"/>
-          <w:szCs w:val="20"/>
-          <w:lang w:val="en-US"/>
-        </w:rPr>
-        <w:t xml:space="preserve">public Order </w:t>
-      </w:r>
-      <w:proofErr w:type="gramStart"/>
-      <w:r>
-        <w:rPr>
-          <w:rFonts w:ascii="Courier New" w:eastAsia="Courier New" w:hAnsi="Courier New" w:cs="Courier New"/>
-          <w:sz w:val="20"/>
-          <w:szCs w:val="20"/>
-          <w:lang w:val="en-US"/>
-        </w:rPr>
-        <w:t>assignDriver(</w:t>
-      </w:r>
-      <w:proofErr w:type="gramEnd"/>
-      <w:r>
-        <w:rPr>
-          <w:rFonts w:ascii="Courier New" w:eastAsia="Courier New" w:hAnsi="Courier New" w:cs="Courier New"/>
-          <w:sz w:val="20"/>
-          <w:szCs w:val="20"/>
-          <w:lang w:val="en-US"/>
-        </w:rPr>
-        <w:t>Long orderId, Long driverId) {</w:t>
-      </w:r>
-    </w:p>
-    <w:p>
-      <w:pPr>
-        <w:ind w:left="720"/>
-        <w:rPr>
-          <w:lang w:val="en-US"/>
-        </w:rPr>
-      </w:pPr>
-      <w:r>
-        <w:rPr>
-          <w:rFonts w:ascii="Courier New" w:eastAsia="Courier New" w:hAnsi="Courier New" w:cs="Courier New"/>
-          <w:sz w:val="20"/>
-          <w:szCs w:val="20"/>
-          <w:lang w:val="en-US"/>
-        </w:rPr>
-        <w:t xml:space="preserve">    Order order = orderRepository.findById(orderId)</w:t>
-      </w:r>
-    </w:p>
-    <w:p>
-      <w:pPr>
-        <w:ind w:left="720"/>
-        <w:rPr>
-          <w:lang w:val="en-US"/>
-        </w:rPr>
-      </w:pPr>
-      <w:r>
-        <w:rPr>
-          <w:rFonts w:ascii="Courier New" w:eastAsia="Courier New" w:hAnsi="Courier New" w:cs="Courier New"/>
-          <w:sz w:val="20"/>
-          <w:szCs w:val="20"/>
-          <w:lang w:val="en-US"/>
-        </w:rPr>
-        <w:t xml:space="preserve">        </w:t>
-      </w:r>
-      <w:proofErr w:type="gramStart"/>
-      <w:r>
-        <w:rPr>
-          <w:rFonts w:ascii="Courier New" w:eastAsia="Courier New" w:hAnsi="Courier New" w:cs="Courier New"/>
-          <w:sz w:val="20"/>
-          <w:szCs w:val="20"/>
-          <w:lang w:val="en-US"/>
-        </w:rPr>
-        <w:t>.orElseThrow</w:t>
-      </w:r>
-      <w:proofErr w:type="gramEnd"/>
-      <w:r>
-        <w:rPr>
-          <w:rFonts w:ascii="Courier New" w:eastAsia="Courier New" w:hAnsi="Courier New" w:cs="Courier New"/>
-          <w:sz w:val="20"/>
-          <w:szCs w:val="20"/>
-          <w:lang w:val="en-US"/>
-        </w:rPr>
-        <w:t>(() -&gt; new ResourceNotFoundException(...));</w:t>
-      </w:r>
-    </w:p>
-    <w:p>
-      <w:pPr>
-        <w:ind w:left="720"/>
-        <w:rPr>
-          <w:lang w:val="en-US"/>
-        </w:rPr>
-      </w:pPr>
-      <w:r>
-        <w:rPr>
-          <w:rFonts w:ascii="Courier New" w:eastAsia="Courier New" w:hAnsi="Courier New" w:cs="Courier New"/>
-          <w:sz w:val="20"/>
-          <w:szCs w:val="20"/>
-          <w:lang w:val="en-US"/>
-        </w:rPr>
-        <w:t xml:space="preserve">    if </w:t>
-      </w:r>
-      <w:proofErr w:type="gramStart"/>
-      <w:r>
-        <w:rPr>
-          <w:rFonts w:ascii="Courier New" w:eastAsia="Courier New" w:hAnsi="Courier New" w:cs="Courier New"/>
-          <w:sz w:val="20"/>
-          <w:szCs w:val="20"/>
-          <w:lang w:val="en-US"/>
-        </w:rPr>
-        <w:t>(!order</w:t>
-      </w:r>
-      <w:proofErr w:type="gramEnd"/>
-      <w:r>
-        <w:rPr>
-          <w:rFonts w:ascii="Courier New" w:eastAsia="Courier New" w:hAnsi="Courier New" w:cs="Courier New"/>
-          <w:sz w:val="20"/>
-          <w:szCs w:val="20"/>
-          <w:lang w:val="en-US"/>
-        </w:rPr>
-        <w:t>.isNew()) throw new BusinessException("</w:t>
-      </w:r>
-      <w:r>
-        <w:rPr>
-          <w:rFonts w:ascii="Courier New" w:eastAsia="Courier New" w:hAnsi="Courier New" w:cs="Courier New"/>
-          <w:sz w:val="20"/>
-          <w:szCs w:val="20"/>
-        </w:rPr>
-        <w:t>Заказ</w:t>
-      </w:r>
-      <w:r>
-        <w:rPr>
-          <w:rFonts w:ascii="Courier New" w:eastAsia="Courier New" w:hAnsi="Courier New" w:cs="Courier New"/>
-          <w:sz w:val="20"/>
-          <w:szCs w:val="20"/>
-          <w:lang w:val="en-US"/>
-        </w:rPr>
-        <w:t xml:space="preserve"> </w:t>
-      </w:r>
-      <w:r>
-        <w:rPr>
-          <w:rFonts w:ascii="Courier New" w:eastAsia="Courier New" w:hAnsi="Courier New" w:cs="Courier New"/>
-          <w:sz w:val="20"/>
-          <w:szCs w:val="20"/>
-        </w:rPr>
-        <w:t>не</w:t>
-      </w:r>
-      <w:r>
-        <w:rPr>
-          <w:rFonts w:ascii="Courier New" w:eastAsia="Courier New" w:hAnsi="Courier New" w:cs="Courier New"/>
-          <w:sz w:val="20"/>
-          <w:szCs w:val="20"/>
-          <w:lang w:val="en-US"/>
-        </w:rPr>
-        <w:t xml:space="preserve"> </w:t>
-      </w:r>
-      <w:r>
-        <w:rPr>
-          <w:rFonts w:ascii="Courier New" w:eastAsia="Courier New" w:hAnsi="Courier New" w:cs="Courier New"/>
-          <w:sz w:val="20"/>
-          <w:szCs w:val="20"/>
-        </w:rPr>
-        <w:t>в</w:t>
-      </w:r>
-      <w:r>
-        <w:rPr>
-          <w:rFonts w:ascii="Courier New" w:eastAsia="Courier New" w:hAnsi="Courier New" w:cs="Courier New"/>
-          <w:sz w:val="20"/>
-          <w:szCs w:val="20"/>
-          <w:lang w:val="en-US"/>
-        </w:rPr>
-        <w:t xml:space="preserve"> </w:t>
-      </w:r>
-      <w:r>
-        <w:rPr>
-          <w:rFonts w:ascii="Courier New" w:eastAsia="Courier New" w:hAnsi="Courier New" w:cs="Courier New"/>
-          <w:sz w:val="20"/>
-          <w:szCs w:val="20"/>
-        </w:rPr>
-        <w:t>статусе</w:t>
-      </w:r>
-      <w:r>
-        <w:rPr>
-          <w:rFonts w:ascii="Courier New" w:eastAsia="Courier New" w:hAnsi="Courier New" w:cs="Courier New"/>
-          <w:sz w:val="20"/>
-          <w:szCs w:val="20"/>
-          <w:lang w:val="en-US"/>
-        </w:rPr>
-        <w:t xml:space="preserve"> NEW");</w:t>
-      </w:r>
-    </w:p>
-    <w:p>
-      <w:pPr>
-        <w:ind w:left="720"/>
-        <w:rPr>
-          <w:lang w:val="en-US"/>
-        </w:rPr>
-      </w:pPr>
-      <w:r>
-        <w:rPr>
-          <w:rFonts w:ascii="Courier New" w:eastAsia="Courier New" w:hAnsi="Courier New" w:cs="Courier New"/>
-          <w:sz w:val="20"/>
-          <w:szCs w:val="20"/>
-          <w:lang w:val="en-US"/>
-        </w:rPr>
-        <w:t xml:space="preserve">    Driver driver = driverRepository.findById(driverId)</w:t>
-      </w:r>
-    </w:p>
-    <w:p>
-      <w:pPr>
-        <w:ind w:left="720"/>
-        <w:rPr>
-          <w:lang w:val="en-US"/>
-        </w:rPr>
-      </w:pPr>
-      <w:r>
-        <w:rPr>
-          <w:rFonts w:ascii="Courier New" w:eastAsia="Courier New" w:hAnsi="Courier New" w:cs="Courier New"/>
-          <w:sz w:val="20"/>
-          <w:szCs w:val="20"/>
-          <w:lang w:val="en-US"/>
-        </w:rPr>
-        <w:t xml:space="preserve">        </w:t>
-      </w:r>
-      <w:proofErr w:type="gramStart"/>
-      <w:r>
-        <w:rPr>
-          <w:rFonts w:ascii="Courier New" w:eastAsia="Courier New" w:hAnsi="Courier New" w:cs="Courier New"/>
-          <w:sz w:val="20"/>
-          <w:szCs w:val="20"/>
-          <w:lang w:val="en-US"/>
-        </w:rPr>
-        <w:t>.orElseThrow</w:t>
-      </w:r>
-      <w:proofErr w:type="gramEnd"/>
-      <w:r>
-        <w:rPr>
-          <w:rFonts w:ascii="Courier New" w:eastAsia="Courier New" w:hAnsi="Courier New" w:cs="Courier New"/>
-          <w:sz w:val="20"/>
-          <w:szCs w:val="20"/>
-          <w:lang w:val="en-US"/>
-        </w:rPr>
-        <w:t>(() -&gt; new ResourceNotFoundException(...));</w:t>
-      </w:r>
-    </w:p>
-    <w:p>
-      <w:pPr>
-        <w:ind w:left="720"/>
-        <w:rPr>
-          <w:lang w:val="en-US"/>
-        </w:rPr>
-      </w:pPr>
-      <w:r>
-        <w:rPr>
-          <w:rFonts w:ascii="Courier New" w:eastAsia="Courier New" w:hAnsi="Courier New" w:cs="Courier New"/>
-          <w:sz w:val="20"/>
-          <w:szCs w:val="20"/>
-          <w:lang w:val="en-US"/>
-        </w:rPr>
-        <w:t xml:space="preserve">    if </w:t>
-      </w:r>
-      <w:proofErr w:type="gramStart"/>
-      <w:r>
-        <w:rPr>
-          <w:rFonts w:ascii="Courier New" w:eastAsia="Courier New" w:hAnsi="Courier New" w:cs="Courier New"/>
-          <w:sz w:val="20"/>
-          <w:szCs w:val="20"/>
-          <w:lang w:val="en-US"/>
-        </w:rPr>
-        <w:t>(!driver</w:t>
-      </w:r>
-      <w:proofErr w:type="gramEnd"/>
-      <w:r>
-        <w:rPr>
-          <w:rFonts w:ascii="Courier New" w:eastAsia="Courier New" w:hAnsi="Courier New" w:cs="Courier New"/>
-          <w:sz w:val="20"/>
-          <w:szCs w:val="20"/>
-          <w:lang w:val="en-US"/>
-        </w:rPr>
-        <w:t>.isFree()) throw new BusinessException("</w:t>
-      </w:r>
-      <w:r>
-        <w:rPr>
-          <w:rFonts w:ascii="Courier New" w:eastAsia="Courier New" w:hAnsi="Courier New" w:cs="Courier New"/>
-          <w:sz w:val="20"/>
-          <w:szCs w:val="20"/>
-        </w:rPr>
-        <w:t>Водитель</w:t>
-      </w:r>
-      <w:r>
-        <w:rPr>
-          <w:rFonts w:ascii="Courier New" w:eastAsia="Courier New" w:hAnsi="Courier New" w:cs="Courier New"/>
-          <w:sz w:val="20"/>
-          <w:szCs w:val="20"/>
-          <w:lang w:val="en-US"/>
-        </w:rPr>
-        <w:t xml:space="preserve"> </w:t>
-      </w:r>
-      <w:r>
-        <w:rPr>
-          <w:rFonts w:ascii="Courier New" w:eastAsia="Courier New" w:hAnsi="Courier New" w:cs="Courier New"/>
-          <w:sz w:val="20"/>
-          <w:szCs w:val="20"/>
-        </w:rPr>
-        <w:t>не</w:t>
-      </w:r>
-      <w:r>
-        <w:rPr>
-          <w:rFonts w:ascii="Courier New" w:eastAsia="Courier New" w:hAnsi="Courier New" w:cs="Courier New"/>
-          <w:sz w:val="20"/>
-          <w:szCs w:val="20"/>
-          <w:lang w:val="en-US"/>
-        </w:rPr>
-        <w:t xml:space="preserve"> </w:t>
-      </w:r>
-      <w:r>
-        <w:rPr>
-          <w:rFonts w:ascii="Courier New" w:eastAsia="Courier New" w:hAnsi="Courier New" w:cs="Courier New"/>
-          <w:sz w:val="20"/>
-          <w:szCs w:val="20"/>
-        </w:rPr>
-        <w:t>свободен</w:t>
-      </w:r>
-      <w:r>
-        <w:rPr>
-          <w:rFonts w:ascii="Courier New" w:eastAsia="Courier New" w:hAnsi="Courier New" w:cs="Courier New"/>
-          <w:sz w:val="20"/>
-          <w:szCs w:val="20"/>
-          <w:lang w:val="en-US"/>
-        </w:rPr>
-        <w:t>");</w:t>
-      </w:r>
-    </w:p>
-    <w:p>
-      <w:pPr>
-        <w:ind w:left="720"/>
-        <w:rPr>
-          <w:lang w:val="en-US"/>
-        </w:rPr>
-      </w:pPr>
-      <w:r>
-        <w:rPr>
-          <w:rFonts w:ascii="Courier New" w:eastAsia="Courier New" w:hAnsi="Courier New" w:cs="Courier New"/>
-          <w:sz w:val="20"/>
-          <w:szCs w:val="20"/>
-          <w:lang w:val="en-US"/>
-        </w:rPr>
-        <w:t xml:space="preserve">    if (</w:t>
-      </w:r>
-      <w:proofErr w:type="gramStart"/>
-      <w:r>
-        <w:rPr>
-          <w:rFonts w:ascii="Courier New" w:eastAsia="Courier New" w:hAnsi="Courier New" w:cs="Courier New"/>
-          <w:sz w:val="20"/>
-          <w:szCs w:val="20"/>
-          <w:lang w:val="en-US"/>
-        </w:rPr>
-        <w:t>driver.getCar</w:t>
-      </w:r>
-      <w:proofErr w:type="gramEnd"/>
-      <w:r>
-        <w:rPr>
-          <w:rFonts w:ascii="Courier New" w:eastAsia="Courier New" w:hAnsi="Courier New" w:cs="Courier New"/>
-          <w:sz w:val="20"/>
-          <w:szCs w:val="20"/>
-          <w:lang w:val="en-US"/>
-        </w:rPr>
-        <w:t>() == null) throw new BusinessException("</w:t>
-      </w:r>
-      <w:r>
-        <w:rPr>
-          <w:rFonts w:ascii="Courier New" w:eastAsia="Courier New" w:hAnsi="Courier New" w:cs="Courier New"/>
-          <w:sz w:val="20"/>
-          <w:szCs w:val="20"/>
-        </w:rPr>
-        <w:t>Нет</w:t>
-      </w:r>
-      <w:r>
-        <w:rPr>
-          <w:rFonts w:ascii="Courier New" w:eastAsia="Courier New" w:hAnsi="Courier New" w:cs="Courier New"/>
-          <w:sz w:val="20"/>
-          <w:szCs w:val="20"/>
-          <w:lang w:val="en-US"/>
-        </w:rPr>
-        <w:t xml:space="preserve"> </w:t>
-      </w:r>
-      <w:r>
-        <w:rPr>
-          <w:rFonts w:ascii="Courier New" w:eastAsia="Courier New" w:hAnsi="Courier New" w:cs="Courier New"/>
-          <w:sz w:val="20"/>
-          <w:szCs w:val="20"/>
-        </w:rPr>
-        <w:t>автомобиля</w:t>
-      </w:r>
-      <w:r>
-        <w:rPr>
-          <w:rFonts w:ascii="Courier New" w:eastAsia="Courier New" w:hAnsi="Courier New" w:cs="Courier New"/>
-          <w:sz w:val="20"/>
-          <w:szCs w:val="20"/>
-          <w:lang w:val="en-US"/>
-        </w:rPr>
-        <w:t>");</w:t>
-      </w:r>
-    </w:p>
-    <w:p>
-      <w:pPr>
-        <w:ind w:left="720"/>
-        <w:rPr>
-          <w:lang w:val="en-US"/>
-        </w:rPr>
-      </w:pPr>
-      <w:r>
-        <w:rPr>
-          <w:rFonts w:ascii="Courier New" w:eastAsia="Courier New" w:hAnsi="Courier New" w:cs="Courier New"/>
-          <w:sz w:val="20"/>
-          <w:szCs w:val="20"/>
-          <w:lang w:val="en-US"/>
-        </w:rPr>
-        <w:t xml:space="preserve">    Assignment a = new </w:t>
-      </w:r>
-      <w:proofErr w:type="gramStart"/>
-      <w:r>
-        <w:rPr>
-          <w:rFonts w:ascii="Courier New" w:eastAsia="Courier New" w:hAnsi="Courier New" w:cs="Courier New"/>
-          <w:sz w:val="20"/>
-          <w:szCs w:val="20"/>
-          <w:lang w:val="en-US"/>
-        </w:rPr>
-        <w:t>Assignment(</w:t>
-      </w:r>
-      <w:proofErr w:type="gramEnd"/>
-      <w:r>
-        <w:rPr>
-          <w:rFonts w:ascii="Courier New" w:eastAsia="Courier New" w:hAnsi="Courier New" w:cs="Courier New"/>
-          <w:sz w:val="20"/>
-          <w:szCs w:val="20"/>
-          <w:lang w:val="en-US"/>
-        </w:rPr>
-        <w:t>);</w:t>
-      </w:r>
-    </w:p>
-    <w:p>
-      <w:pPr>
-        <w:ind w:left="720"/>
-        <w:rPr>
-          <w:lang w:val="en-US"/>
-        </w:rPr>
-      </w:pPr>
-      <w:r>
-        <w:rPr>
-          <w:rFonts w:ascii="Courier New" w:eastAsia="Courier New" w:hAnsi="Courier New" w:cs="Courier New"/>
-          <w:sz w:val="20"/>
-          <w:szCs w:val="20"/>
-          <w:lang w:val="en-US"/>
-        </w:rPr>
-        <w:t xml:space="preserve">    </w:t>
-      </w:r>
-      <w:proofErr w:type="gramStart"/>
-      <w:r>
-        <w:rPr>
-          <w:rFonts w:ascii="Courier New" w:eastAsia="Courier New" w:hAnsi="Courier New" w:cs="Courier New"/>
-          <w:sz w:val="20"/>
-          <w:szCs w:val="20"/>
-          <w:lang w:val="en-US"/>
-        </w:rPr>
-        <w:t>a.setOrder</w:t>
-      </w:r>
-      <w:proofErr w:type="gramEnd"/>
-      <w:r>
-        <w:rPr>
-          <w:rFonts w:ascii="Courier New" w:eastAsia="Courier New" w:hAnsi="Courier New" w:cs="Courier New"/>
-          <w:sz w:val="20"/>
-          <w:szCs w:val="20"/>
-          <w:lang w:val="en-US"/>
-        </w:rPr>
-        <w:t>(order); a.setDriver(driver); a.setCar(driver.getCar());</w:t>
-      </w:r>
-    </w:p>
-    <w:p>
-      <w:pPr>
-        <w:ind w:left="720"/>
-        <w:rPr>
-          <w:lang w:val="en-US"/>
-        </w:rPr>
-      </w:pPr>
-      <w:r>
-        <w:rPr>
-          <w:rFonts w:ascii="Courier New" w:eastAsia="Courier New" w:hAnsi="Courier New" w:cs="Courier New"/>
-          <w:sz w:val="20"/>
-          <w:szCs w:val="20"/>
-          <w:lang w:val="en-US"/>
-        </w:rPr>
-        <w:t xml:space="preserve">    assignmentRepository.save(a);</w:t>
-      </w:r>
-    </w:p>
-    <w:p>
-      <w:pPr>
-        <w:ind w:left="720"/>
-        <w:rPr>
-          <w:lang w:val="en-US"/>
-        </w:rPr>
-      </w:pPr>
-      <w:r>
-        <w:rPr>
-          <w:rFonts w:ascii="Courier New" w:eastAsia="Courier New" w:hAnsi="Courier New" w:cs="Courier New"/>
-          <w:sz w:val="20"/>
-          <w:szCs w:val="20"/>
-          <w:lang w:val="en-US"/>
-        </w:rPr>
-        <w:t xml:space="preserve">    </w:t>
-      </w:r>
-      <w:proofErr w:type="gramStart"/>
-      <w:r>
-        <w:rPr>
-          <w:rFonts w:ascii="Courier New" w:eastAsia="Courier New" w:hAnsi="Courier New" w:cs="Courier New"/>
-          <w:sz w:val="20"/>
-          <w:szCs w:val="20"/>
-          <w:lang w:val="en-US"/>
-        </w:rPr>
-        <w:t>order.setStatus</w:t>
-      </w:r>
-      <w:proofErr w:type="gramEnd"/>
-      <w:r>
-        <w:rPr>
-          <w:rFonts w:ascii="Courier New" w:eastAsia="Courier New" w:hAnsi="Courier New" w:cs="Courier New"/>
-          <w:sz w:val="20"/>
-          <w:szCs w:val="20"/>
-          <w:lang w:val="en-US"/>
-        </w:rPr>
-        <w:t>(OrderStatus.ASSIGNED);</w:t>
-      </w:r>
-    </w:p>
-    <w:p>
-      <w:pPr>
-        <w:ind w:left="720"/>
-        <w:rPr>
-          <w:lang w:val="en-US"/>
-        </w:rPr>
-      </w:pPr>
-      <w:r>
-        <w:rPr>
-          <w:rFonts w:ascii="Courier New" w:eastAsia="Courier New" w:hAnsi="Courier New" w:cs="Courier New"/>
-          <w:sz w:val="20"/>
-          <w:szCs w:val="20"/>
-          <w:lang w:val="en-US"/>
-        </w:rPr>
-        <w:t xml:space="preserve">    </w:t>
-      </w:r>
-      <w:proofErr w:type="gramStart"/>
-      <w:r>
-        <w:rPr>
-          <w:rFonts w:ascii="Courier New" w:eastAsia="Courier New" w:hAnsi="Courier New" w:cs="Courier New"/>
-          <w:sz w:val="20"/>
-          <w:szCs w:val="20"/>
-          <w:lang w:val="en-US"/>
-        </w:rPr>
-        <w:t>driver.occupy</w:t>
-      </w:r>
-      <w:proofErr w:type="gramEnd"/>
-      <w:r>
-        <w:rPr>
-          <w:rFonts w:ascii="Courier New" w:eastAsia="Courier New" w:hAnsi="Courier New" w:cs="Courier New"/>
-          <w:sz w:val="20"/>
-          <w:szCs w:val="20"/>
-          <w:lang w:val="en-US"/>
-        </w:rPr>
-        <w:t>();</w:t>
-      </w:r>
-    </w:p>
-    <w:p>
-      <w:pPr>
-        <w:ind w:left="720"/>
-        <w:rPr>
-          <w:lang w:val="en-US"/>
-        </w:rPr>
-      </w:pPr>
-      <w:r>
-        <w:rPr>
-          <w:rFonts w:ascii="Courier New" w:eastAsia="Courier New" w:hAnsi="Courier New" w:cs="Courier New"/>
-          <w:sz w:val="20"/>
-          <w:szCs w:val="20"/>
-          <w:lang w:val="en-US"/>
-        </w:rPr>
-        <w:t xml:space="preserve">    </w:t>
-      </w:r>
-      <w:proofErr w:type="gramStart"/>
-      <w:r>
-        <w:rPr>
-          <w:rFonts w:ascii="Courier New" w:eastAsia="Courier New" w:hAnsi="Courier New" w:cs="Courier New"/>
-          <w:sz w:val="20"/>
-          <w:szCs w:val="20"/>
-          <w:lang w:val="en-US"/>
-        </w:rPr>
-        <w:t>driver.getCar</w:t>
-      </w:r>
-      <w:proofErr w:type="gramEnd"/>
-      <w:r>
-        <w:rPr>
-          <w:rFonts w:ascii="Courier New" w:eastAsia="Courier New" w:hAnsi="Courier New" w:cs="Courier New"/>
-          <w:sz w:val="20"/>
-          <w:szCs w:val="20"/>
-          <w:lang w:val="en-US"/>
-        </w:rPr>
-        <w:t>().setStatus(CarStatus.ON_TRIP);</w:t>
+        <w:t xml:space="preserve">    driver.getCar().setStatus(CarStatus.ON_TRIP);</w:t>
       </w:r>
     </w:p>
     <w:p>
@@ -24401,15 +23590,7 @@
       </w:pPr>
       <w:r>
         <w:lastRenderedPageBreak/>
-        <w:t xml:space="preserve">Identity Map: реализован через кэш Spring Data JPA — при повторном вызове </w:t>
-      </w:r>
-      <w:proofErr w:type="gramStart"/>
-      <w:r>
-        <w:t>findById(</w:t>
-      </w:r>
-      <w:proofErr w:type="gramEnd"/>
-      <w:r>
-        <w:t>) в рамках одной сессии Hibernate возвращает тот же объект без повторного SQL-запроса. Это предотвращает дублирование объектов в памяти.</w:t>
+        <w:t>Identity Map: реализован через кэш Spring Data JPA — при повторном вызове findById() в рамках одной сессии Hibernate возвращает тот же объект без повторного SQL-запроса. Это предотвращает дублирование объектов в памяти.</w:t>
       </w:r>
     </w:p>
     <w:p>
@@ -24430,15 +23611,7 @@
         <w:jc w:val="both"/>
       </w:pPr>
       <w:r>
-        <w:t xml:space="preserve">Для оптимизации производительности созданы индексы на часто фильтруемых полях: </w:t>
-      </w:r>
-      <w:proofErr w:type="gramStart"/>
-      <w:r>
-        <w:t>drivers.status</w:t>
-      </w:r>
-      <w:proofErr w:type="gramEnd"/>
-      <w:r>
-        <w:t>, orders.status, orders.created_at, assignments.driver_id. Использование FetchType.EAGER для Car в Driver позволяет избежать N+1 проблемы при получении списка водителей.</w:t>
+        <w:t>Для оптимизации производительности созданы индексы на часто фильтруемых полях: drivers.status, orders.status, orders.created_at, assignments.driver_id. Использование FetchType.EAGER для Car в Driver позволяет избежать N+1 проблемы при получении списка водителей.</w:t>
       </w:r>
     </w:p>
     <w:p>
@@ -24500,19 +23673,16 @@
           <w:szCs w:val="20"/>
           <w:lang w:val="en-US"/>
         </w:rPr>
-        <w:t xml:space="preserve">├── </w:t>
-      </w:r>
-      <w:proofErr w:type="gramStart"/>
+        <w:t xml:space="preserve">├── main.dart                    # </w:t>
+      </w:r>
       <w:r>
         <w:rPr>
           <w:rFonts w:ascii="Courier New" w:eastAsia="Courier New" w:hAnsi="Courier New" w:cs="Courier New"/>
           <w:sz w:val="20"/>
           <w:szCs w:val="20"/>
-          <w:lang w:val="en-US"/>
-        </w:rPr>
-        <w:t>main.dart</w:t>
-      </w:r>
-      <w:proofErr w:type="gramEnd"/>
+        </w:rPr>
+        <w:t>Точка</w:t>
+      </w:r>
       <w:r>
         <w:rPr>
           <w:rFonts w:ascii="Courier New" w:eastAsia="Courier New" w:hAnsi="Courier New" w:cs="Courier New"/>
@@ -24520,7 +23690,7 @@
           <w:szCs w:val="20"/>
           <w:lang w:val="en-US"/>
         </w:rPr>
-        <w:t xml:space="preserve">                    # </w:t>
+        <w:t xml:space="preserve"> </w:t>
       </w:r>
       <w:r>
         <w:rPr>
@@ -24528,7 +23698,7 @@
           <w:sz w:val="20"/>
           <w:szCs w:val="20"/>
         </w:rPr>
-        <w:t>Точка</w:t>
+        <w:t>входа</w:t>
       </w:r>
       <w:r>
         <w:rPr>
@@ -24537,16 +23707,29 @@
           <w:szCs w:val="20"/>
           <w:lang w:val="en-US"/>
         </w:rPr>
-        <w:t xml:space="preserve"> </w:t>
-      </w:r>
+        <w:t>, Provider, GoRouter</w:t>
+      </w:r>
+    </w:p>
+    <w:p>
+      <w:pPr>
+        <w:ind w:left="720"/>
+      </w:pPr>
       <w:r>
         <w:rPr>
           <w:rFonts w:ascii="Courier New" w:eastAsia="Courier New" w:hAnsi="Courier New" w:cs="Courier New"/>
           <w:sz w:val="20"/>
           <w:szCs w:val="20"/>
         </w:rPr>
-        <w:t>входа</w:t>
-      </w:r>
+        <w:t>├── core/</w:t>
+      </w:r>
+    </w:p>
+    <w:p>
+      <w:pPr>
+        <w:ind w:left="720"/>
+        <w:rPr>
+          <w:lang w:val="en-US"/>
+        </w:rPr>
+      </w:pPr>
       <w:r>
         <w:rPr>
           <w:rFonts w:ascii="Courier New" w:eastAsia="Courier New" w:hAnsi="Courier New" w:cs="Courier New"/>
@@ -24554,20 +23737,15 @@
           <w:szCs w:val="20"/>
           <w:lang w:val="en-US"/>
         </w:rPr>
-        <w:t>, Provider, GoRouter</w:t>
-      </w:r>
-    </w:p>
-    <w:p>
-      <w:pPr>
-        <w:ind w:left="720"/>
-      </w:pPr>
+        <w:t xml:space="preserve">│   ├── constants/app_constants.dart  # baseUrl, </w:t>
+      </w:r>
       <w:r>
         <w:rPr>
           <w:rFonts w:ascii="Courier New" w:eastAsia="Courier New" w:hAnsi="Courier New" w:cs="Courier New"/>
           <w:sz w:val="20"/>
           <w:szCs w:val="20"/>
         </w:rPr>
-        <w:t>├── core/</w:t>
+        <w:t>ключи</w:t>
       </w:r>
     </w:p>
     <w:p>
@@ -24584,19 +23762,16 @@
           <w:szCs w:val="20"/>
           <w:lang w:val="en-US"/>
         </w:rPr>
-        <w:t xml:space="preserve">│   ├── </w:t>
-      </w:r>
-      <w:proofErr w:type="gramStart"/>
+        <w:t xml:space="preserve">│   ├── theme/app_theme.dart           # </w:t>
+      </w:r>
       <w:r>
         <w:rPr>
           <w:rFonts w:ascii="Courier New" w:eastAsia="Courier New" w:hAnsi="Courier New" w:cs="Courier New"/>
           <w:sz w:val="20"/>
           <w:szCs w:val="20"/>
-          <w:lang w:val="en-US"/>
-        </w:rPr>
-        <w:t>constants/app_constants.dart  #</w:t>
-      </w:r>
-      <w:proofErr w:type="gramEnd"/>
+        </w:rPr>
+        <w:t>Цвета</w:t>
+      </w:r>
       <w:r>
         <w:rPr>
           <w:rFonts w:ascii="Courier New" w:eastAsia="Courier New" w:hAnsi="Courier New" w:cs="Courier New"/>
@@ -24604,7 +23779,7 @@
           <w:szCs w:val="20"/>
           <w:lang w:val="en-US"/>
         </w:rPr>
-        <w:t xml:space="preserve"> baseUrl, </w:t>
+        <w:t xml:space="preserve"> </w:t>
       </w:r>
       <w:r>
         <w:rPr>
@@ -24612,7 +23787,7 @@
           <w:sz w:val="20"/>
           <w:szCs w:val="20"/>
         </w:rPr>
-        <w:t>ключи</w:t>
+        <w:t>статусов</w:t>
       </w:r>
     </w:p>
     <w:p>
@@ -24629,16 +23804,33 @@
           <w:szCs w:val="20"/>
           <w:lang w:val="en-US"/>
         </w:rPr>
-        <w:t xml:space="preserve">│   ├── theme/app_theme.dart           # </w:t>
-      </w:r>
+        <w:t>│   └── router/app_router.dart         # GoRouter + redirect</w:t>
+      </w:r>
+    </w:p>
+    <w:p>
+      <w:pPr>
+        <w:ind w:left="720"/>
+        <w:rPr>
+          <w:lang w:val="en-US"/>
+        </w:rPr>
+      </w:pPr>
       <w:r>
         <w:rPr>
           <w:rFonts w:ascii="Courier New" w:eastAsia="Courier New" w:hAnsi="Courier New" w:cs="Courier New"/>
           <w:sz w:val="20"/>
           <w:szCs w:val="20"/>
-        </w:rPr>
-        <w:t>Цвета</w:t>
-      </w:r>
+          <w:lang w:val="en-US"/>
+        </w:rPr>
+        <w:t>├── models/driver.dart, car.dart, order.dart</w:t>
+      </w:r>
+    </w:p>
+    <w:p>
+      <w:pPr>
+        <w:ind w:left="720"/>
+        <w:rPr>
+          <w:lang w:val="en-US"/>
+        </w:rPr>
+      </w:pPr>
       <w:r>
         <w:rPr>
           <w:rFonts w:ascii="Courier New" w:eastAsia="Courier New" w:hAnsi="Courier New" w:cs="Courier New"/>
@@ -24646,32 +23838,32 @@
           <w:szCs w:val="20"/>
           <w:lang w:val="en-US"/>
         </w:rPr>
-        <w:t xml:space="preserve"> </w:t>
-      </w:r>
+        <w:t>├── services/</w:t>
+      </w:r>
+    </w:p>
+    <w:p>
+      <w:pPr>
+        <w:ind w:left="720"/>
+        <w:rPr>
+          <w:lang w:val="en-US"/>
+        </w:rPr>
+      </w:pPr>
       <w:r>
         <w:rPr>
           <w:rFonts w:ascii="Courier New" w:eastAsia="Courier New" w:hAnsi="Courier New" w:cs="Courier New"/>
           <w:sz w:val="20"/>
           <w:szCs w:val="20"/>
-        </w:rPr>
-        <w:t>статусов</w:t>
-      </w:r>
-    </w:p>
-    <w:p>
-      <w:pPr>
-        <w:ind w:left="720"/>
-        <w:rPr>
-          <w:lang w:val="en-US"/>
-        </w:rPr>
-      </w:pPr>
+          <w:lang w:val="en-US"/>
+        </w:rPr>
+        <w:t>│   ├── api_service.dart         # Dio + JWT-</w:t>
+      </w:r>
       <w:r>
         <w:rPr>
           <w:rFonts w:ascii="Courier New" w:eastAsia="Courier New" w:hAnsi="Courier New" w:cs="Courier New"/>
           <w:sz w:val="20"/>
           <w:szCs w:val="20"/>
-          <w:lang w:val="en-US"/>
-        </w:rPr>
-        <w:t>│   └── router/app_router.dart         # GoRouter + redirect</w:t>
+        </w:rPr>
+        <w:t>интерцептор</w:t>
       </w:r>
     </w:p>
     <w:p>
@@ -24688,9 +23880,16 @@
           <w:szCs w:val="20"/>
           <w:lang w:val="en-US"/>
         </w:rPr>
-        <w:t xml:space="preserve">├── models/driver.dart, </w:t>
-      </w:r>
-      <w:proofErr w:type="gramStart"/>
+        <w:t>│   └── storage_service.dart     # SharedPreferences</w:t>
+      </w:r>
+    </w:p>
+    <w:p>
+      <w:pPr>
+        <w:ind w:left="720"/>
+        <w:rPr>
+          <w:lang w:val="en-US"/>
+        </w:rPr>
+      </w:pPr>
       <w:r>
         <w:rPr>
           <w:rFonts w:ascii="Courier New" w:eastAsia="Courier New" w:hAnsi="Courier New" w:cs="Courier New"/>
@@ -24698,9 +23897,16 @@
           <w:szCs w:val="20"/>
           <w:lang w:val="en-US"/>
         </w:rPr>
-        <w:t>car.dart</w:t>
-      </w:r>
-      <w:proofErr w:type="gramEnd"/>
+        <w:t>├── providers/</w:t>
+      </w:r>
+    </w:p>
+    <w:p>
+      <w:pPr>
+        <w:ind w:left="720"/>
+        <w:rPr>
+          <w:lang w:val="en-US"/>
+        </w:rPr>
+      </w:pPr>
       <w:r>
         <w:rPr>
           <w:rFonts w:ascii="Courier New" w:eastAsia="Courier New" w:hAnsi="Courier New" w:cs="Courier New"/>
@@ -24708,160 +23914,7 @@
           <w:szCs w:val="20"/>
           <w:lang w:val="en-US"/>
         </w:rPr>
-        <w:t>, order.dart</w:t>
-      </w:r>
-    </w:p>
-    <w:p>
-      <w:pPr>
-        <w:ind w:left="720"/>
-        <w:rPr>
-          <w:lang w:val="en-US"/>
-        </w:rPr>
-      </w:pPr>
-      <w:r>
-        <w:rPr>
-          <w:rFonts w:ascii="Courier New" w:eastAsia="Courier New" w:hAnsi="Courier New" w:cs="Courier New"/>
-          <w:sz w:val="20"/>
-          <w:szCs w:val="20"/>
-          <w:lang w:val="en-US"/>
-        </w:rPr>
-        <w:t>├── services/</w:t>
-      </w:r>
-    </w:p>
-    <w:p>
-      <w:pPr>
-        <w:ind w:left="720"/>
-        <w:rPr>
-          <w:lang w:val="en-US"/>
-        </w:rPr>
-      </w:pPr>
-      <w:r>
-        <w:rPr>
-          <w:rFonts w:ascii="Courier New" w:eastAsia="Courier New" w:hAnsi="Courier New" w:cs="Courier New"/>
-          <w:sz w:val="20"/>
-          <w:szCs w:val="20"/>
-          <w:lang w:val="en-US"/>
-        </w:rPr>
-        <w:t>│   ├── api_</w:t>
-      </w:r>
-      <w:proofErr w:type="gramStart"/>
-      <w:r>
-        <w:rPr>
-          <w:rFonts w:ascii="Courier New" w:eastAsia="Courier New" w:hAnsi="Courier New" w:cs="Courier New"/>
-          <w:sz w:val="20"/>
-          <w:szCs w:val="20"/>
-          <w:lang w:val="en-US"/>
-        </w:rPr>
-        <w:t>service.dart</w:t>
-      </w:r>
-      <w:proofErr w:type="gramEnd"/>
-      <w:r>
-        <w:rPr>
-          <w:rFonts w:ascii="Courier New" w:eastAsia="Courier New" w:hAnsi="Courier New" w:cs="Courier New"/>
-          <w:sz w:val="20"/>
-          <w:szCs w:val="20"/>
-          <w:lang w:val="en-US"/>
-        </w:rPr>
-        <w:t xml:space="preserve">         # Dio + JWT-</w:t>
-      </w:r>
-      <w:r>
-        <w:rPr>
-          <w:rFonts w:ascii="Courier New" w:eastAsia="Courier New" w:hAnsi="Courier New" w:cs="Courier New"/>
-          <w:sz w:val="20"/>
-          <w:szCs w:val="20"/>
-        </w:rPr>
-        <w:t>интерцептор</w:t>
-      </w:r>
-    </w:p>
-    <w:p>
-      <w:pPr>
-        <w:ind w:left="720"/>
-        <w:rPr>
-          <w:lang w:val="en-US"/>
-        </w:rPr>
-      </w:pPr>
-      <w:r>
-        <w:rPr>
-          <w:rFonts w:ascii="Courier New" w:eastAsia="Courier New" w:hAnsi="Courier New" w:cs="Courier New"/>
-          <w:sz w:val="20"/>
-          <w:szCs w:val="20"/>
-          <w:lang w:val="en-US"/>
-        </w:rPr>
-        <w:t>│   └── storage_</w:t>
-      </w:r>
-      <w:proofErr w:type="gramStart"/>
-      <w:r>
-        <w:rPr>
-          <w:rFonts w:ascii="Courier New" w:eastAsia="Courier New" w:hAnsi="Courier New" w:cs="Courier New"/>
-          <w:sz w:val="20"/>
-          <w:szCs w:val="20"/>
-          <w:lang w:val="en-US"/>
-        </w:rPr>
-        <w:t>service.dart</w:t>
-      </w:r>
-      <w:proofErr w:type="gramEnd"/>
-      <w:r>
-        <w:rPr>
-          <w:rFonts w:ascii="Courier New" w:eastAsia="Courier New" w:hAnsi="Courier New" w:cs="Courier New"/>
-          <w:sz w:val="20"/>
-          <w:szCs w:val="20"/>
-          <w:lang w:val="en-US"/>
-        </w:rPr>
-        <w:t xml:space="preserve">     # SharedPreferences</w:t>
-      </w:r>
-    </w:p>
-    <w:p>
-      <w:pPr>
-        <w:ind w:left="720"/>
-        <w:rPr>
-          <w:lang w:val="en-US"/>
-        </w:rPr>
-      </w:pPr>
-      <w:r>
-        <w:rPr>
-          <w:rFonts w:ascii="Courier New" w:eastAsia="Courier New" w:hAnsi="Courier New" w:cs="Courier New"/>
-          <w:sz w:val="20"/>
-          <w:szCs w:val="20"/>
-          <w:lang w:val="en-US"/>
-        </w:rPr>
-        <w:t>├── providers/</w:t>
-      </w:r>
-    </w:p>
-    <w:p>
-      <w:pPr>
-        <w:ind w:left="720"/>
-        <w:rPr>
-          <w:lang w:val="en-US"/>
-        </w:rPr>
-      </w:pPr>
-      <w:r>
-        <w:rPr>
-          <w:rFonts w:ascii="Courier New" w:eastAsia="Courier New" w:hAnsi="Courier New" w:cs="Courier New"/>
-          <w:sz w:val="20"/>
-          <w:szCs w:val="20"/>
-          <w:lang w:val="en-US"/>
-        </w:rPr>
-        <w:t>│   ├── auth_</w:t>
-      </w:r>
-      <w:proofErr w:type="gramStart"/>
-      <w:r>
-        <w:rPr>
-          <w:rFonts w:ascii="Courier New" w:eastAsia="Courier New" w:hAnsi="Courier New" w:cs="Courier New"/>
-          <w:sz w:val="20"/>
-          <w:szCs w:val="20"/>
-          <w:lang w:val="en-US"/>
-        </w:rPr>
-        <w:t>provider.dart</w:t>
-      </w:r>
-      <w:proofErr w:type="gramEnd"/>
-      <w:r>
-        <w:rPr>
-          <w:rFonts w:ascii="Courier New" w:eastAsia="Courier New" w:hAnsi="Courier New" w:cs="Courier New"/>
-          <w:sz w:val="20"/>
-          <w:szCs w:val="20"/>
-          <w:lang w:val="en-US"/>
-        </w:rPr>
-        <w:t>, drivers_provider.dart ...</w:t>
+        <w:t>│   ├── auth_provider.dart, drivers_provider.dart ...</w:t>
       </w:r>
     </w:p>
     <w:p>
@@ -25761,7 +24814,6 @@
           <w:lang w:val="en-US"/>
         </w:rPr>
       </w:pPr>
-      <w:proofErr w:type="gramStart"/>
       <w:r>
         <w:rPr>
           <w:rFonts w:ascii="Courier New" w:eastAsia="Courier New" w:hAnsi="Courier New" w:cs="Courier New"/>
@@ -25769,9 +24821,16 @@
           <w:szCs w:val="20"/>
           <w:lang w:val="en-US"/>
         </w:rPr>
-        <w:t>_dio.interceptors.add(</w:t>
-      </w:r>
-      <w:proofErr w:type="gramEnd"/>
+        <w:t>_dio.interceptors.add(InterceptorsWrapper(</w:t>
+      </w:r>
+    </w:p>
+    <w:p>
+      <w:pPr>
+        <w:ind w:left="720"/>
+        <w:rPr>
+          <w:lang w:val="en-US"/>
+        </w:rPr>
+      </w:pPr>
       <w:r>
         <w:rPr>
           <w:rFonts w:ascii="Courier New" w:eastAsia="Courier New" w:hAnsi="Courier New" w:cs="Courier New"/>
@@ -25779,7 +24838,7 @@
           <w:szCs w:val="20"/>
           <w:lang w:val="en-US"/>
         </w:rPr>
-        <w:t>InterceptorsWrapper(</w:t>
+        <w:t xml:space="preserve">  onRequest: (options, handler) {</w:t>
       </w:r>
     </w:p>
     <w:p>
@@ -25796,7 +24855,7 @@
           <w:szCs w:val="20"/>
           <w:lang w:val="en-US"/>
         </w:rPr>
-        <w:t xml:space="preserve">  onRequest: (options, handler) {</w:t>
+        <w:t xml:space="preserve">    final token = _storageService.getToken();</w:t>
       </w:r>
     </w:p>
     <w:p>
@@ -25813,7 +24872,7 @@
           <w:szCs w:val="20"/>
           <w:lang w:val="en-US"/>
         </w:rPr>
-        <w:t xml:space="preserve">    final token = _storageService.getToken();</w:t>
+        <w:t xml:space="preserve">    if (token != null) {</w:t>
       </w:r>
     </w:p>
     <w:p>
@@ -25830,9 +24889,17 @@
           <w:szCs w:val="20"/>
           <w:lang w:val="en-US"/>
         </w:rPr>
-        <w:t xml:space="preserve">    if (</w:t>
-      </w:r>
-      <w:proofErr w:type="gramStart"/>
+        <w:lastRenderedPageBreak/>
+        <w:t xml:space="preserve">      options.headers['Authorization'] = 'Bearer $token';</w:t>
+      </w:r>
+    </w:p>
+    <w:p>
+      <w:pPr>
+        <w:ind w:left="720"/>
+        <w:rPr>
+          <w:lang w:val="en-US"/>
+        </w:rPr>
+      </w:pPr>
       <w:r>
         <w:rPr>
           <w:rFonts w:ascii="Courier New" w:eastAsia="Courier New" w:hAnsi="Courier New" w:cs="Courier New"/>
@@ -25840,9 +24907,16 @@
           <w:szCs w:val="20"/>
           <w:lang w:val="en-US"/>
         </w:rPr>
-        <w:t>token !</w:t>
-      </w:r>
-      <w:proofErr w:type="gramEnd"/>
+        <w:t xml:space="preserve">    }</w:t>
+      </w:r>
+    </w:p>
+    <w:p>
+      <w:pPr>
+        <w:ind w:left="720"/>
+        <w:rPr>
+          <w:lang w:val="en-US"/>
+        </w:rPr>
+      </w:pPr>
       <w:r>
         <w:rPr>
           <w:rFonts w:ascii="Courier New" w:eastAsia="Courier New" w:hAnsi="Courier New" w:cs="Courier New"/>
@@ -25850,7 +24924,7 @@
           <w:szCs w:val="20"/>
           <w:lang w:val="en-US"/>
         </w:rPr>
-        <w:t>= null) {</w:t>
+        <w:t xml:space="preserve">    handler.next(options);</w:t>
       </w:r>
     </w:p>
     <w:p>
@@ -25867,10 +24941,16 @@
           <w:szCs w:val="20"/>
           <w:lang w:val="en-US"/>
         </w:rPr>
-        <w:lastRenderedPageBreak/>
-        <w:t xml:space="preserve">      </w:t>
-      </w:r>
-      <w:proofErr w:type="gramStart"/>
+        <w:t xml:space="preserve">  },</w:t>
+      </w:r>
+    </w:p>
+    <w:p>
+      <w:pPr>
+        <w:ind w:left="720"/>
+        <w:rPr>
+          <w:lang w:val="en-US"/>
+        </w:rPr>
+      </w:pPr>
       <w:r>
         <w:rPr>
           <w:rFonts w:ascii="Courier New" w:eastAsia="Courier New" w:hAnsi="Courier New" w:cs="Courier New"/>
@@ -25878,9 +24958,16 @@
           <w:szCs w:val="20"/>
           <w:lang w:val="en-US"/>
         </w:rPr>
-        <w:t>options.headers</w:t>
-      </w:r>
-      <w:proofErr w:type="gramEnd"/>
+        <w:t xml:space="preserve">  onError: (error, handler) {</w:t>
+      </w:r>
+    </w:p>
+    <w:p>
+      <w:pPr>
+        <w:ind w:left="720"/>
+        <w:rPr>
+          <w:lang w:val="en-US"/>
+        </w:rPr>
+      </w:pPr>
       <w:r>
         <w:rPr>
           <w:rFonts w:ascii="Courier New" w:eastAsia="Courier New" w:hAnsi="Courier New" w:cs="Courier New"/>
@@ -25888,15 +24975,12 @@
           <w:szCs w:val="20"/>
           <w:lang w:val="en-US"/>
         </w:rPr>
-        <w:t>['Authorization'] = 'Bearer $token';</w:t>
+        <w:t xml:space="preserve">    if (error.response?.statusCode == 401) onUnauthorized?.call();</w:t>
       </w:r>
     </w:p>
     <w:p>
       <w:pPr>
         <w:ind w:left="720"/>
-        <w:rPr>
-          <w:lang w:val="en-US"/>
-        </w:rPr>
       </w:pPr>
       <w:r>
         <w:rPr>
@@ -25905,147 +24989,15 @@
           <w:szCs w:val="20"/>
           <w:lang w:val="en-US"/>
         </w:rPr>
-        <w:t xml:space="preserve">    }</w:t>
-      </w:r>
-    </w:p>
-    <w:p>
-      <w:pPr>
-        <w:ind w:left="720"/>
-        <w:rPr>
-          <w:lang w:val="en-US"/>
-        </w:rPr>
-      </w:pPr>
+        <w:t xml:space="preserve">    </w:t>
+      </w:r>
       <w:r>
         <w:rPr>
           <w:rFonts w:ascii="Courier New" w:eastAsia="Courier New" w:hAnsi="Courier New" w:cs="Courier New"/>
           <w:sz w:val="20"/>
           <w:szCs w:val="20"/>
-          <w:lang w:val="en-US"/>
-        </w:rPr>
-        <w:t xml:space="preserve">    </w:t>
-      </w:r>
-      <w:proofErr w:type="gramStart"/>
-      <w:r>
-        <w:rPr>
-          <w:rFonts w:ascii="Courier New" w:eastAsia="Courier New" w:hAnsi="Courier New" w:cs="Courier New"/>
-          <w:sz w:val="20"/>
-          <w:szCs w:val="20"/>
-          <w:lang w:val="en-US"/>
-        </w:rPr>
-        <w:t>handler.next</w:t>
-      </w:r>
-      <w:proofErr w:type="gramEnd"/>
-      <w:r>
-        <w:rPr>
-          <w:rFonts w:ascii="Courier New" w:eastAsia="Courier New" w:hAnsi="Courier New" w:cs="Courier New"/>
-          <w:sz w:val="20"/>
-          <w:szCs w:val="20"/>
-          <w:lang w:val="en-US"/>
-        </w:rPr>
-        <w:t>(options);</w:t>
-      </w:r>
-    </w:p>
-    <w:p>
-      <w:pPr>
-        <w:ind w:left="720"/>
-        <w:rPr>
-          <w:lang w:val="en-US"/>
-        </w:rPr>
-      </w:pPr>
-      <w:r>
-        <w:rPr>
-          <w:rFonts w:ascii="Courier New" w:eastAsia="Courier New" w:hAnsi="Courier New" w:cs="Courier New"/>
-          <w:sz w:val="20"/>
-          <w:szCs w:val="20"/>
-          <w:lang w:val="en-US"/>
-        </w:rPr>
-        <w:t xml:space="preserve">  },</w:t>
-      </w:r>
-    </w:p>
-    <w:p>
-      <w:pPr>
-        <w:ind w:left="720"/>
-        <w:rPr>
-          <w:lang w:val="en-US"/>
-        </w:rPr>
-      </w:pPr>
-      <w:r>
-        <w:rPr>
-          <w:rFonts w:ascii="Courier New" w:eastAsia="Courier New" w:hAnsi="Courier New" w:cs="Courier New"/>
-          <w:sz w:val="20"/>
-          <w:szCs w:val="20"/>
-          <w:lang w:val="en-US"/>
-        </w:rPr>
-        <w:t xml:space="preserve">  onError: (error, handler) {</w:t>
-      </w:r>
-    </w:p>
-    <w:p>
-      <w:pPr>
-        <w:ind w:left="720"/>
-        <w:rPr>
-          <w:lang w:val="en-US"/>
-        </w:rPr>
-      </w:pPr>
-      <w:r>
-        <w:rPr>
-          <w:rFonts w:ascii="Courier New" w:eastAsia="Courier New" w:hAnsi="Courier New" w:cs="Courier New"/>
-          <w:sz w:val="20"/>
-          <w:szCs w:val="20"/>
-          <w:lang w:val="en-US"/>
-        </w:rPr>
-        <w:t xml:space="preserve">    if (</w:t>
-      </w:r>
-      <w:proofErr w:type="gramStart"/>
-      <w:r>
-        <w:rPr>
-          <w:rFonts w:ascii="Courier New" w:eastAsia="Courier New" w:hAnsi="Courier New" w:cs="Courier New"/>
-          <w:sz w:val="20"/>
-          <w:szCs w:val="20"/>
-          <w:lang w:val="en-US"/>
-        </w:rPr>
-        <w:t>error.response</w:t>
-      </w:r>
-      <w:proofErr w:type="gramEnd"/>
-      <w:r>
-        <w:rPr>
-          <w:rFonts w:ascii="Courier New" w:eastAsia="Courier New" w:hAnsi="Courier New" w:cs="Courier New"/>
-          <w:sz w:val="20"/>
-          <w:szCs w:val="20"/>
-          <w:lang w:val="en-US"/>
-        </w:rPr>
-        <w:t>?.statusCode == 401) onUnauthorized?.call();</w:t>
-      </w:r>
-    </w:p>
-    <w:p>
-      <w:pPr>
-        <w:ind w:left="720"/>
-      </w:pPr>
-      <w:r>
-        <w:rPr>
-          <w:rFonts w:ascii="Courier New" w:eastAsia="Courier New" w:hAnsi="Courier New" w:cs="Courier New"/>
-          <w:sz w:val="20"/>
-          <w:szCs w:val="20"/>
-          <w:lang w:val="en-US"/>
-        </w:rPr>
-        <w:t xml:space="preserve">    </w:t>
-      </w:r>
-      <w:proofErr w:type="gramStart"/>
-      <w:r>
-        <w:rPr>
-          <w:rFonts w:ascii="Courier New" w:eastAsia="Courier New" w:hAnsi="Courier New" w:cs="Courier New"/>
-          <w:sz w:val="20"/>
-          <w:szCs w:val="20"/>
-        </w:rPr>
-        <w:t>handler.next</w:t>
-      </w:r>
-      <w:proofErr w:type="gramEnd"/>
-      <w:r>
-        <w:rPr>
-          <w:rFonts w:ascii="Courier New" w:eastAsia="Courier New" w:hAnsi="Courier New" w:cs="Courier New"/>
-          <w:sz w:val="20"/>
-          <w:szCs w:val="20"/>
-        </w:rPr>
-        <w:t>(error);</w:t>
+        </w:rPr>
+        <w:t>handler.next(error);</w:t>
       </w:r>
     </w:p>
     <w:p>
@@ -28295,19 +27247,8 @@
           <w:szCs w:val="20"/>
           <w:lang w:val="en-US"/>
         </w:rPr>
-        <w:t xml:space="preserve">    public ResponseEntity&lt;Order&gt; </w:t>
-      </w:r>
-      <w:proofErr w:type="gramStart"/>
-      <w:r>
-        <w:rPr>
-          <w:rFonts w:ascii="Courier New" w:eastAsia="Courier New" w:hAnsi="Courier New" w:cs="Courier New"/>
-          <w:sz w:val="20"/>
-          <w:szCs w:val="20"/>
-          <w:lang w:val="en-US"/>
-        </w:rPr>
-        <w:t>assignDriver(</w:t>
-      </w:r>
-      <w:proofErr w:type="gramEnd"/>
+        <w:t xml:space="preserve">    public ResponseEntity&lt;Order&gt; assignDriver(</w:t>
+      </w:r>
     </w:p>
     <w:p>
       <w:pPr>
@@ -29558,25 +28499,33 @@
           <w:sz w:val="20"/>
           <w:szCs w:val="20"/>
         </w:rPr>
-        <w:t>@</w:t>
-      </w:r>
-      <w:proofErr w:type="gramStart"/>
+        <w:t>@ExtendWith(MockitoExtension.class)</w:t>
+      </w:r>
+    </w:p>
+    <w:p>
+      <w:pPr>
+        <w:ind w:left="720"/>
+      </w:pPr>
       <w:r>
         <w:rPr>
           <w:rFonts w:ascii="Courier New" w:eastAsia="Courier New" w:hAnsi="Courier New" w:cs="Courier New"/>
           <w:sz w:val="20"/>
           <w:szCs w:val="20"/>
         </w:rPr>
-        <w:t>ExtendWith(</w:t>
-      </w:r>
-      <w:proofErr w:type="gramEnd"/>
+        <w:t>class DriverServiceTest {</w:t>
+      </w:r>
+    </w:p>
+    <w:p>
+      <w:pPr>
+        <w:ind w:left="720"/>
+      </w:pPr>
       <w:r>
         <w:rPr>
           <w:rFonts w:ascii="Courier New" w:eastAsia="Courier New" w:hAnsi="Courier New" w:cs="Courier New"/>
           <w:sz w:val="20"/>
           <w:szCs w:val="20"/>
         </w:rPr>
-        <w:t>MockitoExtension.class)</w:t>
+        <w:t xml:space="preserve">    @Mock private DriverRepository driverRepository;</w:t>
       </w:r>
     </w:p>
     <w:p>
@@ -29589,7 +28538,7 @@
           <w:sz w:val="20"/>
           <w:szCs w:val="20"/>
         </w:rPr>
-        <w:t>class DriverServiceTest {</w:t>
+        <w:t xml:space="preserve">    @Mock private AssignmentRepository assignmentRepository;</w:t>
       </w:r>
     </w:p>
     <w:p>
@@ -29602,7 +28551,7 @@
           <w:sz w:val="20"/>
           <w:szCs w:val="20"/>
         </w:rPr>
-        <w:t xml:space="preserve">    @Mock private DriverRepository driverRepository;</w:t>
+        <w:t xml:space="preserve">    @InjectMocks private DriverService driverService;</w:t>
       </w:r>
     </w:p>
     <w:p>
@@ -29615,7 +28564,7 @@
           <w:sz w:val="20"/>
           <w:szCs w:val="20"/>
         </w:rPr>
-        <w:t xml:space="preserve">    @Mock private AssignmentRepository assignmentRepository;</w:t>
+        <w:t xml:space="preserve">    @Test</w:t>
       </w:r>
     </w:p>
     <w:p>
@@ -29628,7 +28577,7 @@
           <w:sz w:val="20"/>
           <w:szCs w:val="20"/>
         </w:rPr>
-        <w:t xml:space="preserve">    @InjectMocks private DriverService driverService;</w:t>
+        <w:t xml:space="preserve">    void createDriver_DuplicateLicense_ThrowsException() {</w:t>
       </w:r>
     </w:p>
     <w:p>
@@ -29641,12 +28590,15 @@
           <w:sz w:val="20"/>
           <w:szCs w:val="20"/>
         </w:rPr>
-        <w:t xml:space="preserve">    @Test</w:t>
+        <w:t xml:space="preserve">        when(driverRepository.existsByLicenseNumber("ВУ1234567"))</w:t>
       </w:r>
     </w:p>
     <w:p>
       <w:pPr>
         <w:ind w:left="720"/>
+        <w:rPr>
+          <w:lang w:val="en-US"/>
+        </w:rPr>
       </w:pPr>
       <w:r>
         <w:rPr>
@@ -29654,25 +28606,33 @@
           <w:sz w:val="20"/>
           <w:szCs w:val="20"/>
         </w:rPr>
-        <w:t xml:space="preserve">    void createDriver_DuplicateLicense_</w:t>
-      </w:r>
-      <w:proofErr w:type="gramStart"/>
+        <w:t xml:space="preserve">            </w:t>
+      </w:r>
       <w:r>
         <w:rPr>
           <w:rFonts w:ascii="Courier New" w:eastAsia="Courier New" w:hAnsi="Courier New" w:cs="Courier New"/>
           <w:sz w:val="20"/>
           <w:szCs w:val="20"/>
-        </w:rPr>
-        <w:t>ThrowsException(</w:t>
-      </w:r>
-      <w:proofErr w:type="gramEnd"/>
+          <w:lang w:val="en-US"/>
+        </w:rPr>
+        <w:t>.thenReturn(true);</w:t>
+      </w:r>
+    </w:p>
+    <w:p>
+      <w:pPr>
+        <w:ind w:left="720"/>
+        <w:rPr>
+          <w:lang w:val="en-US"/>
+        </w:rPr>
+      </w:pPr>
       <w:r>
         <w:rPr>
           <w:rFonts w:ascii="Courier New" w:eastAsia="Courier New" w:hAnsi="Courier New" w:cs="Courier New"/>
           <w:sz w:val="20"/>
           <w:szCs w:val="20"/>
-        </w:rPr>
-        <w:t>) {</w:t>
+          <w:lang w:val="en-US"/>
+        </w:rPr>
+        <w:t xml:space="preserve">        assertThrows(BusinessException.class,</w:t>
       </w:r>
     </w:p>
     <w:p>
@@ -29684,26 +28644,26 @@
           <w:rFonts w:ascii="Courier New" w:eastAsia="Courier New" w:hAnsi="Courier New" w:cs="Courier New"/>
           <w:sz w:val="20"/>
           <w:szCs w:val="20"/>
-        </w:rPr>
-        <w:t xml:space="preserve">        when(driverRepository.existsByLicenseNumber("ВУ1234567"))</w:t>
-      </w:r>
-    </w:p>
-    <w:p>
-      <w:pPr>
-        <w:ind w:left="720"/>
-        <w:rPr>
-          <w:lang w:val="en-US"/>
-        </w:rPr>
-      </w:pPr>
+          <w:lang w:val="en-US"/>
+        </w:rPr>
+        <w:t xml:space="preserve">            </w:t>
+      </w:r>
       <w:r>
         <w:rPr>
           <w:rFonts w:ascii="Courier New" w:eastAsia="Courier New" w:hAnsi="Courier New" w:cs="Courier New"/>
           <w:sz w:val="20"/>
           <w:szCs w:val="20"/>
         </w:rPr>
-        <w:t xml:space="preserve">            </w:t>
-      </w:r>
-      <w:proofErr w:type="gramStart"/>
+        <w:t>() -&gt; driverService.createDriver(testDriver));</w:t>
+      </w:r>
+    </w:p>
+    <w:p>
+      <w:pPr>
+        <w:ind w:left="720"/>
+        <w:rPr>
+          <w:lang w:val="en-US"/>
+        </w:rPr>
+      </w:pPr>
       <w:r>
         <w:rPr>
           <w:rFonts w:ascii="Courier New" w:eastAsia="Courier New" w:hAnsi="Courier New" w:cs="Courier New"/>
@@ -29711,113 +28671,7 @@
           <w:szCs w:val="20"/>
           <w:lang w:val="en-US"/>
         </w:rPr>
-        <w:t>.thenReturn</w:t>
-      </w:r>
-      <w:proofErr w:type="gramEnd"/>
-      <w:r>
-        <w:rPr>
-          <w:rFonts w:ascii="Courier New" w:eastAsia="Courier New" w:hAnsi="Courier New" w:cs="Courier New"/>
-          <w:sz w:val="20"/>
-          <w:szCs w:val="20"/>
-          <w:lang w:val="en-US"/>
-        </w:rPr>
-        <w:t>(true);</w:t>
-      </w:r>
-    </w:p>
-    <w:p>
-      <w:pPr>
-        <w:ind w:left="720"/>
-        <w:rPr>
-          <w:lang w:val="en-US"/>
-        </w:rPr>
-      </w:pPr>
-      <w:r>
-        <w:rPr>
-          <w:rFonts w:ascii="Courier New" w:eastAsia="Courier New" w:hAnsi="Courier New" w:cs="Courier New"/>
-          <w:sz w:val="20"/>
-          <w:szCs w:val="20"/>
-          <w:lang w:val="en-US"/>
-        </w:rPr>
-        <w:t xml:space="preserve">        </w:t>
-      </w:r>
-      <w:proofErr w:type="gramStart"/>
-      <w:r>
-        <w:rPr>
-          <w:rFonts w:ascii="Courier New" w:eastAsia="Courier New" w:hAnsi="Courier New" w:cs="Courier New"/>
-          <w:sz w:val="20"/>
-          <w:szCs w:val="20"/>
-          <w:lang w:val="en-US"/>
-        </w:rPr>
-        <w:t>assertThrows(</w:t>
-      </w:r>
-      <w:proofErr w:type="gramEnd"/>
-      <w:r>
-        <w:rPr>
-          <w:rFonts w:ascii="Courier New" w:eastAsia="Courier New" w:hAnsi="Courier New" w:cs="Courier New"/>
-          <w:sz w:val="20"/>
-          <w:szCs w:val="20"/>
-          <w:lang w:val="en-US"/>
-        </w:rPr>
-        <w:t>BusinessException.class,</w:t>
-      </w:r>
-    </w:p>
-    <w:p>
-      <w:pPr>
-        <w:ind w:left="720"/>
-      </w:pPr>
-      <w:r>
-        <w:rPr>
-          <w:rFonts w:ascii="Courier New" w:eastAsia="Courier New" w:hAnsi="Courier New" w:cs="Courier New"/>
-          <w:sz w:val="20"/>
-          <w:szCs w:val="20"/>
-          <w:lang w:val="en-US"/>
-        </w:rPr>
-        <w:t xml:space="preserve">            </w:t>
-      </w:r>
-      <w:r>
-        <w:rPr>
-          <w:rFonts w:ascii="Courier New" w:eastAsia="Courier New" w:hAnsi="Courier New" w:cs="Courier New"/>
-          <w:sz w:val="20"/>
-          <w:szCs w:val="20"/>
-        </w:rPr>
-        <w:t>() -&gt; driverService.createDriver(testDriver));</w:t>
-      </w:r>
-    </w:p>
-    <w:p>
-      <w:pPr>
-        <w:ind w:left="720"/>
-        <w:rPr>
-          <w:lang w:val="en-US"/>
-        </w:rPr>
-      </w:pPr>
-      <w:r>
-        <w:rPr>
-          <w:rFonts w:ascii="Courier New" w:eastAsia="Courier New" w:hAnsi="Courier New" w:cs="Courier New"/>
-          <w:sz w:val="20"/>
-          <w:szCs w:val="20"/>
-          <w:lang w:val="en-US"/>
-        </w:rPr>
-        <w:t xml:space="preserve">        </w:t>
-      </w:r>
-      <w:proofErr w:type="gramStart"/>
-      <w:r>
-        <w:rPr>
-          <w:rFonts w:ascii="Courier New" w:eastAsia="Courier New" w:hAnsi="Courier New" w:cs="Courier New"/>
-          <w:sz w:val="20"/>
-          <w:szCs w:val="20"/>
-          <w:lang w:val="en-US"/>
-        </w:rPr>
-        <w:t>verify(</w:t>
-      </w:r>
-      <w:proofErr w:type="gramEnd"/>
-      <w:r>
-        <w:rPr>
-          <w:rFonts w:ascii="Courier New" w:eastAsia="Courier New" w:hAnsi="Courier New" w:cs="Courier New"/>
-          <w:sz w:val="20"/>
-          <w:szCs w:val="20"/>
-          <w:lang w:val="en-US"/>
-        </w:rPr>
-        <w:t>driverRepository, never()).save(any());</w:t>
+        <w:t xml:space="preserve">        verify(driverRepository, never()).save(any());</w:t>
       </w:r>
     </w:p>
     <w:p>
@@ -30398,15 +29252,7 @@
         </w:rPr>
       </w:pPr>
       <w:r>
-        <w:t xml:space="preserve">Общее </w:t>
-      </w:r>
-      <w:proofErr w:type="gramStart"/>
-      <w:r>
-        <w:t>покрытие &gt;</w:t>
-      </w:r>
-      <w:proofErr w:type="gramEnd"/>
-      <w:r>
-        <w:t xml:space="preserve"> 40% соответствует требованиям методических указаний. Запуск</w:t>
+        <w:t>Общее покрытие &gt; 40% соответствует требованиям методических указаний. Запуск</w:t>
       </w:r>
       <w:r>
         <w:rPr>
@@ -32316,9 +31162,16 @@
           <w:szCs w:val="20"/>
           <w:lang w:val="en-US"/>
         </w:rPr>
-        <w:t xml:space="preserve">    build</w:t>
-      </w:r>
-      <w:proofErr w:type="gramStart"/>
+        <w:t xml:space="preserve">    build: ./taxifleet_backend</w:t>
+      </w:r>
+    </w:p>
+    <w:p>
+      <w:pPr>
+        <w:ind w:left="720"/>
+        <w:rPr>
+          <w:lang w:val="en-US"/>
+        </w:rPr>
+      </w:pPr>
       <w:r>
         <w:rPr>
           <w:rFonts w:ascii="Courier New" w:eastAsia="Courier New" w:hAnsi="Courier New" w:cs="Courier New"/>
@@ -32326,9 +31179,16 @@
           <w:szCs w:val="20"/>
           <w:lang w:val="en-US"/>
         </w:rPr>
-        <w:t>: .</w:t>
-      </w:r>
-      <w:proofErr w:type="gramEnd"/>
+        <w:t xml:space="preserve">    ports: ['8080:8080']</w:t>
+      </w:r>
+    </w:p>
+    <w:p>
+      <w:pPr>
+        <w:ind w:left="720"/>
+        <w:rPr>
+          <w:lang w:val="en-US"/>
+        </w:rPr>
+      </w:pPr>
       <w:r>
         <w:rPr>
           <w:rFonts w:ascii="Courier New" w:eastAsia="Courier New" w:hAnsi="Courier New" w:cs="Courier New"/>
@@ -32336,7 +31196,7 @@
           <w:szCs w:val="20"/>
           <w:lang w:val="en-US"/>
         </w:rPr>
-        <w:t>/taxifleet_backend</w:t>
+        <w:t xml:space="preserve">    depends_on: [db]</w:t>
       </w:r>
     </w:p>
     <w:p>
@@ -32353,7 +31213,7 @@
           <w:szCs w:val="20"/>
           <w:lang w:val="en-US"/>
         </w:rPr>
-        <w:t xml:space="preserve">    ports: ['8080:8080']</w:t>
+        <w:t xml:space="preserve">    environment:</w:t>
       </w:r>
     </w:p>
     <w:p>
@@ -32370,53 +31230,8 @@
           <w:szCs w:val="20"/>
           <w:lang w:val="en-US"/>
         </w:rPr>
-        <w:t xml:space="preserve">    depends_on: [db]</w:t>
-      </w:r>
-    </w:p>
-    <w:p>
-      <w:pPr>
-        <w:ind w:left="720"/>
-        <w:rPr>
-          <w:lang w:val="en-US"/>
-        </w:rPr>
-      </w:pPr>
-      <w:r>
-        <w:rPr>
-          <w:rFonts w:ascii="Courier New" w:eastAsia="Courier New" w:hAnsi="Courier New" w:cs="Courier New"/>
-          <w:sz w:val="20"/>
-          <w:szCs w:val="20"/>
-          <w:lang w:val="en-US"/>
-        </w:rPr>
-        <w:t xml:space="preserve">    environment:</w:t>
-      </w:r>
-    </w:p>
-    <w:p>
-      <w:pPr>
-        <w:ind w:left="720"/>
-        <w:rPr>
-          <w:lang w:val="en-US"/>
-        </w:rPr>
-      </w:pPr>
-      <w:r>
-        <w:rPr>
-          <w:rFonts w:ascii="Courier New" w:eastAsia="Courier New" w:hAnsi="Courier New" w:cs="Courier New"/>
-          <w:sz w:val="20"/>
-          <w:szCs w:val="20"/>
-          <w:lang w:val="en-US"/>
-        </w:rPr>
-        <w:t xml:space="preserve">      SPRING_DATASOURCE_URL: </w:t>
-      </w:r>
-      <w:proofErr w:type="gramStart"/>
-      <w:r>
-        <w:rPr>
-          <w:rFonts w:ascii="Courier New" w:eastAsia="Courier New" w:hAnsi="Courier New" w:cs="Courier New"/>
-          <w:sz w:val="20"/>
-          <w:szCs w:val="20"/>
-          <w:lang w:val="en-US"/>
-        </w:rPr>
-        <w:t>jdbc:postgresql://db:5432/taxifleet</w:t>
-      </w:r>
-      <w:proofErr w:type="gramEnd"/>
+        <w:t xml:space="preserve">      SPRING_DATASOURCE_URL: jdbc:postgresql://db:5432/taxifleet</w:t>
+      </w:r>
     </w:p>
     <w:p>
       <w:pPr>
@@ -32540,7 +31355,6 @@
         </w:rPr>
         <w:t>: flutter run -d chrome (</w:t>
       </w:r>
-      <w:proofErr w:type="gramStart"/>
       <w:r>
         <w:t>для</w:t>
       </w:r>
@@ -32553,7 +31367,6 @@
       <w:r>
         <w:t>веб</w:t>
       </w:r>
-      <w:proofErr w:type="gramEnd"/>
       <w:r>
         <w:rPr>
           <w:lang w:val="en-US"/>
@@ -32640,21 +31453,7 @@
         <w:rPr>
           <w:lang w:val="en-US"/>
         </w:rPr>
-        <w:t xml:space="preserve"> DDL: psql taxifleet </w:t>
-      </w:r>
-      <w:proofErr w:type="gramStart"/>
-      <w:r>
-        <w:rPr>
-          <w:lang w:val="en-US"/>
-        </w:rPr>
-        <w:t>&lt; docs/04-database/schema.sql</w:t>
-      </w:r>
-      <w:proofErr w:type="gramEnd"/>
-      <w:r>
-        <w:rPr>
-          <w:lang w:val="en-US"/>
-        </w:rPr>
-        <w:t>;</w:t>
+        <w:t xml:space="preserve"> DDL: psql taxifleet &lt; docs/04-database/schema.sql;</w:t>
       </w:r>
     </w:p>
     <w:p>
@@ -32675,21 +31474,7 @@
         <w:rPr>
           <w:lang w:val="en-US"/>
         </w:rPr>
-        <w:t>: mvn spring-</w:t>
-      </w:r>
-      <w:proofErr w:type="gramStart"/>
-      <w:r>
-        <w:rPr>
-          <w:lang w:val="en-US"/>
-        </w:rPr>
-        <w:t>boot:run</w:t>
-      </w:r>
-      <w:proofErr w:type="gramEnd"/>
-      <w:r>
-        <w:rPr>
-          <w:lang w:val="en-US"/>
-        </w:rPr>
-        <w:t>;</w:t>
+        <w:t>: mvn spring-boot:run;</w:t>
       </w:r>
     </w:p>
     <w:p>
@@ -32766,9 +31551,16 @@
           <w:szCs w:val="20"/>
           <w:lang w:val="en-US"/>
         </w:rPr>
-        <w:t>spring.datasource.url=</w:t>
-      </w:r>
-      <w:proofErr w:type="gramStart"/>
+        <w:t>spring.datasource.url=jdbc:postgresql://localhost:5434/taxifleet</w:t>
+      </w:r>
+    </w:p>
+    <w:p>
+      <w:pPr>
+        <w:ind w:left="720"/>
+        <w:rPr>
+          <w:lang w:val="en-US"/>
+        </w:rPr>
+      </w:pPr>
       <w:r>
         <w:rPr>
           <w:rFonts w:ascii="Courier New" w:eastAsia="Courier New" w:hAnsi="Courier New" w:cs="Courier New"/>
@@ -32776,9 +31568,9 @@
           <w:szCs w:val="20"/>
           <w:lang w:val="en-US"/>
         </w:rPr>
-        <w:t>jdbc:postgresql://localhost:5434/taxifleet</w:t>
-      </w:r>
-      <w:proofErr w:type="gramEnd"/>
+        <w:lastRenderedPageBreak/>
+        <w:t>spring.datasource.username=postgres</w:t>
+      </w:r>
     </w:p>
     <w:p>
       <w:pPr>
@@ -32787,7 +31579,6 @@
           <w:lang w:val="en-US"/>
         </w:rPr>
       </w:pPr>
-      <w:proofErr w:type="gramStart"/>
       <w:r>
         <w:rPr>
           <w:rFonts w:ascii="Courier New" w:eastAsia="Courier New" w:hAnsi="Courier New" w:cs="Courier New"/>
@@ -32795,10 +31586,16 @@
           <w:szCs w:val="20"/>
           <w:lang w:val="en-US"/>
         </w:rPr>
-        <w:lastRenderedPageBreak/>
-        <w:t>spring.datasource</w:t>
-      </w:r>
-      <w:proofErr w:type="gramEnd"/>
+        <w:t>spring.datasource.password=YOUR_PASSWORD</w:t>
+      </w:r>
+    </w:p>
+    <w:p>
+      <w:pPr>
+        <w:ind w:left="720"/>
+        <w:rPr>
+          <w:lang w:val="en-US"/>
+        </w:rPr>
+      </w:pPr>
       <w:r>
         <w:rPr>
           <w:rFonts w:ascii="Courier New" w:eastAsia="Courier New" w:hAnsi="Courier New" w:cs="Courier New"/>
@@ -32806,7 +31603,7 @@
           <w:szCs w:val="20"/>
           <w:lang w:val="en-US"/>
         </w:rPr>
-        <w:t>.username=postgres</w:t>
+        <w:t>jwt.secret=taxifleet-secret-key-256-bits</w:t>
       </w:r>
     </w:p>
     <w:p>
@@ -32816,7 +31613,6 @@
           <w:lang w:val="en-US"/>
         </w:rPr>
       </w:pPr>
-      <w:proofErr w:type="gramStart"/>
       <w:r>
         <w:rPr>
           <w:rFonts w:ascii="Courier New" w:eastAsia="Courier New" w:hAnsi="Courier New" w:cs="Courier New"/>
@@ -32824,9 +31620,16 @@
           <w:szCs w:val="20"/>
           <w:lang w:val="en-US"/>
         </w:rPr>
-        <w:t>spring.datasource</w:t>
-      </w:r>
-      <w:proofErr w:type="gramEnd"/>
+        <w:t>jwt.expiration=86400000</w:t>
+      </w:r>
+    </w:p>
+    <w:p>
+      <w:pPr>
+        <w:ind w:left="720"/>
+        <w:rPr>
+          <w:lang w:val="en-US"/>
+        </w:rPr>
+      </w:pPr>
       <w:r>
         <w:rPr>
           <w:rFonts w:ascii="Courier New" w:eastAsia="Courier New" w:hAnsi="Courier New" w:cs="Courier New"/>
@@ -32834,103 +31637,20 @@
           <w:szCs w:val="20"/>
           <w:lang w:val="en-US"/>
         </w:rPr>
-        <w:t>.password=YOUR_PASSWORD</w:t>
+        <w:t>spring.jpa.hibernate.ddl-auto=none</w:t>
       </w:r>
     </w:p>
     <w:p>
       <w:pPr>
         <w:ind w:left="720"/>
-        <w:rPr>
-          <w:lang w:val="en-US"/>
-        </w:rPr>
-      </w:pPr>
-      <w:proofErr w:type="gramStart"/>
+      </w:pPr>
       <w:r>
         <w:rPr>
           <w:rFonts w:ascii="Courier New" w:eastAsia="Courier New" w:hAnsi="Courier New" w:cs="Courier New"/>
           <w:sz w:val="20"/>
           <w:szCs w:val="20"/>
-          <w:lang w:val="en-US"/>
-        </w:rPr>
-        <w:t>jwt.secret</w:t>
-      </w:r>
-      <w:proofErr w:type="gramEnd"/>
-      <w:r>
-        <w:rPr>
-          <w:rFonts w:ascii="Courier New" w:eastAsia="Courier New" w:hAnsi="Courier New" w:cs="Courier New"/>
-          <w:sz w:val="20"/>
-          <w:szCs w:val="20"/>
-          <w:lang w:val="en-US"/>
-        </w:rPr>
-        <w:t>=taxifleet-secret-key-256-bits</w:t>
-      </w:r>
-    </w:p>
-    <w:p>
-      <w:pPr>
-        <w:ind w:left="720"/>
-        <w:rPr>
-          <w:lang w:val="en-US"/>
-        </w:rPr>
-      </w:pPr>
-      <w:proofErr w:type="gramStart"/>
-      <w:r>
-        <w:rPr>
-          <w:rFonts w:ascii="Courier New" w:eastAsia="Courier New" w:hAnsi="Courier New" w:cs="Courier New"/>
-          <w:sz w:val="20"/>
-          <w:szCs w:val="20"/>
-          <w:lang w:val="en-US"/>
-        </w:rPr>
-        <w:t>jwt.expiration</w:t>
-      </w:r>
-      <w:proofErr w:type="gramEnd"/>
-      <w:r>
-        <w:rPr>
-          <w:rFonts w:ascii="Courier New" w:eastAsia="Courier New" w:hAnsi="Courier New" w:cs="Courier New"/>
-          <w:sz w:val="20"/>
-          <w:szCs w:val="20"/>
-          <w:lang w:val="en-US"/>
-        </w:rPr>
-        <w:t>=86400000</w:t>
-      </w:r>
-    </w:p>
-    <w:p>
-      <w:pPr>
-        <w:ind w:left="720"/>
-        <w:rPr>
-          <w:lang w:val="en-US"/>
-        </w:rPr>
-      </w:pPr>
-      <w:r>
-        <w:rPr>
-          <w:rFonts w:ascii="Courier New" w:eastAsia="Courier New" w:hAnsi="Courier New" w:cs="Courier New"/>
-          <w:sz w:val="20"/>
-          <w:szCs w:val="20"/>
-          <w:lang w:val="en-US"/>
-        </w:rPr>
-        <w:t>spring.jpa.hibernate.ddl-auto=none</w:t>
-      </w:r>
-    </w:p>
-    <w:p>
-      <w:pPr>
-        <w:ind w:left="720"/>
-      </w:pPr>
-      <w:proofErr w:type="gramStart"/>
-      <w:r>
-        <w:rPr>
-          <w:rFonts w:ascii="Courier New" w:eastAsia="Courier New" w:hAnsi="Courier New" w:cs="Courier New"/>
-          <w:sz w:val="20"/>
-          <w:szCs w:val="20"/>
-        </w:rPr>
-        <w:t>spring.sql.init</w:t>
-      </w:r>
-      <w:proofErr w:type="gramEnd"/>
-      <w:r>
-        <w:rPr>
-          <w:rFonts w:ascii="Courier New" w:eastAsia="Courier New" w:hAnsi="Courier New" w:cs="Courier New"/>
-          <w:sz w:val="20"/>
-          <w:szCs w:val="20"/>
-        </w:rPr>
-        <w:t>.mode=never</w:t>
+        </w:rPr>
+        <w:t>spring.sql.init.mode=never</w:t>
       </w:r>
     </w:p>
     <w:p>
@@ -33708,25 +32428,7 @@
           <w:sz w:val="20"/>
           <w:szCs w:val="20"/>
         </w:rPr>
-        <w:t xml:space="preserve">├── </w:t>
-      </w:r>
-      <w:proofErr w:type="gramStart"/>
-      <w:r>
-        <w:rPr>
-          <w:rFonts w:ascii="Courier New" w:eastAsia="Courier New" w:hAnsi="Courier New" w:cs="Courier New"/>
-          <w:sz w:val="20"/>
-          <w:szCs w:val="20"/>
-        </w:rPr>
-        <w:t>пояснительная_записка.docx  #</w:t>
-      </w:r>
-      <w:proofErr w:type="gramEnd"/>
-      <w:r>
-        <w:rPr>
-          <w:rFonts w:ascii="Courier New" w:eastAsia="Courier New" w:hAnsi="Courier New" w:cs="Courier New"/>
-          <w:sz w:val="20"/>
-          <w:szCs w:val="20"/>
-        </w:rPr>
-        <w:t xml:space="preserve"> Пояснительная записка</w:t>
+        <w:t>├── пояснительная_записка.docx  # Пояснительная записка</w:t>
       </w:r>
     </w:p>
     <w:p>
@@ -35270,15 +33972,7 @@
         <w:jc w:val="both"/>
       </w:pPr>
       <w:r>
-        <w:t>E = 2,4 × (2,</w:t>
-      </w:r>
-      <w:proofErr w:type="gramStart"/>
-      <w:r>
-        <w:t>5)^</w:t>
-      </w:r>
-      <w:proofErr w:type="gramEnd"/>
-      <w:r>
-        <w:t>1,05 ≈ 6,2 человеко-месяца</w:t>
+        <w:t>E = 2,4 × (2,5)^1,05 ≈ 6,2 человеко-месяца</w:t>
       </w:r>
     </w:p>
     <w:p>
@@ -36322,15 +35016,7 @@
       </w:pPr>
       <w:r>
         <w:lastRenderedPageBreak/>
-        <w:t xml:space="preserve">Тестирование: 17 модульных тестов (JUnit 5 + Mockito), </w:t>
-      </w:r>
-      <w:proofErr w:type="gramStart"/>
-      <w:r>
-        <w:t>покрытие &gt;</w:t>
-      </w:r>
-      <w:proofErr w:type="gramEnd"/>
-      <w:r>
-        <w:t xml:space="preserve"> 40%, 17/17 PASSED.</w:t>
+        <w:t>Тестирование: 17 модульных тестов (JUnit 5 + Mockito), покрытие &gt; 40%, 17/17 PASSED.</w:t>
       </w:r>
     </w:p>
     <w:p>
@@ -36597,9 +35283,16 @@
           <w:szCs w:val="20"/>
           <w:lang w:val="en-US"/>
         </w:rPr>
-        <w:t xml:space="preserve">    name          </w:t>
-      </w:r>
-      <w:proofErr w:type="gramStart"/>
+        <w:t xml:space="preserve">    name          VARCHAR(100)  NOT NULL,</w:t>
+      </w:r>
+    </w:p>
+    <w:p>
+      <w:pPr>
+        <w:ind w:left="720"/>
+        <w:rPr>
+          <w:lang w:val="en-US"/>
+        </w:rPr>
+      </w:pPr>
       <w:r>
         <w:rPr>
           <w:rFonts w:ascii="Courier New" w:eastAsia="Courier New" w:hAnsi="Courier New" w:cs="Courier New"/>
@@ -36607,9 +35300,16 @@
           <w:szCs w:val="20"/>
           <w:lang w:val="en-US"/>
         </w:rPr>
-        <w:t>VARCHAR(</w:t>
-      </w:r>
-      <w:proofErr w:type="gramEnd"/>
+        <w:t xml:space="preserve">    email         VARCHAR(100)  NOT NULL UNIQUE,</w:t>
+      </w:r>
+    </w:p>
+    <w:p>
+      <w:pPr>
+        <w:ind w:left="720"/>
+        <w:rPr>
+          <w:lang w:val="en-US"/>
+        </w:rPr>
+      </w:pPr>
       <w:r>
         <w:rPr>
           <w:rFonts w:ascii="Courier New" w:eastAsia="Courier New" w:hAnsi="Courier New" w:cs="Courier New"/>
@@ -36617,7 +35317,7 @@
           <w:szCs w:val="20"/>
           <w:lang w:val="en-US"/>
         </w:rPr>
-        <w:t>100)  NOT NULL,</w:t>
+        <w:t xml:space="preserve">    password_hash VARCHAR(255)  NOT NULL,</w:t>
       </w:r>
     </w:p>
     <w:p>
@@ -36634,9 +35334,16 @@
           <w:szCs w:val="20"/>
           <w:lang w:val="en-US"/>
         </w:rPr>
-        <w:t xml:space="preserve">    email         </w:t>
-      </w:r>
-      <w:proofErr w:type="gramStart"/>
+        <w:t xml:space="preserve">    created_at    TIMESTAMP     NOT NULL DEFAULT NOW()</w:t>
+      </w:r>
+    </w:p>
+    <w:p>
+      <w:pPr>
+        <w:ind w:left="720"/>
+        <w:rPr>
+          <w:lang w:val="en-US"/>
+        </w:rPr>
+      </w:pPr>
       <w:r>
         <w:rPr>
           <w:rFonts w:ascii="Courier New" w:eastAsia="Courier New" w:hAnsi="Courier New" w:cs="Courier New"/>
@@ -36644,9 +35351,16 @@
           <w:szCs w:val="20"/>
           <w:lang w:val="en-US"/>
         </w:rPr>
-        <w:t>VARCHAR(</w:t>
-      </w:r>
-      <w:proofErr w:type="gramEnd"/>
+        <w:t>);</w:t>
+      </w:r>
+    </w:p>
+    <w:p>
+      <w:pPr>
+        <w:ind w:left="720"/>
+        <w:rPr>
+          <w:lang w:val="en-US"/>
+        </w:rPr>
+      </w:pPr>
       <w:r>
         <w:rPr>
           <w:rFonts w:ascii="Courier New" w:eastAsia="Courier New" w:hAnsi="Courier New" w:cs="Courier New"/>
@@ -36654,7 +35368,7 @@
           <w:szCs w:val="20"/>
           <w:lang w:val="en-US"/>
         </w:rPr>
-        <w:t>100)  NOT NULL UNIQUE,</w:t>
+        <w:t>CREATE TABLE cars (</w:t>
       </w:r>
     </w:p>
     <w:p>
@@ -36671,9 +35385,16 @@
           <w:szCs w:val="20"/>
           <w:lang w:val="en-US"/>
         </w:rPr>
-        <w:t xml:space="preserve">    password_hash </w:t>
-      </w:r>
-      <w:proofErr w:type="gramStart"/>
+        <w:t xml:space="preserve">    id            BIGSERIAL    PRIMARY KEY,</w:t>
+      </w:r>
+    </w:p>
+    <w:p>
+      <w:pPr>
+        <w:ind w:left="720"/>
+        <w:rPr>
+          <w:lang w:val="en-US"/>
+        </w:rPr>
+      </w:pPr>
       <w:r>
         <w:rPr>
           <w:rFonts w:ascii="Courier New" w:eastAsia="Courier New" w:hAnsi="Courier New" w:cs="Courier New"/>
@@ -36681,9 +35402,16 @@
           <w:szCs w:val="20"/>
           <w:lang w:val="en-US"/>
         </w:rPr>
-        <w:t>VARCHAR(</w:t>
-      </w:r>
-      <w:proofErr w:type="gramEnd"/>
+        <w:t xml:space="preserve">    license_plate VARCHAR(20)  NOT NULL UNIQUE,</w:t>
+      </w:r>
+    </w:p>
+    <w:p>
+      <w:pPr>
+        <w:ind w:left="720"/>
+        <w:rPr>
+          <w:lang w:val="en-US"/>
+        </w:rPr>
+      </w:pPr>
       <w:r>
         <w:rPr>
           <w:rFonts w:ascii="Courier New" w:eastAsia="Courier New" w:hAnsi="Courier New" w:cs="Courier New"/>
@@ -36691,7 +35419,7 @@
           <w:szCs w:val="20"/>
           <w:lang w:val="en-US"/>
         </w:rPr>
-        <w:t>255)  NOT NULL,</w:t>
+        <w:t xml:space="preserve">    brand         VARCHAR(50)  NOT NULL,</w:t>
       </w:r>
     </w:p>
     <w:p>
@@ -36708,9 +35436,16 @@
           <w:szCs w:val="20"/>
           <w:lang w:val="en-US"/>
         </w:rPr>
-        <w:t xml:space="preserve">    created_at    TIMESTAMP     NOT NULL DEFAULT </w:t>
-      </w:r>
-      <w:proofErr w:type="gramStart"/>
+        <w:t xml:space="preserve">    model         VARCHAR(50)  NOT NULL,</w:t>
+      </w:r>
+    </w:p>
+    <w:p>
+      <w:pPr>
+        <w:ind w:left="720"/>
+        <w:rPr>
+          <w:lang w:val="en-US"/>
+        </w:rPr>
+      </w:pPr>
       <w:r>
         <w:rPr>
           <w:rFonts w:ascii="Courier New" w:eastAsia="Courier New" w:hAnsi="Courier New" w:cs="Courier New"/>
@@ -36718,9 +35453,16 @@
           <w:szCs w:val="20"/>
           <w:lang w:val="en-US"/>
         </w:rPr>
-        <w:t>NOW(</w:t>
-      </w:r>
-      <w:proofErr w:type="gramEnd"/>
+        <w:t xml:space="preserve">    year          INTEGER      NOT NULL CHECK (year &gt; 1990),</w:t>
+      </w:r>
+    </w:p>
+    <w:p>
+      <w:pPr>
+        <w:ind w:left="720"/>
+        <w:rPr>
+          <w:lang w:val="en-US"/>
+        </w:rPr>
+      </w:pPr>
       <w:r>
         <w:rPr>
           <w:rFonts w:ascii="Courier New" w:eastAsia="Courier New" w:hAnsi="Courier New" w:cs="Courier New"/>
@@ -36728,7 +35470,7 @@
           <w:szCs w:val="20"/>
           <w:lang w:val="en-US"/>
         </w:rPr>
-        <w:t>)</w:t>
+        <w:t xml:space="preserve">    status        VARCHAR(20)  NOT NULL DEFAULT 'AVAILABLE'</w:t>
       </w:r>
     </w:p>
     <w:p>
@@ -36745,7 +35487,7 @@
           <w:szCs w:val="20"/>
           <w:lang w:val="en-US"/>
         </w:rPr>
-        <w:t>);</w:t>
+        <w:t xml:space="preserve">                  CHECK (status IN ('AVAILABLE','ON_TRIP','MAINTENANCE','BROKEN')),</w:t>
       </w:r>
     </w:p>
     <w:p>
@@ -36762,7 +35504,7 @@
           <w:szCs w:val="20"/>
           <w:lang w:val="en-US"/>
         </w:rPr>
-        <w:t>CREATE TABLE cars (</w:t>
+        <w:t xml:space="preserve">    mileage_km    INTEGER      NOT NULL DEFAULT 0</w:t>
       </w:r>
     </w:p>
     <w:p>
@@ -36779,7 +35521,7 @@
           <w:szCs w:val="20"/>
           <w:lang w:val="en-US"/>
         </w:rPr>
-        <w:t xml:space="preserve">    id            BIGSERIAL    PRIMARY KEY,</w:t>
+        <w:t>);</w:t>
       </w:r>
     </w:p>
     <w:p>
@@ -36796,9 +35538,16 @@
           <w:szCs w:val="20"/>
           <w:lang w:val="en-US"/>
         </w:rPr>
-        <w:t xml:space="preserve">    license_plate </w:t>
-      </w:r>
-      <w:proofErr w:type="gramStart"/>
+        <w:t>CREATE TABLE drivers (</w:t>
+      </w:r>
+    </w:p>
+    <w:p>
+      <w:pPr>
+        <w:ind w:left="720"/>
+        <w:rPr>
+          <w:lang w:val="en-US"/>
+        </w:rPr>
+      </w:pPr>
       <w:r>
         <w:rPr>
           <w:rFonts w:ascii="Courier New" w:eastAsia="Courier New" w:hAnsi="Courier New" w:cs="Courier New"/>
@@ -36806,9 +35555,16 @@
           <w:szCs w:val="20"/>
           <w:lang w:val="en-US"/>
         </w:rPr>
-        <w:t>VARCHAR(</w:t>
-      </w:r>
-      <w:proofErr w:type="gramEnd"/>
+        <w:t xml:space="preserve">    id             BIGSERIAL    PRIMARY KEY,</w:t>
+      </w:r>
+    </w:p>
+    <w:p>
+      <w:pPr>
+        <w:ind w:left="720"/>
+        <w:rPr>
+          <w:lang w:val="en-US"/>
+        </w:rPr>
+      </w:pPr>
       <w:r>
         <w:rPr>
           <w:rFonts w:ascii="Courier New" w:eastAsia="Courier New" w:hAnsi="Courier New" w:cs="Courier New"/>
@@ -36816,7 +35572,7 @@
           <w:szCs w:val="20"/>
           <w:lang w:val="en-US"/>
         </w:rPr>
-        <w:t>20)  NOT NULL UNIQUE,</w:t>
+        <w:t xml:space="preserve">    full_name      VARCHAR(150) NOT NULL,</w:t>
       </w:r>
     </w:p>
     <w:p>
@@ -36833,9 +35589,16 @@
           <w:szCs w:val="20"/>
           <w:lang w:val="en-US"/>
         </w:rPr>
-        <w:t xml:space="preserve">    brand         </w:t>
-      </w:r>
-      <w:proofErr w:type="gramStart"/>
+        <w:t xml:space="preserve">    phone          VARCHAR(20)  NOT NULL UNIQUE,</w:t>
+      </w:r>
+    </w:p>
+    <w:p>
+      <w:pPr>
+        <w:ind w:left="720"/>
+        <w:rPr>
+          <w:lang w:val="en-US"/>
+        </w:rPr>
+      </w:pPr>
       <w:r>
         <w:rPr>
           <w:rFonts w:ascii="Courier New" w:eastAsia="Courier New" w:hAnsi="Courier New" w:cs="Courier New"/>
@@ -36843,9 +35606,16 @@
           <w:szCs w:val="20"/>
           <w:lang w:val="en-US"/>
         </w:rPr>
-        <w:t>VARCHAR(</w:t>
-      </w:r>
-      <w:proofErr w:type="gramEnd"/>
+        <w:t xml:space="preserve">    license_number VARCHAR(50)  NOT NULL UNIQUE,</w:t>
+      </w:r>
+    </w:p>
+    <w:p>
+      <w:pPr>
+        <w:ind w:left="720"/>
+        <w:rPr>
+          <w:lang w:val="en-US"/>
+        </w:rPr>
+      </w:pPr>
       <w:r>
         <w:rPr>
           <w:rFonts w:ascii="Courier New" w:eastAsia="Courier New" w:hAnsi="Courier New" w:cs="Courier New"/>
@@ -36853,7 +35623,7 @@
           <w:szCs w:val="20"/>
           <w:lang w:val="en-US"/>
         </w:rPr>
-        <w:t>50)  NOT NULL,</w:t>
+        <w:t xml:space="preserve">    status         VARCHAR(20)  NOT NULL DEFAULT 'FREE'</w:t>
       </w:r>
     </w:p>
     <w:p>
@@ -36870,9 +35640,16 @@
           <w:szCs w:val="20"/>
           <w:lang w:val="en-US"/>
         </w:rPr>
-        <w:t xml:space="preserve">    model         </w:t>
-      </w:r>
-      <w:proofErr w:type="gramStart"/>
+        <w:t xml:space="preserve">                   CHECK (status IN ('FREE','BUSY','UNAVAILABLE')),</w:t>
+      </w:r>
+    </w:p>
+    <w:p>
+      <w:pPr>
+        <w:ind w:left="720"/>
+        <w:rPr>
+          <w:lang w:val="en-US"/>
+        </w:rPr>
+      </w:pPr>
       <w:r>
         <w:rPr>
           <w:rFonts w:ascii="Courier New" w:eastAsia="Courier New" w:hAnsi="Courier New" w:cs="Courier New"/>
@@ -36880,9 +35657,16 @@
           <w:szCs w:val="20"/>
           <w:lang w:val="en-US"/>
         </w:rPr>
-        <w:t>VARCHAR(</w:t>
-      </w:r>
-      <w:proofErr w:type="gramEnd"/>
+        <w:t xml:space="preserve">    hired_at       DATE         NOT NULL,</w:t>
+      </w:r>
+    </w:p>
+    <w:p>
+      <w:pPr>
+        <w:ind w:left="720"/>
+        <w:rPr>
+          <w:lang w:val="en-US"/>
+        </w:rPr>
+      </w:pPr>
       <w:r>
         <w:rPr>
           <w:rFonts w:ascii="Courier New" w:eastAsia="Courier New" w:hAnsi="Courier New" w:cs="Courier New"/>
@@ -36890,7 +35674,7 @@
           <w:szCs w:val="20"/>
           <w:lang w:val="en-US"/>
         </w:rPr>
-        <w:t>50)  NOT NULL,</w:t>
+        <w:t xml:space="preserve">    car_id         BIGINT       REFERENCES cars(id) ON DELETE SET NULL</w:t>
       </w:r>
     </w:p>
     <w:p>
@@ -36907,7 +35691,7 @@
           <w:szCs w:val="20"/>
           <w:lang w:val="en-US"/>
         </w:rPr>
-        <w:t xml:space="preserve">    year          INTEGER      NOT NULL CHECK (year &gt; 1990),</w:t>
+        <w:t>);</w:t>
       </w:r>
     </w:p>
     <w:p>
@@ -36924,9 +35708,16 @@
           <w:szCs w:val="20"/>
           <w:lang w:val="en-US"/>
         </w:rPr>
-        <w:t xml:space="preserve">    status        </w:t>
-      </w:r>
-      <w:proofErr w:type="gramStart"/>
+        <w:t>CREATE TABLE orders (</w:t>
+      </w:r>
+    </w:p>
+    <w:p>
+      <w:pPr>
+        <w:ind w:left="720"/>
+        <w:rPr>
+          <w:lang w:val="en-US"/>
+        </w:rPr>
+      </w:pPr>
       <w:r>
         <w:rPr>
           <w:rFonts w:ascii="Courier New" w:eastAsia="Courier New" w:hAnsi="Courier New" w:cs="Courier New"/>
@@ -36934,9 +35725,16 @@
           <w:szCs w:val="20"/>
           <w:lang w:val="en-US"/>
         </w:rPr>
-        <w:t>VARCHAR(</w:t>
-      </w:r>
-      <w:proofErr w:type="gramEnd"/>
+        <w:t xml:space="preserve">    id           BIGSERIAL      PRIMARY KEY,</w:t>
+      </w:r>
+    </w:p>
+    <w:p>
+      <w:pPr>
+        <w:ind w:left="720"/>
+        <w:rPr>
+          <w:lang w:val="en-US"/>
+        </w:rPr>
+      </w:pPr>
       <w:r>
         <w:rPr>
           <w:rFonts w:ascii="Courier New" w:eastAsia="Courier New" w:hAnsi="Courier New" w:cs="Courier New"/>
@@ -36944,7 +35742,7 @@
           <w:szCs w:val="20"/>
           <w:lang w:val="en-US"/>
         </w:rPr>
-        <w:t>20)  NOT NULL DEFAULT 'AVAILABLE'</w:t>
+        <w:t xml:space="preserve">    address_from VARCHAR(255)   NOT NULL,</w:t>
       </w:r>
     </w:p>
     <w:p>
@@ -36961,7 +35759,7 @@
           <w:szCs w:val="20"/>
           <w:lang w:val="en-US"/>
         </w:rPr>
-        <w:t xml:space="preserve">                  CHECK (status IN ('AVAILABLE','ON_TRIP','MAINTENANCE','BROKEN')),</w:t>
+        <w:t xml:space="preserve">    address_to   VARCHAR(255)   NOT NULL,</w:t>
       </w:r>
     </w:p>
     <w:p>
@@ -36978,7 +35776,7 @@
           <w:szCs w:val="20"/>
           <w:lang w:val="en-US"/>
         </w:rPr>
-        <w:t xml:space="preserve">    mileage_km    INTEGER      NOT NULL DEFAULT 0</w:t>
+        <w:t xml:space="preserve">    client_name  VARCHAR(100)   NOT NULL,</w:t>
       </w:r>
     </w:p>
     <w:p>
@@ -36995,7 +35793,7 @@
           <w:szCs w:val="20"/>
           <w:lang w:val="en-US"/>
         </w:rPr>
-        <w:t>);</w:t>
+        <w:t xml:space="preserve">    client_phone VARCHAR(20)    NOT NULL,</w:t>
       </w:r>
     </w:p>
     <w:p>
@@ -37012,7 +35810,7 @@
           <w:szCs w:val="20"/>
           <w:lang w:val="en-US"/>
         </w:rPr>
-        <w:t>CREATE TABLE drivers (</w:t>
+        <w:t xml:space="preserve">    status       VARCHAR(20)    NOT NULL DEFAULT 'NEW'</w:t>
       </w:r>
     </w:p>
     <w:p>
@@ -37029,7 +35827,7 @@
           <w:szCs w:val="20"/>
           <w:lang w:val="en-US"/>
         </w:rPr>
-        <w:t xml:space="preserve">    id             BIGSERIAL    PRIMARY KEY,</w:t>
+        <w:t xml:space="preserve">                 CHECK (status IN ('NEW','ASSIGNED','ON_WAY','DONE','CANCELLED')),</w:t>
       </w:r>
     </w:p>
     <w:p>
@@ -37046,9 +35844,16 @@
           <w:szCs w:val="20"/>
           <w:lang w:val="en-US"/>
         </w:rPr>
-        <w:t xml:space="preserve">    full_name      </w:t>
-      </w:r>
-      <w:proofErr w:type="gramStart"/>
+        <w:t xml:space="preserve">    cost         DECIMAL(10,2),</w:t>
+      </w:r>
+    </w:p>
+    <w:p>
+      <w:pPr>
+        <w:ind w:left="720"/>
+        <w:rPr>
+          <w:lang w:val="en-US"/>
+        </w:rPr>
+      </w:pPr>
       <w:r>
         <w:rPr>
           <w:rFonts w:ascii="Courier New" w:eastAsia="Courier New" w:hAnsi="Courier New" w:cs="Courier New"/>
@@ -37056,9 +35861,16 @@
           <w:szCs w:val="20"/>
           <w:lang w:val="en-US"/>
         </w:rPr>
-        <w:t>VARCHAR(</w:t>
-      </w:r>
-      <w:proofErr w:type="gramEnd"/>
+        <w:t xml:space="preserve">    created_at   TIMESTAMP      NOT NULL DEFAULT NOW(),</w:t>
+      </w:r>
+    </w:p>
+    <w:p>
+      <w:pPr>
+        <w:ind w:left="720"/>
+        <w:rPr>
+          <w:lang w:val="en-US"/>
+        </w:rPr>
+      </w:pPr>
       <w:r>
         <w:rPr>
           <w:rFonts w:ascii="Courier New" w:eastAsia="Courier New" w:hAnsi="Courier New" w:cs="Courier New"/>
@@ -37066,7 +35878,7 @@
           <w:szCs w:val="20"/>
           <w:lang w:val="en-US"/>
         </w:rPr>
-        <w:t>150) NOT NULL,</w:t>
+        <w:t xml:space="preserve">    admin_id     BIGINT         REFERENCES admins(id) ON DELETE SET NULL</w:t>
       </w:r>
     </w:p>
     <w:p>
@@ -37083,9 +35895,16 @@
           <w:szCs w:val="20"/>
           <w:lang w:val="en-US"/>
         </w:rPr>
-        <w:t xml:space="preserve">    phone          </w:t>
-      </w:r>
-      <w:proofErr w:type="gramStart"/>
+        <w:t>);</w:t>
+      </w:r>
+    </w:p>
+    <w:p>
+      <w:pPr>
+        <w:ind w:left="720"/>
+        <w:rPr>
+          <w:lang w:val="en-US"/>
+        </w:rPr>
+      </w:pPr>
       <w:r>
         <w:rPr>
           <w:rFonts w:ascii="Courier New" w:eastAsia="Courier New" w:hAnsi="Courier New" w:cs="Courier New"/>
@@ -37093,9 +35912,16 @@
           <w:szCs w:val="20"/>
           <w:lang w:val="en-US"/>
         </w:rPr>
-        <w:t>VARCHAR(</w:t>
-      </w:r>
-      <w:proofErr w:type="gramEnd"/>
+        <w:t>CREATE TABLE assignments (</w:t>
+      </w:r>
+    </w:p>
+    <w:p>
+      <w:pPr>
+        <w:ind w:left="720"/>
+        <w:rPr>
+          <w:lang w:val="en-US"/>
+        </w:rPr>
+      </w:pPr>
       <w:r>
         <w:rPr>
           <w:rFonts w:ascii="Courier New" w:eastAsia="Courier New" w:hAnsi="Courier New" w:cs="Courier New"/>
@@ -37103,7 +35929,7 @@
           <w:szCs w:val="20"/>
           <w:lang w:val="en-US"/>
         </w:rPr>
-        <w:t>20)  NOT NULL UNIQUE,</w:t>
+        <w:t xml:space="preserve">    id           BIGSERIAL  PRIMARY KEY,</w:t>
       </w:r>
     </w:p>
     <w:p>
@@ -37120,9 +35946,16 @@
           <w:szCs w:val="20"/>
           <w:lang w:val="en-US"/>
         </w:rPr>
-        <w:t xml:space="preserve">    license_number </w:t>
-      </w:r>
-      <w:proofErr w:type="gramStart"/>
+        <w:t xml:space="preserve">    order_id     BIGINT     NOT NULL UNIQUE REFERENCES orders(id) ON DELETE CASCADE,</w:t>
+      </w:r>
+    </w:p>
+    <w:p>
+      <w:pPr>
+        <w:ind w:left="720"/>
+        <w:rPr>
+          <w:lang w:val="en-US"/>
+        </w:rPr>
+      </w:pPr>
       <w:r>
         <w:rPr>
           <w:rFonts w:ascii="Courier New" w:eastAsia="Courier New" w:hAnsi="Courier New" w:cs="Courier New"/>
@@ -37130,9 +35963,16 @@
           <w:szCs w:val="20"/>
           <w:lang w:val="en-US"/>
         </w:rPr>
-        <w:t>VARCHAR(</w:t>
-      </w:r>
-      <w:proofErr w:type="gramEnd"/>
+        <w:t xml:space="preserve">    driver_id    BIGINT     NOT NULL REFERENCES drivers(id) ON DELETE RESTRICT,</w:t>
+      </w:r>
+    </w:p>
+    <w:p>
+      <w:pPr>
+        <w:ind w:left="720"/>
+        <w:rPr>
+          <w:lang w:val="en-US"/>
+        </w:rPr>
+      </w:pPr>
       <w:r>
         <w:rPr>
           <w:rFonts w:ascii="Courier New" w:eastAsia="Courier New" w:hAnsi="Courier New" w:cs="Courier New"/>
@@ -37140,7 +35980,7 @@
           <w:szCs w:val="20"/>
           <w:lang w:val="en-US"/>
         </w:rPr>
-        <w:t>50)  NOT NULL UNIQUE,</w:t>
+        <w:t xml:space="preserve">    car_id       BIGINT     NOT NULL REFERENCES cars(id) ON DELETE RESTRICT,</w:t>
       </w:r>
     </w:p>
     <w:p>
@@ -37157,9 +35997,16 @@
           <w:szCs w:val="20"/>
           <w:lang w:val="en-US"/>
         </w:rPr>
-        <w:t xml:space="preserve">    status         </w:t>
-      </w:r>
-      <w:proofErr w:type="gramStart"/>
+        <w:t xml:space="preserve">    assigned_at  TIMESTAMP  NOT NULL DEFAULT NOW(),</w:t>
+      </w:r>
+    </w:p>
+    <w:p>
+      <w:pPr>
+        <w:ind w:left="720"/>
+        <w:rPr>
+          <w:lang w:val="en-US"/>
+        </w:rPr>
+      </w:pPr>
       <w:r>
         <w:rPr>
           <w:rFonts w:ascii="Courier New" w:eastAsia="Courier New" w:hAnsi="Courier New" w:cs="Courier New"/>
@@ -37167,9 +36014,16 @@
           <w:szCs w:val="20"/>
           <w:lang w:val="en-US"/>
         </w:rPr>
-        <w:t>VARCHAR(</w:t>
-      </w:r>
-      <w:proofErr w:type="gramEnd"/>
+        <w:t xml:space="preserve">    completed_at TIMESTAMP,</w:t>
+      </w:r>
+    </w:p>
+    <w:p>
+      <w:pPr>
+        <w:ind w:left="720"/>
+        <w:rPr>
+          <w:lang w:val="en-US"/>
+        </w:rPr>
+      </w:pPr>
       <w:r>
         <w:rPr>
           <w:rFonts w:ascii="Courier New" w:eastAsia="Courier New" w:hAnsi="Courier New" w:cs="Courier New"/>
@@ -37177,7 +36031,8 @@
           <w:szCs w:val="20"/>
           <w:lang w:val="en-US"/>
         </w:rPr>
-        <w:t>20)  NOT NULL DEFAULT 'FREE'</w:t>
+        <w:lastRenderedPageBreak/>
+        <w:t xml:space="preserve">    CONSTRAINT completed_after_assigned</w:t>
       </w:r>
     </w:p>
     <w:p>
@@ -37194,7 +36049,7 @@
           <w:szCs w:val="20"/>
           <w:lang w:val="en-US"/>
         </w:rPr>
-        <w:t xml:space="preserve">                   CHECK (status IN ('FREE','BUSY','UNAVAILABLE')),</w:t>
+        <w:t xml:space="preserve">        CHECK (completed_at IS NULL OR completed_at &gt;= assigned_at)</w:t>
       </w:r>
     </w:p>
     <w:p>
@@ -37211,7 +36066,7 @@
           <w:szCs w:val="20"/>
           <w:lang w:val="en-US"/>
         </w:rPr>
-        <w:t xml:space="preserve">    hired_at       DATE         NOT NULL,</w:t>
+        <w:t>);</w:t>
       </w:r>
     </w:p>
     <w:p>
@@ -37228,24 +36083,15 @@
           <w:szCs w:val="20"/>
           <w:lang w:val="en-US"/>
         </w:rPr>
-        <w:t xml:space="preserve">    car_id         BIGINT       REFERENCES cars(id) ON DELETE SET NULL</w:t>
-      </w:r>
-    </w:p>
-    <w:p>
-      <w:pPr>
-        <w:ind w:left="720"/>
-        <w:rPr>
-          <w:lang w:val="en-US"/>
-        </w:rPr>
-      </w:pPr>
+        <w:t xml:space="preserve">-- </w:t>
+      </w:r>
       <w:r>
         <w:rPr>
           <w:rFonts w:ascii="Courier New" w:eastAsia="Courier New" w:hAnsi="Courier New" w:cs="Courier New"/>
           <w:sz w:val="20"/>
           <w:szCs w:val="20"/>
-          <w:lang w:val="en-US"/>
-        </w:rPr>
-        <w:t>);</w:t>
+        </w:rPr>
+        <w:t>Индексы</w:t>
       </w:r>
     </w:p>
     <w:p>
@@ -37262,7 +36108,7 @@
           <w:szCs w:val="20"/>
           <w:lang w:val="en-US"/>
         </w:rPr>
-        <w:t>CREATE TABLE orders (</w:t>
+        <w:t>CREATE INDEX idx_drivers_status    ON drivers(status);</w:t>
       </w:r>
     </w:p>
     <w:p>
@@ -37279,7 +36125,7 @@
           <w:szCs w:val="20"/>
           <w:lang w:val="en-US"/>
         </w:rPr>
-        <w:t xml:space="preserve">    id           BIGSERIAL      PRIMARY KEY,</w:t>
+        <w:t>CREATE INDEX idx_orders_status     ON orders(status);</w:t>
       </w:r>
     </w:p>
     <w:p>
@@ -37296,9 +36142,16 @@
           <w:szCs w:val="20"/>
           <w:lang w:val="en-US"/>
         </w:rPr>
-        <w:t xml:space="preserve">    address_from </w:t>
-      </w:r>
-      <w:proofErr w:type="gramStart"/>
+        <w:t>CREATE INDEX idx_orders_created_at ON orders(created_at);</w:t>
+      </w:r>
+    </w:p>
+    <w:p>
+      <w:pPr>
+        <w:ind w:left="720"/>
+        <w:rPr>
+          <w:lang w:val="en-US"/>
+        </w:rPr>
+      </w:pPr>
       <w:r>
         <w:rPr>
           <w:rFonts w:ascii="Courier New" w:eastAsia="Courier New" w:hAnsi="Courier New" w:cs="Courier New"/>
@@ -37306,9 +36159,39 @@
           <w:szCs w:val="20"/>
           <w:lang w:val="en-US"/>
         </w:rPr>
-        <w:t>VARCHAR(</w:t>
-      </w:r>
-      <w:proofErr w:type="gramEnd"/>
+        <w:t>CREATE INDEX idx_assignments_driver ON assignments(driver_id);</w:t>
+      </w:r>
+    </w:p>
+    <w:p>
+      <w:pPr>
+        <w:pStyle w:val="3"/>
+        <w:spacing w:line="360" w:lineRule="auto"/>
+        <w:rPr>
+          <w:lang w:val="en-US"/>
+        </w:rPr>
+      </w:pPr>
+      <w:bookmarkStart w:id="78" w:name="_Toc233288013"/>
+      <w:r>
+        <w:t>А</w:t>
+      </w:r>
+      <w:r>
+        <w:rPr>
+          <w:lang w:val="en-US"/>
+        </w:rPr>
+        <w:t xml:space="preserve">.2. PlantUML: Use Case </w:t>
+      </w:r>
+      <w:r>
+        <w:t>диаграмма</w:t>
+      </w:r>
+      <w:bookmarkEnd w:id="78"/>
+    </w:p>
+    <w:p>
+      <w:pPr>
+        <w:ind w:left="720"/>
+        <w:rPr>
+          <w:lang w:val="en-US"/>
+        </w:rPr>
+      </w:pPr>
       <w:r>
         <w:rPr>
           <w:rFonts w:ascii="Courier New" w:eastAsia="Courier New" w:hAnsi="Courier New" w:cs="Courier New"/>
@@ -37316,7 +36199,7 @@
           <w:szCs w:val="20"/>
           <w:lang w:val="en-US"/>
         </w:rPr>
-        <w:t>255)   NOT NULL,</w:t>
+        <w:t>@startuml</w:t>
       </w:r>
     </w:p>
     <w:p>
@@ -37333,9 +36216,16 @@
           <w:szCs w:val="20"/>
           <w:lang w:val="en-US"/>
         </w:rPr>
-        <w:t xml:space="preserve">    address_to   </w:t>
-      </w:r>
-      <w:proofErr w:type="gramStart"/>
+        <w:t>left to right direction</w:t>
+      </w:r>
+    </w:p>
+    <w:p>
+      <w:pPr>
+        <w:ind w:left="720"/>
+        <w:rPr>
+          <w:lang w:val="en-US"/>
+        </w:rPr>
+      </w:pPr>
       <w:r>
         <w:rPr>
           <w:rFonts w:ascii="Courier New" w:eastAsia="Courier New" w:hAnsi="Courier New" w:cs="Courier New"/>
@@ -37343,26 +36233,16 @@
           <w:szCs w:val="20"/>
           <w:lang w:val="en-US"/>
         </w:rPr>
-        <w:t>VARCHAR(</w:t>
-      </w:r>
-      <w:proofErr w:type="gramEnd"/>
+        <w:t>actor "</w:t>
+      </w:r>
       <w:r>
         <w:rPr>
           <w:rFonts w:ascii="Courier New" w:eastAsia="Courier New" w:hAnsi="Courier New" w:cs="Courier New"/>
           <w:sz w:val="20"/>
           <w:szCs w:val="20"/>
-          <w:lang w:val="en-US"/>
-        </w:rPr>
-        <w:t>255)   NOT NULL,</w:t>
-      </w:r>
-    </w:p>
-    <w:p>
-      <w:pPr>
-        <w:ind w:left="720"/>
-        <w:rPr>
-          <w:lang w:val="en-US"/>
-        </w:rPr>
-      </w:pPr>
+        </w:rPr>
+        <w:t>Администратор</w:t>
+      </w:r>
       <w:r>
         <w:rPr>
           <w:rFonts w:ascii="Courier New" w:eastAsia="Courier New" w:hAnsi="Courier New" w:cs="Courier New"/>
@@ -37370,9 +36250,16 @@
           <w:szCs w:val="20"/>
           <w:lang w:val="en-US"/>
         </w:rPr>
-        <w:t xml:space="preserve">    client_</w:t>
-      </w:r>
-      <w:proofErr w:type="gramStart"/>
+        <w:t>" as Admin</w:t>
+      </w:r>
+    </w:p>
+    <w:p>
+      <w:pPr>
+        <w:ind w:left="720"/>
+        <w:rPr>
+          <w:lang w:val="en-US"/>
+        </w:rPr>
+      </w:pPr>
       <w:r>
         <w:rPr>
           <w:rFonts w:ascii="Courier New" w:eastAsia="Courier New" w:hAnsi="Courier New" w:cs="Courier New"/>
@@ -37380,9 +36267,16 @@
           <w:szCs w:val="20"/>
           <w:lang w:val="en-US"/>
         </w:rPr>
-        <w:t>name  VARCHAR</w:t>
-      </w:r>
-      <w:proofErr w:type="gramEnd"/>
+        <w:t>rectangle "TaxiFleet Admin" {</w:t>
+      </w:r>
+    </w:p>
+    <w:p>
+      <w:pPr>
+        <w:ind w:left="720"/>
+        <w:rPr>
+          <w:lang w:val="en-US"/>
+        </w:rPr>
+      </w:pPr>
       <w:r>
         <w:rPr>
           <w:rFonts w:ascii="Courier New" w:eastAsia="Courier New" w:hAnsi="Courier New" w:cs="Courier New"/>
@@ -37390,26 +36284,16 @@
           <w:szCs w:val="20"/>
           <w:lang w:val="en-US"/>
         </w:rPr>
-        <w:t>(100)   NOT NULL,</w:t>
-      </w:r>
-    </w:p>
-    <w:p>
-      <w:pPr>
-        <w:ind w:left="720"/>
-        <w:rPr>
-          <w:lang w:val="en-US"/>
-        </w:rPr>
-      </w:pPr>
+        <w:t xml:space="preserve">  usecase "UC-01: </w:t>
+      </w:r>
       <w:r>
         <w:rPr>
           <w:rFonts w:ascii="Courier New" w:eastAsia="Courier New" w:hAnsi="Courier New" w:cs="Courier New"/>
           <w:sz w:val="20"/>
           <w:szCs w:val="20"/>
-          <w:lang w:val="en-US"/>
-        </w:rPr>
-        <w:t xml:space="preserve">    client_phone </w:t>
-      </w:r>
-      <w:proofErr w:type="gramStart"/>
+        </w:rPr>
+        <w:t>Войти</w:t>
+      </w:r>
       <w:r>
         <w:rPr>
           <w:rFonts w:ascii="Courier New" w:eastAsia="Courier New" w:hAnsi="Courier New" w:cs="Courier New"/>
@@ -37417,9 +36301,13 @@
           <w:szCs w:val="20"/>
           <w:lang w:val="en-US"/>
         </w:rPr>
-        <w:t>VARCHAR(</w:t>
-      </w:r>
-      <w:proofErr w:type="gramEnd"/>
+        <w:t>" as UC01</w:t>
+      </w:r>
+    </w:p>
+    <w:p>
+      <w:pPr>
+        <w:ind w:left="720"/>
+      </w:pPr>
       <w:r>
         <w:rPr>
           <w:rFonts w:ascii="Courier New" w:eastAsia="Courier New" w:hAnsi="Courier New" w:cs="Courier New"/>
@@ -37427,61 +36315,54 @@
           <w:szCs w:val="20"/>
           <w:lang w:val="en-US"/>
         </w:rPr>
-        <w:t>20)    NOT NULL,</w:t>
-      </w:r>
-    </w:p>
-    <w:p>
-      <w:pPr>
-        <w:ind w:left="720"/>
-        <w:rPr>
-          <w:lang w:val="en-US"/>
-        </w:rPr>
-      </w:pPr>
+        <w:t xml:space="preserve">  </w:t>
+      </w:r>
       <w:r>
         <w:rPr>
           <w:rFonts w:ascii="Courier New" w:eastAsia="Courier New" w:hAnsi="Courier New" w:cs="Courier New"/>
           <w:sz w:val="20"/>
           <w:szCs w:val="20"/>
-          <w:lang w:val="en-US"/>
-        </w:rPr>
-        <w:t xml:space="preserve">    status       </w:t>
-      </w:r>
-      <w:proofErr w:type="gramStart"/>
+        </w:rPr>
+        <w:t>usecase "UC-10: Создать заказ" as UC10</w:t>
+      </w:r>
+    </w:p>
+    <w:p>
+      <w:pPr>
+        <w:ind w:left="720"/>
+      </w:pPr>
       <w:r>
         <w:rPr>
           <w:rFonts w:ascii="Courier New" w:eastAsia="Courier New" w:hAnsi="Courier New" w:cs="Courier New"/>
           <w:sz w:val="20"/>
           <w:szCs w:val="20"/>
-          <w:lang w:val="en-US"/>
-        </w:rPr>
-        <w:t>VARCHAR(</w:t>
-      </w:r>
-      <w:proofErr w:type="gramEnd"/>
+        </w:rPr>
+        <w:t xml:space="preserve">  usecase "UC-11: Назначить водителя" as UC11</w:t>
+      </w:r>
+    </w:p>
+    <w:p>
+      <w:pPr>
+        <w:ind w:left="720"/>
+      </w:pPr>
       <w:r>
         <w:rPr>
           <w:rFonts w:ascii="Courier New" w:eastAsia="Courier New" w:hAnsi="Courier New" w:cs="Courier New"/>
           <w:sz w:val="20"/>
           <w:szCs w:val="20"/>
-          <w:lang w:val="en-US"/>
-        </w:rPr>
-        <w:t>20)    NOT NULL DEFAULT 'NEW'</w:t>
+        </w:rPr>
+        <w:t xml:space="preserve">  usecase "UC-09: Просмотр заказов" as UC09</w:t>
       </w:r>
     </w:p>
     <w:p>
       <w:pPr>
         <w:ind w:left="720"/>
-        <w:rPr>
-          <w:lang w:val="en-US"/>
-        </w:rPr>
       </w:pPr>
       <w:r>
         <w:rPr>
           <w:rFonts w:ascii="Courier New" w:eastAsia="Courier New" w:hAnsi="Courier New" w:cs="Courier New"/>
           <w:sz w:val="20"/>
           <w:szCs w:val="20"/>
-          <w:lang w:val="en-US"/>
-        </w:rPr>
-        <w:t xml:space="preserve">                 CHECK (status IN ('NEW','ASSIGNED','ON_WAY','DONE','CANCELLED')),</w:t>
+        </w:rPr>
+        <w:t xml:space="preserve">  usecase "UC-02: Просмотр водителей" as UC02</w:t>
       </w:r>
     </w:p>
     <w:p>
@@ -37498,9 +36379,16 @@
           <w:szCs w:val="20"/>
           <w:lang w:val="en-US"/>
         </w:rPr>
-        <w:t xml:space="preserve">    cost         </w:t>
-      </w:r>
-      <w:proofErr w:type="gramStart"/>
+        <w:t>}</w:t>
+      </w:r>
+    </w:p>
+    <w:p>
+      <w:pPr>
+        <w:ind w:left="720"/>
+        <w:rPr>
+          <w:lang w:val="en-US"/>
+        </w:rPr>
+      </w:pPr>
       <w:r>
         <w:rPr>
           <w:rFonts w:ascii="Courier New" w:eastAsia="Courier New" w:hAnsi="Courier New" w:cs="Courier New"/>
@@ -37508,9 +36396,16 @@
           <w:szCs w:val="20"/>
           <w:lang w:val="en-US"/>
         </w:rPr>
-        <w:t>DECIMAL(</w:t>
-      </w:r>
-      <w:proofErr w:type="gramEnd"/>
+        <w:t>Admin --&gt; UC01; Admin --&gt; UC10; Admin --&gt; UC11</w:t>
+      </w:r>
+    </w:p>
+    <w:p>
+      <w:pPr>
+        <w:ind w:left="720"/>
+        <w:rPr>
+          <w:lang w:val="en-US"/>
+        </w:rPr>
+      </w:pPr>
       <w:r>
         <w:rPr>
           <w:rFonts w:ascii="Courier New" w:eastAsia="Courier New" w:hAnsi="Courier New" w:cs="Courier New"/>
@@ -37518,7 +36413,7 @@
           <w:szCs w:val="20"/>
           <w:lang w:val="en-US"/>
         </w:rPr>
-        <w:t>10,2),</w:t>
+        <w:t>UC11 ..&gt; UC09 : &lt;&lt;include&gt;&gt;</w:t>
       </w:r>
     </w:p>
     <w:p>
@@ -37535,19 +36430,40 @@
           <w:szCs w:val="20"/>
           <w:lang w:val="en-US"/>
         </w:rPr>
-        <w:t xml:space="preserve">    created_at   TIMESTAMP      NOT NULL DEFAULT </w:t>
-      </w:r>
-      <w:proofErr w:type="gramStart"/>
+        <w:t>UC11 ..&gt; UC02 : &lt;&lt;include&gt;&gt;</w:t>
+      </w:r>
+    </w:p>
+    <w:p>
+      <w:pPr>
+        <w:ind w:left="720"/>
+      </w:pPr>
       <w:r>
         <w:rPr>
           <w:rFonts w:ascii="Courier New" w:eastAsia="Courier New" w:hAnsi="Courier New" w:cs="Courier New"/>
           <w:sz w:val="20"/>
           <w:szCs w:val="20"/>
-          <w:lang w:val="en-US"/>
-        </w:rPr>
-        <w:t>NOW(</w:t>
-      </w:r>
-      <w:proofErr w:type="gramEnd"/>
+        </w:rPr>
+        <w:t>@enduml</w:t>
+      </w:r>
+    </w:p>
+    <w:p>
+      <w:pPr>
+        <w:pStyle w:val="3"/>
+        <w:spacing w:line="360" w:lineRule="auto"/>
+      </w:pPr>
+      <w:bookmarkStart w:id="79" w:name="_Toc233288014"/>
+      <w:r>
+        <w:t>А.3. PlantUML: Диаграмма пакетов PCMEF</w:t>
+      </w:r>
+      <w:bookmarkEnd w:id="79"/>
+    </w:p>
+    <w:p>
+      <w:pPr>
+        <w:ind w:left="720"/>
+        <w:rPr>
+          <w:lang w:val="en-US"/>
+        </w:rPr>
+      </w:pPr>
       <w:r>
         <w:rPr>
           <w:rFonts w:ascii="Courier New" w:eastAsia="Courier New" w:hAnsi="Courier New" w:cs="Courier New"/>
@@ -37555,7 +36471,7 @@
           <w:szCs w:val="20"/>
           <w:lang w:val="en-US"/>
         </w:rPr>
-        <w:t>),</w:t>
+        <w:t>@startuml</w:t>
       </w:r>
     </w:p>
     <w:p>
@@ -37572,7 +36488,7 @@
           <w:szCs w:val="20"/>
           <w:lang w:val="en-US"/>
         </w:rPr>
-        <w:t xml:space="preserve">    admin_id     BIGINT         REFERENCES admins(id) ON DELETE SET NULL</w:t>
+        <w:t>package "Flutter (Presentation)" {</w:t>
       </w:r>
     </w:p>
     <w:p>
@@ -37589,7 +36505,7 @@
           <w:szCs w:val="20"/>
           <w:lang w:val="en-US"/>
         </w:rPr>
-        <w:t>);</w:t>
+        <w:t xml:space="preserve">  [LoginScreen]; [DriversScreen]; [OrdersScreen]; [CarsScreen]</w:t>
       </w:r>
     </w:p>
     <w:p>
@@ -37606,7 +36522,7 @@
           <w:szCs w:val="20"/>
           <w:lang w:val="en-US"/>
         </w:rPr>
-        <w:t>CREATE TABLE assignments (</w:t>
+        <w:t>}</w:t>
       </w:r>
     </w:p>
     <w:p>
@@ -37623,9 +36539,16 @@
           <w:szCs w:val="20"/>
           <w:lang w:val="en-US"/>
         </w:rPr>
-        <w:t xml:space="preserve">    id           </w:t>
-      </w:r>
-      <w:proofErr w:type="gramStart"/>
+        <w:t>package "Spring Boot" {</w:t>
+      </w:r>
+    </w:p>
+    <w:p>
+      <w:pPr>
+        <w:ind w:left="720"/>
+        <w:rPr>
+          <w:lang w:val="en-US"/>
+        </w:rPr>
+      </w:pPr>
       <w:r>
         <w:rPr>
           <w:rFonts w:ascii="Courier New" w:eastAsia="Courier New" w:hAnsi="Courier New" w:cs="Courier New"/>
@@ -37633,9 +36556,16 @@
           <w:szCs w:val="20"/>
           <w:lang w:val="en-US"/>
         </w:rPr>
-        <w:t>BIGSERIAL  PRIMARY</w:t>
-      </w:r>
-      <w:proofErr w:type="gramEnd"/>
+        <w:t xml:space="preserve">  package "Control" { [AuthController]; [DriverController]; [OrderController] }</w:t>
+      </w:r>
+    </w:p>
+    <w:p>
+      <w:pPr>
+        <w:ind w:left="720"/>
+        <w:rPr>
+          <w:lang w:val="en-US"/>
+        </w:rPr>
+      </w:pPr>
       <w:r>
         <w:rPr>
           <w:rFonts w:ascii="Courier New" w:eastAsia="Courier New" w:hAnsi="Courier New" w:cs="Courier New"/>
@@ -37643,7 +36573,7 @@
           <w:szCs w:val="20"/>
           <w:lang w:val="en-US"/>
         </w:rPr>
-        <w:t xml:space="preserve"> KEY,</w:t>
+        <w:t xml:space="preserve">  package "Mediator" { [DriverService]; [OrderService] }</w:t>
       </w:r>
     </w:p>
     <w:p>
@@ -37660,7 +36590,7 @@
           <w:szCs w:val="20"/>
           <w:lang w:val="en-US"/>
         </w:rPr>
-        <w:t xml:space="preserve">    order_id     BIGINT     NOT NULL UNIQUE REFERENCES orders(id) ON DELETE CASCADE,</w:t>
+        <w:t xml:space="preserve">  package "Entity" { [Driver]; [Car]; [Order]; [Assignment] }</w:t>
       </w:r>
     </w:p>
     <w:p>
@@ -37677,7 +36607,7 @@
           <w:szCs w:val="20"/>
           <w:lang w:val="en-US"/>
         </w:rPr>
-        <w:t xml:space="preserve">    driver_id    BIGINT     NOT NULL REFERENCES drivers(id) ON DELETE RESTRICT,</w:t>
+        <w:t xml:space="preserve">  package "Foundation" { [DriverRepository]; [OrderRepository] }</w:t>
       </w:r>
     </w:p>
     <w:p>
@@ -37694,7 +36624,7 @@
           <w:szCs w:val="20"/>
           <w:lang w:val="en-US"/>
         </w:rPr>
-        <w:t xml:space="preserve">    car_id       BIGINT     NOT NULL REFERENCES cars(id) ON DELETE RESTRICT,</w:t>
+        <w:t xml:space="preserve">  database PostgreSQL</w:t>
       </w:r>
     </w:p>
     <w:p>
@@ -37711,9 +36641,16 @@
           <w:szCs w:val="20"/>
           <w:lang w:val="en-US"/>
         </w:rPr>
-        <w:t xml:space="preserve">    assigned_</w:t>
-      </w:r>
-      <w:proofErr w:type="gramStart"/>
+        <w:t>}</w:t>
+      </w:r>
+    </w:p>
+    <w:p>
+      <w:pPr>
+        <w:ind w:left="720"/>
+        <w:rPr>
+          <w:lang w:val="en-US"/>
+        </w:rPr>
+      </w:pPr>
       <w:r>
         <w:rPr>
           <w:rFonts w:ascii="Courier New" w:eastAsia="Courier New" w:hAnsi="Courier New" w:cs="Courier New"/>
@@ -37721,818 +36658,7 @@
           <w:szCs w:val="20"/>
           <w:lang w:val="en-US"/>
         </w:rPr>
-        <w:t>at  TIMESTAMP</w:t>
-      </w:r>
-      <w:proofErr w:type="gramEnd"/>
-      <w:r>
-        <w:rPr>
-          <w:rFonts w:ascii="Courier New" w:eastAsia="Courier New" w:hAnsi="Courier New" w:cs="Courier New"/>
-          <w:sz w:val="20"/>
-          <w:szCs w:val="20"/>
-          <w:lang w:val="en-US"/>
-        </w:rPr>
-        <w:t xml:space="preserve">  NOT NULL DEFAULT NOW(),</w:t>
-      </w:r>
-    </w:p>
-    <w:p>
-      <w:pPr>
-        <w:ind w:left="720"/>
-        <w:rPr>
-          <w:lang w:val="en-US"/>
-        </w:rPr>
-      </w:pPr>
-      <w:r>
-        <w:rPr>
-          <w:rFonts w:ascii="Courier New" w:eastAsia="Courier New" w:hAnsi="Courier New" w:cs="Courier New"/>
-          <w:sz w:val="20"/>
-          <w:szCs w:val="20"/>
-          <w:lang w:val="en-US"/>
-        </w:rPr>
-        <w:t xml:space="preserve">    completed_at TIMESTAMP,</w:t>
-      </w:r>
-    </w:p>
-    <w:p>
-      <w:pPr>
-        <w:ind w:left="720"/>
-        <w:rPr>
-          <w:lang w:val="en-US"/>
-        </w:rPr>
-      </w:pPr>
-      <w:r>
-        <w:rPr>
-          <w:rFonts w:ascii="Courier New" w:eastAsia="Courier New" w:hAnsi="Courier New" w:cs="Courier New"/>
-          <w:sz w:val="20"/>
-          <w:szCs w:val="20"/>
-          <w:lang w:val="en-US"/>
-        </w:rPr>
-        <w:lastRenderedPageBreak/>
-        <w:t xml:space="preserve">    CONSTRAINT completed_after_assigned</w:t>
-      </w:r>
-    </w:p>
-    <w:p>
-      <w:pPr>
-        <w:ind w:left="720"/>
-        <w:rPr>
-          <w:lang w:val="en-US"/>
-        </w:rPr>
-      </w:pPr>
-      <w:r>
-        <w:rPr>
-          <w:rFonts w:ascii="Courier New" w:eastAsia="Courier New" w:hAnsi="Courier New" w:cs="Courier New"/>
-          <w:sz w:val="20"/>
-          <w:szCs w:val="20"/>
-          <w:lang w:val="en-US"/>
-        </w:rPr>
-        <w:t xml:space="preserve">        CHECK (completed_at IS NULL OR completed_at &gt;= assigned_at)</w:t>
-      </w:r>
-    </w:p>
-    <w:p>
-      <w:pPr>
-        <w:ind w:left="720"/>
-        <w:rPr>
-          <w:lang w:val="en-US"/>
-        </w:rPr>
-      </w:pPr>
-      <w:r>
-        <w:rPr>
-          <w:rFonts w:ascii="Courier New" w:eastAsia="Courier New" w:hAnsi="Courier New" w:cs="Courier New"/>
-          <w:sz w:val="20"/>
-          <w:szCs w:val="20"/>
-          <w:lang w:val="en-US"/>
-        </w:rPr>
-        <w:t>);</w:t>
-      </w:r>
-    </w:p>
-    <w:p>
-      <w:pPr>
-        <w:ind w:left="720"/>
-        <w:rPr>
-          <w:lang w:val="en-US"/>
-        </w:rPr>
-      </w:pPr>
-      <w:r>
-        <w:rPr>
-          <w:rFonts w:ascii="Courier New" w:eastAsia="Courier New" w:hAnsi="Courier New" w:cs="Courier New"/>
-          <w:sz w:val="20"/>
-          <w:szCs w:val="20"/>
-          <w:lang w:val="en-US"/>
-        </w:rPr>
-        <w:t xml:space="preserve">-- </w:t>
-      </w:r>
-      <w:r>
-        <w:rPr>
-          <w:rFonts w:ascii="Courier New" w:eastAsia="Courier New" w:hAnsi="Courier New" w:cs="Courier New"/>
-          <w:sz w:val="20"/>
-          <w:szCs w:val="20"/>
-        </w:rPr>
-        <w:t>Индексы</w:t>
-      </w:r>
-    </w:p>
-    <w:p>
-      <w:pPr>
-        <w:ind w:left="720"/>
-        <w:rPr>
-          <w:lang w:val="en-US"/>
-        </w:rPr>
-      </w:pPr>
-      <w:r>
-        <w:rPr>
-          <w:rFonts w:ascii="Courier New" w:eastAsia="Courier New" w:hAnsi="Courier New" w:cs="Courier New"/>
-          <w:sz w:val="20"/>
-          <w:szCs w:val="20"/>
-          <w:lang w:val="en-US"/>
-        </w:rPr>
-        <w:t>CREATE INDEX idx_drivers_status    ON drivers(status);</w:t>
-      </w:r>
-    </w:p>
-    <w:p>
-      <w:pPr>
-        <w:ind w:left="720"/>
-        <w:rPr>
-          <w:lang w:val="en-US"/>
-        </w:rPr>
-      </w:pPr>
-      <w:r>
-        <w:rPr>
-          <w:rFonts w:ascii="Courier New" w:eastAsia="Courier New" w:hAnsi="Courier New" w:cs="Courier New"/>
-          <w:sz w:val="20"/>
-          <w:szCs w:val="20"/>
-          <w:lang w:val="en-US"/>
-        </w:rPr>
-        <w:t>CREATE INDEX idx_orders_status     ON orders(status);</w:t>
-      </w:r>
-    </w:p>
-    <w:p>
-      <w:pPr>
-        <w:ind w:left="720"/>
-        <w:rPr>
-          <w:lang w:val="en-US"/>
-        </w:rPr>
-      </w:pPr>
-      <w:r>
-        <w:rPr>
-          <w:rFonts w:ascii="Courier New" w:eastAsia="Courier New" w:hAnsi="Courier New" w:cs="Courier New"/>
-          <w:sz w:val="20"/>
-          <w:szCs w:val="20"/>
-          <w:lang w:val="en-US"/>
-        </w:rPr>
-        <w:t>CREATE INDEX idx_orders_created_at ON orders(created_at);</w:t>
-      </w:r>
-    </w:p>
-    <w:p>
-      <w:pPr>
-        <w:ind w:left="720"/>
-        <w:rPr>
-          <w:lang w:val="en-US"/>
-        </w:rPr>
-      </w:pPr>
-      <w:r>
-        <w:rPr>
-          <w:rFonts w:ascii="Courier New" w:eastAsia="Courier New" w:hAnsi="Courier New" w:cs="Courier New"/>
-          <w:sz w:val="20"/>
-          <w:szCs w:val="20"/>
-          <w:lang w:val="en-US"/>
-        </w:rPr>
-        <w:t>CREATE INDEX idx_assignments_driver ON assignments(driver_id);</w:t>
-      </w:r>
-    </w:p>
-    <w:p>
-      <w:pPr>
-        <w:pStyle w:val="3"/>
-        <w:spacing w:line="360" w:lineRule="auto"/>
-        <w:rPr>
-          <w:lang w:val="en-US"/>
-        </w:rPr>
-      </w:pPr>
-      <w:bookmarkStart w:id="78" w:name="_Toc233288013"/>
-      <w:r>
-        <w:t>А</w:t>
-      </w:r>
-      <w:r>
-        <w:rPr>
-          <w:lang w:val="en-US"/>
-        </w:rPr>
-        <w:t xml:space="preserve">.2. PlantUML: Use Case </w:t>
-      </w:r>
-      <w:r>
-        <w:t>диаграмма</w:t>
-      </w:r>
-      <w:bookmarkEnd w:id="78"/>
-    </w:p>
-    <w:p>
-      <w:pPr>
-        <w:ind w:left="720"/>
-        <w:rPr>
-          <w:lang w:val="en-US"/>
-        </w:rPr>
-      </w:pPr>
-      <w:r>
-        <w:rPr>
-          <w:rFonts w:ascii="Courier New" w:eastAsia="Courier New" w:hAnsi="Courier New" w:cs="Courier New"/>
-          <w:sz w:val="20"/>
-          <w:szCs w:val="20"/>
-          <w:lang w:val="en-US"/>
-        </w:rPr>
-        <w:t>@startuml</w:t>
-      </w:r>
-    </w:p>
-    <w:p>
-      <w:pPr>
-        <w:ind w:left="720"/>
-        <w:rPr>
-          <w:lang w:val="en-US"/>
-        </w:rPr>
-      </w:pPr>
-      <w:r>
-        <w:rPr>
-          <w:rFonts w:ascii="Courier New" w:eastAsia="Courier New" w:hAnsi="Courier New" w:cs="Courier New"/>
-          <w:sz w:val="20"/>
-          <w:szCs w:val="20"/>
-          <w:lang w:val="en-US"/>
-        </w:rPr>
-        <w:t>left to right direction</w:t>
-      </w:r>
-    </w:p>
-    <w:p>
-      <w:pPr>
-        <w:ind w:left="720"/>
-        <w:rPr>
-          <w:lang w:val="en-US"/>
-        </w:rPr>
-      </w:pPr>
-      <w:r>
-        <w:rPr>
-          <w:rFonts w:ascii="Courier New" w:eastAsia="Courier New" w:hAnsi="Courier New" w:cs="Courier New"/>
-          <w:sz w:val="20"/>
-          <w:szCs w:val="20"/>
-          <w:lang w:val="en-US"/>
-        </w:rPr>
-        <w:t>actor "</w:t>
-      </w:r>
-      <w:r>
-        <w:rPr>
-          <w:rFonts w:ascii="Courier New" w:eastAsia="Courier New" w:hAnsi="Courier New" w:cs="Courier New"/>
-          <w:sz w:val="20"/>
-          <w:szCs w:val="20"/>
-        </w:rPr>
-        <w:t>Администратор</w:t>
-      </w:r>
-      <w:r>
-        <w:rPr>
-          <w:rFonts w:ascii="Courier New" w:eastAsia="Courier New" w:hAnsi="Courier New" w:cs="Courier New"/>
-          <w:sz w:val="20"/>
-          <w:szCs w:val="20"/>
-          <w:lang w:val="en-US"/>
-        </w:rPr>
-        <w:t>" as Admin</w:t>
-      </w:r>
-    </w:p>
-    <w:p>
-      <w:pPr>
-        <w:ind w:left="720"/>
-        <w:rPr>
-          <w:lang w:val="en-US"/>
-        </w:rPr>
-      </w:pPr>
-      <w:r>
-        <w:rPr>
-          <w:rFonts w:ascii="Courier New" w:eastAsia="Courier New" w:hAnsi="Courier New" w:cs="Courier New"/>
-          <w:sz w:val="20"/>
-          <w:szCs w:val="20"/>
-          <w:lang w:val="en-US"/>
-        </w:rPr>
-        <w:t>rectangle "TaxiFleet Admin" {</w:t>
-      </w:r>
-    </w:p>
-    <w:p>
-      <w:pPr>
-        <w:ind w:left="720"/>
-        <w:rPr>
-          <w:lang w:val="en-US"/>
-        </w:rPr>
-      </w:pPr>
-      <w:r>
-        <w:rPr>
-          <w:rFonts w:ascii="Courier New" w:eastAsia="Courier New" w:hAnsi="Courier New" w:cs="Courier New"/>
-          <w:sz w:val="20"/>
-          <w:szCs w:val="20"/>
-          <w:lang w:val="en-US"/>
-        </w:rPr>
-        <w:t xml:space="preserve">  usecase "UC-01: </w:t>
-      </w:r>
-      <w:r>
-        <w:rPr>
-          <w:rFonts w:ascii="Courier New" w:eastAsia="Courier New" w:hAnsi="Courier New" w:cs="Courier New"/>
-          <w:sz w:val="20"/>
-          <w:szCs w:val="20"/>
-        </w:rPr>
-        <w:t>Войти</w:t>
-      </w:r>
-      <w:r>
-        <w:rPr>
-          <w:rFonts w:ascii="Courier New" w:eastAsia="Courier New" w:hAnsi="Courier New" w:cs="Courier New"/>
-          <w:sz w:val="20"/>
-          <w:szCs w:val="20"/>
-          <w:lang w:val="en-US"/>
-        </w:rPr>
-        <w:t>" as UC01</w:t>
-      </w:r>
-    </w:p>
-    <w:p>
-      <w:pPr>
-        <w:ind w:left="720"/>
-      </w:pPr>
-      <w:r>
-        <w:rPr>
-          <w:rFonts w:ascii="Courier New" w:eastAsia="Courier New" w:hAnsi="Courier New" w:cs="Courier New"/>
-          <w:sz w:val="20"/>
-          <w:szCs w:val="20"/>
-          <w:lang w:val="en-US"/>
-        </w:rPr>
-        <w:t xml:space="preserve">  </w:t>
-      </w:r>
-      <w:r>
-        <w:rPr>
-          <w:rFonts w:ascii="Courier New" w:eastAsia="Courier New" w:hAnsi="Courier New" w:cs="Courier New"/>
-          <w:sz w:val="20"/>
-          <w:szCs w:val="20"/>
-        </w:rPr>
-        <w:t>usecase "UC-10: Создать заказ" as UC10</w:t>
-      </w:r>
-    </w:p>
-    <w:p>
-      <w:pPr>
-        <w:ind w:left="720"/>
-      </w:pPr>
-      <w:r>
-        <w:rPr>
-          <w:rFonts w:ascii="Courier New" w:eastAsia="Courier New" w:hAnsi="Courier New" w:cs="Courier New"/>
-          <w:sz w:val="20"/>
-          <w:szCs w:val="20"/>
-        </w:rPr>
-        <w:t xml:space="preserve">  usecase "UC-11: Назначить водителя" as UC11</w:t>
-      </w:r>
-    </w:p>
-    <w:p>
-      <w:pPr>
-        <w:ind w:left="720"/>
-      </w:pPr>
-      <w:r>
-        <w:rPr>
-          <w:rFonts w:ascii="Courier New" w:eastAsia="Courier New" w:hAnsi="Courier New" w:cs="Courier New"/>
-          <w:sz w:val="20"/>
-          <w:szCs w:val="20"/>
-        </w:rPr>
-        <w:t xml:space="preserve">  usecase "UC-09: Просмотр заказов" as UC09</w:t>
-      </w:r>
-    </w:p>
-    <w:p>
-      <w:pPr>
-        <w:ind w:left="720"/>
-      </w:pPr>
-      <w:r>
-        <w:rPr>
-          <w:rFonts w:ascii="Courier New" w:eastAsia="Courier New" w:hAnsi="Courier New" w:cs="Courier New"/>
-          <w:sz w:val="20"/>
-          <w:szCs w:val="20"/>
-        </w:rPr>
-        <w:t xml:space="preserve">  usecase "UC-02: Просмотр водителей" as UC02</w:t>
-      </w:r>
-    </w:p>
-    <w:p>
-      <w:pPr>
-        <w:ind w:left="720"/>
-        <w:rPr>
-          <w:lang w:val="en-US"/>
-        </w:rPr>
-      </w:pPr>
-      <w:r>
-        <w:rPr>
-          <w:rFonts w:ascii="Courier New" w:eastAsia="Courier New" w:hAnsi="Courier New" w:cs="Courier New"/>
-          <w:sz w:val="20"/>
-          <w:szCs w:val="20"/>
-          <w:lang w:val="en-US"/>
-        </w:rPr>
-        <w:t>}</w:t>
-      </w:r>
-    </w:p>
-    <w:p>
-      <w:pPr>
-        <w:ind w:left="720"/>
-        <w:rPr>
-          <w:lang w:val="en-US"/>
-        </w:rPr>
-      </w:pPr>
-      <w:r>
-        <w:rPr>
-          <w:rFonts w:ascii="Courier New" w:eastAsia="Courier New" w:hAnsi="Courier New" w:cs="Courier New"/>
-          <w:sz w:val="20"/>
-          <w:szCs w:val="20"/>
-          <w:lang w:val="en-US"/>
-        </w:rPr>
-        <w:t>Admin --&gt; UC01; Admin --&gt; UC10; Admin --&gt; UC11</w:t>
-      </w:r>
-    </w:p>
-    <w:p>
-      <w:pPr>
-        <w:ind w:left="720"/>
-        <w:rPr>
-          <w:lang w:val="en-US"/>
-        </w:rPr>
-      </w:pPr>
-      <w:r>
-        <w:rPr>
-          <w:rFonts w:ascii="Courier New" w:eastAsia="Courier New" w:hAnsi="Courier New" w:cs="Courier New"/>
-          <w:sz w:val="20"/>
-          <w:szCs w:val="20"/>
-          <w:lang w:val="en-US"/>
-        </w:rPr>
-        <w:t>UC11</w:t>
-      </w:r>
-      <w:proofErr w:type="gramStart"/>
-      <w:r>
-        <w:rPr>
-          <w:rFonts w:ascii="Courier New" w:eastAsia="Courier New" w:hAnsi="Courier New" w:cs="Courier New"/>
-          <w:sz w:val="20"/>
-          <w:szCs w:val="20"/>
-          <w:lang w:val="en-US"/>
-        </w:rPr>
-        <w:t xml:space="preserve"> ..</w:t>
-      </w:r>
-      <w:proofErr w:type="gramEnd"/>
-      <w:r>
-        <w:rPr>
-          <w:rFonts w:ascii="Courier New" w:eastAsia="Courier New" w:hAnsi="Courier New" w:cs="Courier New"/>
-          <w:sz w:val="20"/>
-          <w:szCs w:val="20"/>
-          <w:lang w:val="en-US"/>
-        </w:rPr>
-        <w:t>&gt; UC09 : &lt;&lt;include&gt;&gt;</w:t>
-      </w:r>
-    </w:p>
-    <w:p>
-      <w:pPr>
-        <w:ind w:left="720"/>
-        <w:rPr>
-          <w:lang w:val="en-US"/>
-        </w:rPr>
-      </w:pPr>
-      <w:r>
-        <w:rPr>
-          <w:rFonts w:ascii="Courier New" w:eastAsia="Courier New" w:hAnsi="Courier New" w:cs="Courier New"/>
-          <w:sz w:val="20"/>
-          <w:szCs w:val="20"/>
-          <w:lang w:val="en-US"/>
-        </w:rPr>
-        <w:t>UC11</w:t>
-      </w:r>
-      <w:proofErr w:type="gramStart"/>
-      <w:r>
-        <w:rPr>
-          <w:rFonts w:ascii="Courier New" w:eastAsia="Courier New" w:hAnsi="Courier New" w:cs="Courier New"/>
-          <w:sz w:val="20"/>
-          <w:szCs w:val="20"/>
-          <w:lang w:val="en-US"/>
-        </w:rPr>
-        <w:t xml:space="preserve"> ..</w:t>
-      </w:r>
-      <w:proofErr w:type="gramEnd"/>
-      <w:r>
-        <w:rPr>
-          <w:rFonts w:ascii="Courier New" w:eastAsia="Courier New" w:hAnsi="Courier New" w:cs="Courier New"/>
-          <w:sz w:val="20"/>
-          <w:szCs w:val="20"/>
-          <w:lang w:val="en-US"/>
-        </w:rPr>
-        <w:t>&gt; UC02 : &lt;&lt;include&gt;&gt;</w:t>
-      </w:r>
-    </w:p>
-    <w:p>
-      <w:pPr>
-        <w:ind w:left="720"/>
-      </w:pPr>
-      <w:r>
-        <w:rPr>
-          <w:rFonts w:ascii="Courier New" w:eastAsia="Courier New" w:hAnsi="Courier New" w:cs="Courier New"/>
-          <w:sz w:val="20"/>
-          <w:szCs w:val="20"/>
-        </w:rPr>
-        <w:t>@enduml</w:t>
-      </w:r>
-    </w:p>
-    <w:p>
-      <w:pPr>
-        <w:pStyle w:val="3"/>
-        <w:spacing w:line="360" w:lineRule="auto"/>
-      </w:pPr>
-      <w:bookmarkStart w:id="79" w:name="_Toc233288014"/>
-      <w:r>
-        <w:t>А.3. PlantUML: Диаграмма пакетов PCMEF</w:t>
-      </w:r>
-      <w:bookmarkEnd w:id="79"/>
-    </w:p>
-    <w:p>
-      <w:pPr>
-        <w:ind w:left="720"/>
-        <w:rPr>
-          <w:lang w:val="en-US"/>
-        </w:rPr>
-      </w:pPr>
-      <w:r>
-        <w:rPr>
-          <w:rFonts w:ascii="Courier New" w:eastAsia="Courier New" w:hAnsi="Courier New" w:cs="Courier New"/>
-          <w:sz w:val="20"/>
-          <w:szCs w:val="20"/>
-          <w:lang w:val="en-US"/>
-        </w:rPr>
-        <w:t>@startuml</w:t>
-      </w:r>
-    </w:p>
-    <w:p>
-      <w:pPr>
-        <w:ind w:left="720"/>
-        <w:rPr>
-          <w:lang w:val="en-US"/>
-        </w:rPr>
-      </w:pPr>
-      <w:r>
-        <w:rPr>
-          <w:rFonts w:ascii="Courier New" w:eastAsia="Courier New" w:hAnsi="Courier New" w:cs="Courier New"/>
-          <w:sz w:val="20"/>
-          <w:szCs w:val="20"/>
-          <w:lang w:val="en-US"/>
-        </w:rPr>
-        <w:t>package "Flutter (Presentation)" {</w:t>
-      </w:r>
-    </w:p>
-    <w:p>
-      <w:pPr>
-        <w:ind w:left="720"/>
-        <w:rPr>
-          <w:lang w:val="en-US"/>
-        </w:rPr>
-      </w:pPr>
-      <w:r>
-        <w:rPr>
-          <w:rFonts w:ascii="Courier New" w:eastAsia="Courier New" w:hAnsi="Courier New" w:cs="Courier New"/>
-          <w:sz w:val="20"/>
-          <w:szCs w:val="20"/>
-          <w:lang w:val="en-US"/>
-        </w:rPr>
-        <w:t xml:space="preserve">  [LoginScreen]; [DriversScreen]; [OrdersScreen]; [CarsScreen]</w:t>
-      </w:r>
-    </w:p>
-    <w:p>
-      <w:pPr>
-        <w:ind w:left="720"/>
-        <w:rPr>
-          <w:lang w:val="en-US"/>
-        </w:rPr>
-      </w:pPr>
-      <w:r>
-        <w:rPr>
-          <w:rFonts w:ascii="Courier New" w:eastAsia="Courier New" w:hAnsi="Courier New" w:cs="Courier New"/>
-          <w:sz w:val="20"/>
-          <w:szCs w:val="20"/>
-          <w:lang w:val="en-US"/>
-        </w:rPr>
-        <w:t>}</w:t>
-      </w:r>
-    </w:p>
-    <w:p>
-      <w:pPr>
-        <w:ind w:left="720"/>
-        <w:rPr>
-          <w:lang w:val="en-US"/>
-        </w:rPr>
-      </w:pPr>
-      <w:r>
-        <w:rPr>
-          <w:rFonts w:ascii="Courier New" w:eastAsia="Courier New" w:hAnsi="Courier New" w:cs="Courier New"/>
-          <w:sz w:val="20"/>
-          <w:szCs w:val="20"/>
-          <w:lang w:val="en-US"/>
-        </w:rPr>
-        <w:t>package "Spring Boot" {</w:t>
-      </w:r>
-    </w:p>
-    <w:p>
-      <w:pPr>
-        <w:ind w:left="720"/>
-        <w:rPr>
-          <w:lang w:val="en-US"/>
-        </w:rPr>
-      </w:pPr>
-      <w:r>
-        <w:rPr>
-          <w:rFonts w:ascii="Courier New" w:eastAsia="Courier New" w:hAnsi="Courier New" w:cs="Courier New"/>
-          <w:sz w:val="20"/>
-          <w:szCs w:val="20"/>
-          <w:lang w:val="en-US"/>
-        </w:rPr>
-        <w:t xml:space="preserve">  package "Control" </w:t>
-      </w:r>
-      <w:proofErr w:type="gramStart"/>
-      <w:r>
-        <w:rPr>
-          <w:rFonts w:ascii="Courier New" w:eastAsia="Courier New" w:hAnsi="Courier New" w:cs="Courier New"/>
-          <w:sz w:val="20"/>
-          <w:szCs w:val="20"/>
-          <w:lang w:val="en-US"/>
-        </w:rPr>
-        <w:t>{ [</w:t>
-      </w:r>
-      <w:proofErr w:type="gramEnd"/>
-      <w:r>
-        <w:rPr>
-          <w:rFonts w:ascii="Courier New" w:eastAsia="Courier New" w:hAnsi="Courier New" w:cs="Courier New"/>
-          <w:sz w:val="20"/>
-          <w:szCs w:val="20"/>
-          <w:lang w:val="en-US"/>
-        </w:rPr>
-        <w:t>AuthController]; [DriverController]; [OrderController] }</w:t>
-      </w:r>
-    </w:p>
-    <w:p>
-      <w:pPr>
-        <w:ind w:left="720"/>
-        <w:rPr>
-          <w:lang w:val="en-US"/>
-        </w:rPr>
-      </w:pPr>
-      <w:r>
-        <w:rPr>
-          <w:rFonts w:ascii="Courier New" w:eastAsia="Courier New" w:hAnsi="Courier New" w:cs="Courier New"/>
-          <w:sz w:val="20"/>
-          <w:szCs w:val="20"/>
-          <w:lang w:val="en-US"/>
-        </w:rPr>
-        <w:t xml:space="preserve">  package "Mediator" </w:t>
-      </w:r>
-      <w:proofErr w:type="gramStart"/>
-      <w:r>
-        <w:rPr>
-          <w:rFonts w:ascii="Courier New" w:eastAsia="Courier New" w:hAnsi="Courier New" w:cs="Courier New"/>
-          <w:sz w:val="20"/>
-          <w:szCs w:val="20"/>
-          <w:lang w:val="en-US"/>
-        </w:rPr>
-        <w:t>{ [</w:t>
-      </w:r>
-      <w:proofErr w:type="gramEnd"/>
-      <w:r>
-        <w:rPr>
-          <w:rFonts w:ascii="Courier New" w:eastAsia="Courier New" w:hAnsi="Courier New" w:cs="Courier New"/>
-          <w:sz w:val="20"/>
-          <w:szCs w:val="20"/>
-          <w:lang w:val="en-US"/>
-        </w:rPr>
-        <w:t>DriverService]; [OrderService] }</w:t>
-      </w:r>
-    </w:p>
-    <w:p>
-      <w:pPr>
-        <w:ind w:left="720"/>
-        <w:rPr>
-          <w:lang w:val="en-US"/>
-        </w:rPr>
-      </w:pPr>
-      <w:r>
-        <w:rPr>
-          <w:rFonts w:ascii="Courier New" w:eastAsia="Courier New" w:hAnsi="Courier New" w:cs="Courier New"/>
-          <w:sz w:val="20"/>
-          <w:szCs w:val="20"/>
-          <w:lang w:val="en-US"/>
-        </w:rPr>
-        <w:t xml:space="preserve">  package "Entity" </w:t>
-      </w:r>
-      <w:proofErr w:type="gramStart"/>
-      <w:r>
-        <w:rPr>
-          <w:rFonts w:ascii="Courier New" w:eastAsia="Courier New" w:hAnsi="Courier New" w:cs="Courier New"/>
-          <w:sz w:val="20"/>
-          <w:szCs w:val="20"/>
-          <w:lang w:val="en-US"/>
-        </w:rPr>
-        <w:t>{ [</w:t>
-      </w:r>
-      <w:proofErr w:type="gramEnd"/>
-      <w:r>
-        <w:rPr>
-          <w:rFonts w:ascii="Courier New" w:eastAsia="Courier New" w:hAnsi="Courier New" w:cs="Courier New"/>
-          <w:sz w:val="20"/>
-          <w:szCs w:val="20"/>
-          <w:lang w:val="en-US"/>
-        </w:rPr>
-        <w:t>Driver]; [Car]; [Order]; [Assignment] }</w:t>
-      </w:r>
-    </w:p>
-    <w:p>
-      <w:pPr>
-        <w:ind w:left="720"/>
-        <w:rPr>
-          <w:lang w:val="en-US"/>
-        </w:rPr>
-      </w:pPr>
-      <w:r>
-        <w:rPr>
-          <w:rFonts w:ascii="Courier New" w:eastAsia="Courier New" w:hAnsi="Courier New" w:cs="Courier New"/>
-          <w:sz w:val="20"/>
-          <w:szCs w:val="20"/>
-          <w:lang w:val="en-US"/>
-        </w:rPr>
-        <w:t xml:space="preserve">  package "Foundation" </w:t>
-      </w:r>
-      <w:proofErr w:type="gramStart"/>
-      <w:r>
-        <w:rPr>
-          <w:rFonts w:ascii="Courier New" w:eastAsia="Courier New" w:hAnsi="Courier New" w:cs="Courier New"/>
-          <w:sz w:val="20"/>
-          <w:szCs w:val="20"/>
-          <w:lang w:val="en-US"/>
-        </w:rPr>
-        <w:t>{ [</w:t>
-      </w:r>
-      <w:proofErr w:type="gramEnd"/>
-      <w:r>
-        <w:rPr>
-          <w:rFonts w:ascii="Courier New" w:eastAsia="Courier New" w:hAnsi="Courier New" w:cs="Courier New"/>
-          <w:sz w:val="20"/>
-          <w:szCs w:val="20"/>
-          <w:lang w:val="en-US"/>
-        </w:rPr>
-        <w:t>DriverRepository]; [OrderRepository] }</w:t>
-      </w:r>
-    </w:p>
-    <w:p>
-      <w:pPr>
-        <w:ind w:left="720"/>
-        <w:rPr>
-          <w:lang w:val="en-US"/>
-        </w:rPr>
-      </w:pPr>
-      <w:r>
-        <w:rPr>
-          <w:rFonts w:ascii="Courier New" w:eastAsia="Courier New" w:hAnsi="Courier New" w:cs="Courier New"/>
-          <w:sz w:val="20"/>
-          <w:szCs w:val="20"/>
-          <w:lang w:val="en-US"/>
-        </w:rPr>
-        <w:t xml:space="preserve">  database PostgreSQL</w:t>
-      </w:r>
-    </w:p>
-    <w:p>
-      <w:pPr>
-        <w:ind w:left="720"/>
-        <w:rPr>
-          <w:lang w:val="en-US"/>
-        </w:rPr>
-      </w:pPr>
-      <w:r>
-        <w:rPr>
-          <w:rFonts w:ascii="Courier New" w:eastAsia="Courier New" w:hAnsi="Courier New" w:cs="Courier New"/>
-          <w:sz w:val="20"/>
-          <w:szCs w:val="20"/>
-          <w:lang w:val="en-US"/>
-        </w:rPr>
-        <w:t>}</w:t>
-      </w:r>
-    </w:p>
-    <w:p>
-      <w:pPr>
-        <w:ind w:left="720"/>
-        <w:rPr>
-          <w:lang w:val="en-US"/>
-        </w:rPr>
-      </w:pPr>
-      <w:r>
-        <w:rPr>
-          <w:rFonts w:ascii="Courier New" w:eastAsia="Courier New" w:hAnsi="Courier New" w:cs="Courier New"/>
-          <w:sz w:val="20"/>
-          <w:szCs w:val="20"/>
-          <w:lang w:val="en-US"/>
-        </w:rPr>
-        <w:t xml:space="preserve">Flutter --&gt; </w:t>
-      </w:r>
-      <w:proofErr w:type="gramStart"/>
-      <w:r>
-        <w:rPr>
-          <w:rFonts w:ascii="Courier New" w:eastAsia="Courier New" w:hAnsi="Courier New" w:cs="Courier New"/>
-          <w:sz w:val="20"/>
-          <w:szCs w:val="20"/>
-          <w:lang w:val="en-US"/>
-        </w:rPr>
-        <w:t>Control :</w:t>
-      </w:r>
-      <w:proofErr w:type="gramEnd"/>
-      <w:r>
-        <w:rPr>
-          <w:rFonts w:ascii="Courier New" w:eastAsia="Courier New" w:hAnsi="Courier New" w:cs="Courier New"/>
-          <w:sz w:val="20"/>
-          <w:szCs w:val="20"/>
-          <w:lang w:val="en-US"/>
-        </w:rPr>
-        <w:t xml:space="preserve"> REST/JSON/JWT</w:t>
+        <w:t>Flutter --&gt; Control : REST/JSON/JWT</w:t>
       </w:r>
     </w:p>
     <w:p>
@@ -39589,7 +37715,7 @@
       <w:rPr>
         <w:noProof/>
       </w:rPr>
-      <w:t>21</w:t>
+      <w:t>2</w:t>
     </w:r>
     <w:r>
       <w:fldChar w:fldCharType="end"/>
@@ -40703,7 +38829,7 @@
 </file>
 
 <file path=customXml/itemProps1.xml><?xml version="1.0" encoding="utf-8"?>
-<ds:datastoreItem xmlns:ds="http://schemas.openxmlformats.org/officeDocument/2006/customXml" ds:itemID="{79DED9E1-1C43-421C-9D4A-794B2D9BE49F}">
+<ds:datastoreItem xmlns:ds="http://schemas.openxmlformats.org/officeDocument/2006/customXml" ds:itemID="{3F0F6C0B-0DE2-4AA8-BA34-45A8ACB44E74}">
   <ds:schemaRefs>
     <ds:schemaRef ds:uri="http://schemas.openxmlformats.org/officeDocument/2006/bibliography"/>
   </ds:schemaRefs>
